--- a/download/studien-aktuell.docx
+++ b/download/studien-aktuell.docx
@@ -62,7 +62,7 @@
           <w:color w:val="666666"/>
           <w:sz w:val="18"/>
         </w:rPr>
-        <w:t>Stand: 18.08.2026  |  6 Studien  |  longevity.m-vf.de</w:t>
+        <w:t>Stand: 19.08.2026  |  2 Studien  |  longevity.m-vf.de</w:t>
       </w:r>
     </w:p>
     <w:p>
@@ -70,7 +70,7 @@
         <w:pStyle w:val="Heading1"/>
       </w:pPr>
       <w:r>
-        <w:t>Aufgenommen am 18.08.2026</w:t>
+        <w:t>Aufgenommen am 19.08.2026</w:t>
       </w:r>
     </w:p>
     <w:p>
@@ -78,7 +78,7 @@
         <w:pStyle w:val="Heading2"/>
       </w:pPr>
       <w:r>
-        <w:t>Frailty-Verteilung und Sterblichkeit in Europa: Ländervergleich zeigt höchste Last in USA und Südosteuropa</w:t>
+        <w:t>Frailty und kognitive Beeinträchtigung: Prospektive Assoziationen in fünf multinationalen Kohorten mit gepoolten Hazard Ratios</w:t>
       </w:r>
     </w:p>
     <w:p>
@@ -88,12 +88,12 @@
           <w:color w:val="666666"/>
           <w:sz w:val="18"/>
         </w:rPr>
-        <w:t>Drijver-Headley S et al.  ·  Age Ageing  ·  03.08.2026  ·  PMID 42607277</w:t>
+        <w:t>Peng L et al.  ·  BMC Public Health  ·  25.07.2026  ·  PMID 42595986</w:t>
       </w:r>
     </w:p>
     <w:p>
       <w:r>
-        <w:t>Vergleichende Analyse von Frailty-Indizes, Sterblichkeit und Frailty-Progression in 17 Ländern mit unterschiedlichen Gesundheitssystemen.</w:t>
+        <w:t>Länderübergreifende Metaanalyse von fünf Longitudinal-Kohorten (USA, England, Europa, China, Korea) mit insgesamt 47429 Teilnehmern zur Assoziation zwischen Baseline-Frailty-Status und kognitiver Beeinträchtigung sowie Frailty-Trajektorien und kognitiven Outcomes über 4–10 Jahre.</w:t>
       </w:r>
     </w:p>
     <w:p>
@@ -104,7 +104,7 @@
         <w:t xml:space="preserve">Ergebnis: </w:t>
       </w:r>
       <w:r>
-        <w:t>In der USA, Mexiko und Südosteuropa war Gebrechlichkeit am höchsten, in Nord- und Zentraleuropa am niedrigsten; Sterblichkeit und Defizitakkumulation differierten erheblich zwischen Ländern, mit höchsten Werten in Mexiko. Meta-analytische Methoden zeigen, dass Frailty-Unterschiede zwischen Ländern wesentlich mit lokalen Einkommens- und Versorgungsstrukturen assoziiert sind.</w:t>
+        <w:t>Pre-Frailty: gepoolte adjustierte HR 1,25 (95% CI 1,18–1,33) für kognitive Beeinträchtigung; Frailty: HR 1,69 (95% CI 1,50–1,90). Frailty-Trajektorien waren signifikant mit kognitiven Outcomes assoziiert (höhere Trajektorie: OR 1,45–4,37 für kognitive Beeinträchtigung; niedrigere: OR 0,46–0,72 protektiv). Befunde konsistent über alle Kohorten.</w:t>
       </w:r>
     </w:p>
     <w:p>
@@ -119,7 +119,7 @@
         <w:rPr>
           <w:sz w:val="19"/>
         </w:rPr>
-        <w:t>SHARE und ELSA (Europa) direkt vergleichbar; USA/Mexiko zeigen Effekte unterschiedlicher Finanzierung und sozialer Ungleichheit.</w:t>
+        <w:t>HRS, ELSA, SHARE, CHARLS, KLoSA – europäische und non-europäische Daten, jedoch nur weil robust repliziert</w:t>
       </w:r>
     </w:p>
     <w:p>
@@ -128,7 +128,7 @@
           <w:color w:val="5A7D3A"/>
           <w:sz w:val="18"/>
         </w:rPr>
-        <w:t>https://pubmed.ncbi.nlm.nih.gov/42607277/</w:t>
+        <w:t>https://pubmed.ncbi.nlm.nih.gov/42595986/</w:t>
       </w:r>
     </w:p>
     <w:p>
@@ -136,7 +136,7 @@
         <w:pStyle w:val="Heading2"/>
       </w:pPr>
       <w:r>
-        <w:t>Funktionelles Altern und Vermögensungleichheit: England und Kanada zeigen unterschiedliche Ungleichheitsgradienten</w:t>
+        <w:t>Akutgeriatrische Versorgungsmodelle in Dänemark: Nationale Bestandsaufnahme und Variabilität der Assessment-Praktiken</w:t>
       </w:r>
     </w:p>
     <w:p>
@@ -146,12 +146,12 @@
           <w:color w:val="666666"/>
           <w:sz w:val="18"/>
         </w:rPr>
-        <w:t>Schrempft S et al.  ·  PLoS Med  ·  13.08.2026  ·  PMID 42594078</w:t>
+        <w:t>Brockhattingen KK et al.  ·  Dan Med J  ·  02.07.2026  ·  PMID 42563704</w:t>
       </w:r>
     </w:p>
     <w:p>
       <w:r>
-        <w:t>Längsschnittstudie der Assoziation zwischen Vermögen und körperlicher Funktionsfähigkeit (Ganggeschwindigkeit, Griffstärke, Mobilitätseinschränkungen, ADL/IADL) in England und Kanada über 10 Jahre.</w:t>
+        <w:t>Nationale Querschnittsbefragung aller 20 Krankenhaus-Geriatriestationen in Dänemark zur Struktur, Teamzusammensetzung und Assessment-Funktionen in akutgeriatrischen Modellen für Patienten ≥65 Jahre mit akuter medizinischer Erkrankung.</w:t>
       </w:r>
     </w:p>
     <w:p>
@@ -162,7 +162,7 @@
         <w:t xml:space="preserve">Ergebnis: </w:t>
       </w:r>
       <w:r>
-        <w:t>Bei weniger Vermögen: 15 Jahre Funktionsverlust bei Ganggeschwindigkeit in England vs. 9 Jahre in Kanada; 20 Jahre Funktionsverlust bei ADL-Schwierigkeiten in England vs. 9 Jahre in Kanada. Vermögensungleichheiten in der Funktionsfähigkeit waren größer in England trotz ähnlicher Gesundheitssysteme, bleiben nach Anpassung für Komorbiditäten bestehen.</w:t>
+        <w:t>Zwölf von 20 Stationen (60%) melden aktive akutgeriatrische Funktionen. Alle 12 führen diagnostische Bewertung, patientenzentrierte Evaluation und Basis-Assessments durch. Andere Elemente variabel: EKG (n=4–10/12), Ultraschall, Frailty-Assessment, interdisziplinäre Review, Koordination mit Community-Care (4–10/12). Erkenntnis: Große Variation in Struktur und Inhalten trotz Flächendeckung.</w:t>
       </w:r>
     </w:p>
     <w:p>
@@ -177,7 +177,7 @@
         <w:rPr>
           <w:sz w:val="19"/>
         </w:rPr>
-        <w:t>England und Kanada – beide gemäßigte Einkommen und ähnliche Sozialversicherung; Unterschied verdeutlicht Bedeutung von Vermögen neben Systemfinanzierung.</w:t>
+        <w:t>Dänemark, europäisches Gesundheitssystem, vergleichbar mit deutschem Modell</w:t>
       </w:r>
     </w:p>
     <w:p>
@@ -186,239 +186,7 @@
           <w:color w:val="5A7D3A"/>
           <w:sz w:val="18"/>
         </w:rPr>
-        <w:t>https://pubmed.ncbi.nlm.nih.gov/42594078/</w:t>
-      </w:r>
-    </w:p>
-    <w:p>
-      <w:pPr>
-        <w:pStyle w:val="Heading2"/>
-      </w:pPr>
-      <w:r>
-        <w:t>Körperliche Aktivität schützt Nervenfasern im Gehirn – stärkster Effekt bei älteren und bewegungsarmen Personen</w:t>
-      </w:r>
-    </w:p>
-    <w:p>
-      <w:r>
-        <w:rPr>
-          <w:i/>
-          <w:color w:val="666666"/>
-          <w:sz w:val="18"/>
-        </w:rPr>
-        <w:t>Saxler E et al.  ·  Aging Cell  ·  Aug. 2026  ·  PMID 42568043</w:t>
-      </w:r>
-    </w:p>
-    <w:p>
-      <w:r>
-        <w:t>Querschnittsstudie von 4.188 Teilnehmern (mittleres Alter 55,4 Jahre) der Rhineland-Studie zur Assoziation zwischen Beschleunigungsmesser-gemessener körperlicher Aktivität und Mikrostruktur weißer Substanz (Diffusions-MRT) mit Vermittlung durch Körpergewicht und kardiometabolische Faktoren.</w:t>
-      </w:r>
-    </w:p>
-    <w:p>
-      <w:r>
-        <w:rPr>
-          <w:b/>
-        </w:rPr>
-        <w:t xml:space="preserve">Ergebnis: </w:t>
-      </w:r>
-      <w:r>
-        <w:t>Höherer Energieverbrauch assoziiert mit niedrigerem Richtungsdispersion-Index (β=–0,153 [–0,183 bis –0,122], p&lt;0,001), quadratischer Effekt leveling off (β=0,034 [0,017–0,051], p&lt;0,001). Mit zunehmendem Alter: körperliche Aktivität stärker mit höherer Neuritendichte und niedriger mittlerer Diffusivität assoziiert; Effekt am größten bei älteren und sedentären Personen, vermittelt durch Körpergewicht, kardiometabolische und entzündliche Faktoren.</w:t>
-      </w:r>
-    </w:p>
-    <w:p>
-      <w:r>
-        <w:rPr>
-          <w:b/>
-          <w:sz w:val="19"/>
-        </w:rPr>
-        <w:t xml:space="preserve">Übertragbarkeit: </w:t>
-      </w:r>
-      <w:r>
-        <w:rPr>
-          <w:sz w:val="19"/>
-        </w:rPr>
-        <w:t>Deutschland (Bonn) – Populationsstichprobe, vergleichbare Versorgung, direkt auf Altenprävention übertragbar.</w:t>
-      </w:r>
-    </w:p>
-    <w:p>
-      <w:r>
-        <w:rPr>
-          <w:color w:val="5A7D3A"/>
-          <w:sz w:val="18"/>
-        </w:rPr>
-        <w:t>https://pubmed.ncbi.nlm.nih.gov/42568043/</w:t>
-      </w:r>
-    </w:p>
-    <w:p>
-      <w:pPr>
-        <w:pStyle w:val="Heading2"/>
-      </w:pPr>
-      <w:r>
-        <w:t>Gebrechlichkeit verschlechtert Operationsergebnisse nach Notfall-Chirurgie bei älteren Erwachsenen um das Dreifache</w:t>
-      </w:r>
-    </w:p>
-    <w:p>
-      <w:r>
-        <w:rPr>
-          <w:i/>
-          <w:color w:val="666666"/>
-          <w:sz w:val="18"/>
-        </w:rPr>
-        <w:t>Fehlmann CA et al.  ·  Swiss Med Wkly  ·  26.06.2026  ·  PMID 42537629</w:t>
-      </w:r>
-    </w:p>
-    <w:p>
-      <w:r>
-        <w:t>Retrospektive Kohortenstudie der Assoziation zwischen Gebrechlichkeit (Clinical Frailty Scale ≥5) und einjähriger Mortalität, Komplikationen, Krankenhausaufenthalt und Entlassungsort bei älteren Patienten (≥65 Jahre) nach elektiven Notfall-Eingriffen.</w:t>
-      </w:r>
-    </w:p>
-    <w:p>
-      <w:r>
-        <w:rPr>
-          <w:b/>
-        </w:rPr>
-        <w:t xml:space="preserve">Ergebnis: </w:t>
-      </w:r>
-      <w:r>
-        <w:t>38,2 % waren gebrechlich; einjährige Mortalität 25,6 % (gebrechlich) vs. 6,6 % (nicht gebrechlich), adjustierte OR 3,0 [95%-KI 1,7–5,1]; Komplikationen OR 2,3 [1,5–3,6]; Krankenhausaufenthalt +46,4 % [26,8–69,0 %]; Entlassung nicht nach Hause OR 2,1 [1,4–3,2]. Frailty ist ein starker unabhängiger Risikofaktor für schlechte Ergebnisse.</w:t>
-      </w:r>
-    </w:p>
-    <w:p>
-      <w:r>
-        <w:rPr>
-          <w:b/>
-          <w:sz w:val="19"/>
-        </w:rPr>
-        <w:t xml:space="preserve">Übertragbarkeit: </w:t>
-      </w:r>
-      <w:r>
-        <w:rPr>
-          <w:sz w:val="19"/>
-        </w:rPr>
-        <w:t>Schweiz – dem deutschsprachigen Raum ähnliches System, vergleichbare Klinikdokumentation und Risikostratifizierung.</w:t>
-      </w:r>
-    </w:p>
-    <w:p>
-      <w:r>
-        <w:rPr>
-          <w:color w:val="5A7D3A"/>
-          <w:sz w:val="18"/>
-        </w:rPr>
-        <w:t>https://pubmed.ncbi.nlm.nih.gov/42537629/</w:t>
-      </w:r>
-    </w:p>
-    <w:p>
-      <w:pPr>
-        <w:pStyle w:val="Heading2"/>
-      </w:pPr>
-      <w:r>
-        <w:t>Schlaganfallmortalität in Europa: Zwei Jahrzehnte Rückgang getrieben durch bessere akute Versorgung, nicht durch Behinderungsreduktion</w:t>
-      </w:r>
-    </w:p>
-    <w:p>
-      <w:r>
-        <w:rPr>
-          <w:i/>
-          <w:color w:val="666666"/>
-          <w:sz w:val="18"/>
-        </w:rPr>
-        <w:t>Brigo F et al.  ·  Eur Stroke J  ·  06.07.2026  ·  PMID 42479895</w:t>
-      </w:r>
-    </w:p>
-    <w:p>
-      <w:r>
-        <w:t>Analyse von Global Burden of Disease-Daten (1990–2023) zu Trends in Behinderungsjahren (DALYs), vorzeitige Todesfälle (YLLs) und Jahre mit Behinderung (YLDs) durch ischämische Schlaganfälle in europäischen Ländern.</w:t>
-      </w:r>
-    </w:p>
-    <w:p>
-      <w:r>
-        <w:rPr>
-          <w:b/>
-        </w:rPr>
-        <w:t xml:space="preserve">Ergebnis: </w:t>
-      </w:r>
-      <w:r>
-        <w:t>DALY-Raten sanken in allen europäischen Ländern; durchschnittliche jährliche prozentuale Veränderung (EAPC) –3,40 % [–3,74 bis –3,05]; YLL-Rückgang –1,26 % [–1,43 bis –1,09]; YLD-Rückgang –3,86 % [–4,26 bis –3,46]. Rückgang der vorzeitigen Mortalität war Haupttreiber; YLD-Fortschritt blieb heterogen und geringer, regionale Unterschiede in Zentral-/Westeuropa vs. Ost-/Südosteuropa.</w:t>
-      </w:r>
-    </w:p>
-    <w:p>
-      <w:r>
-        <w:rPr>
-          <w:b/>
-          <w:sz w:val="19"/>
-        </w:rPr>
-        <w:t xml:space="preserve">Übertragbarkeit: </w:t>
-      </w:r>
-      <w:r>
-        <w:rPr>
-          <w:sz w:val="19"/>
-        </w:rPr>
-        <w:t>Alle europäischen Länder – direkt vergleichbar mit Deutschland; GBD-Daten ermöglichen Vergleich von Versorgungsqualität und Prevention.</w:t>
-      </w:r>
-    </w:p>
-    <w:p>
-      <w:r>
-        <w:rPr>
-          <w:color w:val="5A7D3A"/>
-          <w:sz w:val="18"/>
-        </w:rPr>
-        <w:t>https://pubmed.ncbi.nlm.nih.gov/42479895/</w:t>
-      </w:r>
-    </w:p>
-    <w:p>
-      <w:pPr>
-        <w:pStyle w:val="Heading2"/>
-      </w:pPr>
-      <w:r>
-        <w:t>Geriatrisches Assessment und sektorenübergreifende Versorgung reduzieren Pflegebedürftigkeit: Deutscher Konsens zu modernem Altersmanagement</w:t>
-      </w:r>
-    </w:p>
-    <w:p>
-      <w:r>
-        <w:rPr>
-          <w:i/>
-          <w:color w:val="666666"/>
-          <w:sz w:val="18"/>
-        </w:rPr>
-        <w:t>Gosch M et al.  ·  Z Gerontol Geriatr  ·  21.07.2026  ·  PMID 42479140</w:t>
-      </w:r>
-    </w:p>
-    <w:p>
-      <w:r>
-        <w:t>Expertenpapier deutscher Geriater zu aktuellem Stand, evidenzbasierter Praxis und Zukunft geriatrischer Medizin, einschließlich Effekte von umfassendem Assessment und multiprofessionellen Modellen.</w:t>
-      </w:r>
-    </w:p>
-    <w:p>
-      <w:r>
-        <w:rPr>
-          <w:b/>
-        </w:rPr>
-        <w:t xml:space="preserve">Ergebnis: </w:t>
-      </w:r>
-      <w:r>
-        <w:t>Zahlreiche Studien belegen: geriatrisches Assessment verbessert funktionelle Fähigkeiten, reduziert Pflegebedürftigkeit und verkürzt/verkürzt Krankenhausaufenthalte. Defizite bestehen in flächendeckender Versorgung, Finanzierung, Fachkräftemangel und Integration in andere Fachgebiete.</w:t>
-      </w:r>
-    </w:p>
-    <w:p>
-      <w:r>
-        <w:rPr>
-          <w:b/>
-          <w:sz w:val="19"/>
-        </w:rPr>
-        <w:t xml:space="preserve">Übertragbarkeit: </w:t>
-      </w:r>
-      <w:r>
-        <w:rPr>
-          <w:sz w:val="19"/>
-        </w:rPr>
-        <w:t>Deutschland – direkte Evidenz zur deutschen Versorgungssituation und politischen Handlungsfelder für Systemreformen.</w:t>
-      </w:r>
-    </w:p>
-    <w:p>
-      <w:r>
-        <w:rPr>
-          <w:color w:val="5A7D3A"/>
-          <w:sz w:val="18"/>
-        </w:rPr>
-        <w:t>https://pubmed.ncbi.nlm.nih.gov/42479140/</w:t>
+        <w:t>https://pubmed.ncbi.nlm.nih.gov/42563704/</w:t>
       </w:r>
     </w:p>
     <w:sectPr>

--- a/download/studien-aktuell.docx
+++ b/download/studien-aktuell.docx
@@ -62,7 +62,7 @@
           <w:color w:val="666666"/>
           <w:sz w:val="18"/>
         </w:rPr>
-        <w:t>Stand: 19.08.2026  |  2 Studien  |  longevity.m-vf.de</w:t>
+        <w:t>Stand: 20.08.2026  |  2 Studien  |  longevity.m-vf.de</w:t>
       </w:r>
     </w:p>
     <w:p>
@@ -70,7 +70,7 @@
         <w:pStyle w:val="Heading1"/>
       </w:pPr>
       <w:r>
-        <w:t>Aufgenommen am 19.08.2026</w:t>
+        <w:t>Aufgenommen am 20.08.2026</w:t>
       </w:r>
     </w:p>
     <w:p>
@@ -78,7 +78,7 @@
         <w:pStyle w:val="Heading2"/>
       </w:pPr>
       <w:r>
-        <w:t>Frailty und kognitive Beeinträchtigung: Prospektive Assoziationen in fünf multinationalen Kohorten mit gepoolten Hazard Ratios</w:t>
+        <w:t>Konzept des gesunden Alterns in Norwegen: Qualitative Analyse von Perspektiven älterer Menschen, Fachkräfte und Entscheidungsträger</w:t>
       </w:r>
     </w:p>
     <w:p>
@@ -88,12 +88,12 @@
           <w:color w:val="666666"/>
           <w:sz w:val="18"/>
         </w:rPr>
-        <w:t>Peng L et al.  ·  BMC Public Health  ·  25.07.2026  ·  PMID 42595986</w:t>
+        <w:t>Bikova M et al.  ·  BMC Health Serv Res  ·  14.08.2026  ·  PMID 42613606</w:t>
       </w:r>
     </w:p>
     <w:p>
       <w:r>
-        <w:t>Länderübergreifende Metaanalyse von fünf Longitudinal-Kohorten (USA, England, Europa, China, Korea) mit insgesamt 47429 Teilnehmern zur Assoziation zwischen Baseline-Frailty-Status und kognitiver Beeinträchtigung sowie Frailty-Trajektorien und kognitiven Outcomes über 4–10 Jahre.</w:t>
+        <w:t>Qualitative Studie mit 23 semi-strukturierten Interviews (ältere Menschen, Fachkräfte, Entscheidungsträger) zur Interpretation des UN-Jahrzehnts des gesunden Alterns in einer norwegischen Kommune.</w:t>
       </w:r>
     </w:p>
     <w:p>
@@ -104,7 +104,7 @@
         <w:t xml:space="preserve">Ergebnis: </w:t>
       </w:r>
       <w:r>
-        <w:t>Pre-Frailty: gepoolte adjustierte HR 1,25 (95% CI 1,18–1,33) für kognitive Beeinträchtigung; Frailty: HR 1,69 (95% CI 1,50–1,90). Frailty-Trajektorien waren signifikant mit kognitiven Outcomes assoziiert (höhere Trajektorie: OR 1,45–4,37 für kognitive Beeinträchtigung; niedrigere: OR 0,46–0,72 protektiv). Befunde konsistent über alle Kohorten.</w:t>
+        <w:t>Drei zentrale Themen: Strategien zur Bewältigung, gemischte Alterswahrnehmungen, Gesundheitsdienste. Ergebnis: Altern wird als kollektive Verantwortung betont, aber zunehmend Älteren selbst übertragen; Digitalisierung ist Barriere für vulnerable Gruppen; kommunale Dienste werden als qualitativ hochwertig, aber ressourcengeprägt wahrgenommen. Schnelle Digitalisierung und Individualisierung verschärfen Ungleichheiten.</w:t>
       </w:r>
     </w:p>
     <w:p>
@@ -119,7 +119,7 @@
         <w:rPr>
           <w:sz w:val="19"/>
         </w:rPr>
-        <w:t>HRS, ELSA, SHARE, CHARLS, KLoSA – europäische und non-europäische Daten, jedoch nur weil robust repliziert</w:t>
+        <w:t>Norwegen, skandinavisches Wohlfahrtssystem; Befunde zu Digitalisierungsbarrieren und Equity-Risiken übertragbar auf vergleichbare europäische Kontexte.</w:t>
       </w:r>
     </w:p>
     <w:p>
@@ -128,7 +128,7 @@
           <w:color w:val="5A7D3A"/>
           <w:sz w:val="18"/>
         </w:rPr>
-        <w:t>https://pubmed.ncbi.nlm.nih.gov/42595986/</w:t>
+        <w:t>https://pubmed.ncbi.nlm.nih.gov/42613606/</w:t>
       </w:r>
     </w:p>
     <w:p>
@@ -136,7 +136,7 @@
         <w:pStyle w:val="Heading2"/>
       </w:pPr>
       <w:r>
-        <w:t>Akutgeriatrische Versorgungsmodelle in Dänemark: Nationale Bestandsaufnahme und Variabilität der Assessment-Praktiken</w:t>
+        <w:t>Funktionale Performance im WHO-ICOPE-Rahmen: Brasilien und Europa zeigen zehn Jahre Unterschied in Funktionsverlust</w:t>
       </w:r>
     </w:p>
     <w:p>
@@ -146,12 +146,12 @@
           <w:color w:val="666666"/>
           <w:sz w:val="18"/>
         </w:rPr>
-        <w:t>Brockhattingen KK et al.  ·  Dan Med J  ·  02.07.2026  ·  PMID 42563704</w:t>
+        <w:t>Oliveira VR et al.  ·  PLoS One  ·  05.08.2026  ·  PMID 42555548</w:t>
       </w:r>
     </w:p>
     <w:p>
       <w:r>
-        <w:t>Nationale Querschnittsbefragung aller 20 Krankenhaus-Geriatriestationen in Dänemark zur Struktur, Teamzusammensetzung und Assessment-Funktionen in akutgeriatrischen Modellen für Patienten ≥65 Jahre mit akuter medizinischer Erkrankung.</w:t>
+        <w:t>Vergleich von Determinanten der Funktionsfähigkeit (BADL/IADL) anhand von ELSI-Brasil (n=4825) und SHARE (n=25978) mit Analyse intrinsischer Kapazitätsdimensionen nach WHO-ICOPE-Modell.</w:t>
       </w:r>
     </w:p>
     <w:p>
@@ -162,7 +162,7 @@
         <w:t xml:space="preserve">Ergebnis: </w:t>
       </w:r>
       <w:r>
-        <w:t>Zwölf von 20 Stationen (60%) melden aktive akutgeriatrische Funktionen. Alle 12 führen diagnostische Bewertung, patientenzentrierte Evaluation und Basis-Assessments durch. Andere Elemente variabel: EKG (n=4–10/12), Ultraschall, Frailty-Assessment, interdisziplinäre Review, Koordination mit Community-Care (4–10/12). Erkenntnis: Große Variation in Struktur und Inhalten trotz Flächendeckung.</w:t>
+        <w:t>Funktioneller Rückgang beginnt in Brasilien eine Dekade früher als in Europa. Risikomuster differieren: Mobilität–Handkraft schützender in Europa, Gehgeschwindigkeit Risikofaktor nur in Brasilien (OR 1,16); Depression höheres Risiko in Europa (OR 1,67–1,71) vs. Brasilien (OR 1,26–1,53); schlechte Selbsteinschätzung der Gesundheit stärkerer BADL-Risikofaktor in Brasilien (OR 2,72 vs. 2,07).</w:t>
       </w:r>
     </w:p>
     <w:p>
@@ -177,7 +177,7 @@
         <w:rPr>
           <w:sz w:val="19"/>
         </w:rPr>
-        <w:t>Dänemark, europäisches Gesundheitssystem, vergleichbar mit deutschem Modell</w:t>
+        <w:t>Brasilien und Europa (SHARE), unterschiedliche Sozioökonomie; Befund zeigt kontextabhängige Risikofaktoren; ICOPE-Strategien müssen sozioökonomischen Unterschieden Rechnung tragen.</w:t>
       </w:r>
     </w:p>
     <w:p>
@@ -186,7 +186,7 @@
           <w:color w:val="5A7D3A"/>
           <w:sz w:val="18"/>
         </w:rPr>
-        <w:t>https://pubmed.ncbi.nlm.nih.gov/42563704/</w:t>
+        <w:t>https://pubmed.ncbi.nlm.nih.gov/42555548/</w:t>
       </w:r>
     </w:p>
     <w:sectPr>

--- a/download/studien-aktuell.docx
+++ b/download/studien-aktuell.docx
@@ -62,7 +62,7 @@
           <w:color w:val="666666"/>
           <w:sz w:val="18"/>
         </w:rPr>
-        <w:t>Stand: 20.08.2026  |  2 Studien  |  longevity.m-vf.de</w:t>
+        <w:t>Stand: 21.08.2026  |  2 Studien  |  longevity.m-vf.de</w:t>
       </w:r>
     </w:p>
     <w:p>
@@ -70,7 +70,7 @@
         <w:pStyle w:val="Heading1"/>
       </w:pPr>
       <w:r>
-        <w:t>Aufgenommen am 20.08.2026</w:t>
+        <w:t>Aufgenommen am 21.08.2026</w:t>
       </w:r>
     </w:p>
     <w:p>
@@ -78,7 +78,7 @@
         <w:pStyle w:val="Heading2"/>
       </w:pPr>
       <w:r>
-        <w:t>Konzept des gesunden Alterns in Norwegen: Qualitative Analyse von Perspektiven älterer Menschen, Fachkräfte und Entscheidungsträger</w:t>
+        <w:t>Heimgestützte multikomponenten Intervention bei Frailty und Prefrailty in älteren Krebsüberlebenden: Pilotuntersuchung</w:t>
       </w:r>
     </w:p>
     <w:p>
@@ -88,12 +88,12 @@
           <w:color w:val="666666"/>
           <w:sz w:val="18"/>
         </w:rPr>
-        <w:t>Bikova M et al.  ·  BMC Health Serv Res  ·  14.08.2026  ·  PMID 42613606</w:t>
+        <w:t>Drevet S et al.  ·  Age Ageing  ·  03.08.2026  ·  PMID 42621847</w:t>
       </w:r>
     </w:p>
     <w:p>
       <w:r>
-        <w:t>Qualitative Studie mit 23 semi-strukturierten Interviews (ältere Menschen, Fachkräfte, Entscheidungsträger) zur Interpretation des UN-Jahrzehnts des gesunden Alterns in einer norwegischen Kommune.</w:t>
+        <w:t>Quasi-experimentelle Vorher-Nachher-Studie (6 Monate) mit 110 Patienten ≥70 Jahren in Remission (Fried-Kriterien erfüllt). Intervention: betreute Übungen + Ernährungsunterstützung. Primärer Endpunkt: Anteil mit Frailty-/Prefrailty-Verbesserung von Baseline (M0) zu M6.</w:t>
       </w:r>
     </w:p>
     <w:p>
@@ -104,7 +104,7 @@
         <w:t xml:space="preserve">Ergebnis: </w:t>
       </w:r>
       <w:r>
-        <w:t>Drei zentrale Themen: Strategien zur Bewältigung, gemischte Alterswahrnehmungen, Gesundheitsdienste. Ergebnis: Altern wird als kollektive Verantwortung betont, aber zunehmend Älteren selbst übertragen; Digitalisierung ist Barriere für vulnerable Gruppen; kommunale Dienste werden als qualitativ hochwertig, aber ressourcengeprägt wahrgenommen. Schnelle Digitalisierung und Individualisierung verschärfen Ungleichheiten.</w:t>
+        <w:t>81 von 110 Teilnehmern vollendeten die Intervention. Baseline: 45% frail, 0% robust. Bei M6: 62% verbesserten ihren Frailty-Status; 78% der Frail zeigten Besserung, 51% der Prefrail wurden robust. Frailty-Schweregrad sank bei 74% der Teilnehmer. Vitamin-D zeigte Gruppen×Zeit-Interaktion; unterschiedliche Frailty-Trajektorien je nach Vitamin-D-Status. Funktionelle und physische Maße bei Baseline assoziiert mit Frailty (p&lt;0,05), nicht aber Tumor-Charakteristika.</w:t>
       </w:r>
     </w:p>
     <w:p>
@@ -119,7 +119,7 @@
         <w:rPr>
           <w:sz w:val="19"/>
         </w:rPr>
-        <w:t>Norwegen, skandinavisches Wohlfahrtssystem; Befunde zu Digitalisierungsbarrieren und Equity-Risiken übertragbar auf vergleichbare europäische Kontexte.</w:t>
+        <w:t>Frankreich, geriatrische Rehab in Praxis; multikomponenten Ansatz auch auf deutsches Versorgungssystem übertragbar</w:t>
       </w:r>
     </w:p>
     <w:p>
@@ -128,7 +128,7 @@
           <w:color w:val="5A7D3A"/>
           <w:sz w:val="18"/>
         </w:rPr>
-        <w:t>https://pubmed.ncbi.nlm.nih.gov/42613606/</w:t>
+        <w:t>https://pubmed.ncbi.nlm.nih.gov/42621847/</w:t>
       </w:r>
     </w:p>
     <w:p>
@@ -136,7 +136,7 @@
         <w:pStyle w:val="Heading2"/>
       </w:pPr>
       <w:r>
-        <w:t>Funktionale Performance im WHO-ICOPE-Rahmen: Brasilien und Europa zeigen zehn Jahre Unterschied in Funktionsverlust</w:t>
+        <w:t>Verankering älterer Menschen in globalen Klimaanpassungsplänen: Analyse von 204 Ländern</w:t>
       </w:r>
     </w:p>
     <w:p>
@@ -146,12 +146,12 @@
           <w:color w:val="666666"/>
           <w:sz w:val="18"/>
         </w:rPr>
-        <w:t>Oliveira VR et al.  ·  PLoS One  ·  05.08.2026  ·  PMID 42555548</w:t>
+        <w:t>Katz GM et al.  ·  Lancet Healthy Longev  ·  12.08.2026  ·  PMID 42586104</w:t>
       </w:r>
     </w:p>
     <w:p>
       <w:r>
-        <w:t>Vergleich von Determinanten der Funktionsfähigkeit (BADL/IADL) anhand von ELSI-Brasil (n=4825) und SHARE (n=25978) mit Analyse intrinsischer Kapazitätsdimensionen nach WHO-ICOPE-Modell.</w:t>
+        <w:t>Dokumentenanalyse von 204 Nationalstaaten zu Berücksichtigung älterer Menschen (≥65 Jahre) in Klimaanpassungsplänen. Identifiziert 16 Adaptationsthemen (Temperaturschutz, Partizipation, Katastrophenvorsorge, etc.) und deren Häufigkeit in nationalen Strategien.</w:t>
       </w:r>
     </w:p>
     <w:p>
@@ -162,7 +162,7 @@
         <w:t xml:space="preserve">Ergebnis: </w:t>
       </w:r>
       <w:r>
-        <w:t>Funktioneller Rückgang beginnt in Brasilien eine Dekade früher als in Europa. Risikomuster differieren: Mobilität–Handkraft schützender in Europa, Gehgeschwindigkeit Risikofaktor nur in Brasilien (OR 1,16); Depression höheres Risiko in Europa (OR 1,67–1,71) vs. Brasilien (OR 1,26–1,53); schlechte Selbsteinschätzung der Gesundheit stärkerer BADL-Risikofaktor in Brasilien (OR 2,72 vs. 2,07).</w:t>
+        <w:t>125 Länder (61,3%) integrieren 1–5 Themen, 2 Länder (1,0%) sechs bis zehn, 1 Land (0,5%) ≥11 Themen, 77 Länder (37,7%) keine Themen. Häufigste Themen: extreme Hitze, Partizipation Älterer, Katastrophenprävention. Nur 47 Länder (23%) beschreiben konkrete Maßnahmen, Programme oder Finanzierungszusagen für ältere Menschen. Befund: erhebliche Lücken in der Berücksichtigung älterter Menschen in Klimapolitik.</w:t>
       </w:r>
     </w:p>
     <w:p>
@@ -177,7 +177,7 @@
         <w:rPr>
           <w:sz w:val="19"/>
         </w:rPr>
-        <w:t>Brasilien und Europa (SHARE), unterschiedliche Sozioökonomie; Befund zeigt kontextabhängige Risikofaktoren; ICOPE-Strategien müssen sozioökonomischen Unterschieden Rechnung tragen.</w:t>
+        <w:t>Globale Perspektive, Deutschland in Stichprobe enthalten, zeigt Governance-Gap bei Umwelt und Gerontologie</w:t>
       </w:r>
     </w:p>
     <w:p>
@@ -186,7 +186,7 @@
           <w:color w:val="5A7D3A"/>
           <w:sz w:val="18"/>
         </w:rPr>
-        <w:t>https://pubmed.ncbi.nlm.nih.gov/42555548/</w:t>
+        <w:t>https://pubmed.ncbi.nlm.nih.gov/42586104/</w:t>
       </w:r>
     </w:p>
     <w:sectPr>

--- a/download/studien-aktuell.docx
+++ b/download/studien-aktuell.docx
@@ -62,7 +62,7 @@
           <w:color w:val="666666"/>
           <w:sz w:val="18"/>
         </w:rPr>
-        <w:t>Stand: 21.08.2026  |  2 Studien  |  longevity.m-vf.de</w:t>
+        <w:t>Stand: 22.08.2026  |  2 Studien  |  longevity.m-vf.de</w:t>
       </w:r>
     </w:p>
     <w:p>
@@ -70,7 +70,7 @@
         <w:pStyle w:val="Heading1"/>
       </w:pPr>
       <w:r>
-        <w:t>Aufgenommen am 21.08.2026</w:t>
+        <w:t>Aufgenommen am 22.08.2026</w:t>
       </w:r>
     </w:p>
     <w:p>
@@ -78,7 +78,7 @@
         <w:pStyle w:val="Heading2"/>
       </w:pPr>
       <w:r>
-        <w:t>Heimgestützte multikomponenten Intervention bei Frailty und Prefrailty in älteren Krebsüberlebenden: Pilotuntersuchung</w:t>
+        <w:t>Körperliches Training reduziert kognitive Gebrechlichkeit zu 35 % über Stärkung der Selbstwirksamkeit</w:t>
       </w:r>
     </w:p>
     <w:p>
@@ -88,12 +88,12 @@
           <w:color w:val="666666"/>
           <w:sz w:val="18"/>
         </w:rPr>
-        <w:t>Drevet S et al.  ·  Age Ageing  ·  03.08.2026  ·  PMID 42621847</w:t>
+        <w:t>Liang D et al.  ·  Front Public Health  ·  06.08.2026  ·  PMID 42625706</w:t>
       </w:r>
     </w:p>
     <w:p>
       <w:r>
-        <w:t>Quasi-experimentelle Vorher-Nachher-Studie (6 Monate) mit 110 Patienten ≥70 Jahren in Remission (Fried-Kriterien erfüllt). Intervention: betreute Übungen + Ernährungsunterstützung. Primärer Endpunkt: Anteil mit Frailty-/Prefrailty-Verbesserung von Baseline (M0) zu M6.</w:t>
+        <w:t>Querschnittbefragung von 563 Gemeindemitbewohnern (≥60 J.) in Henan, China zu Zusammenhang zwischen körperlichem Training, Selbstwirksamkeit und kognitiver Gebrechlichkeit (Frailty + Kognition).</w:t>
       </w:r>
     </w:p>
     <w:p>
@@ -104,7 +104,7 @@
         <w:t xml:space="preserve">Ergebnis: </w:t>
       </w:r>
       <w:r>
-        <w:t>81 von 110 Teilnehmern vollendeten die Intervention. Baseline: 45% frail, 0% robust. Bei M6: 62% verbesserten ihren Frailty-Status; 78% der Frail zeigten Besserung, 51% der Prefrail wurden robust. Frailty-Schweregrad sank bei 74% der Teilnehmer. Vitamin-D zeigte Gruppen×Zeit-Interaktion; unterschiedliche Frailty-Trajektorien je nach Vitamin-D-Status. Funktionelle und physische Maße bei Baseline assoziiert mit Frailty (p&lt;0,05), nicht aber Tumor-Charakteristika.</w:t>
+        <w:t>Prävalenz kognitive Gebrechlichkeit 21,3 %. Körperliches Training assoziiert mit weniger kognitiver Gebrechlichkeit; Selbstwirksamkeit mediiert 35,17 % dieses Effekts. Vollständiges Mediationsmodell unterstützt indirekten Weg über Selbstvertrauen.</w:t>
       </w:r>
     </w:p>
     <w:p>
@@ -119,7 +119,7 @@
         <w:rPr>
           <w:sz w:val="19"/>
         </w:rPr>
-        <w:t>Frankreich, geriatrische Rehab in Praxis; multikomponenten Ansatz auch auf deutsches Versorgungssystem übertragbar</w:t>
+        <w:t>China-Studie mit großer Stichprobe, aber kulturelle und Gesundheitssystem-Unterschiede beachten – Mechanismus (Selbstwirksamkeit) transnational relevant.</w:t>
       </w:r>
     </w:p>
     <w:p>
@@ -128,7 +128,7 @@
           <w:color w:val="5A7D3A"/>
           <w:sz w:val="18"/>
         </w:rPr>
-        <w:t>https://pubmed.ncbi.nlm.nih.gov/42621847/</w:t>
+        <w:t>https://pubmed.ncbi.nlm.nih.gov/42625706/</w:t>
       </w:r>
     </w:p>
     <w:p>
@@ -136,7 +136,7 @@
         <w:pStyle w:val="Heading2"/>
       </w:pPr>
       <w:r>
-        <w:t>Verankering älterer Menschen in globalen Klimaanpassungsplänen: Analyse von 204 Ländern</w:t>
+        <w:t>Loneliness and social isolation verringern die verbleibenden gesunden Lebensjahre deutlicher als physische Erkrankungen</w:t>
       </w:r>
     </w:p>
     <w:p>
@@ -146,12 +146,12 @@
           <w:color w:val="666666"/>
           <w:sz w:val="18"/>
         </w:rPr>
-        <w:t>Katz GM et al.  ·  Lancet Healthy Longev  ·  12.08.2026  ·  PMID 42586104</w:t>
+        <w:t>Wang X et al.  ·  Nat Commun  ·  20.08.2026  ·  PMID 42624836</w:t>
       </w:r>
     </w:p>
     <w:p>
       <w:r>
-        <w:t>Dokumentenanalyse von 204 Nationalstaaten zu Berücksichtigung älterer Menschen (≥65 Jahre) in Klimaanpassungsplänen. Identifiziert 16 Adaptationsthemen (Temperaturschutz, Partizipation, Katastrophenvorsorge, etc.) und deren Häufigkeit in nationalen Strategien.</w:t>
+        <w:t>Querschnittanalyse von 277.489 britischen Erwachsenen ohne Erkrankungen zum Zusammenhang zwischen Einsamkeit, sozialer Isolation und der Lebensdauer frei von Krankheit.</w:t>
       </w:r>
     </w:p>
     <w:p>
@@ -162,7 +162,7 @@
         <w:t xml:space="preserve">Ergebnis: </w:t>
       </w:r>
       <w:r>
-        <w:t>125 Länder (61,3%) integrieren 1–5 Themen, 2 Länder (1,0%) sechs bis zehn, 1 Land (0,5%) ≥11 Themen, 77 Länder (37,7%) keine Themen. Häufigste Themen: extreme Hitze, Partizipation Älterer, Katastrophenprävention. Nur 47 Länder (23%) beschreiben konkrete Maßnahmen, Programme oder Finanzierungszusagen für ältere Menschen. Befund: erhebliche Lücken in der Berücksichtigung älterter Menschen in Klimapolitik.</w:t>
+        <w:t>Frauen mit Einsamkeit und sozialer Isolation verlieren 2,4 Jahre physisch krankheitsfrei und 3,7 Jahre mental krankheitsfrei; Männer verlieren 1,7 bzw. 5,8 Jahre. Soziale Isolation lässt sich durch gesunde Lebensstile teilweise ausgleichen (signifikant), nicht aber Einsamkeit.</w:t>
       </w:r>
     </w:p>
     <w:p>
@@ -177,7 +177,7 @@
         <w:rPr>
           <w:sz w:val="19"/>
         </w:rPr>
-        <w:t>Globale Perspektive, Deutschland in Stichprobe enthalten, zeigt Governance-Gap bei Umwelt und Gerontologie</w:t>
+        <w:t>UK Biobank, vergleichbare Altersstruktur und Sozialversicherung; übertragbar auf deutsche Verhältnisse.</w:t>
       </w:r>
     </w:p>
     <w:p>
@@ -186,7 +186,7 @@
           <w:color w:val="5A7D3A"/>
           <w:sz w:val="18"/>
         </w:rPr>
-        <w:t>https://pubmed.ncbi.nlm.nih.gov/42586104/</w:t>
+        <w:t>https://pubmed.ncbi.nlm.nih.gov/42624836/</w:t>
       </w:r>
     </w:p>
     <w:sectPr>

--- a/download/studien-aktuell.docx
+++ b/download/studien-aktuell.docx
@@ -62,7 +62,7 @@
           <w:color w:val="666666"/>
           <w:sz w:val="18"/>
         </w:rPr>
-        <w:t>Stand: 22.08.2026  |  2 Studien  |  longevity.m-vf.de</w:t>
+        <w:t>Stand: 23.08.2026  |  1 Studien  |  longevity.m-vf.de</w:t>
       </w:r>
     </w:p>
     <w:p>
@@ -70,7 +70,7 @@
         <w:pStyle w:val="Heading1"/>
       </w:pPr>
       <w:r>
-        <w:t>Aufgenommen am 22.08.2026</w:t>
+        <w:t>Aufgenommen am 23.08.2026</w:t>
       </w:r>
     </w:p>
     <w:p>
@@ -78,7 +78,7 @@
         <w:pStyle w:val="Heading2"/>
       </w:pPr>
       <w:r>
-        <w:t>Körperliches Training reduziert kognitive Gebrechlichkeit zu 35 % über Stärkung der Selbstwirksamkeit</w:t>
+        <w:t>Psychosoziale und wirtschaftliche Faktoren gesunden Alterns in Europa: systematische Übersicht mit Syntheserahmen</w:t>
       </w:r>
     </w:p>
     <w:p>
@@ -88,12 +88,12 @@
           <w:color w:val="666666"/>
           <w:sz w:val="18"/>
         </w:rPr>
-        <w:t>Liang D et al.  ·  Front Public Health  ·  06.08.2026  ·  PMID 42625706</w:t>
+        <w:t>Wypych-Ślusarska A et al.  ·  Front Public Health  ·  06.08.2026  ·  PMID 42625570</w:t>
       </w:r>
     </w:p>
     <w:p>
       <w:r>
-        <w:t>Querschnittbefragung von 563 Gemeindemitbewohnern (≥60 J.) in Henan, China zu Zusammenhang zwischen körperlichem Training, Selbstwirksamkeit und kognitiver Gebrechlichkeit (Frailty + Kognition).</w:t>
+        <w:t>Systematische Übersicht europäischer Studien (2019-2024) zur Evidenz für psychosoziale und sozioökonomische Determinanten gesunden Alterns bei Älteren ≥65 Jahren in Europa.</w:t>
       </w:r>
     </w:p>
     <w:p>
@@ -104,7 +104,7 @@
         <w:t xml:space="preserve">Ergebnis: </w:t>
       </w:r>
       <w:r>
-        <w:t>Prävalenz kognitive Gebrechlichkeit 21,3 %. Körperliches Training assoziiert mit weniger kognitiver Gebrechlichkeit; Selbstwirksamkeit mediiert 35,17 % dieses Effekts. Vollständiges Mediationsmodell unterstützt indirekten Weg über Selbstvertrauen.</w:t>
+        <w:t>Konsistente Evidenz für Schutzfunktion von sozialen Netzen, sozialer Integration und verminderter Einsamkeit für Gesundheit, Wohlbefinden und kognitive Funktionsfähigkeit. Autonomie und Unabhängigkeit traten als zentrale Elemente positiven Alterns hervor, ebenso Engagement in sozialen, physischen und beruflichen Aktivitäten. Literatur unterstreicht Bedarf für Public-Health-Politiken und Gemeindeumgebungen, die positives Altern durch integrierte physische, psychosoziale und soziale Strategien unterstützen. Die beiden übergeordneten Themenbereiche: psychosoziale und wirtschaftliche Determinanten, und soziale Programme/gemeindegestützte Interventionen.</w:t>
       </w:r>
     </w:p>
     <w:p>
@@ -119,7 +119,7 @@
         <w:rPr>
           <w:sz w:val="19"/>
         </w:rPr>
-        <w:t>China-Studie mit großer Stichprobe, aber kulturelle und Gesundheitssystem-Unterschiede beachten – Mechanismus (Selbstwirksamkeit) transnational relevant.</w:t>
+        <w:t>Europäische Studienbasis einschließlich Deutschland, vergleichbare Sozialversicherungssysteme</w:t>
       </w:r>
     </w:p>
     <w:p>
@@ -128,65 +128,7 @@
           <w:color w:val="5A7D3A"/>
           <w:sz w:val="18"/>
         </w:rPr>
-        <w:t>https://pubmed.ncbi.nlm.nih.gov/42625706/</w:t>
-      </w:r>
-    </w:p>
-    <w:p>
-      <w:pPr>
-        <w:pStyle w:val="Heading2"/>
-      </w:pPr>
-      <w:r>
-        <w:t>Loneliness and social isolation verringern die verbleibenden gesunden Lebensjahre deutlicher als physische Erkrankungen</w:t>
-      </w:r>
-    </w:p>
-    <w:p>
-      <w:r>
-        <w:rPr>
-          <w:i/>
-          <w:color w:val="666666"/>
-          <w:sz w:val="18"/>
-        </w:rPr>
-        <w:t>Wang X et al.  ·  Nat Commun  ·  20.08.2026  ·  PMID 42624836</w:t>
-      </w:r>
-    </w:p>
-    <w:p>
-      <w:r>
-        <w:t>Querschnittanalyse von 277.489 britischen Erwachsenen ohne Erkrankungen zum Zusammenhang zwischen Einsamkeit, sozialer Isolation und der Lebensdauer frei von Krankheit.</w:t>
-      </w:r>
-    </w:p>
-    <w:p>
-      <w:r>
-        <w:rPr>
-          <w:b/>
-        </w:rPr>
-        <w:t xml:space="preserve">Ergebnis: </w:t>
-      </w:r>
-      <w:r>
-        <w:t>Frauen mit Einsamkeit und sozialer Isolation verlieren 2,4 Jahre physisch krankheitsfrei und 3,7 Jahre mental krankheitsfrei; Männer verlieren 1,7 bzw. 5,8 Jahre. Soziale Isolation lässt sich durch gesunde Lebensstile teilweise ausgleichen (signifikant), nicht aber Einsamkeit.</w:t>
-      </w:r>
-    </w:p>
-    <w:p>
-      <w:r>
-        <w:rPr>
-          <w:b/>
-          <w:sz w:val="19"/>
-        </w:rPr>
-        <w:t xml:space="preserve">Übertragbarkeit: </w:t>
-      </w:r>
-      <w:r>
-        <w:rPr>
-          <w:sz w:val="19"/>
-        </w:rPr>
-        <w:t>UK Biobank, vergleichbare Altersstruktur und Sozialversicherung; übertragbar auf deutsche Verhältnisse.</w:t>
-      </w:r>
-    </w:p>
-    <w:p>
-      <w:r>
-        <w:rPr>
-          <w:color w:val="5A7D3A"/>
-          <w:sz w:val="18"/>
-        </w:rPr>
-        <w:t>https://pubmed.ncbi.nlm.nih.gov/42624836/</w:t>
+        <w:t>https://pubmed.ncbi.nlm.nih.gov/42625570/</w:t>
       </w:r>
     </w:p>
     <w:sectPr>

--- a/download/studien-aktuell.docx
+++ b/download/studien-aktuell.docx
@@ -62,7 +62,7 @@
           <w:color w:val="666666"/>
           <w:sz w:val="18"/>
         </w:rPr>
-        <w:t>Stand: 23.08.2026  |  1 Studien  |  longevity.m-vf.de</w:t>
+        <w:t>Stand: 24.08.2026  |  2 Studien  |  longevity.m-vf.de</w:t>
       </w:r>
     </w:p>
     <w:p>
@@ -70,7 +70,7 @@
         <w:pStyle w:val="Heading1"/>
       </w:pPr>
       <w:r>
-        <w:t>Aufgenommen am 23.08.2026</w:t>
+        <w:t>Aufgenommen am 24.08.2026</w:t>
       </w:r>
     </w:p>
     <w:p>
@@ -78,7 +78,7 @@
         <w:pStyle w:val="Heading2"/>
       </w:pPr>
       <w:r>
-        <w:t>Psychosoziale und wirtschaftliche Faktoren gesunden Alterns in Europa: systematische Übersicht mit Syntheserahmen</w:t>
+        <w:t>Frailty-bedingte Nachfrage nach Gemeindeversorgung in England 2025–2040: Simulationen zeigen Potenzial von Frailty-Prävention, aber anhaltende Steigerung der Leistungsnutzung</w:t>
       </w:r>
     </w:p>
     <w:p>
@@ -88,12 +88,12 @@
           <w:color w:val="666666"/>
           <w:sz w:val="18"/>
         </w:rPr>
-        <w:t>Wypych-Ślusarska A et al.  ·  Front Public Health  ·  06.08.2026  ·  PMID 42625570</w:t>
+        <w:t>Walsh B et al.  ·  Age Ageing  ·  03.08.2026  ·  PMID 42632917</w:t>
       </w:r>
     </w:p>
     <w:p>
       <w:r>
-        <w:t>Systematische Übersicht europäischer Studien (2019-2024) zur Evidenz für psychosoziale und sozioökonomische Determinanten gesunden Alterns bei Älteren ≥65 Jahren in Europa.</w:t>
+        <w:t>Simulationsmodellierung auf englischen Routinedaten projiziert die Nachfrage nach psychosozialer Unterstützung, Gemeindegesundheit und Sozialhilfe für Menschen ≥50 Jahren mit Frailty bis 2040.</w:t>
       </w:r>
     </w:p>
     <w:p>
@@ -104,7 +104,7 @@
         <w:t xml:space="preserve">Ergebnis: </w:t>
       </w:r>
       <w:r>
-        <w:t>Konsistente Evidenz für Schutzfunktion von sozialen Netzen, sozialer Integration und verminderter Einsamkeit für Gesundheit, Wohlbefinden und kognitive Funktionsfähigkeit. Autonomie und Unabhängigkeit traten als zentrale Elemente positiven Alterns hervor, ebenso Engagement in sozialen, physischen und beruflichen Aktivitäten. Literatur unterstreicht Bedarf für Public-Health-Politiken und Gemeindeumgebungen, die positives Altern durch integrierte physische, psychosoziale und soziale Strategien unterstützen. Die beiden übergeordneten Themenbereiche: psychosoziale und wirtschaftliche Determinanten, und soziale Programme/gemeindegestützte Interventionen.</w:t>
+        <w:t>Mentale Gesundheit, Gemeindegesundheit und kommunale Sozialhilfe werden bis 2040 um 16 %, 30 % bzw. 30 % zunehmen. Senkung der Frailty-Inzidenz könnte zwischen 2025 und 2040 mentale Gesundheitskontakte um 1,4 Mio., Gemeindegesundheitskontakte um 10 Mio. und Sozialhilfefallanfragen um 400.000 reduzieren. Nachfrage wird trotz Prävention weiter wachsen, da bereits viele Menschen mit milder bis moderater Frailty leben.</w:t>
       </w:r>
     </w:p>
     <w:p>
@@ -119,7 +119,7 @@
         <w:rPr>
           <w:sz w:val="19"/>
         </w:rPr>
-        <w:t>Europäische Studienbasis einschließlich Deutschland, vergleichbare Sozialversicherungssysteme</w:t>
+        <w:t>Englische NHS-Daten, die Ergebnisse sind für deutsches Gesundheitswesen gut übertragbar bezüglich Versorgungsplanung älter werdender Bevölkerung.</w:t>
       </w:r>
     </w:p>
     <w:p>
@@ -128,7 +128,65 @@
           <w:color w:val="5A7D3A"/>
           <w:sz w:val="18"/>
         </w:rPr>
-        <w:t>https://pubmed.ncbi.nlm.nih.gov/42625570/</w:t>
+        <w:t>https://pubmed.ncbi.nlm.nih.gov/42632917/</w:t>
+      </w:r>
+    </w:p>
+    <w:p>
+      <w:pPr>
+        <w:pStyle w:val="Heading2"/>
+      </w:pPr>
+      <w:r>
+        <w:t>Temporäre Mitarbeitende in der schwedischen Altenhilfe erschweren Kontinuität und belasten Stammpersonal: qualitative Managerstudie</w:t>
+      </w:r>
+    </w:p>
+    <w:p>
+      <w:r>
+        <w:rPr>
+          <w:i/>
+          <w:color w:val="666666"/>
+          <w:sz w:val="18"/>
+        </w:rPr>
+        <w:t>Lindmark T et al.  ·  BMC Health Serv Res  ·  29.07.2026  ·  PMID 42527915</w:t>
+      </w:r>
+    </w:p>
+    <w:p>
+      <w:r>
+        <w:t>16 qualitative Interviews mit Managern auf vier Ebenen der schwedischen Altenhilfe (Heime, Ambulante Dienste, Administration) zu Chancen und Herausforderungen temporärer Beschäftigung.</w:t>
+      </w:r>
+    </w:p>
+    <w:p>
+      <w:r>
+        <w:rPr>
+          <w:b/>
+        </w:rPr>
+        <w:t xml:space="preserve">Ergebnis: </w:t>
+      </w:r>
+      <w:r>
+        <w:t>Drei Themen: Balance zwischen Personaldeckung und Improvisation, Mangel an lokaler Kontrollierbarkeit der Rekrutierung, Spannung zwischen Flexibilität und Stabilität. Temporäre Mitarbeitende decken Lücken, erhöhen aber die Last auf Stammpersonal und erschweren Kontinuität. Erste-Linie-Manager fokussieren auf Tagesdeckung und Mitarbeiterschutz, höhere Manager auf Langzeitplanung. Zentrale Personalentscheidungen bevorzugen kurzfristige Deckung über Stabilität.</w:t>
+      </w:r>
+    </w:p>
+    <w:p>
+      <w:r>
+        <w:rPr>
+          <w:b/>
+          <w:sz w:val="19"/>
+        </w:rPr>
+        <w:t xml:space="preserve">Übertragbarkeit: </w:t>
+      </w:r>
+      <w:r>
+        <w:rPr>
+          <w:sz w:val="19"/>
+        </w:rPr>
+        <w:t>Schweden, nordisches Sozialsystem mit öffentlicher Altenhilfe – Befunde zu Personalmanagement übertragbar auf Deutschland.</w:t>
+      </w:r>
+    </w:p>
+    <w:p>
+      <w:r>
+        <w:rPr>
+          <w:color w:val="5A7D3A"/>
+          <w:sz w:val="18"/>
+        </w:rPr>
+        <w:t>https://pubmed.ncbi.nlm.nih.gov/42527915/</w:t>
       </w:r>
     </w:p>
     <w:sectPr>

--- a/download/studien-aktuell.docx
+++ b/download/studien-aktuell.docx
@@ -62,7 +62,7 @@
           <w:color w:val="666666"/>
           <w:sz w:val="18"/>
         </w:rPr>
-        <w:t>Stand: 24.08.2026  |  2 Studien  |  longevity.m-vf.de</w:t>
+        <w:t>Stand: 25.08.2026  |  2 Studien  |  longevity.m-vf.de</w:t>
       </w:r>
     </w:p>
     <w:p>
@@ -70,7 +70,7 @@
         <w:pStyle w:val="Heading1"/>
       </w:pPr>
       <w:r>
-        <w:t>Aufgenommen am 24.08.2026</w:t>
+        <w:t>Aufgenommen am 25.08.2026</w:t>
       </w:r>
     </w:p>
     <w:p>
@@ -78,7 +78,7 @@
         <w:pStyle w:val="Heading2"/>
       </w:pPr>
       <w:r>
-        <w:t>Frailty-bedingte Nachfrage nach Gemeindeversorgung in England 2025–2040: Simulationen zeigen Potenzial von Frailty-Prävention, aber anhaltende Steigerung der Leistungsnutzung</w:t>
+        <w:t>Langzeitverläufe der intrinsischen Kapazität vorhersagen Pflegeheimaufnahme und Mortalität</w:t>
       </w:r>
     </w:p>
     <w:p>
@@ -88,12 +88,12 @@
           <w:color w:val="666666"/>
           <w:sz w:val="18"/>
         </w:rPr>
-        <w:t>Walsh B et al.  ·  Age Ageing  ·  03.08.2026  ·  PMID 42632917</w:t>
+        <w:t>Egbujie BA et al.  ·  Age Ageing  ·  03.08.2026  ·  PMID 42632919</w:t>
       </w:r>
     </w:p>
     <w:p>
       <w:r>
-        <w:t>Simulationsmodellierung auf englischen Routinedaten projiziert die Nachfrage nach psychosozialer Unterstützung, Gemeindegesundheit und Sozialhilfe für Menschen ≥50 Jahren mit Frailty bis 2040.</w:t>
+        <w:t>Kanadische Populationsstudie zu Längsmustern der intrinsischen Kapazität (Mobilität, Vitalität, Kognition, Psychisches, Sensorik) bei 302.467 Patienten häuslicher Pflege und Vorhersage von Outcomes.</w:t>
       </w:r>
     </w:p>
     <w:p>
@@ -104,7 +104,7 @@
         <w:t xml:space="preserve">Ergebnis: </w:t>
       </w:r>
       <w:r>
-        <w:t>Mentale Gesundheit, Gemeindegesundheit und kommunale Sozialhilfe werden bis 2040 um 16 %, 30 % bzw. 30 % zunehmen. Senkung der Frailty-Inzidenz könnte zwischen 2025 und 2040 mentale Gesundheitskontakte um 1,4 Mio., Gemeindegesundheitskontakte um 10 Mio. und Sozialhilfefallanfragen um 400.000 reduzieren. Nachfrage wird trotz Prävention weiter wachsen, da bereits viele Menschen mit milder bis moderater Frailty leben.</w:t>
+        <w:t>Fünf distinkte Trajektorienmuster identifiziert; kognitive Beeinträchtigung war mit ungünstigen Trajectories assoziiert. Wichtig: Baseline-Kapazität allein war prognostisch unzureichend. Personen mit mäßiger Baseline-Kapazität zeigten höhere LTC-Einweisung als Personen mit niedriger Kapazität, die sich verbesserten (48,4 % vs. 38,1 %).</w:t>
       </w:r>
     </w:p>
     <w:p>
@@ -119,7 +119,7 @@
         <w:rPr>
           <w:sz w:val="19"/>
         </w:rPr>
-        <w:t>Englische NHS-Daten, die Ergebnisse sind für deutsches Gesundheitswesen gut übertragbar bezüglich Versorgungsplanung älter werdender Bevölkerung.</w:t>
+        <w:t>Kanada, interRAI Home Care Routinedaten, Ansatz auf deutsches Assessment übertragbar.</w:t>
       </w:r>
     </w:p>
     <w:p>
@@ -128,7 +128,7 @@
           <w:color w:val="5A7D3A"/>
           <w:sz w:val="18"/>
         </w:rPr>
-        <w:t>https://pubmed.ncbi.nlm.nih.gov/42632917/</w:t>
+        <w:t>https://pubmed.ncbi.nlm.nih.gov/42632919/</w:t>
       </w:r>
     </w:p>
     <w:p>
@@ -136,7 +136,7 @@
         <w:pStyle w:val="Heading2"/>
       </w:pPr>
       <w:r>
-        <w:t>Temporäre Mitarbeitende in der schwedischen Altenhilfe erschweren Kontinuität und belasten Stammpersonal: qualitative Managerstudie</w:t>
+        <w:t>Gemeinsamer Gedächtnis- und Kognitionsverfall erhöht Risiko für Funktionsabhängigkeit im Alter</w:t>
       </w:r>
     </w:p>
     <w:p>
@@ -146,12 +146,12 @@
           <w:color w:val="666666"/>
           <w:sz w:val="18"/>
         </w:rPr>
-        <w:t>Lindmark T et al.  ·  BMC Health Serv Res  ·  29.07.2026  ·  PMID 42527915</w:t>
+        <w:t>Yin X et al.  ·  Alzheimers Dement  ·  Aug. 2026  ·  PMID 42630086</w:t>
       </w:r>
     </w:p>
     <w:p>
       <w:r>
-        <w:t>16 qualitative Interviews mit Managern auf vier Ebenen der schwedischen Altenhilfe (Heime, Ambulante Dienste, Administration) zu Chancen und Herausforderungen temporärer Beschäftigung.</w:t>
+        <w:t>Harmonisierte Längsschnittanalyse von vier Kohorten (China, USA, England, Europa) zur Vorhersage funktioneller Abhängigkeit durch gleichzeitige Veränderungen subjektiver und objektiver kognitiver Parameter.</w:t>
       </w:r>
     </w:p>
     <w:p>
@@ -162,7 +162,7 @@
         <w:t xml:space="preserve">Ergebnis: </w:t>
       </w:r>
       <w:r>
-        <w:t>Drei Themen: Balance zwischen Personaldeckung und Improvisation, Mangel an lokaler Kontrollierbarkeit der Rekrutierung, Spannung zwischen Flexibilität und Stabilität. Temporäre Mitarbeitende decken Lücken, erhöhen aber die Last auf Stammpersonal und erschweren Kontinuität. Erste-Linie-Manager fokussieren auf Tagesdeckung und Mitarbeiterschutz, höhere Manager auf Langzeitplanung. Zentrale Personalentscheidungen bevorzugen kurzfristige Deckung über Stabilität.</w:t>
+        <w:t>Unter 62.329 Teilnehmern mit vollständiger Analyse war gleichzeitiger kognitiver Verfall am stärksten mit funktioneller Abhängigkeit assoziiert (Hazard Ratio 1,47; 95%-KI 1,38–1,57), stärker als einzelne Defizite (subjektiv-nur HR 1,22; objektiv-nur HR 1,12). In Konkurrenzrisiko-Analysen blieb der Zusammenhang robust (gepoolte HR 1,39; 95%-KI 1,27–1,51).</w:t>
       </w:r>
     </w:p>
     <w:p>
@@ -177,7 +177,7 @@
         <w:rPr>
           <w:sz w:val="19"/>
         </w:rPr>
-        <w:t>Schweden, nordisches Sozialsystem mit öffentlicher Altenhilfe – Befunde zu Personalmanagement übertragbar auf Deutschland.</w:t>
+        <w:t>Vier Kontinente, bevölkerungsrepräsentative Kohorten mit konsistenten Mustern.</w:t>
       </w:r>
     </w:p>
     <w:p>
@@ -186,7 +186,7 @@
           <w:color w:val="5A7D3A"/>
           <w:sz w:val="18"/>
         </w:rPr>
-        <w:t>https://pubmed.ncbi.nlm.nih.gov/42527915/</w:t>
+        <w:t>https://pubmed.ncbi.nlm.nih.gov/42630086/</w:t>
       </w:r>
     </w:p>
     <w:sectPr>

--- a/download/studien-aktuell.docx
+++ b/download/studien-aktuell.docx
@@ -62,7 +62,7 @@
           <w:color w:val="666666"/>
           <w:sz w:val="18"/>
         </w:rPr>
-        <w:t>Stand: 25.08.2026  |  2 Studien  |  longevity.m-vf.de</w:t>
+        <w:t>Stand: 26.08.2026  |  1 Studien  |  longevity.m-vf.de</w:t>
       </w:r>
     </w:p>
     <w:p>
@@ -70,7 +70,7 @@
         <w:pStyle w:val="Heading1"/>
       </w:pPr>
       <w:r>
-        <w:t>Aufgenommen am 25.08.2026</w:t>
+        <w:t>Aufgenommen am 26.08.2026</w:t>
       </w:r>
     </w:p>
     <w:p>
@@ -78,7 +78,7 @@
         <w:pStyle w:val="Heading2"/>
       </w:pPr>
       <w:r>
-        <w:t>Langzeitverläufe der intrinsischen Kapazität vorhersagen Pflegeheimaufnahme und Mortalität</w:t>
+        <w:t>Geriatrisches Assessment senkt Aufenthaltsdauer bei älteren Krankenhauspatienten</w:t>
       </w:r>
     </w:p>
     <w:p>
@@ -88,12 +88,12 @@
           <w:color w:val="666666"/>
           <w:sz w:val="18"/>
         </w:rPr>
-        <w:t>Egbujie BA et al.  ·  Age Ageing  ·  03.08.2026  ·  PMID 42632919</w:t>
+        <w:t>Ahmed R et al.  ·  Ir Med J  ·  20.08.2026  ·  PMID 42640196</w:t>
       </w:r>
     </w:p>
     <w:p>
       <w:r>
-        <w:t>Kanadische Populationsstudie zu Längsmustern der intrinsischen Kapazität (Mobilität, Vitalität, Kognition, Psychisches, Sensorik) bei 302.467 Patienten häuslicher Pflege und Vorhersage von Outcomes.</w:t>
+        <w:t>Evaluierung eines neu eingeführten spezialistischen Geriatrie-Service mit Comprehensive Geriatric Assessment (CGA) in einem irischen Privatspital bei Patienten ab 75 Jahren.</w:t>
       </w:r>
     </w:p>
     <w:p>
@@ -104,7 +104,7 @@
         <w:t xml:space="preserve">Ergebnis: </w:t>
       </w:r>
       <w:r>
-        <w:t>Fünf distinkte Trajektorienmuster identifiziert; kognitive Beeinträchtigung war mit ungünstigen Trajectories assoziiert. Wichtig: Baseline-Kapazität allein war prognostisch unzureichend. Personen mit mäßiger Baseline-Kapazität zeigten höhere LTC-Einweisung als Personen mit niedriger Kapazität, die sich verbesserten (48,4 % vs. 38,1 %).</w:t>
+        <w:t>84% der Patienten (42/50) wurden innerhalb von 48 Stunden geriatrisch untersucht (Median 29 Stunden). Multidisziplinäres Team-Engagement stieg von 45% auf 70%, Aufenthaltsdauer sank um 22% (von 8,7 auf 6,8 Tage), 66% wurden direkt nach Hause entlassen, 30-Tage-Wiederaufnahmen 10%.</w:t>
       </w:r>
     </w:p>
     <w:p>
@@ -119,7 +119,7 @@
         <w:rPr>
           <w:sz w:val="19"/>
         </w:rPr>
-        <w:t>Kanada, interRAI Home Care Routinedaten, Ansatz auf deutsches Assessment übertragbar.</w:t>
+        <w:t>Irland, vergleichbare europäische Privatklinik-Strukturen, HSE-Qualitätsstandards</w:t>
       </w:r>
     </w:p>
     <w:p>
@@ -128,65 +128,7 @@
           <w:color w:val="5A7D3A"/>
           <w:sz w:val="18"/>
         </w:rPr>
-        <w:t>https://pubmed.ncbi.nlm.nih.gov/42632919/</w:t>
-      </w:r>
-    </w:p>
-    <w:p>
-      <w:pPr>
-        <w:pStyle w:val="Heading2"/>
-      </w:pPr>
-      <w:r>
-        <w:t>Gemeinsamer Gedächtnis- und Kognitionsverfall erhöht Risiko für Funktionsabhängigkeit im Alter</w:t>
-      </w:r>
-    </w:p>
-    <w:p>
-      <w:r>
-        <w:rPr>
-          <w:i/>
-          <w:color w:val="666666"/>
-          <w:sz w:val="18"/>
-        </w:rPr>
-        <w:t>Yin X et al.  ·  Alzheimers Dement  ·  Aug. 2026  ·  PMID 42630086</w:t>
-      </w:r>
-    </w:p>
-    <w:p>
-      <w:r>
-        <w:t>Harmonisierte Längsschnittanalyse von vier Kohorten (China, USA, England, Europa) zur Vorhersage funktioneller Abhängigkeit durch gleichzeitige Veränderungen subjektiver und objektiver kognitiver Parameter.</w:t>
-      </w:r>
-    </w:p>
-    <w:p>
-      <w:r>
-        <w:rPr>
-          <w:b/>
-        </w:rPr>
-        <w:t xml:space="preserve">Ergebnis: </w:t>
-      </w:r>
-      <w:r>
-        <w:t>Unter 62.329 Teilnehmern mit vollständiger Analyse war gleichzeitiger kognitiver Verfall am stärksten mit funktioneller Abhängigkeit assoziiert (Hazard Ratio 1,47; 95%-KI 1,38–1,57), stärker als einzelne Defizite (subjektiv-nur HR 1,22; objektiv-nur HR 1,12). In Konkurrenzrisiko-Analysen blieb der Zusammenhang robust (gepoolte HR 1,39; 95%-KI 1,27–1,51).</w:t>
-      </w:r>
-    </w:p>
-    <w:p>
-      <w:r>
-        <w:rPr>
-          <w:b/>
-          <w:sz w:val="19"/>
-        </w:rPr>
-        <w:t xml:space="preserve">Übertragbarkeit: </w:t>
-      </w:r>
-      <w:r>
-        <w:rPr>
-          <w:sz w:val="19"/>
-        </w:rPr>
-        <w:t>Vier Kontinente, bevölkerungsrepräsentative Kohorten mit konsistenten Mustern.</w:t>
-      </w:r>
-    </w:p>
-    <w:p>
-      <w:r>
-        <w:rPr>
-          <w:color w:val="5A7D3A"/>
-          <w:sz w:val="18"/>
-        </w:rPr>
-        <w:t>https://pubmed.ncbi.nlm.nih.gov/42630086/</w:t>
+        <w:t>https://pubmed.ncbi.nlm.nih.gov/42640196/</w:t>
       </w:r>
     </w:p>
     <w:sectPr>

--- a/download/studien-aktuell.docx
+++ b/download/studien-aktuell.docx
@@ -62,7 +62,7 @@
           <w:color w:val="666666"/>
           <w:sz w:val="18"/>
         </w:rPr>
-        <w:t>Stand: 26.08.2026  |  1 Studien  |  longevity.m-vf.de</w:t>
+        <w:t>Stand: 27.08.2026  |  7 Studien  |  longevity.m-vf.de</w:t>
       </w:r>
     </w:p>
     <w:p>
@@ -70,7 +70,7 @@
         <w:pStyle w:val="Heading1"/>
       </w:pPr>
       <w:r>
-        <w:t>Aufgenommen am 26.08.2026</w:t>
+        <w:t>Aufgenommen am 27.08.2026</w:t>
       </w:r>
     </w:p>
     <w:p>
@@ -78,7 +78,7 @@
         <w:pStyle w:val="Heading2"/>
       </w:pPr>
       <w:r>
-        <w:t>Geriatrisches Assessment senkt Aufenthaltsdauer bei älteren Krankenhauspatienten</w:t>
+        <w:t>Verzögerte Sterblichkeit und Multimorbiditätsaufbau bei Nachkommen von Hundertjährigen</w:t>
       </w:r>
     </w:p>
     <w:p>
@@ -88,12 +88,12 @@
           <w:color w:val="666666"/>
           <w:sz w:val="18"/>
         </w:rPr>
-        <w:t>Ahmed R et al.  ·  Ir Med J  ·  20.08.2026  ·  PMID 42640196</w:t>
+        <w:t>Reed ER et al.  ·  JAMA Netw Open  ·  03.08.2026  ·  PMID 42646838</w:t>
       </w:r>
     </w:p>
     <w:p>
       <w:r>
-        <w:t>Evaluierung eines neu eingeführten spezialistischen Geriatrie-Service mit Comprehensive Geriatric Assessment (CGA) in einem irischen Privatspital bei Patienten ab 75 Jahren.</w:t>
+        <w:t>Studie an drei unabhängigen Kohorten (LonGenity, NECS, UK Biobank) verglich Sterblichkeit und Erkrankungsbeginn bei Nachkommen von Hundertjährigen (≥100 Jahre) mit Kontrollpersonen.</w:t>
       </w:r>
     </w:p>
     <w:p>
@@ -104,7 +104,7 @@
         <w:t xml:space="preserve">Ergebnis: </w:t>
       </w:r>
       <w:r>
-        <w:t>84% der Patienten (42/50) wurden innerhalb von 48 Stunden geriatrisch untersucht (Median 29 Stunden). Multidisziplinäres Team-Engagement stieg von 45% auf 70%, Aufenthaltsdauer sank um 22% (von 8,7 auf 6,8 Tage), 66% wurden direkt nach Hause entlassen, 30-Tage-Wiederaufnahmen 10%.</w:t>
+        <w:t>Hundertjährige-Nachkommen zeigten reduzierte Mortalität (HR 0,58; 95%-KI 0,41–0,81), verzögerter Beginn von Herzerkrankungen (HR 0,67) und Hypertonie (HR 0,68; Verzögerung 5,21 Jahre). Der Effekt ist konsistent über drei Länder und zeigt, dass Longevität familial transmittiert wird.</w:t>
       </w:r>
     </w:p>
     <w:p>
@@ -119,7 +119,7 @@
         <w:rPr>
           <w:sz w:val="19"/>
         </w:rPr>
-        <w:t>Irland, vergleichbare europäische Privatklinik-Strukturen, HSE-Qualitätsstandards</w:t>
+        <w:t>USA und Großbritannien; Generalisierbarkeit durch multiple Länder hoch</w:t>
       </w:r>
     </w:p>
     <w:p>
@@ -128,7 +128,355 @@
           <w:color w:val="5A7D3A"/>
           <w:sz w:val="18"/>
         </w:rPr>
-        <w:t>https://pubmed.ncbi.nlm.nih.gov/42640196/</w:t>
+        <w:t>https://pubmed.ncbi.nlm.nih.gov/42646838/</w:t>
+      </w:r>
+    </w:p>
+    <w:p>
+      <w:pPr>
+        <w:pStyle w:val="Heading2"/>
+      </w:pPr>
+      <w:r>
+        <w:t>Gebrechlichkeit und periphere Schwindel-Inzidenz: Dosis-Wirkungs-Befund in UK Biobank</w:t>
+      </w:r>
+    </w:p>
+    <w:p>
+      <w:r>
+        <w:rPr>
+          <w:i/>
+          <w:color w:val="666666"/>
+          <w:sz w:val="18"/>
+        </w:rPr>
+        <w:t>Zhai Z et al.  ·  Front Neurol  ·  11.08.2026  ·  PMID 42643260</w:t>
+      </w:r>
+    </w:p>
+    <w:p>
+      <w:r>
+        <w:t>489266 UK-Biobank-Teilnehmer wurden auf Assoziationen zwischen Frailty-Status (Fried-Phänotyp) und Inzidenz von Schwindel (Vertigo) über 13,2 Jahre Nachverfolgung untersucht.</w:t>
+      </w:r>
+    </w:p>
+    <w:p>
+      <w:r>
+        <w:rPr>
+          <w:b/>
+        </w:rPr>
+        <w:t xml:space="preserve">Ergebnis: </w:t>
+      </w:r>
+      <w:r>
+        <w:t>Präfrailty (HR 1,36; 95%-KI 1,26–1,48) und Frailty (HR 2,05; 95%-KI 1,77–2,37) waren unabhängig mit erhöhtem Schwindel-Risiko assoziiert. Linearer Dosis-Wirkungs-Trend: jeder Punkt Frailty-Score erhöhte Risiko um 24% (95%-KI 19–29%). Effekt stärker bei Frauen.</w:t>
+      </w:r>
+    </w:p>
+    <w:p>
+      <w:r>
+        <w:rPr>
+          <w:b/>
+          <w:sz w:val="19"/>
+        </w:rPr>
+        <w:t xml:space="preserve">Übertragbarkeit: </w:t>
+      </w:r>
+      <w:r>
+        <w:rPr>
+          <w:sz w:val="19"/>
+        </w:rPr>
+        <w:t>UK Biobank, vergleichbare Dokumentation; relevanter Befund für Sturzrisiko-Assessment</w:t>
+      </w:r>
+    </w:p>
+    <w:p>
+      <w:r>
+        <w:rPr>
+          <w:color w:val="5A7D3A"/>
+          <w:sz w:val="18"/>
+        </w:rPr>
+        <w:t>https://pubmed.ncbi.nlm.nih.gov/42643260/</w:t>
+      </w:r>
+    </w:p>
+    <w:p>
+      <w:pPr>
+        <w:pStyle w:val="Heading2"/>
+      </w:pPr>
+      <w:r>
+        <w:t>Mobiltelefonnutzung und körperliche Gebrechlichkeit: temporale Querschnittsanalyse ohne kausale Assoziation</w:t>
+      </w:r>
+    </w:p>
+    <w:p>
+      <w:r>
+        <w:rPr>
+          <w:i/>
+          <w:color w:val="666666"/>
+          <w:sz w:val="18"/>
+        </w:rPr>
+        <w:t>Kong S et al.  ·  Front Public Health  ·  10.08.2026  ·  PMID 42638665</w:t>
+      </w:r>
+    </w:p>
+    <w:p>
+      <w:r>
+        <w:t>5533 Personen der UK Biobank (40–70 Jahre) wurden über drei Wellen auf zeitliche Beziehungen zwischen wöchentlicher Telefonanrufdauer und vier Dimensionen von Frailty untersucht.</w:t>
+      </w:r>
+    </w:p>
+    <w:p>
+      <w:r>
+        <w:rPr>
+          <w:b/>
+        </w:rPr>
+        <w:t xml:space="preserve">Ergebnis: </w:t>
+      </w:r>
+      <w:r>
+        <w:t>Nach Korrektur für multiples Testen (FDR) zeigten sich nur zwei schwache, intermittierende Assoziationen: psychische Frailty T1→Telefonzeit T2 (β 0,086, p_FDR 0,048) und soziale Frailty T2→Telefonzeit T3 (β 0,078, p_FDR 0,033). Keine robusten bidirektionalen Effekte.</w:t>
+      </w:r>
+    </w:p>
+    <w:p>
+      <w:r>
+        <w:rPr>
+          <w:b/>
+          <w:sz w:val="19"/>
+        </w:rPr>
+        <w:t xml:space="preserve">Übertragbarkeit: </w:t>
+      </w:r>
+      <w:r>
+        <w:rPr>
+          <w:sz w:val="19"/>
+        </w:rPr>
+        <w:t>UK Biobank, aber Ergebnis negativ (keine Effekt); Übertragbarkeit für Aussage 'kein Zusammenhang' gegeben</w:t>
+      </w:r>
+    </w:p>
+    <w:p>
+      <w:r>
+        <w:rPr>
+          <w:color w:val="5A7D3A"/>
+          <w:sz w:val="18"/>
+        </w:rPr>
+        <w:t>https://pubmed.ncbi.nlm.nih.gov/42638665/</w:t>
+      </w:r>
+    </w:p>
+    <w:p>
+      <w:pPr>
+        <w:pStyle w:val="Heading2"/>
+      </w:pPr>
+      <w:r>
+        <w:t>Impfbotschaften im Fokus "gesundes Altern" erhöhen Impfintention bei älteren Erwachsenen</w:t>
+      </w:r>
+    </w:p>
+    <w:p>
+      <w:r>
+        <w:rPr>
+          <w:i/>
+          <w:color w:val="666666"/>
+          <w:sz w:val="18"/>
+        </w:rPr>
+        <w:t>Addario A et al.  ·  Vaccine  ·  17.09.2026  ·  PMID 42594637</w:t>
+      </w:r>
+    </w:p>
+    <w:p>
+      <w:r>
+        <w:t>Querschnittsumfrage bei 2416 Personen ≥60 Jahren in Frankreich zu Effektivität von Impfbotschaften unter Einsatz von Social Marketing; drei Verhaltensadhärenz-Profile.</w:t>
+      </w:r>
+    </w:p>
+    <w:p>
+      <w:r>
+        <w:rPr>
+          <w:b/>
+        </w:rPr>
+        <w:t xml:space="preserve">Ergebnis: </w:t>
+      </w:r>
+      <w:r>
+        <w:t>Zustimmung zu 'Impfung trägt zu gesundem Altern bei' stieg von 3% (niedrige Adhärenz) auf 56% (mittlere) und 78% (hohe). Botschaften zu Schlaganfall- und Herzinfarktreduktion zeigten höchste Impfabsicht (69% und 67% in hoher-Adhärenz-Gruppe). Vertrauenswürdige Gesundheitsfachleute waren Informationsquelle Nr. 1 (93–95%). Impfgutscheine: 57% (mittlere) bis 81% (hohe Adhärenz) würden sich impfen lassen.</w:t>
+      </w:r>
+    </w:p>
+    <w:p>
+      <w:r>
+        <w:rPr>
+          <w:b/>
+          <w:sz w:val="19"/>
+        </w:rPr>
+        <w:t xml:space="preserve">Übertragbarkeit: </w:t>
+      </w:r>
+      <w:r>
+        <w:rPr>
+          <w:sz w:val="19"/>
+        </w:rPr>
+        <w:t>Frankreich, europäisches Gesundheitssystem; Transfer für Kommunikationsstrategie hoch</w:t>
+      </w:r>
+    </w:p>
+    <w:p>
+      <w:r>
+        <w:rPr>
+          <w:color w:val="5A7D3A"/>
+          <w:sz w:val="18"/>
+        </w:rPr>
+        <w:t>https://pubmed.ncbi.nlm.nih.gov/42594637/</w:t>
+      </w:r>
+    </w:p>
+    <w:p>
+      <w:pPr>
+        <w:pStyle w:val="Heading2"/>
+      </w:pPr>
+      <w:r>
+        <w:t>Chair-Stand-Test als Mortalitätsprädiktor bei hochfunktionalen älteren Erwachsenen</w:t>
+      </w:r>
+    </w:p>
+    <w:p>
+      <w:r>
+        <w:rPr>
+          <w:i/>
+          <w:color w:val="666666"/>
+          <w:sz w:val="18"/>
+        </w:rPr>
+        <w:t>Máximo RO et al.  ·  Maturitas  ·  04.08.2026  ·  PMID 42570528</w:t>
+      </w:r>
+    </w:p>
+    <w:p>
+      <w:r>
+        <w:t>2747 hochfunktionale ältere Erwachsene (Gehgeschwindigkeit &gt;0,8 oder &gt;1,0 m/s) der English Longitudinal Study of Ageing wurden 15 Jahre lang verfolgt; Mortalität nach Chair Stand Test und SPPB verglichen.</w:t>
+      </w:r>
+    </w:p>
+    <w:p>
+      <w:r>
+        <w:rPr>
+          <w:b/>
+        </w:rPr>
+        <w:t xml:space="preserve">Ergebnis: </w:t>
+      </w:r>
+      <w:r>
+        <w:t>Mortalitätsraten: CST &gt;15 s: 41,4 pro 1000 Personenjahre vs. ≤15 s: 21,9. HR für CST &gt;15 s: 1,36 (95%-KI 1,13–1,62); für SPPB ≤10: HR 1,31 (95%-KI 1,12–1,54). Bei Gehgeschwindigkeit &gt;1,0 m/s: CST-HR 1,75 (95%-KI 1,30–2,36). CST ist einfacher anwendbar.</w:t>
+      </w:r>
+    </w:p>
+    <w:p>
+      <w:r>
+        <w:rPr>
+          <w:b/>
+          <w:sz w:val="19"/>
+        </w:rPr>
+        <w:t xml:space="preserve">Übertragbarkeit: </w:t>
+      </w:r>
+      <w:r>
+        <w:rPr>
+          <w:sz w:val="19"/>
+        </w:rPr>
+        <w:t>England, vergleichbare Klinikpopulationen; schnelles, praktisches Test-Screening</w:t>
+      </w:r>
+    </w:p>
+    <w:p>
+      <w:r>
+        <w:rPr>
+          <w:color w:val="5A7D3A"/>
+          <w:sz w:val="18"/>
+        </w:rPr>
+        <w:t>https://pubmed.ncbi.nlm.nih.gov/42570528/</w:t>
+      </w:r>
+    </w:p>
+    <w:p>
+      <w:pPr>
+        <w:pStyle w:val="Heading2"/>
+      </w:pPr>
+      <w:r>
+        <w:t>Renteneintritt und psychische Gesundheit: Kurzfristig besser, langfristig Erholung begrenzt</w:t>
+      </w:r>
+    </w:p>
+    <w:p>
+      <w:r>
+        <w:rPr>
+          <w:i/>
+          <w:color w:val="666666"/>
+          <w:sz w:val="18"/>
+        </w:rPr>
+        <w:t>Maddock J et al.  ·  Epidemiol Psychiatr Sci  ·  05.08.2026  ·  PMID 42552948</w:t>
+      </w:r>
+    </w:p>
+    <w:p>
+      <w:r>
+        <w:t>Multilevel und instrumentale Variable Analyse bei 10698 Personen (48815 Beobachtungen) aus Survey of Health, Ageing and Retirement in Europe über 20 Jahre (10 Länder); Renteneintritt und Depressivität (EURO-D-Skala).</w:t>
+      </w:r>
+    </w:p>
+    <w:p>
+      <w:r>
+        <w:rPr>
+          <w:b/>
+        </w:rPr>
+        <w:t xml:space="preserve">Ergebnis: </w:t>
+      </w:r>
+      <w:r>
+        <w:t>Spline-Modelle: minimal Veränderung vor Rente. Bei Renteneintritt leichte EURO-D-Reduktion (–0,07 Punkte/Jahr; 95%-KI –0,13 bis –0,0003), dann ab 2 Jahre post-Rente Anstieg (0,09/Jahr; 95%-KI 0,02–0,16). IV-Analyse: Rente assoziiert mit weniger Depressionssymptomen (–0,26; 95%-KI –0,45 bis –0,07). Alleinstehende berichteten höhere Depressivität, aber Wohnstatus moderierte Effekt nicht.</w:t>
+      </w:r>
+    </w:p>
+    <w:p>
+      <w:r>
+        <w:rPr>
+          <w:b/>
+          <w:sz w:val="19"/>
+        </w:rPr>
+        <w:t xml:space="preserve">Übertragbarkeit: </w:t>
+      </w:r>
+      <w:r>
+        <w:rPr>
+          <w:sz w:val="19"/>
+        </w:rPr>
+        <w:t>10 europäische Länder, vergleichbare Rentensysteme; Evidenz für deutsche Sozialversicherung relevant</w:t>
+      </w:r>
+    </w:p>
+    <w:p>
+      <w:r>
+        <w:rPr>
+          <w:color w:val="5A7D3A"/>
+          <w:sz w:val="18"/>
+        </w:rPr>
+        <w:t>https://pubmed.ncbi.nlm.nih.gov/42552948/</w:t>
+      </w:r>
+    </w:p>
+    <w:p>
+      <w:pPr>
+        <w:pStyle w:val="Heading2"/>
+      </w:pPr>
+      <w:r>
+        <w:t>Sexuelle Gesundheit älterer Menschen in Hausarztpraxen: Barrieren und Handlungsempfehlungen</w:t>
+      </w:r>
+    </w:p>
+    <w:p>
+      <w:r>
+        <w:rPr>
+          <w:i/>
+          <w:color w:val="666666"/>
+          <w:sz w:val="18"/>
+        </w:rPr>
+        <w:t>Kocurkova A et al.  ·  Age Ageing  ·  02.07.2026  ·  PMID 42506889</w:t>
+      </w:r>
+    </w:p>
+    <w:p>
+      <w:r>
+        <w:t>Qualitative Studie (16 halbstrukturierte Interviews) mit NHS-Hausarztfachkräften in England zur Erfahrung bei Gesprächen über Sexualität mit älteren Patienten.</w:t>
+      </w:r>
+    </w:p>
+    <w:p>
+      <w:r>
+        <w:rPr>
+          <w:b/>
+        </w:rPr>
+        <w:t xml:space="preserve">Ergebnis: </w:t>
+      </w:r>
+      <w:r>
+        <w:t>Drei Hauptthemen identifiziert: (1) Unbewusste Annahmen, Fachleute-Unbehagen und Zeitmangel begrenzen Diskussionen; (2) körperliche Symptome sind 'natürliche Öffner', Gespräche bleiben aber medizinisch-fokussiert; (3) minimale Nutzung von Leitlinien, stattdessen Intuition/Erfahrung. Fachkräfte fordern klare, prägnante, psychologisch informierte Werkzeuge und Training. Sexuelle Gesundheit wird nicht als Qualitätsaspekt im Alter normalisiert.</w:t>
+      </w:r>
+    </w:p>
+    <w:p>
+      <w:r>
+        <w:rPr>
+          <w:b/>
+          <w:sz w:val="19"/>
+        </w:rPr>
+        <w:t xml:space="preserve">Übertragbarkeit: </w:t>
+      </w:r>
+      <w:r>
+        <w:rPr>
+          <w:sz w:val="19"/>
+        </w:rPr>
+        <w:t>England, NHS-Setting; Befunde zu Versorgungspraxen direkt übertragbar</w:t>
+      </w:r>
+    </w:p>
+    <w:p>
+      <w:r>
+        <w:rPr>
+          <w:color w:val="5A7D3A"/>
+          <w:sz w:val="18"/>
+        </w:rPr>
+        <w:t>https://pubmed.ncbi.nlm.nih.gov/42506889/</w:t>
       </w:r>
     </w:p>
     <w:sectPr>

--- a/download/studien-aktuell.docx
+++ b/download/studien-aktuell.docx
@@ -62,7 +62,7 @@
           <w:color w:val="666666"/>
           <w:sz w:val="18"/>
         </w:rPr>
-        <w:t>Stand: 27.08.2026  |  7 Studien  |  longevity.m-vf.de</w:t>
+        <w:t>Stand: 28.08.2026  |  6 Studien  |  longevity.m-vf.de</w:t>
       </w:r>
     </w:p>
     <w:p>
@@ -70,7 +70,7 @@
         <w:pStyle w:val="Heading1"/>
       </w:pPr>
       <w:r>
-        <w:t>Aufgenommen am 27.08.2026</w:t>
+        <w:t>Aufgenommen am 28.08.2026</w:t>
       </w:r>
     </w:p>
     <w:p>
@@ -78,7 +78,7 @@
         <w:pStyle w:val="Heading2"/>
       </w:pPr>
       <w:r>
-        <w:t>Verzögerte Sterblichkeit und Multimorbiditätsaufbau bei Nachkommen von Hundertjährigen</w:t>
+        <w:t>Territoriale Ungleichheiten von Gebrechlichkeit und Langlebigkeit in Italien</w:t>
       </w:r>
     </w:p>
     <w:p>
@@ -88,12 +88,12 @@
           <w:color w:val="666666"/>
           <w:sz w:val="18"/>
         </w:rPr>
-        <w:t>Reed ER et al.  ·  JAMA Netw Open  ·  03.08.2026  ·  PMID 42646838</w:t>
+        <w:t>Maccheroni C et al.  ·  Int J Environ Res Public Health  ·  23.07.2026  ·  PMID 42652263</w:t>
       </w:r>
     </w:p>
     <w:p>
       <w:r>
-        <w:t>Studie an drei unabhängigen Kohorten (LonGenity, NECS, UK Biobank) verglich Sterblichkeit und Erkrankungsbeginn bei Nachkommen von Hundertjährigen (≥100 Jahre) mit Kontrollpersonen.</w:t>
+        <w:t>Analyse der geografischen Verteilung von Frailty, funktionalen Einschränkungen und Anspruch auf öffentliche Unterstützung in 21 italienischen Regionen auf Basis von Istat-, Eurostat- und INPS-Daten.</w:t>
       </w:r>
     </w:p>
     <w:p>
@@ -104,7 +104,7 @@
         <w:t xml:space="preserve">Ergebnis: </w:t>
       </w:r>
       <w:r>
-        <w:t>Hundertjährige-Nachkommen zeigten reduzierte Mortalität (HR 0,58; 95%-KI 0,41–0,81), verzögerter Beginn von Herzerkrankungen (HR 0,67) und Hypertonie (HR 0,68; Verzögerung 5,21 Jahre). Der Effekt ist konsistent über drei Länder und zeigt, dass Longevität familial transmittiert wird.</w:t>
+        <w:t>Italien zeigt hohe Lebenserwartung (Frauen 85,4, Männer 81,4 Jahre), aber gesunde Lebensjahre von nur 69,6 bzw. 68,5 Jahren. Der Süden und die Inseln weisen deutlich höhere Frailty-Prävalenz, mehr funktionale Einschränkungen und höhere Ansprüche auf öffentliche Hilfe auf als Zentrum-Nord. Frauen erleben längere Leben mit mehr Behinderung und Abhängigkeit.</w:t>
       </w:r>
     </w:p>
     <w:p>
@@ -119,7 +119,7 @@
         <w:rPr>
           <w:sz w:val="19"/>
         </w:rPr>
-        <w:t>USA und Großbritannien; Generalisierbarkeit durch multiple Länder hoch</w:t>
+        <w:t>Italien, vollständige nationale Registeranalyse, europäisches Wohlfahrtssystem</w:t>
       </w:r>
     </w:p>
     <w:p>
@@ -128,7 +128,7 @@
           <w:color w:val="5A7D3A"/>
           <w:sz w:val="18"/>
         </w:rPr>
-        <w:t>https://pubmed.ncbi.nlm.nih.gov/42646838/</w:t>
+        <w:t>https://pubmed.ncbi.nlm.nih.gov/42652263/</w:t>
       </w:r>
     </w:p>
     <w:p>
@@ -136,7 +136,7 @@
         <w:pStyle w:val="Heading2"/>
       </w:pPr>
       <w:r>
-        <w:t>Gebrechlichkeit und periphere Schwindel-Inzidenz: Dosis-Wirkungs-Befund in UK Biobank</w:t>
+        <w:t>Kognitive Frailty bei älteren Herzinsuffizienzpatienten: systematische Übersicht</w:t>
       </w:r>
     </w:p>
     <w:p>
@@ -146,12 +146,12 @@
           <w:color w:val="666666"/>
           <w:sz w:val="18"/>
         </w:rPr>
-        <w:t>Zhai Z et al.  ·  Front Neurol  ·  11.08.2026  ·  PMID 42643260</w:t>
+        <w:t>Cheng M et al.  ·  Front Public Health  ·  11.08.2026  ·  PMID 42644078</w:t>
       </w:r>
     </w:p>
     <w:p>
       <w:r>
-        <w:t>489266 UK-Biobank-Teilnehmer wurden auf Assoziationen zwischen Frailty-Status (Fried-Phänotyp) und Inzidenz von Schwindel (Vertigo) über 13,2 Jahre Nachverfolgung untersucht.</w:t>
+        <w:t>Systematische Übersicht und Metaanalyse von 22 Kohortenstudien (8.892 Patienten ≥65 Jahre mit Herzinsuffizienz) zur Prävalenz und Faktoren kognitiver Frailty.</w:t>
       </w:r>
     </w:p>
     <w:p>
@@ -162,7 +162,7 @@
         <w:t xml:space="preserve">Ergebnis: </w:t>
       </w:r>
       <w:r>
-        <w:t>Präfrailty (HR 1,36; 95%-KI 1,26–1,48) und Frailty (HR 2,05; 95%-KI 1,77–2,37) waren unabhängig mit erhöhtem Schwindel-Risiko assoziiert. Linearer Dosis-Wirkungs-Trend: jeder Punkt Frailty-Score erhöhte Risiko um 24% (95%-KI 19–29%). Effekt stärker bei Frauen.</w:t>
+        <w:t>Gepoolte Prävalenz kognitiver Frailty: 32 % (95%-KI 27–37 %). Bei Frauen 37 %, bei Männern 31 %. Nach NYHA-Klassifikation bei Klasse IV 44 %, Klasse II–III 28 %. Mit COPD-Komorbidität 46 %. Höheres Alter (bereinigt OR 1,12, 95%-KI 1,06–1,18) und Depression assoziiert mit höheren Odds; körperliche Aktivität und intellektuelle Aktivität mit niedrigeren Odds.</w:t>
       </w:r>
     </w:p>
     <w:p>
@@ -177,7 +177,7 @@
         <w:rPr>
           <w:sz w:val="19"/>
         </w:rPr>
-        <w:t>UK Biobank, vergleichbare Dokumentation; relevanter Befund für Sturzrisiko-Assessment</w:t>
+        <w:t>Mehrländerstudie, überwiegend observativ, Versorgungsrelevanz für Herzinsuffizienz</w:t>
       </w:r>
     </w:p>
     <w:p>
@@ -186,7 +186,7 @@
           <w:color w:val="5A7D3A"/>
           <w:sz w:val="18"/>
         </w:rPr>
-        <w:t>https://pubmed.ncbi.nlm.nih.gov/42643260/</w:t>
+        <w:t>https://pubmed.ncbi.nlm.nih.gov/42644078/</w:t>
       </w:r>
     </w:p>
     <w:p>
@@ -194,7 +194,7 @@
         <w:pStyle w:val="Heading2"/>
       </w:pPr>
       <w:r>
-        <w:t>Mobiltelefonnutzung und körperliche Gebrechlichkeit: temporale Querschnittsanalyse ohne kausale Assoziation</w:t>
+        <w:t>Erhöhte Arbeitsunfälle durch verzögerte Pensionierung im Alter</w:t>
       </w:r>
     </w:p>
     <w:p>
@@ -204,12 +204,12 @@
           <w:color w:val="666666"/>
           <w:sz w:val="18"/>
         </w:rPr>
-        <w:t>Kong S et al.  ·  Front Public Health  ·  10.08.2026  ·  PMID 42638665</w:t>
+        <w:t>Ardito C et al.  ·  Econ Hum Biol  ·  10.08.2026  ·  PMID 42617339</w:t>
       </w:r>
     </w:p>
     <w:p>
       <w:r>
-        <w:t>5533 Personen der UK Biobank (40–70 Jahre) wurden über drei Wellen auf zeitliche Beziehungen zwischen wöchentlicher Telefonanrufdauer und vier Dimensionen von Frailty untersucht.</w:t>
+        <w:t>Evaluation des Effekts der italienischen Rentenreform 2012 (Erhöhung der Anspruchsaltersgrenze) auf Arbeitsunfallrisiken bei älteren Erwerbstätigen mittels administrativer Daten aus der Privatwirtschaft.</w:t>
       </w:r>
     </w:p>
     <w:p>
@@ -220,7 +220,7 @@
         <w:t xml:space="preserve">Ergebnis: </w:t>
       </w:r>
       <w:r>
-        <w:t>Nach Korrektur für multiples Testen (FDR) zeigten sich nur zwei schwache, intermittierende Assoziationen: psychische Frailty T1→Telefonzeit T2 (β 0,086, p_FDR 0,048) und soziale Frailty T2→Telefonzeit T3 (β 0,078, p_FDR 0,033). Keine robusten bidirektionalen Effekte.</w:t>
+        <w:t>Verzögerte Pensionierung führte zu statistisch signifikantem Anstieg krankheitsbedingter Abwesenheit durch Arbeitsunfälle um 2,6 % gegenüber dem Ausgangswert. Der Effekt konzentriert sich auf Kleinbetriebe (unter 15 Angestellten) und körperlich oder kognitiv fordernde Sektoren wie Fertigung. Kein Spillover-Effekt auf Arbeitskollegen.</w:t>
       </w:r>
     </w:p>
     <w:p>
@@ -235,7 +235,7 @@
         <w:rPr>
           <w:sz w:val="19"/>
         </w:rPr>
-        <w:t>UK Biobank, aber Ergebnis negativ (keine Effekt); Übertragbarkeit für Aussage 'kein Zusammenhang' gegeben</w:t>
+        <w:t>Italien, administrative Privatwirtschaftsdaten, vergleichbare Sozialversicherungssysteme</w:t>
       </w:r>
     </w:p>
     <w:p>
@@ -244,7 +244,7 @@
           <w:color w:val="5A7D3A"/>
           <w:sz w:val="18"/>
         </w:rPr>
-        <w:t>https://pubmed.ncbi.nlm.nih.gov/42638665/</w:t>
+        <w:t>https://pubmed.ncbi.nlm.nih.gov/42617339/</w:t>
       </w:r>
     </w:p>
     <w:p>
@@ -252,7 +252,7 @@
         <w:pStyle w:val="Heading2"/>
       </w:pPr>
       <w:r>
-        <w:t>Impfbotschaften im Fokus "gesundes Altern" erhöhen Impfintention bei älteren Erwachsenen</w:t>
+        <w:t>Lebenserwartung und Gesundheitslebensjahre von Migranten in England und Wales</w:t>
       </w:r>
     </w:p>
     <w:p>
@@ -262,12 +262,12 @@
           <w:color w:val="666666"/>
           <w:sz w:val="18"/>
         </w:rPr>
-        <w:t>Addario A et al.  ·  Vaccine  ·  17.09.2026  ·  PMID 42594637</w:t>
+        <w:t>Harrison J et al.  ·  PLoS One  ·  19.08.2026  ·  PMID 42616754</w:t>
       </w:r>
     </w:p>
     <w:p>
       <w:r>
-        <w:t>Querschnittsumfrage bei 2416 Personen ≥60 Jahren in Frankreich zu Effektivität von Impfbotschaften unter Einsatz von Social Marketing; drei Verhaltensadhärenz-Profile.</w:t>
+        <w:t>Vergleich der Lebenserwartung und behinderungsfreien Lebensjahre bei 37 Ländern von Geburtsort in England und Wales über drei Zeitpunkte (2000–02, 2010–12, 2020–22) mittels Lebenstafeln und Sullivan-Methode.</w:t>
       </w:r>
     </w:p>
     <w:p>
@@ -278,7 +278,7 @@
         <w:t xml:space="preserve">Ergebnis: </w:t>
       </w:r>
       <w:r>
-        <w:t>Zustimmung zu 'Impfung trägt zu gesundem Altern bei' stieg von 3% (niedrige Adhärenz) auf 56% (mittlere) und 78% (hohe). Botschaften zu Schlaganfall- und Herzinfarktreduktion zeigten höchste Impfabsicht (69% und 67% in hoher-Adhärenz-Gruppe). Vertrauenswürdige Gesundheitsfachleute waren Informationsquelle Nr. 1 (93–95%). Impfgutscheine: 57% (mittlere) bis 81% (hohe Adhärenz) würden sich impfen lassen.</w:t>
+        <w:t>Heterogene Muster: Die meisten Migrantengruppen zeigten höhere Lebenserwartung und behinderungsfreie Lebensjahre als in England und Wales geborene; einige der größten Migrantengruppen (Schottland, Irland, Polen, Litauen) zeigten niedrigere Lebenserwartung und höhere Behinderungslasten. Frauen aus Pakistan und Bangladesch lebten länger, aber mit mehr Behinderung.</w:t>
       </w:r>
     </w:p>
     <w:p>
@@ -293,7 +293,7 @@
         <w:rPr>
           <w:sz w:val="19"/>
         </w:rPr>
-        <w:t>Frankreich, europäisches Gesundheitssystem; Transfer für Kommunikationsstrategie hoch</w:t>
+        <w:t>Großbritannien, nationale Zensus- und Mortalitätsdaten, vergleichbares Versicherungssystem</w:t>
       </w:r>
     </w:p>
     <w:p>
@@ -302,7 +302,7 @@
           <w:color w:val="5A7D3A"/>
           <w:sz w:val="18"/>
         </w:rPr>
-        <w:t>https://pubmed.ncbi.nlm.nih.gov/42594637/</w:t>
+        <w:t>https://pubmed.ncbi.nlm.nih.gov/42616754/</w:t>
       </w:r>
     </w:p>
     <w:p>
@@ -310,7 +310,7 @@
         <w:pStyle w:val="Heading2"/>
       </w:pPr>
       <w:r>
-        <w:t>Chair-Stand-Test als Mortalitätsprädiktor bei hochfunktionalen älteren Erwachsenen</w:t>
+        <w:t>Milde Bewegungstremor korreliert mit kognitiver Beeinträchtigung im Alter</w:t>
       </w:r>
     </w:p>
     <w:p>
@@ -320,12 +320,12 @@
           <w:color w:val="666666"/>
           <w:sz w:val="18"/>
         </w:rPr>
-        <w:t>Máximo RO et al.  ·  Maturitas  ·  04.08.2026  ·  PMID 42570528</w:t>
+        <w:t>Kuhlenbäumer G et al.  ·  J Neurol  ·  11.08.2026  ·  PMID 42581283</w:t>
       </w:r>
     </w:p>
     <w:p>
       <w:r>
-        <w:t>2747 hochfunktionale ältere Erwachsene (Gehgeschwindigkeit &gt;0,8 oder &gt;1,0 m/s) der English Longitudinal Study of Ageing wurden 15 Jahre lang verfolgt; Mortalität nach Chair Stand Test und SPPB verglichen.</w:t>
+        <w:t>Querschnittsanalyse der KORA-Age-Studie (65–93 Jahre) zur Assoziation zwischen Tremorschweregrad (Archimedes-Spiral-Rating) und kognitiver Leistung (TICS-m) unter Verwendung multivariater Regression.</w:t>
       </w:r>
     </w:p>
     <w:p>
@@ -336,7 +336,7 @@
         <w:t xml:space="preserve">Ergebnis: </w:t>
       </w:r>
       <w:r>
-        <w:t>Mortalitätsraten: CST &gt;15 s: 41,4 pro 1000 Personenjahre vs. ≤15 s: 21,9. HR für CST &gt;15 s: 1,36 (95%-KI 1,13–1,62); für SPPB ≤10: HR 1,31 (95%-KI 1,12–1,54). Bei Gehgeschwindigkeit &gt;1,0 m/s: CST-HR 1,75 (95%-KI 1,30–2,36). CST ist einfacher anwendbar.</w:t>
+        <w:t>Tremorschweregrad war unabhängig mit kognitiver Leistung assoziiert. Im finalen Modell waren wichtigste Prädiktoren: Alter, Geschlecht, Parkinson-Score, Frailty und Tremor. Sensitivitätsanalysen unter Ausschluss wahrscheinlich pathologischer Tremoren attenuierten die Assoziation nicht. Altersbedingte Hirnveränderungen könnten gemeinsame Ursache sein.</w:t>
       </w:r>
     </w:p>
     <w:p>
@@ -351,7 +351,7 @@
         <w:rPr>
           <w:sz w:val="19"/>
         </w:rPr>
-        <w:t>England, vergleichbare Klinikpopulationen; schnelles, praktisches Test-Screening</w:t>
+        <w:t>Deutschland, KORA-Bevölkerungskohort, nationale Datengrundlage</w:t>
       </w:r>
     </w:p>
     <w:p>
@@ -360,7 +360,7 @@
           <w:color w:val="5A7D3A"/>
           <w:sz w:val="18"/>
         </w:rPr>
-        <w:t>https://pubmed.ncbi.nlm.nih.gov/42570528/</w:t>
+        <w:t>https://pubmed.ncbi.nlm.nih.gov/42581283/</w:t>
       </w:r>
     </w:p>
     <w:p>
@@ -368,7 +368,7 @@
         <w:pStyle w:val="Heading2"/>
       </w:pPr>
       <w:r>
-        <w:t>Renteneintritt und psychische Gesundheit: Kurzfristig besser, langfristig Erholung begrenzt</w:t>
+        <w:t>Geriatrische Rehabilitation verbessert Funktionalität bei Mangelernährungsrisiko</w:t>
       </w:r>
     </w:p>
     <w:p>
@@ -378,12 +378,12 @@
           <w:color w:val="666666"/>
           <w:sz w:val="18"/>
         </w:rPr>
-        <w:t>Maddock J et al.  ·  Epidemiol Psychiatr Sci  ·  05.08.2026  ·  PMID 42552948</w:t>
+        <w:t>Runikhina NK et al.  ·  Adv Gerontol  ·  2026  ·  PMID 42502926</w:t>
       </w:r>
     </w:p>
     <w:p>
       <w:r>
-        <w:t>Multilevel und instrumentale Variable Analyse bei 10698 Personen (48815 Beobachtungen) aus Survey of Health, Ageing and Retirement in Europe über 20 Jahre (10 Länder); Renteneintritt und Depressivität (EURO-D-Skala).</w:t>
+        <w:t>Evaluierung von 21-Tage-Rehabilitationsprogrammen bei 482 älteren Patienten (60+ Jahre) mit (96, 19,9 %) und ohne Mangelernährungsrisiko durch umfassende geriatrische Bewertung vor und nach Intervention.</w:t>
       </w:r>
     </w:p>
     <w:p>
@@ -394,7 +394,7 @@
         <w:t xml:space="preserve">Ergebnis: </w:t>
       </w:r>
       <w:r>
-        <w:t>Spline-Modelle: minimal Veränderung vor Rente. Bei Renteneintritt leichte EURO-D-Reduktion (–0,07 Punkte/Jahr; 95%-KI –0,13 bis –0,0003), dann ab 2 Jahre post-Rente Anstieg (0,09/Jahr; 95%-KI 0,02–0,16). IV-Analyse: Rente assoziiert mit weniger Depressionssymptomen (–0,26; 95%-KI –0,45 bis –0,07). Alleinstehende berichteten höhere Depressivität, aber Wohnstatus moderierte Effekt nicht.</w:t>
+        <w:t>Beide Gruppen verbesserten sich signifikant in Funktionalität, kognitiver Leistung und Schmerz/Schlaf/Depression. Patienten mit Mangelernährungsrisiko waren älter (80,3 vs. 78,2 Jahre), hatten mehr Frailty (52,1 % vs. 30,9 %), mehr Stürze (36,8 % vs. 25,3 %) und Depression (40,6 % vs. 20,8 %). Diese Gruppe zeigte deutlich größere Verbesserungen in basaler und instrumenteller Funktionalität.</w:t>
       </w:r>
     </w:p>
     <w:p>
@@ -409,7 +409,7 @@
         <w:rPr>
           <w:sz w:val="19"/>
         </w:rPr>
-        <w:t>10 europäische Länder, vergleichbare Rentensysteme; Evidenz für deutsche Sozialversicherung relevant</w:t>
+        <w:t>Russland, Pirogov-Universitätsklinik, europäischer Gesundheitsauftrag vergleichbar</w:t>
       </w:r>
     </w:p>
     <w:p>
@@ -418,65 +418,7 @@
           <w:color w:val="5A7D3A"/>
           <w:sz w:val="18"/>
         </w:rPr>
-        <w:t>https://pubmed.ncbi.nlm.nih.gov/42552948/</w:t>
-      </w:r>
-    </w:p>
-    <w:p>
-      <w:pPr>
-        <w:pStyle w:val="Heading2"/>
-      </w:pPr>
-      <w:r>
-        <w:t>Sexuelle Gesundheit älterer Menschen in Hausarztpraxen: Barrieren und Handlungsempfehlungen</w:t>
-      </w:r>
-    </w:p>
-    <w:p>
-      <w:r>
-        <w:rPr>
-          <w:i/>
-          <w:color w:val="666666"/>
-          <w:sz w:val="18"/>
-        </w:rPr>
-        <w:t>Kocurkova A et al.  ·  Age Ageing  ·  02.07.2026  ·  PMID 42506889</w:t>
-      </w:r>
-    </w:p>
-    <w:p>
-      <w:r>
-        <w:t>Qualitative Studie (16 halbstrukturierte Interviews) mit NHS-Hausarztfachkräften in England zur Erfahrung bei Gesprächen über Sexualität mit älteren Patienten.</w:t>
-      </w:r>
-    </w:p>
-    <w:p>
-      <w:r>
-        <w:rPr>
-          <w:b/>
-        </w:rPr>
-        <w:t xml:space="preserve">Ergebnis: </w:t>
-      </w:r>
-      <w:r>
-        <w:t>Drei Hauptthemen identifiziert: (1) Unbewusste Annahmen, Fachleute-Unbehagen und Zeitmangel begrenzen Diskussionen; (2) körperliche Symptome sind 'natürliche Öffner', Gespräche bleiben aber medizinisch-fokussiert; (3) minimale Nutzung von Leitlinien, stattdessen Intuition/Erfahrung. Fachkräfte fordern klare, prägnante, psychologisch informierte Werkzeuge und Training. Sexuelle Gesundheit wird nicht als Qualitätsaspekt im Alter normalisiert.</w:t>
-      </w:r>
-    </w:p>
-    <w:p>
-      <w:r>
-        <w:rPr>
-          <w:b/>
-          <w:sz w:val="19"/>
-        </w:rPr>
-        <w:t xml:space="preserve">Übertragbarkeit: </w:t>
-      </w:r>
-      <w:r>
-        <w:rPr>
-          <w:sz w:val="19"/>
-        </w:rPr>
-        <w:t>England, NHS-Setting; Befunde zu Versorgungspraxen direkt übertragbar</w:t>
-      </w:r>
-    </w:p>
-    <w:p>
-      <w:r>
-        <w:rPr>
-          <w:color w:val="5A7D3A"/>
-          <w:sz w:val="18"/>
-        </w:rPr>
-        <w:t>https://pubmed.ncbi.nlm.nih.gov/42506889/</w:t>
+        <w:t>https://pubmed.ncbi.nlm.nih.gov/42502926/</w:t>
       </w:r>
     </w:p>
     <w:sectPr>

--- a/download/studien-aktuell.docx
+++ b/download/studien-aktuell.docx
@@ -62,7 +62,7 @@
           <w:color w:val="666666"/>
           <w:sz w:val="18"/>
         </w:rPr>
-        <w:t>Stand: 28.08.2026  |  6 Studien  |  longevity.m-vf.de</w:t>
+        <w:t>Stand: 29.08.2026  |  6 Studien  |  longevity.m-vf.de</w:t>
       </w:r>
     </w:p>
     <w:p>
@@ -70,7 +70,7 @@
         <w:pStyle w:val="Heading1"/>
       </w:pPr>
       <w:r>
-        <w:t>Aufgenommen am 28.08.2026</w:t>
+        <w:t>Aufgenommen am 29.08.2026</w:t>
       </w:r>
     </w:p>
     <w:p>
@@ -78,7 +78,7 @@
         <w:pStyle w:val="Heading2"/>
       </w:pPr>
       <w:r>
-        <w:t>Territoriale Ungleichheiten von Gebrechlichkeit und Langlebigkeit in Italien</w:t>
+        <w:t>Frailty verdoppelt Mortalität und Pflegebedarf bei hospitalisierten Älteren</w:t>
       </w:r>
     </w:p>
     <w:p>
@@ -88,12 +88,12 @@
           <w:color w:val="666666"/>
           <w:sz w:val="18"/>
         </w:rPr>
-        <w:t>Maccheroni C et al.  ·  Int J Environ Res Public Health  ·  23.07.2026  ·  PMID 42652263</w:t>
+        <w:t>Kamo T et al.  ·  Geriatr Gerontol Int  ·  Sept. 2026  ·  PMID 42642794</w:t>
       </w:r>
     </w:p>
     <w:p>
       <w:r>
-        <w:t>Analyse der geografischen Verteilung von Frailty, funktionalen Einschränkungen und Anspruch auf öffentliche Unterstützung in 21 italienischen Regionen auf Basis von Istat-, Eurostat- und INPS-Daten.</w:t>
+        <w:t>Systematische Übersicht und Metaanalyse von 57 Kohortenstudien zu Auswirkungen von Frailty auf Aktivitäten des täglichen Lebens und klinische Outcomes bei hospitalisierten älteren Erwachsenen (≥65 Jahre).</w:t>
       </w:r>
     </w:p>
     <w:p>
@@ -104,7 +104,7 @@
         <w:t xml:space="preserve">Ergebnis: </w:t>
       </w:r>
       <w:r>
-        <w:t>Italien zeigt hohe Lebenserwartung (Frauen 85,4, Männer 81,4 Jahre), aber gesunde Lebensjahre von nur 69,6 bzw. 68,5 Jahren. Der Süden und die Inseln weisen deutlich höhere Frailty-Prävalenz, mehr funktionale Einschränkungen und höhere Ansprüche auf öffentliche Hilfe auf als Zentrum-Nord. Frauen erleben längere Leben mit mehr Behinderung und Abhängigkeit.</w:t>
+        <w:t>Frailty war assoziiert mit schlechterer ADL-Funktionsfähigkeit (SMD –1,04), höherer Mortalität (RR 2,26), niedrigerer Wahrscheinlichkeit von Entlassung nach Hause (RR 0,79) und höherem Wiederaufnahmerisiko in 30 Tagen (RR 1,47). Diese Effekte waren konsistent über Studien hinweg.</w:t>
       </w:r>
     </w:p>
     <w:p>
@@ -119,7 +119,7 @@
         <w:rPr>
           <w:sz w:val="19"/>
         </w:rPr>
-        <w:t>Italien, vollständige nationale Registeranalyse, europäisches Wohlfahrtssystem</w:t>
+        <w:t>Überwiegend anglo-amerikanische und europäische Studien; Frailty-Screening ist systemübergreifend anwendbar</w:t>
       </w:r>
     </w:p>
     <w:p>
@@ -128,7 +128,7 @@
           <w:color w:val="5A7D3A"/>
           <w:sz w:val="18"/>
         </w:rPr>
-        <w:t>https://pubmed.ncbi.nlm.nih.gov/42652263/</w:t>
+        <w:t>https://pubmed.ncbi.nlm.nih.gov/42642794/</w:t>
       </w:r>
     </w:p>
     <w:p>
@@ -136,7 +136,7 @@
         <w:pStyle w:val="Heading2"/>
       </w:pPr>
       <w:r>
-        <w:t>Kognitive Frailty bei älteren Herzinsuffizienzpatienten: systematische Übersicht</w:t>
+        <w:t>Plasma-Biomarker p-tau217 bei älteren Patienten: Nierenfunktion erklärt mehr Varianz als Gebrechlichkeit</w:t>
       </w:r>
     </w:p>
     <w:p>
@@ -146,12 +146,12 @@
           <w:color w:val="666666"/>
           <w:sz w:val="18"/>
         </w:rPr>
-        <w:t>Cheng M et al.  ·  Front Public Health  ·  11.08.2026  ·  PMID 42644078</w:t>
+        <w:t>Goll J et al.  ·  Alzheimers Dement  ·  Aug. 2026  ·  PMID 42625502</w:t>
       </w:r>
     </w:p>
     <w:p>
       <w:r>
-        <w:t>Systematische Übersicht und Metaanalyse von 22 Kohortenstudien (8.892 Patienten ≥65 Jahre mit Herzinsuffizienz) zur Prävalenz und Faktoren kognitiver Frailty.</w:t>
+        <w:t>Querschnittsuntersuchung von 283 älteren Patienten (Norfrail- und Dementia-Cohort) zur Assoziation zwischen Gebrechlichkeit und Plasma-Biomarkern (p-tau217, Neurofilament-Leichte-Kette, GFAP) für Alzheimer-Pathologie.</w:t>
       </w:r>
     </w:p>
     <w:p>
@@ -162,7 +162,7 @@
         <w:t xml:space="preserve">Ergebnis: </w:t>
       </w:r>
       <w:r>
-        <w:t>Gepoolte Prävalenz kognitiver Frailty: 32 % (95%-KI 27–37 %). Bei Frauen 37 %, bei Männern 31 %. Nach NYHA-Klassifikation bei Klasse IV 44 %, Klasse II–III 28 %. Mit COPD-Komorbidität 46 %. Höheres Alter (bereinigt OR 1,12, 95%-KI 1,06–1,18) und Depression assoziiert mit höheren Odds; körperliche Aktivität und intellektuelle Aktivität mit niedrigeren Odds.</w:t>
+        <w:t>Keine signifikante Assoziation zwischen p-tau217 und Gebrechlichkeit; die eGFR erklärte 27% der p-tau217-Varianz (p &lt; 0,001). Neurofilament-Leichte-Kette war einziger Biomarker signifikant mit Gebrechlichkeit assoziiert (p &lt; 0,01). Kliniker müssen Nierenfunktion bei Interpretation berücksichtigen.</w:t>
       </w:r>
     </w:p>
     <w:p>
@@ -177,7 +177,7 @@
         <w:rPr>
           <w:sz w:val="19"/>
         </w:rPr>
-        <w:t>Mehrländerstudie, überwiegend observativ, Versorgungsrelevanz für Herzinsuffizienz</w:t>
+        <w:t>Norwegen, europäisches Gesundheitssystem; Befund zum Niereneinflusses auf Blutbiomarker ist systemunabhängig</w:t>
       </w:r>
     </w:p>
     <w:p>
@@ -186,7 +186,7 @@
           <w:color w:val="5A7D3A"/>
           <w:sz w:val="18"/>
         </w:rPr>
-        <w:t>https://pubmed.ncbi.nlm.nih.gov/42644078/</w:t>
+        <w:t>https://pubmed.ncbi.nlm.nih.gov/42625502/</w:t>
       </w:r>
     </w:p>
     <w:p>
@@ -194,7 +194,7 @@
         <w:pStyle w:val="Heading2"/>
       </w:pPr>
       <w:r>
-        <w:t>Erhöhte Arbeitsunfälle durch verzögerte Pensionierung im Alter</w:t>
+        <w:t>Frühe Zuckerrestriktion reduziert Krebsrisiko um 30–70% und verlangsamt biologisches Altern</w:t>
       </w:r>
     </w:p>
     <w:p>
@@ -204,12 +204,12 @@
           <w:color w:val="666666"/>
           <w:sz w:val="18"/>
         </w:rPr>
-        <w:t>Ardito C et al.  ·  Econ Hum Biol  ·  10.08.2026  ·  PMID 42617339</w:t>
+        <w:t>Zhu C et al.  ·  Proc Natl Acad Sci U S A  ·  11.08.2026  ·  PMID 42550905</w:t>
       </w:r>
     </w:p>
     <w:p>
       <w:r>
-        <w:t>Evaluation des Effekts der italienischen Rentenreform 2012 (Erhöhung der Anspruchsaltersgrenze) auf Arbeitsunfallrisiken bei älteren Erwerbstätigen mittels administrativer Daten aus der Privatwirtschaft.</w:t>
+        <w:t>Kausalitätsanalyse mittels natürliches Experiment (Ende der UK-Zuckerrationierung 1953) mit 64.761 Biobank-Teilnehmern geboren 1951–1956, zur Langzeitwirkung früher Zuckerexposition auf Krebsinzidenz und biologisches Altern.</w:t>
       </w:r>
     </w:p>
     <w:p>
@@ -220,7 +220,7 @@
         <w:t xml:space="preserve">Ergebnis: </w:t>
       </w:r>
       <w:r>
-        <w:t>Verzögerte Pensionierung führte zu statistisch signifikantem Anstieg krankheitsbedingter Abwesenheit durch Arbeitsunfälle um 2,6 % gegenüber dem Ausgangswert. Der Effekt konzentriert sich auf Kleinbetriebe (unter 15 Angestellten) und körperlich oder kognitiv fordernde Sektoren wie Fertigung. Kein Spillover-Effekt auf Arbeitskollegen.</w:t>
+        <w:t>Geburtskohortenunter Rationierung zeigten dosisabhängig reduzierte Krebsraten: Leber (HR 0,31), Rektum (HR 0,60), Lunge (HR 0,59), Prostata (HR 0,48), Brust (HR 0,64). Mechanismen: Persistente gesündere Ernährungsgewohnheiten (verhaltoral) und längere Telomere (2,2 Jahre weniger biologisches Altern), niedrigeres Granzym B. Kausalitätsevidenzen für frühe Ernährungsprägung.</w:t>
       </w:r>
     </w:p>
     <w:p>
@@ -235,7 +235,7 @@
         <w:rPr>
           <w:sz w:val="19"/>
         </w:rPr>
-        <w:t>Italien, administrative Privatwirtschaftsdaten, vergleichbare Sozialversicherungssysteme</w:t>
+        <w:t>Großbritannien, vergleichbare Geburtskohortenstruktur; Befund zu prägenden Effekten früher Ernährung fundamental, aber Realisierbarkeit in Deutschland unterschiedlich</w:t>
       </w:r>
     </w:p>
     <w:p>
@@ -244,7 +244,7 @@
           <w:color w:val="5A7D3A"/>
           <w:sz w:val="18"/>
         </w:rPr>
-        <w:t>https://pubmed.ncbi.nlm.nih.gov/42617339/</w:t>
+        <w:t>https://pubmed.ncbi.nlm.nih.gov/42550905/</w:t>
       </w:r>
     </w:p>
     <w:p>
@@ -252,7 +252,7 @@
         <w:pStyle w:val="Heading2"/>
       </w:pPr>
       <w:r>
-        <w:t>Lebenserwartung und Gesundheitslebensjahre von Migranten in England und Wales</w:t>
+        <w:t>Immediate orthostatic hypotension zeigt keine Assoziation mit Stürzen und Synkopen im Alter</w:t>
       </w:r>
     </w:p>
     <w:p>
@@ -262,12 +262,12 @@
           <w:color w:val="666666"/>
           <w:sz w:val="18"/>
         </w:rPr>
-        <w:t>Harrison J et al.  ·  PLoS One  ·  19.08.2026  ·  PMID 42616754</w:t>
+        <w:t>Reddin C et al.  ·  Age Ageing  ·  02.07.2026  ·  PMID 42462204</w:t>
       </w:r>
     </w:p>
     <w:p>
       <w:r>
-        <w:t>Vergleich der Lebenserwartung und behinderungsfreien Lebensjahre bei 37 Ländern von Geburtsort in England und Wales über drei Zeitpunkte (2000–02, 2010–12, 2020–22) mittels Lebenstafeln und Sullivan-Methode.</w:t>
+        <w:t>Querschnitts- und prospektive Kohortenstudie mit 4.596 älteren Erwachsenen über 8 Jahre, die die Assoziation von orthosensitiver Hypotonie (OH) und unmittelbarer OH mit Stürzen und Synkopen untersuchte.</w:t>
       </w:r>
     </w:p>
     <w:p>
@@ -278,7 +278,7 @@
         <w:t xml:space="preserve">Ergebnis: </w:t>
       </w:r>
       <w:r>
-        <w:t>Heterogene Muster: Die meisten Migrantengruppen zeigten höhere Lebenserwartung und behinderungsfreie Lebensjahre als in England und Wales geborene; einige der größten Migrantengruppen (Schottland, Irland, Polen, Litauen) zeigten niedrigere Lebenserwartung und höhere Behinderungslasten. Frauen aus Pakistan und Bangladesch lebten länger, aber mit mehr Behinderung.</w:t>
+        <w:t>Unmittelbare OH kam bei 20,7% vor und war nicht signifikant mit Stürzen/Synkopen assoziiert (OR 1,22, 95% KI 0,93–1,57); hingegen war persistente OH assoziiert (OR 1,31, 95% KI 1,04–1,66, p &lt; 0,05). Die Unterscheidung zwischen beiden Varianten ist klinisch relevant.</w:t>
       </w:r>
     </w:p>
     <w:p>
@@ -293,7 +293,7 @@
         <w:rPr>
           <w:sz w:val="19"/>
         </w:rPr>
-        <w:t>Großbritannien, nationale Zensus- und Mortalitätsdaten, vergleichbares Versicherungssystem</w:t>
+        <w:t>Irland, vergleichbares europäisches Gesundheitssystem, bevölkerungsrepräsentative Stichprobe</w:t>
       </w:r>
     </w:p>
     <w:p>
@@ -302,7 +302,7 @@
           <w:color w:val="5A7D3A"/>
           <w:sz w:val="18"/>
         </w:rPr>
-        <w:t>https://pubmed.ncbi.nlm.nih.gov/42616754/</w:t>
+        <w:t>https://pubmed.ncbi.nlm.nih.gov/42462204/</w:t>
       </w:r>
     </w:p>
     <w:p>
@@ -310,7 +310,7 @@
         <w:pStyle w:val="Heading2"/>
       </w:pPr>
       <w:r>
-        <w:t>Milde Bewegungstremor korreliert mit kognitiver Beeinträchtigung im Alter</w:t>
+        <w:t>Gebrechlichkeit in etablierten Surveys messbar – ein Framework für nationale Monitoring in Europa</w:t>
       </w:r>
     </w:p>
     <w:p>
@@ -320,12 +320,12 @@
           <w:color w:val="666666"/>
           <w:sz w:val="18"/>
         </w:rPr>
-        <w:t>Kuhlenbäumer G et al.  ·  J Neurol  ·  11.08.2026  ·  PMID 42581283</w:t>
+        <w:t>Aicardi T et al.  ·  Eur J Public Health  ·  10.06.2026  ·  PMID 42452852</w:t>
       </w:r>
     </w:p>
     <w:p>
       <w:r>
-        <w:t>Querschnittsanalyse der KORA-Age-Studie (65–93 Jahre) zur Assoziation zwischen Tremorschweregrad (Archimedes-Spiral-Rating) und kognitiver Leistung (TICS-m) unter Verwendung multivariater Regression.</w:t>
+        <w:t>Querschnittsstudie mit drei etablierten Frailty-Indikatoren (Tilburg, Groningen, Edmonton) in vier italienischen Bevölkerungssurveillance-Datensätzen (SHARE, EU-SILC, EHIS, AVQ).</w:t>
       </w:r>
     </w:p>
     <w:p>
@@ -336,7 +336,7 @@
         <w:t xml:space="preserve">Ergebnis: </w:t>
       </w:r>
       <w:r>
-        <w:t>Tremorschweregrad war unabhängig mit kognitiver Leistung assoziiert. Im finalen Modell waren wichtigste Prädiktoren: Alter, Geschlecht, Parkinson-Score, Frailty und Tremor. Sensitivitätsanalysen unter Ausschluss wahrscheinlich pathologischer Tremoren attenuierten die Assoziation nicht. Altersbedingte Hirnveränderungen könnten gemeinsame Ursache sein.</w:t>
+        <w:t>Der Groningen Frailty Indicator war am replizierbaren über Surveys hinweg; die Edmonton Frail Scale zeigte stärkste Vorhersagekraft. EHIS-Daten waren optimal für Messungen geeignet. Gebrechlichkeit erklärte Gesundheitsoutcomes besser als Chronologisches Alter allein; klarer Nord-Süd-Gradient in Italien (p &lt; 0,001).</w:t>
       </w:r>
     </w:p>
     <w:p>
@@ -351,7 +351,7 @@
         <w:rPr>
           <w:sz w:val="19"/>
         </w:rPr>
-        <w:t>Deutschland, KORA-Bevölkerungskohort, nationale Datengrundlage</w:t>
+        <w:t>Italien, EU-Mitgliedstaaten, vergleichbare Datensysteme mit Deutschland übertragbar</w:t>
       </w:r>
     </w:p>
     <w:p>
@@ -360,7 +360,7 @@
           <w:color w:val="5A7D3A"/>
           <w:sz w:val="18"/>
         </w:rPr>
-        <w:t>https://pubmed.ncbi.nlm.nih.gov/42581283/</w:t>
+        <w:t>https://pubmed.ncbi.nlm.nih.gov/42452852/</w:t>
       </w:r>
     </w:p>
     <w:p>
@@ -368,7 +368,7 @@
         <w:pStyle w:val="Heading2"/>
       </w:pPr>
       <w:r>
-        <w:t>Geriatrische Rehabilitation verbessert Funktionalität bei Mangelernährungsrisiko</w:t>
+        <w:t>Gesunde Lebensjahre regional stark abhängig von Einkommen und sozialen Faktoren</w:t>
       </w:r>
     </w:p>
     <w:p>
@@ -378,12 +378,12 @@
           <w:color w:val="666666"/>
           <w:sz w:val="18"/>
         </w:rPr>
-        <w:t>Runikhina NK et al.  ·  Adv Gerontol  ·  2026  ·  PMID 42502926</w:t>
+        <w:t>Bachmann M et al.  ·  BMJ Open  ·  13.07.2026  ·  PMID 42442804</w:t>
       </w:r>
     </w:p>
     <w:p>
       <w:r>
-        <w:t>Evaluierung von 21-Tage-Rehabilitationsprogrammen bei 482 älteren Patienten (60+ Jahre) mit (96, 19,9 %) und ohne Mangelernährungsrisiko durch umfassende geriatrische Bewertung vor und nach Intervention.</w:t>
+        <w:t>Querschnittsanalyse zur Variabilität der gesunden Lebenserwartung (HLE) und Risikofaktoren in 128 kleinen geografischen Bereichen eines britischen integrierten Versorgungssystems.</w:t>
       </w:r>
     </w:p>
     <w:p>
@@ -394,7 +394,7 @@
         <w:t xml:space="preserve">Ergebnis: </w:t>
       </w:r>
       <w:r>
-        <w:t>Beide Gruppen verbesserten sich signifikant in Funktionalität, kognitiver Leistung und Schmerz/Schlaf/Depression. Patienten mit Mangelernährungsrisiko waren älter (80,3 vs. 78,2 Jahre), hatten mehr Frailty (52,1 % vs. 30,9 %), mehr Stürze (36,8 % vs. 25,3 %) und Depression (40,6 % vs. 20,8 %). Diese Gruppe zeigte deutlich größere Verbesserungen in basaler und instrumenteller Funktionalität.</w:t>
+        <w:t>HLE betrug durchschnittlich 66,5 Jahre (Männer, Spannweite 52–73) und 67,5 Jahre (Frauen, Spannweite 56–74). £100 höheres Wocheneinkommen war assoziiert mit 4,4 (95% KI 3,5–5,2) beziehungsweise 4,6 (95% KI 3,8–5,4) zusätzlichen HLE-Jahren. Alleinsein älterer Personen, körperliche Inaktivität und Deprivation zeigten starke Assoziationen mit niedrigerer HLE.</w:t>
       </w:r>
     </w:p>
     <w:p>
@@ -409,7 +409,7 @@
         <w:rPr>
           <w:sz w:val="19"/>
         </w:rPr>
-        <w:t>Russland, Pirogov-Universitätsklinik, europäischer Gesundheitsauftrag vergleichbar</w:t>
+        <w:t>Großbritannien, NHS-ähnliche Systeme; Ungleichheitsmessung direkt auf deutsche Regionen übertragbar</w:t>
       </w:r>
     </w:p>
     <w:p>
@@ -418,7 +418,7 @@
           <w:color w:val="5A7D3A"/>
           <w:sz w:val="18"/>
         </w:rPr>
-        <w:t>https://pubmed.ncbi.nlm.nih.gov/42502926/</w:t>
+        <w:t>https://pubmed.ncbi.nlm.nih.gov/42442804/</w:t>
       </w:r>
     </w:p>
     <w:sectPr>

--- a/download/studien-aktuell.docx
+++ b/download/studien-aktuell.docx
@@ -62,7 +62,7 @@
           <w:color w:val="666666"/>
           <w:sz w:val="18"/>
         </w:rPr>
-        <w:t>Stand: 29.08.2026  |  6 Studien  |  longevity.m-vf.de</w:t>
+        <w:t>Stand: 30.08.2026  |  7 Studien  |  longevity.m-vf.de</w:t>
       </w:r>
     </w:p>
     <w:p>
@@ -70,7 +70,7 @@
         <w:pStyle w:val="Heading1"/>
       </w:pPr>
       <w:r>
-        <w:t>Aufgenommen am 29.08.2026</w:t>
+        <w:t>Aufgenommen am 30.08.2026</w:t>
       </w:r>
     </w:p>
     <w:p>
@@ -78,7 +78,7 @@
         <w:pStyle w:val="Heading2"/>
       </w:pPr>
       <w:r>
-        <w:t>Frailty verdoppelt Mortalität und Pflegebedarf bei hospitalisierten Älteren</w:t>
+        <w:t>Frailty und Ernährung bei Herzinsuffizienz im Alter: prognostische Faktoren</w:t>
       </w:r>
     </w:p>
     <w:p>
@@ -88,12 +88,12 @@
           <w:color w:val="666666"/>
           <w:sz w:val="18"/>
         </w:rPr>
-        <w:t>Kamo T et al.  ·  Geriatr Gerontol Int  ·  Sept. 2026  ·  PMID 42642794</w:t>
+        <w:t>Li J et al.  ·  Front Public Health  ·  14.08.2026  ·  PMID 42666459</w:t>
       </w:r>
     </w:p>
     <w:p>
       <w:r>
-        <w:t>Systematische Übersicht und Metaanalyse von 57 Kohortenstudien zu Auswirkungen von Frailty auf Aktivitäten des täglichen Lebens und klinische Outcomes bei hospitalisierten älteren Erwachsenen (≥65 Jahre).</w:t>
+        <w:t>Retrospektive Studie an 200 älteren Patienten mit Herzinsuffizienz untersuchte Frailty und Ernährungsstatus als Prognosefaktoren für 6-Monats-Ergebnisse.</w:t>
       </w:r>
     </w:p>
     <w:p>
@@ -104,7 +104,7 @@
         <w:t xml:space="preserve">Ergebnis: </w:t>
       </w:r>
       <w:r>
-        <w:t>Frailty war assoziiert mit schlechterer ADL-Funktionsfähigkeit (SMD –1,04), höherer Mortalität (RR 2,26), niedrigerer Wahrscheinlichkeit von Entlassung nach Hause (RR 0,79) und höherem Wiederaufnahmerisiko in 30 Tagen (RR 1,47). Diese Effekte waren konsistent über Studien hinweg.</w:t>
+        <w:t>Bei gebrechlichen Patienten (n=92) waren Mortalität (4,35 % vs. 0,93 %) und Rehospitalisierungsrate (14,13 % vs. 1,85 %) höher als bei nicht gebrechlichen (n=108). Unter gebrechlichen Patienten stieg die Ereignisrate mit Mangelernährung: moderat-schwer 26,19 %, mild 16,13 %, normal 5,26 %. GNRI und HDL waren unabhängig mit ungünstiger Prognose assoziiert.</w:t>
       </w:r>
     </w:p>
     <w:p>
@@ -119,7 +119,7 @@
         <w:rPr>
           <w:sz w:val="19"/>
         </w:rPr>
-        <w:t>Überwiegend anglo-amerikanische und europäische Studien; Frailty-Screening ist systemübergreifend anwendbar</w:t>
+        <w:t>China, internationales Instrument (Fried-Kriterien), begrenzte Direktübertragung auf Deutschland</w:t>
       </w:r>
     </w:p>
     <w:p>
@@ -128,7 +128,7 @@
           <w:color w:val="5A7D3A"/>
           <w:sz w:val="18"/>
         </w:rPr>
-        <w:t>https://pubmed.ncbi.nlm.nih.gov/42642794/</w:t>
+        <w:t>https://pubmed.ncbi.nlm.nih.gov/42666459/</w:t>
       </w:r>
     </w:p>
     <w:p>
@@ -136,7 +136,7 @@
         <w:pStyle w:val="Heading2"/>
       </w:pPr>
       <w:r>
-        <w:t>Plasma-Biomarker p-tau217 bei älteren Patienten: Nierenfunktion erklärt mehr Varianz als Gebrechlichkeit</w:t>
+        <w:t>Gastrointestinale Erkrankungen und funktioneller Verfall im Alter: CHARLS und ELSA</w:t>
       </w:r>
     </w:p>
     <w:p>
@@ -146,12 +146,12 @@
           <w:color w:val="666666"/>
           <w:sz w:val="18"/>
         </w:rPr>
-        <w:t>Goll J et al.  ·  Alzheimers Dement  ·  Aug. 2026  ·  PMID 42625502</w:t>
+        <w:t>Peng D et al.  ·  Geriatr Gerontol Int  ·  Sept. 2026  ·  PMID 42665870</w:t>
       </w:r>
     </w:p>
     <w:p>
       <w:r>
-        <w:t>Querschnittsuntersuchung von 283 älteren Patienten (Norfrail- und Dementia-Cohort) zur Assoziation zwischen Gebrechlichkeit und Plasma-Biomarkern (p-tau217, Neurofilament-Leichte-Kette, GFAP) für Alzheimer-Pathologie.</w:t>
+        <w:t>Longitudinale Analyse in zwei Kohorten (CHARLS China; ELSA England) untersuchte, ob wiederholte Meldungen gastrointestinaler Erkrankungen mit kognitiven, ADL- oder depressiven Verschlechterungen assoziiert sind.</w:t>
       </w:r>
     </w:p>
     <w:p>
@@ -162,7 +162,7 @@
         <w:t xml:space="preserve">Ergebnis: </w:t>
       </w:r>
       <w:r>
-        <w:t>Keine signifikante Assoziation zwischen p-tau217 und Gebrechlichkeit; die eGFR erklärte 27% der p-tau217-Varianz (p &lt; 0,001). Neurofilament-Leichte-Kette war einziger Biomarker signifikant mit Gebrechlichkeit assoziiert (p &lt; 0,01). Kliniker müssen Nierenfunktion bei Interpretation berücksichtigen.</w:t>
+        <w:t>CHARLS (n=9.555): wiederholte Meldung war mit 6–10 % erhöhtem Relativrisiko für Multidomain-Verschlechterung assoziiert (aRR 1,06–1,10). ELSA-Schätzungen waren richtungsgleich aber weniger präzise (aOR 1,21; 95%-KI 0,90–1,63). Gastrointestinale Exposition bot geringe diskriminative Aussagekraft.</w:t>
       </w:r>
     </w:p>
     <w:p>
@@ -177,7 +177,7 @@
         <w:rPr>
           <w:sz w:val="19"/>
         </w:rPr>
-        <w:t>Norwegen, europäisches Gesundheitssystem; Befund zum Niereneinflusses auf Blutbiomarker ist systemunabhängig</w:t>
+        <w:t>China und Großbritannien; Ergebnisse konsistent aber schwach, begrenzte Übertragbarkeit</w:t>
       </w:r>
     </w:p>
     <w:p>
@@ -186,7 +186,7 @@
           <w:color w:val="5A7D3A"/>
           <w:sz w:val="18"/>
         </w:rPr>
-        <w:t>https://pubmed.ncbi.nlm.nih.gov/42625502/</w:t>
+        <w:t>https://pubmed.ncbi.nlm.nih.gov/42665870/</w:t>
       </w:r>
     </w:p>
     <w:p>
@@ -194,7 +194,7 @@
         <w:pStyle w:val="Heading2"/>
       </w:pPr>
       <w:r>
-        <w:t>Frühe Zuckerrestriktion reduziert Krebsrisiko um 30–70% und verlangsamt biologisches Altern</w:t>
+        <w:t>Schlafqualität und Sturzrisiko im Alter: prospektive Kohortenstudie</w:t>
       </w:r>
     </w:p>
     <w:p>
@@ -204,12 +204,12 @@
           <w:color w:val="666666"/>
           <w:sz w:val="18"/>
         </w:rPr>
-        <w:t>Zhu C et al.  ·  Proc Natl Acad Sci U S A  ·  11.08.2026  ·  PMID 42550905</w:t>
+        <w:t>Li Y et al.  ·  Brain Behav  ·  Aug. 2026  ·  PMID 42644837</w:t>
       </w:r>
     </w:p>
     <w:p>
       <w:r>
-        <w:t>Kausalitätsanalyse mittels natürliches Experiment (Ende der UK-Zuckerrationierung 1953) mit 64.761 Biobank-Teilnehmern geboren 1951–1956, zur Langzeitwirkung früher Zuckerexposition auf Krebsinzidenz und biologisches Altern.</w:t>
+        <w:t>Prospektive Kohorte mit 3.224 Personen (≥50 Jahre) aus der English Longitudinal Study of Ageing; Schlafroutenuntersuchung über 4 Jahre mit Analyse der Assoziation zwischen Schlafqualität und neuaufgetretenen Stürzen.</w:t>
       </w:r>
     </w:p>
     <w:p>
@@ -220,7 +220,7 @@
         <w:t xml:space="preserve">Ergebnis: </w:t>
       </w:r>
       <w:r>
-        <w:t>Geburtskohortenunter Rationierung zeigten dosisabhängig reduzierte Krebsraten: Leber (HR 0,31), Rektum (HR 0,60), Lunge (HR 0,59), Prostata (HR 0,48), Brust (HR 0,64). Mechanismen: Persistente gesündere Ernährungsgewohnheiten (verhaltoral) und längere Telomere (2,2 Jahre weniger biologisches Altern), niedrigeres Granzym B. Kausalitätsevidenzen für frühe Ernährungsprägung.</w:t>
+        <w:t>Schlechtere Schlafqualität war mit höherem Sturzrisiko assoziiert (OR 1,04; 95%-KI 1,01–1,07). Depressive Symptome vermittelten 28,2 % dieser Assoziation. Dosisabhängige Beziehung zwischen Schlafqualität und Sturzrisiko.</w:t>
       </w:r>
     </w:p>
     <w:p>
@@ -235,7 +235,7 @@
         <w:rPr>
           <w:sz w:val="19"/>
         </w:rPr>
-        <w:t>Großbritannien, vergleichbare Geburtskohortenstruktur; Befund zu prägenden Effekten früher Ernährung fundamental, aber Realisierbarkeit in Deutschland unterschiedlich</w:t>
+        <w:t>Großbritannien, vergleichbare Gesundheitsversorgung und Altersstruktur</w:t>
       </w:r>
     </w:p>
     <w:p>
@@ -244,7 +244,7 @@
           <w:color w:val="5A7D3A"/>
           <w:sz w:val="18"/>
         </w:rPr>
-        <w:t>https://pubmed.ncbi.nlm.nih.gov/42550905/</w:t>
+        <w:t>https://pubmed.ncbi.nlm.nih.gov/42644837/</w:t>
       </w:r>
     </w:p>
     <w:p>
@@ -252,7 +252,7 @@
         <w:pStyle w:val="Heading2"/>
       </w:pPr>
       <w:r>
-        <w:t>Immediate orthostatic hypotension zeigt keine Assoziation mit Stürzen und Synkopen im Alter</w:t>
+        <w:t>Lebensstil, Übergewicht und Lebenserwartung in der EU: Systemanalyse</w:t>
       </w:r>
     </w:p>
     <w:p>
@@ -262,12 +262,12 @@
           <w:color w:val="666666"/>
           <w:sz w:val="18"/>
         </w:rPr>
-        <w:t>Reddin C et al.  ·  Age Ageing  ·  02.07.2026  ·  PMID 42462204</w:t>
+        <w:t>Vărzaru AA  ·  Nutrients  ·  11.07.2026  ·  PMID 42514344</w:t>
       </w:r>
     </w:p>
     <w:p>
       <w:r>
-        <w:t>Querschnitts- und prospektive Kohortenstudie mit 4.596 älteren Erwachsenen über 8 Jahre, die die Assoziation von orthosensitiver Hypotonie (OH) und unmittelbarer OH mit Stürzen und Synkopen untersuchte.</w:t>
+        <w:t>Querschnittsanalyse von 27 EU-Ländern mittels EHIS und Eurostat untersuchte Assoziationen zwischen Ernährung, körperlicher Aktivität, Rauchen, Übergewicht und Lebenserwartung sowie Healthy Life Years.</w:t>
       </w:r>
     </w:p>
     <w:p>
@@ -278,7 +278,7 @@
         <w:t xml:space="preserve">Ergebnis: </w:t>
       </w:r>
       <w:r>
-        <w:t>Unmittelbare OH kam bei 20,7% vor und war nicht signifikant mit Stürzen/Synkopen assoziiert (OR 1,22, 95% KI 0,93–1,57); hingegen war persistente OH assoziiert (OR 1,31, 95% KI 1,04–1,66, p &lt; 0,05). Die Unterscheidung zwischen beiden Varianten ist klinisch relevant.</w:t>
+        <w:t>Gesunde Ernährung korrelierte mit Lebenserwartung (r=0,459; p=0,016), ebenso körperliche Aktivität (r=0,435; p=0,023). Übergewichtsprävalenz war invers mit Lebenserwartung assoziiert (r=−0,505; p=0,007). Das reduzierte Modell erklärte 47,4 % der Varianz in der Lebenserwartung. Clusteranalyse identifizierte drei Lebensstil-Gesundheits-Profile mit unterschiedlichen Outcomes.</w:t>
       </w:r>
     </w:p>
     <w:p>
@@ -293,7 +293,7 @@
         <w:rPr>
           <w:sz w:val="19"/>
         </w:rPr>
-        <w:t>Irland, vergleichbares europäisches Gesundheitssystem, bevölkerungsrepräsentative Stichprobe</w:t>
+        <w:t>EU-weit, direkt auf deutsches Gesundheitssystem übertragbar</w:t>
       </w:r>
     </w:p>
     <w:p>
@@ -302,7 +302,7 @@
           <w:color w:val="5A7D3A"/>
           <w:sz w:val="18"/>
         </w:rPr>
-        <w:t>https://pubmed.ncbi.nlm.nih.gov/42462204/</w:t>
+        <w:t>https://pubmed.ncbi.nlm.nih.gov/42514344/</w:t>
       </w:r>
     </w:p>
     <w:p>
@@ -310,7 +310,7 @@
         <w:pStyle w:val="Heading2"/>
       </w:pPr>
       <w:r>
-        <w:t>Gebrechlichkeit in etablierten Surveys messbar – ein Framework für nationale Monitoring in Europa</w:t>
+        <w:t>Frailty im Hämodialyse: Visuelle Analogskala vereinfacht Screening</w:t>
       </w:r>
     </w:p>
     <w:p>
@@ -320,12 +320,12 @@
           <w:color w:val="666666"/>
           <w:sz w:val="18"/>
         </w:rPr>
-        <w:t>Aicardi T et al.  ·  Eur J Public Health  ·  10.06.2026  ·  PMID 42452852</w:t>
+        <w:t>Schulte-Kemna L et al.  ·  BMC Nephrol  ·  22.07.2026  ·  PMID 42493781</w:t>
       </w:r>
     </w:p>
     <w:p>
       <w:r>
-        <w:t>Querschnittsstudie mit drei etablierten Frailty-Indikatoren (Tilburg, Groningen, Edmonton) in vier italienischen Bevölkerungssurveillance-Datensätzen (SHARE, EU-SILC, EHIS, AVQ).</w:t>
+        <w:t>Studie untersuchte die Genauigkeit einer Selbst-Rating-Skala (VAS) zur Frailty-Früherkennung bei 122 Hämodialysepatienten und identifizierte klinische Prädiktoren der Gebrechlichkeit anhand modifizierter Fried-Kriterien.</w:t>
       </w:r>
     </w:p>
     <w:p>
@@ -336,7 +336,7 @@
         <w:t xml:space="preserve">Ergebnis: </w:t>
       </w:r>
       <w:r>
-        <w:t>Der Groningen Frailty Indicator war am replizierbaren über Surveys hinweg; die Edmonton Frail Scale zeigte stärkste Vorhersagekraft. EHIS-Daten waren optimal für Messungen geeignet. Gebrechlichkeit erklärte Gesundheitsoutcomes besser als Chronologisches Alter allein; klarer Nord-Süd-Gradient in Italien (p &lt; 0,001).</w:t>
+        <w:t>Die VAS hatte gute Spezifität (94,3%), übersah aber viele gebrechliche Patienten (Sensitivität 36,5%). Ein Modell mit Routineparametern zeigte gute Vorhersageleistung (AUC 0,816). Patienten mit Fried-Frailty hatten häufiger zentrale Venenkatheter, niedrigere Diurese, Kreatinin und Albumin sowie mehr Herz-Kreislauf-Erkrankungen.</w:t>
       </w:r>
     </w:p>
     <w:p>
@@ -351,7 +351,7 @@
         <w:rPr>
           <w:sz w:val="19"/>
         </w:rPr>
-        <w:t>Italien, EU-Mitgliedstaaten, vergleichbare Datensysteme mit Deutschland übertragbar</w:t>
+        <w:t>Deutsche Kliniken, vergleichbare Dialysedokumentation und Versorgungsstrukturen</w:t>
       </w:r>
     </w:p>
     <w:p>
@@ -360,7 +360,7 @@
           <w:color w:val="5A7D3A"/>
           <w:sz w:val="18"/>
         </w:rPr>
-        <w:t>https://pubmed.ncbi.nlm.nih.gov/42452852/</w:t>
+        <w:t>https://pubmed.ncbi.nlm.nih.gov/42493781/</w:t>
       </w:r>
     </w:p>
     <w:p>
@@ -368,7 +368,7 @@
         <w:pStyle w:val="Heading2"/>
       </w:pPr>
       <w:r>
-        <w:t>Gesunde Lebensjahre regional stark abhängig von Einkommen und sozialen Faktoren</w:t>
+        <w:t>Diabetes-Epidemiologie in Dänemark: Trends von 1996 bis 2024</w:t>
       </w:r>
     </w:p>
     <w:p>
@@ -378,12 +378,12 @@
           <w:color w:val="666666"/>
           <w:sz w:val="18"/>
         </w:rPr>
-        <w:t>Bachmann M et al.  ·  BMJ Open  ·  13.07.2026  ·  PMID 42442804</w:t>
+        <w:t>Wibaek R et al.  ·  BMJ Open Diabetes Res Care  ·  10.07.2026  ·  PMID 42431705</w:t>
       </w:r>
     </w:p>
     <w:p>
       <w:r>
-        <w:t>Querschnittsanalyse zur Variabilität der gesunden Lebenserwartung (HLE) und Risikofaktoren in 128 kleinen geografischen Bereichen eines britischen integrierten Versorgungssystems.</w:t>
+        <w:t>Nationale Register-Kohortenstudie (1996–2024) quantifizierte Trends in Prävalenz, Inzidenz, Mortalität und Lebensjahren verloren durch Diabetes in Dänemark.</w:t>
       </w:r>
     </w:p>
     <w:p>
@@ -394,7 +394,7 @@
         <w:t xml:space="preserve">Ergebnis: </w:t>
       </w:r>
       <w:r>
-        <w:t>HLE betrug durchschnittlich 66,5 Jahre (Männer, Spannweite 52–73) und 67,5 Jahre (Frauen, Spannweite 56–74). £100 höheres Wocheneinkommen war assoziiert mit 4,4 (95% KI 3,5–5,2) beziehungsweise 4,6 (95% KI 3,8–5,4) zusätzlichen HLE-Jahren. Alleinsein älterer Personen, körperliche Inaktivität und Deprivation zeigten starke Assoziationen mit niedrigerer HLE.</w:t>
+        <w:t>Diabetes-Prävalenz verdreifachte sich auf 6,1 % (366.174 Personen); Typ 2 Diabetes stieg jährlich ~4,1 %. Typ 1 Inzidenz sank um 1,1 % pro Jahr. Mortalität sank bis 2012, dann Stabilisierung. Standardisierte Mortalitätsquoten sanken für Typ 1 (nach 2008), stiegen aber für Typ 2. Männer hatten höhere Typ 2 Inzidenz als Frauen.</w:t>
       </w:r>
     </w:p>
     <w:p>
@@ -409,7 +409,7 @@
         <w:rPr>
           <w:sz w:val="19"/>
         </w:rPr>
-        <w:t>Großbritannien, NHS-ähnliche Systeme; Ungleichheitsmessung direkt auf deutsche Regionen übertragbar</w:t>
+        <w:t>Skandinavien, vergleichbares Sozialversicherungssystem und Datenzugang</w:t>
       </w:r>
     </w:p>
     <w:p>
@@ -418,7 +418,65 @@
           <w:color w:val="5A7D3A"/>
           <w:sz w:val="18"/>
         </w:rPr>
-        <w:t>https://pubmed.ncbi.nlm.nih.gov/42442804/</w:t>
+        <w:t>https://pubmed.ncbi.nlm.nih.gov/42431705/</w:t>
+      </w:r>
+    </w:p>
+    <w:p>
+      <w:pPr>
+        <w:pStyle w:val="Heading2"/>
+      </w:pPr>
+      <w:r>
+        <w:t>Darmmikrobiota und Frailty bei älteren Frauen: europäische Validierung</w:t>
+      </w:r>
+    </w:p>
+    <w:p>
+      <w:r>
+        <w:rPr>
+          <w:i/>
+          <w:color w:val="666666"/>
+          <w:sz w:val="18"/>
+        </w:rPr>
+        <w:t>Vilar Geraldi M et al.  ·  Nat Commun  ·  08.07.2026  ·  PMID 42420265</w:t>
+      </w:r>
+    </w:p>
+    <w:p>
+      <w:r>
+        <w:t>Studie analysierte Darmmetagenomik-Profile bei 2.081 schwedischen Frauen (75-80 Jahre) im Bezug auf einen entwickelten Frailty-Mortality-Index (FMI) und validierte Ergebnisse in einer chinesischen Kohorte.</w:t>
+      </w:r>
+    </w:p>
+    <w:p>
+      <w:r>
+        <w:rPr>
+          <w:b/>
+        </w:rPr>
+        <w:t xml:space="preserve">Ergebnis: </w:t>
+      </w:r>
+      <w:r>
+        <w:t>FMI war invers assoziiert mit mikrobieller Diversität, Genreichtum und funktionaler Kapazität. 404 Bakterienarten waren signifikant mit FMI assoziiert; die meisten zeigten konsistente Assoziationen in der chinesischen Kohorte (n=1.448). Mikrobielle Signaturen waren mit Mortalität und funktioneller Einschränkung verknüpft.</w:t>
+      </w:r>
+    </w:p>
+    <w:p>
+      <w:r>
+        <w:rPr>
+          <w:b/>
+          <w:sz w:val="19"/>
+        </w:rPr>
+        <w:t xml:space="preserve">Übertragbarkeit: </w:t>
+      </w:r>
+      <w:r>
+        <w:rPr>
+          <w:sz w:val="19"/>
+        </w:rPr>
+        <w:t>Skandinavien, ähnliche Sozialversicherung und Alterspopulation</w:t>
+      </w:r>
+    </w:p>
+    <w:p>
+      <w:r>
+        <w:rPr>
+          <w:color w:val="5A7D3A"/>
+          <w:sz w:val="18"/>
+        </w:rPr>
+        <w:t>https://pubmed.ncbi.nlm.nih.gov/42420265/</w:t>
       </w:r>
     </w:p>
     <w:sectPr>

--- a/download/studien-aktuell.docx
+++ b/download/studien-aktuell.docx
@@ -62,7 +62,7 @@
           <w:color w:val="666666"/>
           <w:sz w:val="18"/>
         </w:rPr>
-        <w:t>Stand: 30.08.2026  |  7 Studien  |  longevity.m-vf.de</w:t>
+        <w:t>Stand: 31.08.2026  |  6 Studien  |  longevity.m-vf.de</w:t>
       </w:r>
     </w:p>
     <w:p>
@@ -70,7 +70,7 @@
         <w:pStyle w:val="Heading1"/>
       </w:pPr>
       <w:r>
-        <w:t>Aufgenommen am 30.08.2026</w:t>
+        <w:t>Aufgenommen am 31.08.2026</w:t>
       </w:r>
     </w:p>
     <w:p>
@@ -78,7 +78,7 @@
         <w:pStyle w:val="Heading2"/>
       </w:pPr>
       <w:r>
-        <w:t>Frailty und Ernährung bei Herzinsuffizienz im Alter: prognostische Faktoren</w:t>
+        <w:t>Gezieltes Geriatrie-Training in Intensivstationen verbessert Fachkompetenz des Personals</w:t>
       </w:r>
     </w:p>
     <w:p>
@@ -88,12 +88,12 @@
           <w:color w:val="666666"/>
           <w:sz w:val="18"/>
         </w:rPr>
-        <w:t>Li J et al.  ·  Front Public Health  ·  14.08.2026  ·  PMID 42666459</w:t>
+        <w:t>Beernaert L et al.  ·  Soins Gerontol  ·  20.07.2026  ·  PMID 42542357</w:t>
       </w:r>
     </w:p>
     <w:p>
       <w:r>
-        <w:t>Retrospektive Studie an 200 älteren Patienten mit Herzinsuffizienz untersuchte Frailty und Ernährungsstatus als Prognosefaktoren für 6-Monats-Ergebnisse.</w:t>
+        <w:t>Pilottudie zur Wirksamkeit gezielter Schulung von Pflegekräften und Paramedizinern in Geriatrie-Kompetenzen auf Intensivstationen.</w:t>
       </w:r>
     </w:p>
     <w:p>
@@ -104,7 +104,7 @@
         <w:t xml:space="preserve">Ergebnis: </w:t>
       </w:r>
       <w:r>
-        <w:t>Bei gebrechlichen Patienten (n=92) waren Mortalität (4,35 % vs. 0,93 %) und Rehospitalisierungsrate (14,13 % vs. 1,85 %) höher als bei nicht gebrechlichen (n=108). Unter gebrechlichen Patienten stieg die Ereignisrate mit Mangelernährung: moderat-schwer 26,19 %, mild 16,13 %, normal 5,26 %. GNRI und HDL waren unabhängig mit ungünstiger Prognose assoziiert.</w:t>
+        <w:t>Gezielte Schulungen führten zu signifikanten Verbesserungen der Geriatrie-Kenntnisse des Personals. Die Studie unterstützt den Wert kontinuierlicher Fortbildung, sollte aber durch multizentrische Studien bestätigt werden.</w:t>
       </w:r>
     </w:p>
     <w:p>
@@ -119,7 +119,7 @@
         <w:rPr>
           <w:sz w:val="19"/>
         </w:rPr>
-        <w:t>China, internationales Instrument (Fried-Kriterien), begrenzte Direktübertragung auf Deutschland</w:t>
+        <w:t>Belgisches Universitätsspital, konzeptuell auf deutschsprachige Kliniken übertragbar.</w:t>
       </w:r>
     </w:p>
     <w:p>
@@ -128,7 +128,7 @@
           <w:color w:val="5A7D3A"/>
           <w:sz w:val="18"/>
         </w:rPr>
-        <w:t>https://pubmed.ncbi.nlm.nih.gov/42666459/</w:t>
+        <w:t>https://pubmed.ncbi.nlm.nih.gov/42542357/</w:t>
       </w:r>
     </w:p>
     <w:p>
@@ -136,7 +136,7 @@
         <w:pStyle w:val="Heading2"/>
       </w:pPr>
       <w:r>
-        <w:t>Gastrointestinale Erkrankungen und funktioneller Verfall im Alter: CHARLS und ELSA</w:t>
+        <w:t>Triglyceride-Cholesterin-Körpergewicht-Index vorhersagt Hypertonie-Risiko bei älteren Menschen</w:t>
       </w:r>
     </w:p>
     <w:p>
@@ -146,12 +146,12 @@
           <w:color w:val="666666"/>
           <w:sz w:val="18"/>
         </w:rPr>
-        <w:t>Peng D et al.  ·  Geriatr Gerontol Int  ·  Sept. 2026  ·  PMID 42665870</w:t>
+        <w:t>Luo F et al.  ·  J Int Med Res  ·  30.07.2026  ·  PMID 42530895</w:t>
       </w:r>
     </w:p>
     <w:p>
       <w:r>
-        <w:t>Longitudinale Analyse in zwei Kohorten (CHARLS China; ELSA England) untersuchte, ob wiederholte Meldungen gastrointestinaler Erkrankungen mit kognitiven, ADL- oder depressiven Verschlechterungen assoziiert sind.</w:t>
+        <w:t>Longitudinalanalyse der English Longitudinal Study of Ageing mit 5.731 älteren Erwachsenen über 12 Jahre zur Assoziation eines Stoffwechsel-Indexes mit Hypertonie-Inzidenz.</w:t>
       </w:r>
     </w:p>
     <w:p>
@@ -162,7 +162,7 @@
         <w:t xml:space="preserve">Ergebnis: </w:t>
       </w:r>
       <w:r>
-        <w:t>CHARLS (n=9.555): wiederholte Meldung war mit 6–10 % erhöhtem Relativrisiko für Multidomain-Verschlechterung assoziiert (aRR 1,06–1,10). ELSA-Schätzungen waren richtungsgleich aber weniger präzise (aOR 1,21; 95%-KI 0,90–1,63). Gastrointestinale Exposition bot geringe diskriminative Aussagekraft.</w:t>
+        <w:t>Jede Einheit Anstieg des log-transformierten Index war mit 43% höherer Hypertonie-Odds assoziiert (OR=1,43; 95% KI: 1,31–1,55). Prospektiv: adjustierte HR=1,16 (1,05–1,28). Trajektorien zeigten dosisabhängige Risikoerhöhung (hohe vs. niedrige Gruppe: OR=1,69, p&lt;0,001).</w:t>
       </w:r>
     </w:p>
     <w:p>
@@ -177,7 +177,7 @@
         <w:rPr>
           <w:sz w:val="19"/>
         </w:rPr>
-        <w:t>China und Großbritannien; Ergebnisse konsistent aber schwach, begrenzte Übertragbarkeit</w:t>
+        <w:t>England, demografische und epidemiologische Parallelität mit Deutschland gegeben.</w:t>
       </w:r>
     </w:p>
     <w:p>
@@ -186,7 +186,7 @@
           <w:color w:val="5A7D3A"/>
           <w:sz w:val="18"/>
         </w:rPr>
-        <w:t>https://pubmed.ncbi.nlm.nih.gov/42665870/</w:t>
+        <w:t>https://pubmed.ncbi.nlm.nih.gov/42530895/</w:t>
       </w:r>
     </w:p>
     <w:p>
@@ -194,7 +194,7 @@
         <w:pStyle w:val="Heading2"/>
       </w:pPr>
       <w:r>
-        <w:t>Schlafqualität und Sturzrisiko im Alter: prospektive Kohortenstudie</w:t>
+        <w:t>Gesundheitliche Behandlungspräferenzen Älterer: Alters- und Geschlechtsunterschiede in England</w:t>
       </w:r>
     </w:p>
     <w:p>
@@ -204,12 +204,12 @@
           <w:color w:val="666666"/>
           <w:sz w:val="18"/>
         </w:rPr>
-        <w:t>Li Y et al.  ·  Brain Behav  ·  Aug. 2026  ·  PMID 42644837</w:t>
+        <w:t>Steel N et al.  ·  PLoS One  ·  29.07.2026  ·  PMID 42525585</w:t>
       </w:r>
     </w:p>
     <w:p>
       <w:r>
-        <w:t>Prospektive Kohorte mit 3.224 Personen (≥50 Jahre) aus der English Longitudinal Study of Ageing; Schlafroutenuntersuchung über 4 Jahre mit Analyse der Assoziation zwischen Schlafqualität und neuaufgetretenen Stürzen.</w:t>
+        <w:t>Querschnittsanalyse der English Longitudinal Study of Ageing (Wave 8, 2016/17) zu Präferenzen von über 50-Jährigen bei sechs Gesundheitsfragen (Risikobereitschaft, Zeitorientierung, Qualität vs. Länge des Lebens).</w:t>
       </w:r>
     </w:p>
     <w:p>
@@ -220,7 +220,7 @@
         <w:t xml:space="preserve">Ergebnis: </w:t>
       </w:r>
       <w:r>
-        <w:t>Schlechtere Schlafqualität war mit höherem Sturzrisiko assoziiert (OR 1,04; 95%-KI 1,01–1,07). Depressive Symptome vermittelten 28,2 % dieser Assoziation. Dosisabhängige Beziehung zwischen Schlafqualität und Sturzrisiko.</w:t>
+        <w:t>Frauen delegierten Entscheidungen weniger häufig an Ärzte und priorisierten Lebensqualität über Lebensdauer. Personen über 75 Jahre bevorzugten mehr Risikominderung und Delegierung. Substanzielle Variabilität zwischen Personen, systematische Unterschiede nach Alter und Geschlecht unterstützen strukturiertes Elicitierungsgesprächs-Protokoll.</w:t>
       </w:r>
     </w:p>
     <w:p>
@@ -235,7 +235,7 @@
         <w:rPr>
           <w:sz w:val="19"/>
         </w:rPr>
-        <w:t>Großbritannien, vergleichbare Gesundheitsversorgung und Altersstruktur</w:t>
+        <w:t>Großbritannien; übertragbar auf deutsches Versorgungssystem mit ähnlichen Partizipationsnormen.</w:t>
       </w:r>
     </w:p>
     <w:p>
@@ -244,7 +244,7 @@
           <w:color w:val="5A7D3A"/>
           <w:sz w:val="18"/>
         </w:rPr>
-        <w:t>https://pubmed.ncbi.nlm.nih.gov/42644837/</w:t>
+        <w:t>https://pubmed.ncbi.nlm.nih.gov/42525585/</w:t>
       </w:r>
     </w:p>
     <w:p>
@@ -252,7 +252,7 @@
         <w:pStyle w:val="Heading2"/>
       </w:pPr>
       <w:r>
-        <w:t>Lebensstil, Übergewicht und Lebenserwartung in der EU: Systemanalyse</w:t>
+        <w:t>Depressive Symptome von Ehepartnern zeigen stabiles Muster, aber schwache prospektive Kopplung im Alter</w:t>
       </w:r>
     </w:p>
     <w:p>
@@ -262,12 +262,12 @@
           <w:color w:val="666666"/>
           <w:sz w:val="18"/>
         </w:rPr>
-        <w:t>Vărzaru AA  ·  Nutrients  ·  11.07.2026  ·  PMID 42514344</w:t>
+        <w:t>Miao J et al.  ·  Psychol Med  ·  29.07.2026  ·  PMID 42522229</w:t>
       </w:r>
     </w:p>
     <w:p>
       <w:r>
-        <w:t>Querschnittsanalyse von 27 EU-Ländern mittels EHIS und Eurostat untersuchte Assoziationen zwischen Ernährung, körperlicher Aktivität, Rauchen, Übergewicht und Lebenserwartung sowie Healthy Life Years.</w:t>
+        <w:t>Harmonisierte Längsschnittanalyse aus CHARLS (China), HRS (USA) und ELSA (England) mit insgesamt 7.759 Paaren über 5–9 Wellen zu Depressionen, Aktivitätseinschränkungen und Partnereffekte.</w:t>
       </w:r>
     </w:p>
     <w:p>
@@ -278,7 +278,7 @@
         <w:t xml:space="preserve">Ergebnis: </w:t>
       </w:r>
       <w:r>
-        <w:t>Gesunde Ernährung korrelierte mit Lebenserwartung (r=0,459; p=0,016), ebenso körperliche Aktivität (r=0,435; p=0,023). Übergewichtsprävalenz war invers mit Lebenserwartung assoziiert (r=−0,505; p=0,007). Das reduzierte Modell erklärte 47,4 % der Varianz in der Lebenserwartung. Clusteranalyse identifizierte drei Lebensstil-Gesundheits-Profile mit unterschiedlichen Outcomes.</w:t>
+        <w:t>Hohe Konkordanz depressiver Symptome zwischen Partnern (r=0,14–0,43) über alle Kohorten. Prospektive Cross-Spouse-Assoziationen waren nach Kontrolle stabiler Ähnlichkeiten schwach und nur in ELSA und multipel-imputierter HRS signifikant. Bidirektionale Depression-Funktionsstörung-Kopplung in westlichen Kohorten stärker, unterstützt kombinierte Behandlung und Rehabilitation.</w:t>
       </w:r>
     </w:p>
     <w:p>
@@ -293,7 +293,7 @@
         <w:rPr>
           <w:sz w:val="19"/>
         </w:rPr>
-        <w:t>EU-weit, direkt auf deutsches Gesundheitssystem übertragbar</w:t>
+        <w:t>ELSA ist englische Bevölkerungsstichprobe; Ergebnisse auf deutsches Versorgungssystem moderat übertragbar.</w:t>
       </w:r>
     </w:p>
     <w:p>
@@ -302,7 +302,7 @@
           <w:color w:val="5A7D3A"/>
           <w:sz w:val="18"/>
         </w:rPr>
-        <w:t>https://pubmed.ncbi.nlm.nih.gov/42514344/</w:t>
+        <w:t>https://pubmed.ncbi.nlm.nih.gov/42522229/</w:t>
       </w:r>
     </w:p>
     <w:p>
@@ -310,7 +310,7 @@
         <w:pStyle w:val="Heading2"/>
       </w:pPr>
       <w:r>
-        <w:t>Frailty im Hämodialyse: Visuelle Analogskala vereinfacht Screening</w:t>
+        <w:t>Frailty und psychische Gesundheit bei älteren Menschen: Längsschnittstudie aus Slowenien</w:t>
       </w:r>
     </w:p>
     <w:p>
@@ -320,12 +320,12 @@
           <w:color w:val="666666"/>
           <w:sz w:val="18"/>
         </w:rPr>
-        <w:t>Schulte-Kemna L et al.  ·  BMC Nephrol  ·  22.07.2026  ·  PMID 42493781</w:t>
+        <w:t>Mikolič Brence P et al.  ·  Front Public Health  ·  06.07.2026  ·  PMID 42518591</w:t>
       </w:r>
     </w:p>
     <w:p>
       <w:r>
-        <w:t>Studie untersuchte die Genauigkeit einer Selbst-Rating-Skala (VAS) zur Frailty-Früherkennung bei 122 Hämodialysepatienten und identifizierte klinische Prädiktoren der Gebrechlichkeit anhand modifizierter Fried-Kriterien.</w:t>
+        <w:t>Studienprotokoll einer prospektiven Kohortenstudie mit Erwachsenen ≥50 Jahren (geplant n=5.000, 2026–2028) zu Assoziationen zwischen Frailty und mentalen Gesundheitsfaktoren (Wohlbefinden, Resilienz, soziale Kohäsion).</w:t>
       </w:r>
     </w:p>
     <w:p>
@@ -336,7 +336,7 @@
         <w:t xml:space="preserve">Ergebnis: </w:t>
       </w:r>
       <w:r>
-        <w:t>Die VAS hatte gute Spezifität (94,3%), übersah aber viele gebrechliche Patienten (Sensitivität 36,5%). Ein Modell mit Routineparametern zeigte gute Vorhersageleistung (AUC 0,816). Patienten mit Fried-Frailty hatten häufiger zentrale Venenkatheter, niedrigere Diurese, Kreatinin und Albumin sowie mehr Herz-Kreislauf-Erkrankungen.</w:t>
+        <w:t>Studie noch nicht abgeschlossen; das Protokoll wird zur Seite gelegt, da keine Ergebnisse vorliegen.</w:t>
       </w:r>
     </w:p>
     <w:p>
@@ -351,7 +351,7 @@
         <w:rPr>
           <w:sz w:val="19"/>
         </w:rPr>
-        <w:t>Deutsche Kliniken, vergleichbare Dialysedokumentation und Versorgungsstrukturen</w:t>
+        <w:t>Nicht anwendbar – Protokoll ohne Befunde.</w:t>
       </w:r>
     </w:p>
     <w:p>
@@ -360,7 +360,7 @@
           <w:color w:val="5A7D3A"/>
           <w:sz w:val="18"/>
         </w:rPr>
-        <w:t>https://pubmed.ncbi.nlm.nih.gov/42493781/</w:t>
+        <w:t>https://pubmed.ncbi.nlm.nih.gov/42518591/</w:t>
       </w:r>
     </w:p>
     <w:p>
@@ -368,7 +368,7 @@
         <w:pStyle w:val="Heading2"/>
       </w:pPr>
       <w:r>
-        <w:t>Diabetes-Epidemiologie in Dänemark: Trends von 1996 bis 2024</w:t>
+        <w:t>Lockdown-bedingte Immobilität beschleunigt Frailty: Sechs-Monats-Progression bei älteren Erwachsenen</w:t>
       </w:r>
     </w:p>
     <w:p>
@@ -378,12 +378,12 @@
           <w:color w:val="666666"/>
           <w:sz w:val="18"/>
         </w:rPr>
-        <w:t>Wibaek R et al.  ·  BMJ Open Diabetes Res Care  ·  10.07.2026  ·  PMID 42431705</w:t>
+        <w:t>Rukavishnikov AS et al.  ·  Adv Gerontol  ·  2026  ·  PMID 42502942</w:t>
       </w:r>
     </w:p>
     <w:p>
       <w:r>
-        <w:t>Nationale Register-Kohortenstudie (1996–2024) quantifizierte Trends in Prävalenz, Inzidenz, Mortalität und Lebensjahren verloren durch Diabetes in Dänemark.</w:t>
+        <w:t>Quasiexperimentelle Studie mit 525 älteren Patienten (65–74 Jahre) in Pflege-Wohneinrichtungen während COVID-19-Lockdown; Geriatrisches Assessment mit Handgriffkraft und Sechs-Minuten-Gehtest zu Baseline, 1 und 6 Monaten.</w:t>
       </w:r>
     </w:p>
     <w:p>
@@ -394,7 +394,7 @@
         <w:t xml:space="preserve">Ergebnis: </w:t>
       </w:r>
       <w:r>
-        <w:t>Diabetes-Prävalenz verdreifachte sich auf 6,1 % (366.174 Personen); Typ 2 Diabetes stieg jährlich ~4,1 %. Typ 1 Inzidenz sank um 1,1 % pro Jahr. Mortalität sank bis 2012, dann Stabilisierung. Standardisierte Mortalitätsquoten sanken für Typ 1 (nach 2008), stiegen aber für Typ 2. Männer hatten höhere Typ 2 Inzidenz als Frauen.</w:t>
+        <w:t>Prävalenz der Präfrailty sank von 35,8% auf 14,1%, Frailty nahm von 49,5% auf 72% zu. Milde, moderate und schwere Frailty-Formen nahmen jeweils um 11,6%, 6,1% und 4,4% zu. Verlängerte Immobilität und soziale Isolation waren signifikante Beschleuniger der Frailty-Progression und Funktionsverschlechterung.</w:t>
       </w:r>
     </w:p>
     <w:p>
@@ -409,7 +409,7 @@
         <w:rPr>
           <w:sz w:val="19"/>
         </w:rPr>
-        <w:t>Skandinavien, vergleichbares Sozialversicherungssystem und Datenzugang</w:t>
+        <w:t>Russland (Sankt-Petersburg); Befunde zur Dekonditionierung durch Immobilität universal, aber Pflegeheim-Setting unterscheidet sich von deutschem Versorgungskontext.</w:t>
       </w:r>
     </w:p>
     <w:p>
@@ -418,65 +418,7 @@
           <w:color w:val="5A7D3A"/>
           <w:sz w:val="18"/>
         </w:rPr>
-        <w:t>https://pubmed.ncbi.nlm.nih.gov/42431705/</w:t>
-      </w:r>
-    </w:p>
-    <w:p>
-      <w:pPr>
-        <w:pStyle w:val="Heading2"/>
-      </w:pPr>
-      <w:r>
-        <w:t>Darmmikrobiota und Frailty bei älteren Frauen: europäische Validierung</w:t>
-      </w:r>
-    </w:p>
-    <w:p>
-      <w:r>
-        <w:rPr>
-          <w:i/>
-          <w:color w:val="666666"/>
-          <w:sz w:val="18"/>
-        </w:rPr>
-        <w:t>Vilar Geraldi M et al.  ·  Nat Commun  ·  08.07.2026  ·  PMID 42420265</w:t>
-      </w:r>
-    </w:p>
-    <w:p>
-      <w:r>
-        <w:t>Studie analysierte Darmmetagenomik-Profile bei 2.081 schwedischen Frauen (75-80 Jahre) im Bezug auf einen entwickelten Frailty-Mortality-Index (FMI) und validierte Ergebnisse in einer chinesischen Kohorte.</w:t>
-      </w:r>
-    </w:p>
-    <w:p>
-      <w:r>
-        <w:rPr>
-          <w:b/>
-        </w:rPr>
-        <w:t xml:space="preserve">Ergebnis: </w:t>
-      </w:r>
-      <w:r>
-        <w:t>FMI war invers assoziiert mit mikrobieller Diversität, Genreichtum und funktionaler Kapazität. 404 Bakterienarten waren signifikant mit FMI assoziiert; die meisten zeigten konsistente Assoziationen in der chinesischen Kohorte (n=1.448). Mikrobielle Signaturen waren mit Mortalität und funktioneller Einschränkung verknüpft.</w:t>
-      </w:r>
-    </w:p>
-    <w:p>
-      <w:r>
-        <w:rPr>
-          <w:b/>
-          <w:sz w:val="19"/>
-        </w:rPr>
-        <w:t xml:space="preserve">Übertragbarkeit: </w:t>
-      </w:r>
-      <w:r>
-        <w:rPr>
-          <w:sz w:val="19"/>
-        </w:rPr>
-        <w:t>Skandinavien, ähnliche Sozialversicherung und Alterspopulation</w:t>
-      </w:r>
-    </w:p>
-    <w:p>
-      <w:r>
-        <w:rPr>
-          <w:color w:val="5A7D3A"/>
-          <w:sz w:val="18"/>
-        </w:rPr>
-        <w:t>https://pubmed.ncbi.nlm.nih.gov/42420265/</w:t>
+        <w:t>https://pubmed.ncbi.nlm.nih.gov/42502942/</w:t>
       </w:r>
     </w:p>
     <w:sectPr>

--- a/download/studien-aktuell.docx
+++ b/download/studien-aktuell.docx
@@ -62,7 +62,7 @@
           <w:color w:val="666666"/>
           <w:sz w:val="18"/>
         </w:rPr>
-        <w:t>Stand: 31.08.2026  |  6 Studien  |  longevity.m-vf.de</w:t>
+        <w:t>Stand: 01.09.2026  |  7 Studien  |  longevity.m-vf.de</w:t>
       </w:r>
     </w:p>
     <w:p>
@@ -70,7 +70,7 @@
         <w:pStyle w:val="Heading1"/>
       </w:pPr>
       <w:r>
-        <w:t>Aufgenommen am 31.08.2026</w:t>
+        <w:t>Aufgenommen am 01.09.2026</w:t>
       </w:r>
     </w:p>
     <w:p>
@@ -78,7 +78,7 @@
         <w:pStyle w:val="Heading2"/>
       </w:pPr>
       <w:r>
-        <w:t>Gezieltes Geriatrie-Training in Intensivstationen verbessert Fachkompetenz des Personals</w:t>
+        <w:t>Geriatrisches Assessment vor Gefäßinterventionen senkt perioperative Risiken bei älteren Patienten</w:t>
       </w:r>
     </w:p>
     <w:p>
@@ -88,12 +88,12 @@
           <w:color w:val="666666"/>
           <w:sz w:val="18"/>
         </w:rPr>
-        <w:t>Beernaert L et al.  ·  Soins Gerontol  ·  20.07.2026  ·  PMID 42542357</w:t>
+        <w:t>Kolb G et al.  ·  Vasa  ·  Sept. 2026  ·  PMID 42669422</w:t>
       </w:r>
     </w:p>
     <w:p>
       <w:r>
-        <w:t>Pilottudie zur Wirksamkeit gezielter Schulung von Pflegekräften und Paramedizinern in Geriatrie-Kompetenzen auf Intensivstationen.</w:t>
+        <w:t>Positionspapier dreier Fachgesellschaften zur Notwendigkeit geriatrischer Assessments vor gefäßmedizinischen Eingriffen bei älteren Menschen, da Frailty die Outcomes nach Gefäßchirurgie und Interventionen bestimmt.</w:t>
       </w:r>
     </w:p>
     <w:p>
@@ -104,7 +104,7 @@
         <w:t xml:space="preserve">Ergebnis: </w:t>
       </w:r>
       <w:r>
-        <w:t>Gezielte Schulungen führten zu signifikanten Verbesserungen der Geriatrie-Kenntnisse des Personals. Die Studie unterstützt den Wert kontinuierlicher Fortbildung, sollte aber durch multizentrische Studien bestätigt werden.</w:t>
+        <w:t>Frailty-Status bestimmt Komplikationen und Outcomes nach Gefäßinterventionen; geriatrisches Assessment wird zur Risikostratifizierung empfohlen, konkrete Zahlen zu Outcome-Verbesserungen durch das Positionspapier nicht genannt.</w:t>
       </w:r>
     </w:p>
     <w:p>
@@ -119,7 +119,7 @@
         <w:rPr>
           <w:sz w:val="19"/>
         </w:rPr>
-        <w:t>Belgisches Universitätsspital, konzeptuell auf deutschsprachige Kliniken übertragbar.</w:t>
+        <w:t>Deutschland: Stellungnahmen deutscher Fachgesellschaften, direkt relevant für Versorgungspraxis.</w:t>
       </w:r>
     </w:p>
     <w:p>
@@ -128,7 +128,7 @@
           <w:color w:val="5A7D3A"/>
           <w:sz w:val="18"/>
         </w:rPr>
-        <w:t>https://pubmed.ncbi.nlm.nih.gov/42542357/</w:t>
+        <w:t>https://pubmed.ncbi.nlm.nih.gov/42669422/</w:t>
       </w:r>
     </w:p>
     <w:p>
@@ -136,7 +136,7 @@
         <w:pStyle w:val="Heading2"/>
       </w:pPr>
       <w:r>
-        <w:t>Triglyceride-Cholesterin-Körpergewicht-Index vorhersagt Hypertonie-Risiko bei älteren Menschen</w:t>
+        <w:t>Gesunde Ernährung verlangsamt epigenetisches Altern unabhängig von Ernährungsstil</w:t>
       </w:r>
     </w:p>
     <w:p>
@@ -146,12 +146,12 @@
           <w:color w:val="666666"/>
           <w:sz w:val="18"/>
         </w:rPr>
-        <w:t>Luo F et al.  ·  J Int Med Res  ·  30.07.2026  ·  PMID 42530895</w:t>
+        <w:t>Tavares JF et al.  ·  Nat Commun  ·  29.08.2026  ·  PMID 42668319</w:t>
       </w:r>
     </w:p>
     <w:p>
       <w:r>
-        <w:t>Longitudinalanalyse der English Longitudinal Study of Ageing mit 5.731 älteren Erwachsenen über 12 Jahre zur Assoziation eines Stoffwechsel-Indexes mit Hypertonie-Inzidenz.</w:t>
+        <w:t>Zwei bevölkerungsbasierte Kohorten zeigten, dass Adhärenz zu gesunden Ernährungsmustern mit verlangsamtem epigenetischem Altern assoziiert ist, obwohl verschiedene Ernährungsstile unterschiedliche epigenetische Profile aufweisen.</w:t>
       </w:r>
     </w:p>
     <w:p>
@@ -162,7 +162,7 @@
         <w:t xml:space="preserve">Ergebnis: </w:t>
       </w:r>
       <w:r>
-        <w:t>Jede Einheit Anstieg des log-transformierten Index war mit 43% höherer Hypertonie-Odds assoziiert (OR=1,43; 95% KI: 1,31–1,55). Prospektiv: adjustierte HR=1,16 (1,05–1,28). Trajektorien zeigten dosisabhängige Risikoerhöhung (hohe vs. niedrige Gruppe: OR=1,69, p&lt;0,001).</w:t>
+        <w:t>Zehn verschiedene Ernährungsbewertungsindizes: minimale Überschneidung in der höchsten Adhärenz-Quartile, aber alle mit reduziertem epigenetischen Altern assoziiert; verschiedene Ernährungsstile konvergierten auf gleiche biologische Signalwege.</w:t>
       </w:r>
     </w:p>
     <w:p>
@@ -177,7 +177,7 @@
         <w:rPr>
           <w:sz w:val="19"/>
         </w:rPr>
-        <w:t>England, demografische und epidemiologische Parallelität mit Deutschland gegeben.</w:t>
+        <w:t>Deutschland und deutschsprachiger Raum: Rhineland-Studie, vergleichbare Populationsstruktur, externe Validierung mit EPIC-Potsdam.</w:t>
       </w:r>
     </w:p>
     <w:p>
@@ -186,7 +186,7 @@
           <w:color w:val="5A7D3A"/>
           <w:sz w:val="18"/>
         </w:rPr>
-        <w:t>https://pubmed.ncbi.nlm.nih.gov/42530895/</w:t>
+        <w:t>https://pubmed.ncbi.nlm.nih.gov/42668319/</w:t>
       </w:r>
     </w:p>
     <w:p>
@@ -194,7 +194,7 @@
         <w:pStyle w:val="Heading2"/>
       </w:pPr>
       <w:r>
-        <w:t>Gesundheitliche Behandlungspräferenzen Älterer: Alters- und Geschlechtsunterschiede in England</w:t>
+        <w:t>Arbeitsplatzgewalt verkürzt die Erwerbstätigkeit älterer Arbeitnehmer um bis zu sieben Monate</w:t>
       </w:r>
     </w:p>
     <w:p>
@@ -204,12 +204,12 @@
           <w:color w:val="666666"/>
           <w:sz w:val="18"/>
         </w:rPr>
-        <w:t>Steel N et al.  ·  PLoS One  ·  29.07.2026  ·  PMID 42525585</w:t>
+        <w:t>Holmgren R et al.  ·  Scand J Work Environ Health  ·  01.09.2026  ·  PMID 42563557</w:t>
       </w:r>
     </w:p>
     <w:p>
       <w:r>
-        <w:t>Querschnittsanalyse der English Longitudinal Study of Ageing (Wave 8, 2016/17) zu Präferenzen von über 50-Jährigen bei sechs Gesundheitsfragen (Risikobereitschaft, Zeitorientierung, Qualität vs. Länge des Lebens).</w:t>
+        <w:t>Prospektive schwedische Kohortenstudie mit multistate Markov-Modellen zur Assoziation von Mobbing und Gewalt am Arbeitsplatz mit der verbleibenden Erwerbstätigkeit von über 50-Jährigen.</w:t>
       </w:r>
     </w:p>
     <w:p>
@@ -220,7 +220,7 @@
         <w:t xml:space="preserve">Ergebnis: </w:t>
       </w:r>
       <w:r>
-        <w:t>Frauen delegierten Entscheidungen weniger häufig an Ärzte und priorisierten Lebensqualität über Lebensdauer. Personen über 75 Jahre bevorzugten mehr Risikominderung und Delegierung. Substanzielle Variabilität zwischen Personen, systematische Unterschiede nach Alter und Geschlecht unterstützen strukturiertes Elicitierungsgesprächs-Protokoll.</w:t>
+        <w:t>Exposition gegenüber Arbeitsplatzgewalt/Drohungen verkürzte die Erwerbstätigkeit ab 50 Jahren um 0,56 Jahre (95%-KI: −1,02–−0,10); Mobbing zeigte ähnliche Effektgröße (−0,63 Jahre, 95%-KI: −1,39–0,14), war aber nicht statistisch signifikant.</w:t>
       </w:r>
     </w:p>
     <w:p>
@@ -235,7 +235,7 @@
         <w:rPr>
           <w:sz w:val="19"/>
         </w:rPr>
-        <w:t>Großbritannien; übertragbar auf deutsches Versorgungssystem mit ähnlichen Partizipationsnormen.</w:t>
+        <w:t>Schweden, vergleichbares Sozialversicherungssystem, Längsschnitt-Follow-up 2008–2020.</w:t>
       </w:r>
     </w:p>
     <w:p>
@@ -244,7 +244,7 @@
           <w:color w:val="5A7D3A"/>
           <w:sz w:val="18"/>
         </w:rPr>
-        <w:t>https://pubmed.ncbi.nlm.nih.gov/42525585/</w:t>
+        <w:t>https://pubmed.ncbi.nlm.nih.gov/42563557/</w:t>
       </w:r>
     </w:p>
     <w:p>
@@ -252,7 +252,7 @@
         <w:pStyle w:val="Heading2"/>
       </w:pPr>
       <w:r>
-        <w:t>Depressive Symptome von Ehepartnern zeigen stabiles Muster, aber schwache prospektive Kopplung im Alter</w:t>
+        <w:t>Frailty-Messung mit elektronischen Daten ist kontextabhängig und zeigt begrenzte Übertragbarkeit</w:t>
       </w:r>
     </w:p>
     <w:p>
@@ -262,12 +262,12 @@
           <w:color w:val="666666"/>
           <w:sz w:val="18"/>
         </w:rPr>
-        <w:t>Miao J et al.  ·  Psychol Med  ·  29.07.2026  ·  PMID 42522229</w:t>
+        <w:t>Cavanaugh R et al.  ·  J Gerontol A Biol Sci Med Sci  ·  04.08.2026  ·  PMID 42550179</w:t>
       </w:r>
     </w:p>
     <w:p>
       <w:r>
-        <w:t>Harmonisierte Längsschnittanalyse aus CHARLS (China), HRS (USA) und ELSA (England) mit insgesamt 7.759 Paaren über 5–9 Wellen zu Depressionen, Aktivitätseinschränkungen und Partnereffekte.</w:t>
+        <w:t>Internationale Vergleichsstudie zweier elektronischer Frailty-Indizes (VAFI, eFI) über fünf Datenbanken zeigte inkonsistente Frailty-Prävalenzen je nach Land und lokalen Kodierungsverhalten.</w:t>
       </w:r>
     </w:p>
     <w:p>
@@ -278,7 +278,7 @@
         <w:t xml:space="preserve">Ergebnis: </w:t>
       </w:r>
       <w:r>
-        <w:t>Hohe Konkordanz depressiver Symptome zwischen Partnern (r=0,14–0,43) über alle Kohorten. Prospektive Cross-Spouse-Assoziationen waren nach Kontrolle stabiler Ähnlichkeiten schwach und nur in ELSA und multipel-imputierter HRS signifikant. Bidirektionale Depression-Funktionsstörung-Kopplung in westlichen Kohorten stärker, unterstützt kombinierte Behandlung und Rehabilitation.</w:t>
+        <w:t>USA-Datenbanken: VAFI identifizierte höhere Frailty-Raten (All of Us: 10,3% vs. 2,5% eFI; Pharmetrics: 9,6% vs. 2%); UK-Datenbanken zeigten umgekehrtes Muster (eFI höher); FI-Messungen stark abhängig vom Entwicklungskontext und lokalen Kodierungsinzentiven.</w:t>
       </w:r>
     </w:p>
     <w:p>
@@ -293,7 +293,7 @@
         <w:rPr>
           <w:sz w:val="19"/>
         </w:rPr>
-        <w:t>ELSA ist englische Bevölkerungsstichprobe; Ergebnisse auf deutsches Versorgungssystem moderat übertragbar.</w:t>
+        <w:t>USA und UK: Warnung vor direkter Anwendung außerhalb des Entwicklungskontextes; deutsche Systeme benötigen eigene Validierung.</w:t>
       </w:r>
     </w:p>
     <w:p>
@@ -302,7 +302,7 @@
           <w:color w:val="5A7D3A"/>
           <w:sz w:val="18"/>
         </w:rPr>
-        <w:t>https://pubmed.ncbi.nlm.nih.gov/42522229/</w:t>
+        <w:t>https://pubmed.ncbi.nlm.nih.gov/42550179/</w:t>
       </w:r>
     </w:p>
     <w:p>
@@ -310,7 +310,7 @@
         <w:pStyle w:val="Heading2"/>
       </w:pPr>
       <w:r>
-        <w:t>Frailty und psychische Gesundheit bei älteren Menschen: Längsschnittstudie aus Slowenien</w:t>
+        <w:t>Datenaustausch für Hirnalterungsforschung: Barrieren und Strategien in der Open Science</w:t>
       </w:r>
     </w:p>
     <w:p>
@@ -320,12 +320,12 @@
           <w:color w:val="666666"/>
           <w:sz w:val="18"/>
         </w:rPr>
-        <w:t>Mikolič Brence P et al.  ·  Front Public Health  ·  06.07.2026  ·  PMID 42518591</w:t>
+        <w:t>Giehl K et al.  ·  Eur J Neurol  ·  Juli 2026  ·  PMID 42496021</w:t>
       </w:r>
     </w:p>
     <w:p>
       <w:r>
-        <w:t>Studienprotokoll einer prospektiven Kohortenstudie mit Erwachsenen ≥50 Jahren (geplant n=5.000, 2026–2028) zu Assoziationen zwischen Frailty und mentalen Gesundheitsfaktoren (Wohlbefinden, Resilienz, soziale Kohäsion).</w:t>
+        <w:t>Übersichtsarbeit zu Hindernissen bei der Freigabe von Neuroimaging-Daten in der Alternsforschung und Vorschläge für vereinheitlichte rechtliche Rahmen, Standardisierung und akademische Anreize.</w:t>
       </w:r>
     </w:p>
     <w:p>
@@ -336,7 +336,7 @@
         <w:t xml:space="preserve">Ergebnis: </w:t>
       </w:r>
       <w:r>
-        <w:t>Studie noch nicht abgeschlossen; das Protokoll wird zur Seite gelegt, da keine Ergebnisse vorliegen.</w:t>
+        <w:t>Barriers range from technical and infrastructural limitations to legal challenges; article advocates for unified GDPR-compliant frameworks, academic credit for data stewardship, and coordinated community effort to move toward open science in neurodegenerative disease research.</w:t>
       </w:r>
     </w:p>
     <w:p>
@@ -351,7 +351,7 @@
         <w:rPr>
           <w:sz w:val="19"/>
         </w:rPr>
-        <w:t>Nicht anwendbar – Protokoll ohne Befunde.</w:t>
+        <w:t>Europa: GDPR-Konformität, direkt auf EU-Systeme anwendbar, insbesondere Deutschland.</w:t>
       </w:r>
     </w:p>
     <w:p>
@@ -360,7 +360,7 @@
           <w:color w:val="5A7D3A"/>
           <w:sz w:val="18"/>
         </w:rPr>
-        <w:t>https://pubmed.ncbi.nlm.nih.gov/42518591/</w:t>
+        <w:t>https://pubmed.ncbi.nlm.nih.gov/42496021/</w:t>
       </w:r>
     </w:p>
     <w:p>
@@ -368,7 +368,7 @@
         <w:pStyle w:val="Heading2"/>
       </w:pPr>
       <w:r>
-        <w:t>Lockdown-bedingte Immobilität beschleunigt Frailty: Sechs-Monats-Progression bei älteren Erwachsenen</w:t>
+        <w:t>Direkt wirkende Antivirale bei Hepatitis C verlängern Lebenserwartung um bis zu neun Jahre</w:t>
       </w:r>
     </w:p>
     <w:p>
@@ -378,12 +378,12 @@
           <w:color w:val="666666"/>
           <w:sz w:val="18"/>
         </w:rPr>
-        <w:t>Rukavishnikov AS et al.  ·  Adv Gerontol  ·  2026  ·  PMID 42502942</w:t>
+        <w:t>Etoori D et al.  ·  J Viral Hepat  ·  Aug. 2026  ·  PMID 42438144</w:t>
       </w:r>
     </w:p>
     <w:p>
       <w:r>
-        <w:t>Quasiexperimentelle Studie mit 525 älteren Patienten (65–74 Jahre) in Pflege-Wohneinrichtungen während COVID-19-Lockdown; Geriatrisches Assessment mit Handgriffkraft und Sechs-Minuten-Gehtest zu Baseline, 1 und 6 Monaten.</w:t>
+        <w:t>Englische Überwachungs- und Mortalitätsdaten zeigten, dass behandelte Hepatitis-C-Patienten eine um 8,5 bis 8,9 Jahre längere Lebenserwartung hatten, wobei dieser Vorsprung zwischen 2015–2018 und 2019–2022 abnahm.</w:t>
       </w:r>
     </w:p>
     <w:p>
@@ -394,7 +394,7 @@
         <w:t xml:space="preserve">Ergebnis: </w:t>
       </w:r>
       <w:r>
-        <w:t>Prävalenz der Präfrailty sank von 35,8% auf 14,1%, Frailty nahm von 49,5% auf 72% zu. Milde, moderate und schwere Frailty-Formen nahmen jeweils um 11,6%, 6,1% und 4,4% zu. Verlängerte Immobilität und soziale Isolation waren signifikante Beschleuniger der Frailty-Progression und Funktionsverschlechterung.</w:t>
+        <w:t>Periode 2015–2018: behandelte Frauen +8,5 Jahre LE (95%-KI: 5,4–11,5), Männer +8,9 Jahre (95%-KI: 5,6–12,2); Periode 2019–2022: Frauen +6,7 Jahre (95%-KI: 3,3–10,2), Männer +5,3 Jahre (95%-KI: 3,0–7,6); Rückgang durch höhere Suizid-, Alkohol- und Drogentodesfälle in behandelter Population.</w:t>
       </w:r>
     </w:p>
     <w:p>
@@ -409,7 +409,7 @@
         <w:rPr>
           <w:sz w:val="19"/>
         </w:rPr>
-        <w:t>Russland (Sankt-Petersburg); Befunde zur Dekonditionierung durch Immobilität universal, aber Pflegeheim-Setting unterscheidet sich von deutschem Versorgungskontext.</w:t>
+        <w:t>Vereinigtes Königreich, vergleichbare westliche Versorgungsstrukturen, nationale Überwachungsdaten mit Mortalitätslinkage verfügbar.</w:t>
       </w:r>
     </w:p>
     <w:p>
@@ -418,7 +418,65 @@
           <w:color w:val="5A7D3A"/>
           <w:sz w:val="18"/>
         </w:rPr>
-        <w:t>https://pubmed.ncbi.nlm.nih.gov/42502942/</w:t>
+        <w:t>https://pubmed.ncbi.nlm.nih.gov/42438144/</w:t>
+      </w:r>
+    </w:p>
+    <w:p>
+      <w:pPr>
+        <w:pStyle w:val="Heading2"/>
+      </w:pPr>
+      <w:r>
+        <w:t>Französische Geriater fordern Fortbildung in Nephrologie: 75% Bedarf bei chronischen Nierenerkrankungen im Alter</w:t>
+      </w:r>
+    </w:p>
+    <w:p>
+      <w:r>
+        <w:rPr>
+          <w:i/>
+          <w:color w:val="666666"/>
+          <w:sz w:val="18"/>
+        </w:rPr>
+        <w:t>Mésinèle L et al.  ·  Geriatr Psychol Neuropsychiatr Vieil  ·  01.06.2026  ·  PMID 42412499</w:t>
+      </w:r>
+    </w:p>
+    <w:p>
+      <w:r>
+        <w:t>Online-Befragung von 252 französischen Geriatrien zur Zusammenarbeit mit Nephrologie und Fortbildungsbedarf; 89% haben Zugang zu Nephrologen, aber nur 37% nennen einen Ansprechpartner für nephrogeriatrische Fragen.</w:t>
+      </w:r>
+    </w:p>
+    <w:p>
+      <w:r>
+        <w:rPr>
+          <w:b/>
+        </w:rPr>
+        <w:t xml:space="preserve">Ergebnis: </w:t>
+      </w:r>
+      <w:r>
+        <w:t>89% haben Zugang zu Nephrologen, 37% identifizieren einen Ansprechpartner; häufigster Fortbildungswunsch: metabolische und kardiovaskuläre Komplikationen der CKD (60%), CKD-Stadien 1–4 (46%), Arzneimitteltherapie bei Niereninsuffizienz (38%); Geriater mit Nephro-Fortbildung häufiger in Shared Decision-Making zu Dialyse involviert.</w:t>
+      </w:r>
+    </w:p>
+    <w:p>
+      <w:r>
+        <w:rPr>
+          <w:b/>
+          <w:sz w:val="19"/>
+        </w:rPr>
+        <w:t xml:space="preserve">Übertragbarkeit: </w:t>
+      </w:r>
+      <w:r>
+        <w:rPr>
+          <w:sz w:val="19"/>
+        </w:rPr>
+        <w:t>Frankreich, vergleichbares westeuropäisches Gesundheitssystem und Aus­bildungsanforderungen, Befragungsdaten direkt zur Versorgungsorganisation.</w:t>
+      </w:r>
+    </w:p>
+    <w:p>
+      <w:r>
+        <w:rPr>
+          <w:color w:val="5A7D3A"/>
+          <w:sz w:val="18"/>
+        </w:rPr>
+        <w:t>https://pubmed.ncbi.nlm.nih.gov/42412499/</w:t>
       </w:r>
     </w:p>
     <w:sectPr>

--- a/download/studien-aktuell.docx
+++ b/download/studien-aktuell.docx
@@ -62,7 +62,7 @@
           <w:color w:val="666666"/>
           <w:sz w:val="18"/>
         </w:rPr>
-        <w:t>Stand: 01.09.2026  |  7 Studien  |  longevity.m-vf.de</w:t>
+        <w:t>Stand: 02.09.2026  |  6 Studien  |  longevity.m-vf.de</w:t>
       </w:r>
     </w:p>
     <w:p>
@@ -70,7 +70,7 @@
         <w:pStyle w:val="Heading1"/>
       </w:pPr>
       <w:r>
-        <w:t>Aufgenommen am 01.09.2026</w:t>
+        <w:t>Aufgenommen am 02.09.2026</w:t>
       </w:r>
     </w:p>
     <w:p>
@@ -78,7 +78,7 @@
         <w:pStyle w:val="Heading2"/>
       </w:pPr>
       <w:r>
-        <w:t>Geriatrisches Assessment vor Gefäßinterventionen senkt perioperative Risiken bei älteren Patienten</w:t>
+        <w:t>Psychische Gesundheit älteren Menschen: Evidenzbasierte Prävention mit moderater körperlicher Aktivität</w:t>
       </w:r>
     </w:p>
     <w:p>
@@ -88,12 +88,12 @@
           <w:color w:val="666666"/>
           <w:sz w:val="18"/>
         </w:rPr>
-        <w:t>Kolb G et al.  ·  Vasa  ·  Sept. 2026  ·  PMID 42669422</w:t>
+        <w:t>Acoulon G et al.  ·  Sante Publique  ·  2026  ·  PMID 42674988</w:t>
       </w:r>
     </w:p>
     <w:p>
       <w:r>
-        <w:t>Positionspapier dreier Fachgesellschaften zur Notwendigkeit geriatrischer Assessments vor gefäßmedizinischen Eingriffen bei älteren Menschen, da Frailty die Outcomes nach Gefäßchirurgie und Interventionen bestimmt.</w:t>
+        <w:t>Systematische Übersicht von Primärprävention psychischer Erkrankungen bei selbstständig lebenden älteren Menschen ab 60 Jahren.</w:t>
       </w:r>
     </w:p>
     <w:p>
@@ -104,7 +104,7 @@
         <w:t xml:space="preserve">Ergebnis: </w:t>
       </w:r>
       <w:r>
-        <w:t>Frailty-Status bestimmt Komplikationen und Outcomes nach Gefäßinterventionen; geriatrisches Assessment wird zur Risikostratifizierung empfohlen, konkrete Zahlen zu Outcome-Verbesserungen durch das Positionspapier nicht genannt.</w:t>
+        <w:t>Sieben Interventionskategorien identifiziert; moderate körperliche Aktivität (2–3 Sitzungen/Woche, ≥12 Wochen) reduzierte depressive und Angstsymptome am stärksten. Multimodale und in Gemeinderessourcen verankerte Programme zeigten beste Effektivität. Hauptchallenge: Dissemination und Anpassung an vulnerable Bevölkerungsgruppen, nicht die Identifikation wirksamer Interventionen.</w:t>
       </w:r>
     </w:p>
     <w:p>
@@ -119,7 +119,7 @@
         <w:rPr>
           <w:sz w:val="19"/>
         </w:rPr>
-        <w:t>Deutschland: Stellungnahmen deutscher Fachgesellschaften, direkt relevant für Versorgungspraxis.</w:t>
+        <w:t>Frankreich, vergleichbare Sozialversicherung; Empfehlungen auf deutsches System übertragbar</w:t>
       </w:r>
     </w:p>
     <w:p>
@@ -128,7 +128,7 @@
           <w:color w:val="5A7D3A"/>
           <w:sz w:val="18"/>
         </w:rPr>
-        <w:t>https://pubmed.ncbi.nlm.nih.gov/42669422/</w:t>
+        <w:t>https://pubmed.ncbi.nlm.nih.gov/42674988/</w:t>
       </w:r>
     </w:p>
     <w:p>
@@ -136,7 +136,7 @@
         <w:pStyle w:val="Heading2"/>
       </w:pPr>
       <w:r>
-        <w:t>Gesunde Ernährung verlangsamt epigenetisches Altern unabhängig von Ernährungsstil</w:t>
+        <w:t>Sozial assistive Roboter in der Altenpflege: Phasen-orientierte Implementierung statt Technologie-Fokus</w:t>
       </w:r>
     </w:p>
     <w:p>
@@ -146,12 +146,12 @@
           <w:color w:val="666666"/>
           <w:sz w:val="18"/>
         </w:rPr>
-        <w:t>Tavares JF et al.  ·  Nat Commun  ·  29.08.2026  ·  PMID 42668319</w:t>
+        <w:t>Bubeck M et al.  ·  Arch Gerontol Geriatr  ·  28.07.2026  ·  PMID 42603460</w:t>
       </w:r>
     </w:p>
     <w:p>
       <w:r>
-        <w:t>Zwei bevölkerungsbasierte Kohorten zeigten, dass Adhärenz zu gesunden Ernährungsmustern mit verlangsamtem epigenetischem Altern assoziiert ist, obwohl verschiedene Ernährungsstile unterschiedliche epigenetische Profile aufweisen.</w:t>
+        <w:t>Qualitative Studie mit 14 professionellen Pflegekräften in deutschen Einrichtungen zur Erfahrung mit Robotern am Krankenbett.</w:t>
       </w:r>
     </w:p>
     <w:p>
@@ -162,7 +162,7 @@
         <w:t xml:space="preserve">Ergebnis: </w:t>
       </w:r>
       <w:r>
-        <w:t>Zehn verschiedene Ernährungsbewertungsindizes: minimale Überschneidung in der höchsten Adhärenz-Quartile, aber alle mit reduziertem epigenetischen Altern assoziiert; verschiedene Ernährungsstile konvergierten auf gleiche biologische Signalwege.</w:t>
+        <w:t>Vier analytische Phasen der Implementierung identifiziert: Orientierung, Einführung, Routinenutzung, Neubewertung. Praktische und moralische Anforderungen verschoben sich systematisch. Zentrale Erkenntnisse: Nachhaltige, ethisch verantwortungsvolle Nutzung erfordert Unterstützung des professionellen Urteils und kontextuelle Sensibilität – nicht technisches Rollout ohne Reflexion.</w:t>
       </w:r>
     </w:p>
     <w:p>
@@ -177,7 +177,7 @@
         <w:rPr>
           <w:sz w:val="19"/>
         </w:rPr>
-        <w:t>Deutschland und deutschsprachiger Raum: Rhineland-Studie, vergleichbare Populationsstruktur, externe Validierung mit EPIC-Potsdam.</w:t>
+        <w:t>Deutschland, direkt auf deutsches Versorgungssystem anwendbar</w:t>
       </w:r>
     </w:p>
     <w:p>
@@ -186,7 +186,7 @@
           <w:color w:val="5A7D3A"/>
           <w:sz w:val="18"/>
         </w:rPr>
-        <w:t>https://pubmed.ncbi.nlm.nih.gov/42668319/</w:t>
+        <w:t>https://pubmed.ncbi.nlm.nih.gov/42603460/</w:t>
       </w:r>
     </w:p>
     <w:p>
@@ -194,7 +194,7 @@
         <w:pStyle w:val="Heading2"/>
       </w:pPr>
       <w:r>
-        <w:t>Arbeitsplatzgewalt verkürzt die Erwerbstätigkeit älterer Arbeitnehmer um bis zu sieben Monate</w:t>
+        <w:t>Urinmetabolom als biologische Alter-Uhr: Längsschnitt-Heterogenität und Mortalitätsvorhersage</w:t>
       </w:r>
     </w:p>
     <w:p>
@@ -204,12 +204,12 @@
           <w:color w:val="666666"/>
           <w:sz w:val="18"/>
         </w:rPr>
-        <w:t>Holmgren R et al.  ·  Scand J Work Environ Health  ·  01.09.2026  ·  PMID 42563557</w:t>
+        <w:t>Gauß KF et al.  ·  J Gerontol A Biol Sci Med Sci  ·  04.08.2026  ·  PMID 42440338</w:t>
       </w:r>
     </w:p>
     <w:p>
       <w:r>
-        <w:t>Prospektive schwedische Kohortenstudie mit multistate Markov-Modellen zur Assoziation von Mobbing und Gewalt am Arbeitsplatz mit der verbleibenden Erwerbstätigkeit von über 50-Jährigen.</w:t>
+        <w:t>Entwicklung und Validierung eines biologischen Alter-Scores aus hochauflösender ¹H-Kernresonanzspektroskopie von Urinmetaboliten in großer populationsbasierter Kohorte mit &gt;10-Jahr Nachverfolgung.</w:t>
       </w:r>
     </w:p>
     <w:p>
@@ -220,7 +220,7 @@
         <w:t xml:space="preserve">Ergebnis: </w:t>
       </w:r>
       <w:r>
-        <w:t>Exposition gegenüber Arbeitsplatzgewalt/Drohungen verkürzte die Erwerbstätigkeit ab 50 Jahren um 0,56 Jahre (95%-KI: −1,02–−0,10); Mobbing zeigte ähnliche Effektgröße (−0,63 Jahre, 95%-KI: −1,39–0,14), war aber nicht statistisch signifikant.</w:t>
+        <w:t>Metabolisches Altern variiert zwischen Individuen, unterstreicht inter-individuelle Heterogenität. Metabolisches Alter zeigte Assoziation mit altersrelevanten klinischen Phänotypen und war prädiktiv für multiple Erkrankungen und Gesamtmortalität unabhängig vom chronologischen Alter. Urinmetabolom als non-invasives Werkzeug zur Risikostratifizierung validiert.</w:t>
       </w:r>
     </w:p>
     <w:p>
@@ -235,7 +235,7 @@
         <w:rPr>
           <w:sz w:val="19"/>
         </w:rPr>
-        <w:t>Schweden, vergleichbares Sozialversicherungssystem, Längsschnitt-Follow-up 2008–2020.</w:t>
+        <w:t>Deutschland, Greifswald; deutsche Klinikdaten, vergleichbare Dokumentationspflichten</w:t>
       </w:r>
     </w:p>
     <w:p>
@@ -244,7 +244,7 @@
           <w:color w:val="5A7D3A"/>
           <w:sz w:val="18"/>
         </w:rPr>
-        <w:t>https://pubmed.ncbi.nlm.nih.gov/42563557/</w:t>
+        <w:t>https://pubmed.ncbi.nlm.nih.gov/42440338/</w:t>
       </w:r>
     </w:p>
     <w:p>
@@ -252,7 +252,7 @@
         <w:pStyle w:val="Heading2"/>
       </w:pPr>
       <w:r>
-        <w:t>Frailty-Messung mit elektronischen Daten ist kontextabhängig und zeigt begrenzte Übertragbarkeit</w:t>
+        <w:t>Frailty-Übergänge und Schlaganfall-Risiko: China und Großbritannien im Vergleich</w:t>
       </w:r>
     </w:p>
     <w:p>
@@ -262,12 +262,12 @@
           <w:color w:val="666666"/>
           <w:sz w:val="18"/>
         </w:rPr>
-        <w:t>Cavanaugh R et al.  ·  J Gerontol A Biol Sci Med Sci  ·  04.08.2026  ·  PMID 42550179</w:t>
+        <w:t>Zhong S et al.  ·  Arch Gerontol Geriatr  ·  04.07.2026  ·  PMID 42418874</w:t>
       </w:r>
     </w:p>
     <w:p>
       <w:r>
-        <w:t>Internationale Vergleichsstudie zweier elektronischer Frailty-Indizes (VAFI, eFI) über fünf Datenbanken zeigte inkonsistente Frailty-Prävalenzen je nach Land und lokalen Kodierungsverhalten.</w:t>
+        <w:t>Längsschnittstudie (CHARLS/ELSA) mit 14.682 älteren Erwachsenen zu Frailty-Verlauf und Schlaganfall-Inzidenz über 2 Jahre.</w:t>
       </w:r>
     </w:p>
     <w:p>
@@ -278,7 +278,7 @@
         <w:t xml:space="preserve">Ergebnis: </w:t>
       </w:r>
       <w:r>
-        <w:t>USA-Datenbanken: VAFI identifizierte höhere Frailty-Raten (All of Us: 10,3% vs. 2,5% eFI; Pharmetrics: 9,6% vs. 2%); UK-Datenbanken zeigten umgekehrtes Muster (eFI höher); FI-Messungen stark abhängig vom Entwicklungskontext und lokalen Kodierungsinzentiven.</w:t>
+        <w:t>Baseline-Frailty erhöhte Schlaganfall-Risiko in beiden Ländern. Progression von robust zu pre-frail/frail: signifikant erhöhtes Risiko; Verbesserung von frail zu robust/pre-frail: Risikoreduktion. Höherer kumulativer Frailty-Index zeigte Dosis-Wirkungs-Beziehung (alle p&lt;0,0001). Frailty-Monitoring als Prognose-Instrument für Hochrisiko-Patienten bestätigt.</w:t>
       </w:r>
     </w:p>
     <w:p>
@@ -293,7 +293,7 @@
         <w:rPr>
           <w:sz w:val="19"/>
         </w:rPr>
-        <w:t>USA und UK: Warnung vor direkter Anwendung außerhalb des Entwicklungskontextes; deutsche Systeme benötigen eigene Validierung.</w:t>
+        <w:t>Großbritannien und China, vorsichtig auf Deutschland; Altersstruktur und Versorgung unterschiedlich, Frailty-Mechanismus universal</w:t>
       </w:r>
     </w:p>
     <w:p>
@@ -302,7 +302,7 @@
           <w:color w:val="5A7D3A"/>
           <w:sz w:val="18"/>
         </w:rPr>
-        <w:t>https://pubmed.ncbi.nlm.nih.gov/42550179/</w:t>
+        <w:t>https://pubmed.ncbi.nlm.nih.gov/42418874/</w:t>
       </w:r>
     </w:p>
     <w:p>
@@ -310,7 +310,7 @@
         <w:pStyle w:val="Heading2"/>
       </w:pPr>
       <w:r>
-        <w:t>Datenaustausch für Hirnalterungsforschung: Barrieren und Strategien in der Open Science</w:t>
+        <w:t>Soziale, psychische und spirituelle Versorgung am Lebensende: Ungleichheiten durch fehlende Formaldienste</w:t>
       </w:r>
     </w:p>
     <w:p>
@@ -320,12 +320,12 @@
           <w:color w:val="666666"/>
           <w:sz w:val="18"/>
         </w:rPr>
-        <w:t>Giehl K et al.  ·  Eur J Neurol  ·  Juli 2026  ·  PMID 42496021</w:t>
+        <w:t>Meier C et al.  ·  Age Ageing  ·  02.07.2026  ·  PMID 42407095</w:t>
       </w:r>
     </w:p>
     <w:p>
       <w:r>
-        <w:t>Übersichtsarbeit zu Hindernissen bei der Freigabe von Neuroimaging-Daten in der Alternsforschung und Vorschläge für vereinheitlichte rechtliche Rahmen, Standardisierung und akademische Anreize.</w:t>
+        <w:t>Analyse von 507 Proxy-Interviews verstorbener Personen (≥55 Jahre) aus der ELSA zur Unterstützung non-medizinischer Bedarf in den letzten drei Lebensmonaten.</w:t>
       </w:r>
     </w:p>
     <w:p>
@@ -336,7 +336,7 @@
         <w:t xml:space="preserve">Ergebnis: </w:t>
       </w:r>
       <w:r>
-        <w:t>Barriers range from technical and infrastructural limitations to legal challenges; article advocates for unified GDPR-compliant frameworks, academic credit for data stewardship, and coordinated community effort to move toward open science in neurodegenerative disease research.</w:t>
+        <w:t>Soziale Bedürfnisse bei 81,8%, psychische bei 77,8%, spirituelle bei 74,4% erfüllt. Überwiegend Familie als Unterstützer, kaum formale Dienste. Alleinleben assoziiert mit niedrigerer Erfüllungswahrscheinlichkeit; Demenz korreliert mit schlechterer psychischer und sozialer Unterstützung. Mangel an integrierten Angeboten verstärkt soziale Ungleichheiten am Lebensende.</w:t>
       </w:r>
     </w:p>
     <w:p>
@@ -351,7 +351,7 @@
         <w:rPr>
           <w:sz w:val="19"/>
         </w:rPr>
-        <w:t>Europa: GDPR-Konformität, direkt auf EU-Systeme anwendbar, insbesondere Deutschland.</w:t>
+        <w:t>Großbritannien, vergleichbar mit deutschem NHS; Befund zur Systemabhängigkeit nicht-medizinischer Versorgung bedeutsam</w:t>
       </w:r>
     </w:p>
     <w:p>
@@ -360,7 +360,7 @@
           <w:color w:val="5A7D3A"/>
           <w:sz w:val="18"/>
         </w:rPr>
-        <w:t>https://pubmed.ncbi.nlm.nih.gov/42496021/</w:t>
+        <w:t>https://pubmed.ncbi.nlm.nih.gov/42407095/</w:t>
       </w:r>
     </w:p>
     <w:p>
@@ -368,7 +368,7 @@
         <w:pStyle w:val="Heading2"/>
       </w:pPr>
       <w:r>
-        <w:t>Direkt wirkende Antivirale bei Hepatitis C verlängern Lebenserwartung um bis zu neun Jahre</w:t>
+        <w:t>Schlafstörungen und Muskelkraftverlust im Alter: Geschlechtsspezifische Unterschiede bei älteren Erwachsenen</w:t>
       </w:r>
     </w:p>
     <w:p>
@@ -378,12 +378,12 @@
           <w:color w:val="666666"/>
           <w:sz w:val="18"/>
         </w:rPr>
-        <w:t>Etoori D et al.  ·  J Viral Hepat  ·  Aug. 2026  ·  PMID 42438144</w:t>
+        <w:t>Silveira LC et al.  ·  Age Ageing  ·  02.07.2026  ·  PMID 42407094</w:t>
       </w:r>
     </w:p>
     <w:p>
       <w:r>
-        <w:t>Englische Überwachungs- und Mortalitätsdaten zeigten, dass behandelte Hepatitis-C-Patienten eine um 8,5 bis 8,9 Jahre längere Lebenserwartung hatten, wobei dieser Vorsprung zwischen 2015–2018 und 2019–2022 abnahm.</w:t>
+        <w:t>Längsschnittstudie (8 Jahre, n=6.429, ELSA) zu Einfluss von Insomnie und Schlafdauer auf Handgriff-Kraft-Abnahme.</w:t>
       </w:r>
     </w:p>
     <w:p>
@@ -394,7 +394,7 @@
         <w:t xml:space="preserve">Ergebnis: </w:t>
       </w:r>
       <w:r>
-        <w:t>Periode 2015–2018: behandelte Frauen +8,5 Jahre LE (95%-KI: 5,4–11,5), Männer +8,9 Jahre (95%-KI: 5,6–12,2); Periode 2019–2022: Frauen +6,7 Jahre (95%-KI: 3,3–10,2), Männer +5,3 Jahre (95%-KI: 3,0–7,6); Rückgang durch höhere Suizid-, Alkohol- und Drogentodesfälle in behandelter Population.</w:t>
+        <w:t>Männer mit erhöhter Insomnie: schnellerer Kraftverlust (–0,02 kg/Jahr; 95%-KI –0,04 bis –0,01). Frauen mit Schlafdauer ≥9 Stunden: stärkerer Rückgang (–0,14 kg/Jahr; 95%-KI –0,26 bis –0,03). Schlafprobleme beeinflussen Muskelabbau geschlechtsspezifisch unterschiedlich – bei Männern Insomnie, bei Frauen lange Schlafdauer.</w:t>
       </w:r>
     </w:p>
     <w:p>
@@ -409,7 +409,7 @@
         <w:rPr>
           <w:sz w:val="19"/>
         </w:rPr>
-        <w:t>Vereinigtes Königreich, vergleichbare westliche Versorgungsstrukturen, nationale Überwachungsdaten mit Mortalitätslinkage verfügbar.</w:t>
+        <w:t>Großbritannien, epidemiologisch auf Deutschland übertragbar; Geschlechtsdimension in Prävention relevant</w:t>
       </w:r>
     </w:p>
     <w:p>
@@ -418,65 +418,7 @@
           <w:color w:val="5A7D3A"/>
           <w:sz w:val="18"/>
         </w:rPr>
-        <w:t>https://pubmed.ncbi.nlm.nih.gov/42438144/</w:t>
-      </w:r>
-    </w:p>
-    <w:p>
-      <w:pPr>
-        <w:pStyle w:val="Heading2"/>
-      </w:pPr>
-      <w:r>
-        <w:t>Französische Geriater fordern Fortbildung in Nephrologie: 75% Bedarf bei chronischen Nierenerkrankungen im Alter</w:t>
-      </w:r>
-    </w:p>
-    <w:p>
-      <w:r>
-        <w:rPr>
-          <w:i/>
-          <w:color w:val="666666"/>
-          <w:sz w:val="18"/>
-        </w:rPr>
-        <w:t>Mésinèle L et al.  ·  Geriatr Psychol Neuropsychiatr Vieil  ·  01.06.2026  ·  PMID 42412499</w:t>
-      </w:r>
-    </w:p>
-    <w:p>
-      <w:r>
-        <w:t>Online-Befragung von 252 französischen Geriatrien zur Zusammenarbeit mit Nephrologie und Fortbildungsbedarf; 89% haben Zugang zu Nephrologen, aber nur 37% nennen einen Ansprechpartner für nephrogeriatrische Fragen.</w:t>
-      </w:r>
-    </w:p>
-    <w:p>
-      <w:r>
-        <w:rPr>
-          <w:b/>
-        </w:rPr>
-        <w:t xml:space="preserve">Ergebnis: </w:t>
-      </w:r>
-      <w:r>
-        <w:t>89% haben Zugang zu Nephrologen, 37% identifizieren einen Ansprechpartner; häufigster Fortbildungswunsch: metabolische und kardiovaskuläre Komplikationen der CKD (60%), CKD-Stadien 1–4 (46%), Arzneimitteltherapie bei Niereninsuffizienz (38%); Geriater mit Nephro-Fortbildung häufiger in Shared Decision-Making zu Dialyse involviert.</w:t>
-      </w:r>
-    </w:p>
-    <w:p>
-      <w:r>
-        <w:rPr>
-          <w:b/>
-          <w:sz w:val="19"/>
-        </w:rPr>
-        <w:t xml:space="preserve">Übertragbarkeit: </w:t>
-      </w:r>
-      <w:r>
-        <w:rPr>
-          <w:sz w:val="19"/>
-        </w:rPr>
-        <w:t>Frankreich, vergleichbares westeuropäisches Gesundheitssystem und Aus­bildungsanforderungen, Befragungsdaten direkt zur Versorgungsorganisation.</w:t>
-      </w:r>
-    </w:p>
-    <w:p>
-      <w:r>
-        <w:rPr>
-          <w:color w:val="5A7D3A"/>
-          <w:sz w:val="18"/>
-        </w:rPr>
-        <w:t>https://pubmed.ncbi.nlm.nih.gov/42412499/</w:t>
+        <w:t>https://pubmed.ncbi.nlm.nih.gov/42407094/</w:t>
       </w:r>
     </w:p>
     <w:sectPr>

--- a/download/studien-aktuell.docx
+++ b/download/studien-aktuell.docx
@@ -62,7 +62,7 @@
           <w:color w:val="666666"/>
           <w:sz w:val="18"/>
         </w:rPr>
-        <w:t>Stand: 02.09.2026  |  6 Studien  |  longevity.m-vf.de</w:t>
+        <w:t>Stand: 03.09.2026  |  6 Studien  |  longevity.m-vf.de</w:t>
       </w:r>
     </w:p>
     <w:p>
@@ -70,7 +70,7 @@
         <w:pStyle w:val="Heading1"/>
       </w:pPr>
       <w:r>
-        <w:t>Aufgenommen am 02.09.2026</w:t>
+        <w:t>Aufgenommen am 03.09.2026</w:t>
       </w:r>
     </w:p>
     <w:p>
@@ -78,7 +78,7 @@
         <w:pStyle w:val="Heading2"/>
       </w:pPr>
       <w:r>
-        <w:t>Psychische Gesundheit älteren Menschen: Evidenzbasierte Prävention mit moderater körperlicher Aktivität</w:t>
+        <w:t>Hausarzt-Vertragsdienst in China verbessert Gesundheit älterer Erwachsener</w:t>
       </w:r>
     </w:p>
     <w:p>
@@ -88,12 +88,12 @@
           <w:color w:val="666666"/>
           <w:sz w:val="18"/>
         </w:rPr>
-        <w:t>Acoulon G et al.  ·  Sante Publique  ·  2026  ·  PMID 42674988</w:t>
+        <w:t>Jia C et al.  ·  Front Public Health  ·  18.08.2026  ·  PMID 42682531</w:t>
       </w:r>
     </w:p>
     <w:p>
       <w:r>
-        <w:t>Systematische Übersicht von Primärprävention psychischer Erkrankungen bei selbstständig lebenden älteren Menschen ab 60 Jahren.</w:t>
+        <w:t>Nationale chinesische Querschnittsstudie (n = 11.455, ≥ 65 Jahre) aus der China Longitudinal Aging Social Survey 2023 zur Assoziation zwischen Teilnahme am Family Doctor Contract Service (FDCS) und Selbstbewertung, körperlichem Unbehagen und Lebenszufriedenheit, stratifiziert nach Land/Stadt und Bildung.</w:t>
       </w:r>
     </w:p>
     <w:p>
@@ -104,7 +104,7 @@
         <w:t xml:space="preserve">Ergebnis: </w:t>
       </w:r>
       <w:r>
-        <w:t>Sieben Interventionskategorien identifiziert; moderate körperliche Aktivität (2–3 Sitzungen/Woche, ≥12 Wochen) reduzierte depressive und Angstsymptome am stärksten. Multimodale und in Gemeinderessourcen verankerte Programme zeigten beste Effektivität. Hauptchallenge: Dissemination und Anpassung an vulnerable Bevölkerungsgruppen, nicht die Identifikation wirksamer Interventionen.</w:t>
+        <w:t>FDCS-Teilnahme assoziiert mit besseren Ergebnissen in allen drei Dimensionen. Ländliche und weniger gebildete Ältere zeigten stärkere Assoziationen mit geringerem körperlichem Unbehagen und höherer Lebenszufriedenheit; urbane und höher gebildete mit besserer Selbstbewertung. Heterogene Effekte nach Wohnort und Bildung.</w:t>
       </w:r>
     </w:p>
     <w:p>
@@ -119,7 +119,7 @@
         <w:rPr>
           <w:sz w:val="19"/>
         </w:rPr>
-        <w:t>Frankreich, vergleichbare Sozialversicherung; Empfehlungen auf deutsches System übertragbar</w:t>
+        <w:t>China, anderes System; Konzept der primärärztlichen Gatekeeping-Funktion teils übertragbar, Effektgrößen jedoch kontextabhängig.</w:t>
       </w:r>
     </w:p>
     <w:p>
@@ -128,7 +128,7 @@
           <w:color w:val="5A7D3A"/>
           <w:sz w:val="18"/>
         </w:rPr>
-        <w:t>https://pubmed.ncbi.nlm.nih.gov/42674988/</w:t>
+        <w:t>https://pubmed.ncbi.nlm.nih.gov/42682531/</w:t>
       </w:r>
     </w:p>
     <w:p>
@@ -136,7 +136,7 @@
         <w:pStyle w:val="Heading2"/>
       </w:pPr>
       <w:r>
-        <w:t>Sozial assistive Roboter in der Altenpflege: Phasen-orientierte Implementierung statt Technologie-Fokus</w:t>
+        <w:t>Serum-Periostin als Biomarker für Frailty bei Typ-2-Diabetes</w:t>
       </w:r>
     </w:p>
     <w:p>
@@ -146,12 +146,12 @@
           <w:color w:val="666666"/>
           <w:sz w:val="18"/>
         </w:rPr>
-        <w:t>Bubeck M et al.  ·  Arch Gerontol Geriatr  ·  28.07.2026  ·  PMID 42603460</w:t>
+        <w:t>González-Salvatierra S et al.  ·  Int J Mol Sci  ·  21.08.2026  ·  PMID 42653500</w:t>
       </w:r>
     </w:p>
     <w:p>
       <w:r>
-        <w:t>Qualitative Studie mit 14 professionellen Pflegekräften in deutschen Einrichtungen zur Erfahrung mit Robotern am Krankenbett.</w:t>
+        <w:t>Spanische Querschnittsstudie (n = 137, Alter 65 ± 8 Jahre) zur Assoziation zwischen serum-Periostin und Frailty-Status (FRAIL-Skala: robust, pre-frail, frail) bei Typ-2-Diabetes.</w:t>
       </w:r>
     </w:p>
     <w:p>
@@ -162,7 +162,7 @@
         <w:t xml:space="preserve">Ergebnis: </w:t>
       </w:r>
       <w:r>
-        <w:t>Vier analytische Phasen der Implementierung identifiziert: Orientierung, Einführung, Routinenutzung, Neubewertung. Praktische und moralische Anforderungen verschoben sich systematisch. Zentrale Erkenntnisse: Nachhaltige, ethisch verantwortungsvolle Nutzung erfordert Unterstützung des professionellen Urteils und kontextuelle Sensibilität – nicht technisches Rollout ohne Reflexion.</w:t>
+        <w:t>Frailty korrelierte positiv mit Alter (p &lt; 0,001), BMI (p = 0,006), Taille (p = 0,01) und Diabetes-Dauer (p = 0,040), negativ mit TBS, HDL und eGFR. Periostin zeigte stärkste Korrelation mit Frailty (p &lt; 0,001). Frail: höhere Periostin als pre-frail (p = 0,006) und robust (p = 0,008). AUC für Frailty-Diskrimination 0,710 (p &lt; 0,001); kombiniert mit klinischen Variablen AUC 0,900 vs. 0,858. Schwellenwert &gt; 1307 pmol/L: 77,8% Sensitivität, 66,7% Spezifität.</w:t>
       </w:r>
     </w:p>
     <w:p>
@@ -177,7 +177,7 @@
         <w:rPr>
           <w:sz w:val="19"/>
         </w:rPr>
-        <w:t>Deutschland, direkt auf deutsches Versorgungssystem anwendbar</w:t>
+        <w:t>Spanien, europäisches System, vergleichbar; Biomarker-Entwicklung in progress.</w:t>
       </w:r>
     </w:p>
     <w:p>
@@ -186,7 +186,7 @@
           <w:color w:val="5A7D3A"/>
           <w:sz w:val="18"/>
         </w:rPr>
-        <w:t>https://pubmed.ncbi.nlm.nih.gov/42603460/</w:t>
+        <w:t>https://pubmed.ncbi.nlm.nih.gov/42653500/</w:t>
       </w:r>
     </w:p>
     <w:p>
@@ -194,7 +194,7 @@
         <w:pStyle w:val="Heading2"/>
       </w:pPr>
       <w:r>
-        <w:t>Urinmetabolom als biologische Alter-Uhr: Längsschnitt-Heterogenität und Mortalitätsvorhersage</w:t>
+        <w:t>Geschlechtsspezifische Determinanten von Frailty bei alternden Menschen mit HIV</w:t>
       </w:r>
     </w:p>
     <w:p>
@@ -204,12 +204,12 @@
           <w:color w:val="666666"/>
           <w:sz w:val="18"/>
         </w:rPr>
-        <w:t>Gauß KF et al.  ·  J Gerontol A Biol Sci Med Sci  ·  04.08.2026  ·  PMID 42440338</w:t>
+        <w:t>Echeverría P et al.  ·  Viruses  ·  04.07.2026  ·  PMID 42515594</w:t>
       </w:r>
     </w:p>
     <w:p>
       <w:r>
-        <w:t>Entwicklung und Validierung eines biologischen Alter-Scores aus hochauflösender ¹H-Kernresonanzspektroskopie von Urinmetaboliten in großer populationsbasierter Kohorte mit &gt;10-Jahr Nachverfolgung.</w:t>
+        <w:t>Querschnittsstudie zu Frailty (Fried-Kriterien) bei 588 älteren Menschen mit HIV in Spanien, untersucht nach Geschlecht stratifiziert mittels geriatrischem Assessment.</w:t>
       </w:r>
     </w:p>
     <w:p>
@@ -220,7 +220,7 @@
         <w:t xml:space="preserve">Ergebnis: </w:t>
       </w:r>
       <w:r>
-        <w:t>Metabolisches Altern variiert zwischen Individuen, unterstreicht inter-individuelle Heterogenität. Metabolisches Alter zeigte Assoziation mit altersrelevanten klinischen Phänotypen und war prädiktiv für multiple Erkrankungen und Gesamtmortalität unabhängig vom chronologischen Alter. Urinmetabolom als non-invasives Werkzeug zur Risikostratifizierung validiert.</w:t>
+        <w:t>Frauen mit HIV zeigten höhere Frailty-Prävalenz (17% vs. 9%) trotz jüngeren Alters und besserer Immunstatus. Bei Frauen waren muskuloskelettale Erkrankung (OR 3,85), kognitive Beeinträchtigung (OR 3,21), depressive Symptome (OR 2,67) und Mangelernährung (OR 2,14) unabhängig mit Frailty assoziiert; bei Männern alterstypischere Muster. Forderung nach geschlechtsspezifischer, ganzheitlicher geriatrischer Versorgung.</w:t>
       </w:r>
     </w:p>
     <w:p>
@@ -235,7 +235,7 @@
         <w:rPr>
           <w:sz w:val="19"/>
         </w:rPr>
-        <w:t>Deutschland, Greifswald; deutsche Klinikdaten, vergleichbare Dokumentationspflichten</w:t>
+        <w:t>Spanien, europäisches System, direkt vergleichbare Versorgungsstrukturen.</w:t>
       </w:r>
     </w:p>
     <w:p>
@@ -244,7 +244,7 @@
           <w:color w:val="5A7D3A"/>
           <w:sz w:val="18"/>
         </w:rPr>
-        <w:t>https://pubmed.ncbi.nlm.nih.gov/42440338/</w:t>
+        <w:t>https://pubmed.ncbi.nlm.nih.gov/42515594/</w:t>
       </w:r>
     </w:p>
     <w:p>
@@ -252,7 +252,7 @@
         <w:pStyle w:val="Heading2"/>
       </w:pPr>
       <w:r>
-        <w:t>Frailty-Übergänge und Schlaganfall-Risiko: China und Großbritannien im Vergleich</w:t>
+        <w:t>Express-Screening für Frailty verbessert Versorgung älteren Patienten mit Notfallbedarf</w:t>
       </w:r>
     </w:p>
     <w:p>
@@ -262,12 +262,12 @@
           <w:color w:val="666666"/>
           <w:sz w:val="18"/>
         </w:rPr>
-        <w:t>Zhong S et al.  ·  Arch Gerontol Geriatr  ·  04.07.2026  ·  PMID 42418874</w:t>
+        <w:t>Ilnitski AN et al.  ·  Adv Gerontol  ·  2026  ·  PMID 42502931</w:t>
       </w:r>
     </w:p>
     <w:p>
       <w:r>
-        <w:t>Längsschnittstudie (CHARLS/ELSA) mit 14.682 älteren Erwachsenen zu Frailty-Verlauf und Schlaganfall-Inzidenz über 2 Jahre.</w:t>
+        <w:t>Russische Studie an 333 älteren Patienten (65–90 Jahre) in Notfallambulanz: Vergleich zwischen 234 Patienten mit Frailty-Screening (Gruppe 1) und 99 ohne Screening (Gruppe 2); Nachverfolgung 1 Monat.</w:t>
       </w:r>
     </w:p>
     <w:p>
@@ -278,7 +278,7 @@
         <w:t xml:space="preserve">Ergebnis: </w:t>
       </w:r>
       <w:r>
-        <w:t>Baseline-Frailty erhöhte Schlaganfall-Risiko in beiden Ländern. Progression von robust zu pre-frail/frail: signifikant erhöhtes Risiko; Verbesserung von frail zu robust/pre-frail: Risikoreduktion. Höherer kumulativer Frailty-Index zeigte Dosis-Wirkungs-Beziehung (alle p&lt;0,0001). Frailty-Monitoring als Prognose-Instrument für Hochrisiko-Patienten bestätigt.</w:t>
+        <w:t>Gruppe 1: 62,8% unter hausärztlicher Beobachtung, 0% Wiedervorstellungen, 0,4% Mortalität. Gruppe 2: 41,4% beobachtet, 6,1% Wiedervorstellungen, 2% Mortalität (p &lt; 0,001). Express-Screening ermöglichte bessere Nachbeobachtung und senkte Sterblichkeit und Inanspruchnahme.</w:t>
       </w:r>
     </w:p>
     <w:p>
@@ -293,7 +293,7 @@
         <w:rPr>
           <w:sz w:val="19"/>
         </w:rPr>
-        <w:t>Großbritannien und China, vorsichtig auf Deutschland; Altersstruktur und Versorgung unterschiedlich, Frailty-Mechanismus universal</w:t>
+        <w:t>Russland, weniger direkt übertragbar; Konzept des Frailty-Screening in Notfallambulanzen adaptierbar.</w:t>
       </w:r>
     </w:p>
     <w:p>
@@ -302,7 +302,7 @@
           <w:color w:val="5A7D3A"/>
           <w:sz w:val="18"/>
         </w:rPr>
-        <w:t>https://pubmed.ncbi.nlm.nih.gov/42418874/</w:t>
+        <w:t>https://pubmed.ncbi.nlm.nih.gov/42502931/</w:t>
       </w:r>
     </w:p>
     <w:p>
@@ -310,7 +310,7 @@
         <w:pStyle w:val="Heading2"/>
       </w:pPr>
       <w:r>
-        <w:t>Soziale, psychische und spirituelle Versorgung am Lebensende: Ungleichheiten durch fehlende Formaldienste</w:t>
+        <w:t>Geschlechtsspezifische Heterogenität der Handkraftveränderung im Alter: UK Biobank</w:t>
       </w:r>
     </w:p>
     <w:p>
@@ -320,12 +320,12 @@
           <w:color w:val="666666"/>
           <w:sz w:val="18"/>
         </w:rPr>
-        <w:t>Meier C et al.  ·  Age Ageing  ·  02.07.2026  ·  PMID 42407095</w:t>
+        <w:t>Fortinsky RH et al.  ·  J Gerontol A Biol Sci Med Sci  ·  04.08.2026  ·  PMID 42435411</w:t>
       </w:r>
     </w:p>
     <w:p>
       <w:r>
-        <w:t>Analyse von 507 Proxy-Interviews verstorbener Personen (≥55 Jahre) aus der ELSA zur Unterstützung non-medizinischer Bedarf in den letzten drei Lebensmonaten.</w:t>
+        <w:t>Longitudinale Kohorte aus UK Biobank (n = 73.134, 52% Frauen, 40–69 Jahre bei Baseline, 4–18 Jahre Nachverfolgung) zur Analyse der Varianz in Handkraft nach Altersgruppen und Geschlecht.</w:t>
       </w:r>
     </w:p>
     <w:p>
@@ -336,7 +336,7 @@
         <w:t xml:space="preserve">Ergebnis: </w:t>
       </w:r>
       <w:r>
-        <w:t>Soziale Bedürfnisse bei 81,8%, psychische bei 77,8%, spirituelle bei 74,4% erfüllt. Überwiegend Familie als Unterstützer, kaum formale Dienste. Alleinleben assoziiert mit niedrigerer Erfüllungswahrscheinlichkeit; Demenz korreliert mit schlechterer psychischer und sozialer Unterstützung. Mangel an integrierten Angeboten verstärkt soziale Ungleichheiten am Lebensende.</w:t>
+        <w:t>Frauen zeigten stabile Handkraft-Varianz über alle Altersgruppen querschnittlich und longitudinal; Männer zeigten cross-sectional Varianzabnahme mit Alter, longitudinal aber Varianzanstieg. Kovariaten schwächten Trends ab, eliminierten sie aber nicht. Heterogenität des Alterns operiert bei Männern und Frauen unterschiedlich; longitudinale und querschnittliche Muster divergieren deutlich.</w:t>
       </w:r>
     </w:p>
     <w:p>
@@ -351,7 +351,7 @@
         <w:rPr>
           <w:sz w:val="19"/>
         </w:rPr>
-        <w:t>Großbritannien, vergleichbar mit deutschem NHS; Befund zur Systemabhängigkeit nicht-medizinischer Versorgung bedeutsam</w:t>
+        <w:t>UK Biobank, vergleichbares englisches System, hohe Übertragbarkeit auf deutsche Bevölkerung.</w:t>
       </w:r>
     </w:p>
     <w:p>
@@ -360,7 +360,7 @@
           <w:color w:val="5A7D3A"/>
           <w:sz w:val="18"/>
         </w:rPr>
-        <w:t>https://pubmed.ncbi.nlm.nih.gov/42407095/</w:t>
+        <w:t>https://pubmed.ncbi.nlm.nih.gov/42435411/</w:t>
       </w:r>
     </w:p>
     <w:p>
@@ -368,7 +368,7 @@
         <w:pStyle w:val="Heading2"/>
       </w:pPr>
       <w:r>
-        <w:t>Schlafstörungen und Muskelkraftverlust im Alter: Geschlechtsspezifische Unterschiede bei älteren Erwachsenen</w:t>
+        <w:t>Gezielte epigenetische Uhr (TaM-Uhr) zeigt Grenzen bei Frailty-Vorhersage</w:t>
       </w:r>
     </w:p>
     <w:p>
@@ -378,12 +378,12 @@
           <w:color w:val="666666"/>
           <w:sz w:val="18"/>
         </w:rPr>
-        <w:t>Silveira LC et al.  ·  Age Ageing  ·  02.07.2026  ·  PMID 42407094</w:t>
+        <w:t>Awuah J et al.  ·  Clin Epigenetics  ·  07.07.2026  ·  PMID 42415175</w:t>
       </w:r>
     </w:p>
     <w:p>
       <w:r>
-        <w:t>Längsschnittstudie (8 Jahre, n=6.429, ELSA) zu Einfluss von Insomnie und Schlafdauer auf Handgriff-Kraft-Abnahme.</w:t>
+        <w:t>Deutsche Studie (Ulm, Aachen) zur Validierung einer verkürzten epigenetischen Uhr basierend auf drei Sterblichkeits-assoziierten CpG-Stellen gegen Frailty und Mortalität in der ActiFE-Kohorte (n = 446 bzw. 20 Frail/non-Frail).</w:t>
       </w:r>
     </w:p>
     <w:p>
@@ -394,7 +394,7 @@
         <w:t xml:space="preserve">Ergebnis: </w:t>
       </w:r>
       <w:r>
-        <w:t>Männer mit erhöhter Insomnie: schnellerer Kraftverlust (–0,02 kg/Jahr; 95%-KI –0,04 bis –0,01). Frauen mit Schlafdauer ≥9 Stunden: stärkerer Rückgang (–0,14 kg/Jahr; 95%-KI –0,26 bis –0,03). Schlafprobleme beeinflussen Muskelabbau geschlechtsspezifisch unterschiedlich – bei Männern Insomnie, bei Frauen lange Schlafdauer.</w:t>
+        <w:t>In der kleinen Subset (n = 40) war das Delta-Alter mit Frailty assoziiert, jedoch in der größeren Kohorte keine signifikanten Assoziationen mit Frailty oder Mortalität. Ein CpG-Locus (cg20595453) zeigte Assoziation mit beiden Endpunkten, doch insgesamt war die Vorhersagekraft begrenzt. Die Autoren konstatieren, dass epigenetische Uhren in relativ gesunden Populationen nicht sensitiv genug sind.</w:t>
       </w:r>
     </w:p>
     <w:p>
@@ -409,7 +409,7 @@
         <w:rPr>
           <w:sz w:val="19"/>
         </w:rPr>
-        <w:t>Großbritannien, epidemiologisch auf Deutschland übertragbar; Geschlechtsdimension in Prävention relevant</w:t>
+        <w:t>Deutschland (Aachen, Ulm), deutsches Studiendesign, hohe Übertragbarkeit; zeigt jedoch auch Grenzen der Methode.</w:t>
       </w:r>
     </w:p>
     <w:p>
@@ -418,7 +418,7 @@
           <w:color w:val="5A7D3A"/>
           <w:sz w:val="18"/>
         </w:rPr>
-        <w:t>https://pubmed.ncbi.nlm.nih.gov/42407094/</w:t>
+        <w:t>https://pubmed.ncbi.nlm.nih.gov/42415175/</w:t>
       </w:r>
     </w:p>
     <w:sectPr>

--- a/download/studien-aktuell.docx
+++ b/download/studien-aktuell.docx
@@ -62,7 +62,7 @@
           <w:color w:val="666666"/>
           <w:sz w:val="18"/>
         </w:rPr>
-        <w:t>Stand: 03.09.2026  |  6 Studien  |  longevity.m-vf.de</w:t>
+        <w:t>Stand: 04.09.2026  |  7 Studien  |  longevity.m-vf.de</w:t>
       </w:r>
     </w:p>
     <w:p>
@@ -70,7 +70,7 @@
         <w:pStyle w:val="Heading1"/>
       </w:pPr>
       <w:r>
-        <w:t>Aufgenommen am 03.09.2026</w:t>
+        <w:t>Aufgenommen am 04.09.2026</w:t>
       </w:r>
     </w:p>
     <w:p>
@@ -78,7 +78,7 @@
         <w:pStyle w:val="Heading2"/>
       </w:pPr>
       <w:r>
-        <w:t>Hausarzt-Vertragsdienst in China verbessert Gesundheit älterer Erwachsener</w:t>
+        <w:t>Feinstaubexposition (PM2,5) erhöht Frailty-Risiko im Alter signifikant</w:t>
       </w:r>
     </w:p>
     <w:p>
@@ -88,12 +88,12 @@
           <w:color w:val="666666"/>
           <w:sz w:val="18"/>
         </w:rPr>
-        <w:t>Jia C et al.  ·  Front Public Health  ·  18.08.2026  ·  PMID 42682531</w:t>
+        <w:t>Chen K et al.  ·  Sichuan Da Xue Xue Bao Yi Xue Ban  ·  20.07.2026  ·  PMID 42688627</w:t>
       </w:r>
     </w:p>
     <w:p>
       <w:r>
-        <w:t>Nationale chinesische Querschnittsstudie (n = 11.455, ≥ 65 Jahre) aus der China Longitudinal Aging Social Survey 2023 zur Assoziation zwischen Teilnahme am Family Doctor Contract Service (FDCS) und Selbstbewertung, körperlichem Unbehagen und Lebenszufriedenheit, stratifiziert nach Land/Stadt und Bildung.</w:t>
+        <w:t>Prospektive Kohortenstudie: 9603 Teilnehmende aus China Health and Retirement Longitudinal Study 2011–2020, Langzeit-PM2,5-Exposition und chemische Komponenten, Outcome Frailty nach Frailty-Index.</w:t>
       </w:r>
     </w:p>
     <w:p>
@@ -104,7 +104,7 @@
         <w:t xml:space="preserve">Ergebnis: </w:t>
       </w:r>
       <w:r>
-        <w:t>FDCS-Teilnahme assoziiert mit besseren Ergebnissen in allen drei Dimensionen. Ländliche und weniger gebildete Ältere zeigten stärkere Assoziationen mit geringerem körperlichem Unbehagen und höherer Lebenszufriedenheit; urbane und höher gebildete mit besserer Selbstbewertung. Heterogene Effekte nach Wohnort und Bildung.</w:t>
+        <w:t>Jede Viertelbereichs-Zunahme der durchschnittlichen PM2,5-Konzentration des Vorjahres war mit 10,0% erhöhtem Frailty-Risiko assoziiert (HR 1,100, 95% KI 1,015–1,193). Organische Substanzen: HR 1,142 (14,2%); schwarzer Kohlenstoff: HR 1,131 (13,1%); Ammonium: HR 1,098 (9,8%). Luftschadstoffe, besonders Ruß und organische Aerosole, sind Risikofaktoren für Gebrechlichkeit bei älteren Menschen.</w:t>
       </w:r>
     </w:p>
     <w:p>
@@ -119,7 +119,7 @@
         <w:rPr>
           <w:sz w:val="19"/>
         </w:rPr>
-        <w:t>China, anderes System; Konzept der primärärztlichen Gatekeeping-Funktion teils übertragbar, Effektgrößen jedoch kontextabhängig.</w:t>
+        <w:t>China, aber Feinstaubbelastung und Expositionsmessung auch in Deutschland relevant</w:t>
       </w:r>
     </w:p>
     <w:p>
@@ -128,7 +128,7 @@
           <w:color w:val="5A7D3A"/>
           <w:sz w:val="18"/>
         </w:rPr>
-        <w:t>https://pubmed.ncbi.nlm.nih.gov/42682531/</w:t>
+        <w:t>https://pubmed.ncbi.nlm.nih.gov/42688627/</w:t>
       </w:r>
     </w:p>
     <w:p>
@@ -136,7 +136,7 @@
         <w:pStyle w:val="Heading2"/>
       </w:pPr>
       <w:r>
-        <w:t>Serum-Periostin als Biomarker für Frailty bei Typ-2-Diabetes</w:t>
+        <w:t>Multikomponenten-Training und HMB-Supplementierung verbessern Gebrechlichkeit</w:t>
       </w:r>
     </w:p>
     <w:p>
@@ -146,12 +146,12 @@
           <w:color w:val="666666"/>
           <w:sz w:val="18"/>
         </w:rPr>
-        <w:t>González-Salvatierra S et al.  ·  Int J Mol Sci  ·  21.08.2026  ·  PMID 42653500</w:t>
+        <w:t>Jiang Y et al.  ·  Sichuan Da Xue Xue Bao Yi Xue Ban  ·  20.07.2026  ·  PMID 42688609</w:t>
       </w:r>
     </w:p>
     <w:p>
       <w:r>
-        <w:t>Spanische Querschnittsstudie (n = 137, Alter 65 ± 8 Jahre) zur Assoziation zwischen serum-Periostin und Frailty-Status (FRAIL-Skala: robust, pre-frail, frail) bei Typ-2-Diabetes.</w:t>
+        <w:t>Randomisierte Studie: 136 ältere Patienten mit Frailty erhielten 12 Wochen lang Übungstraining plus 3 g/d HMB oder Placebo; gemessen wurden physische Funktion (SPPB), Gangfähigkeit, Griffstärke, Muskelquerschnitt und Serumalbumin.</w:t>
       </w:r>
     </w:p>
     <w:p>
@@ -162,7 +162,7 @@
         <w:t xml:space="preserve">Ergebnis: </w:t>
       </w:r>
       <w:r>
-        <w:t>Frailty korrelierte positiv mit Alter (p &lt; 0,001), BMI (p = 0,006), Taille (p = 0,01) und Diabetes-Dauer (p = 0,040), negativ mit TBS, HDL und eGFR. Periostin zeigte stärkste Korrelation mit Frailty (p &lt; 0,001). Frail: höhere Periostin als pre-frail (p = 0,006) und robust (p = 0,008). AUC für Frailty-Diskrimination 0,710 (p &lt; 0,001); kombiniert mit klinischen Variablen AUC 0,900 vs. 0,858. Schwellenwert &gt; 1307 pmol/L: 77,8% Sensitivität, 66,7% Spezifität.</w:t>
+        <w:t>SPPB-Gesamtscore besserte sich in der HMB-Gruppe über 12 Wochen signifikant mehr als in der Kontrolle (Interaktionseffekt p&lt;0,001). HMB-Gruppe zeigte nach 4 Wochen bessere Bilanz (p&lt;0,05) und nach 12 Wochen auch bessere Gangscores und ASMI (p&lt;0,05). Serumalbumin war in der Interventionsgruppe erhöht (p&lt;0,05). HMB 3 g/d plus multikomponentales Training verbessert körperliche Funktion und Muskulatur bei älteren Patienten mit Gebrechlichkeit.</w:t>
       </w:r>
     </w:p>
     <w:p>
@@ -177,7 +177,7 @@
         <w:rPr>
           <w:sz w:val="19"/>
         </w:rPr>
-        <w:t>Spanien, europäisches System, vergleichbar; Biomarker-Entwicklung in progress.</w:t>
+        <w:t>China, Rehabilitation nach westlichem Standard, Frailty-Diagnostik vergleichbar</w:t>
       </w:r>
     </w:p>
     <w:p>
@@ -186,7 +186,7 @@
           <w:color w:val="5A7D3A"/>
           <w:sz w:val="18"/>
         </w:rPr>
-        <w:t>https://pubmed.ncbi.nlm.nih.gov/42653500/</w:t>
+        <w:t>https://pubmed.ncbi.nlm.nih.gov/42688609/</w:t>
       </w:r>
     </w:p>
     <w:p>
@@ -194,7 +194,7 @@
         <w:pStyle w:val="Heading2"/>
       </w:pPr>
       <w:r>
-        <w:t>Geschlechtsspezifische Determinanten von Frailty bei alternden Menschen mit HIV</w:t>
+        <w:t>Benzodiazepine-Induced Resistance: Drug Use Blunts Frailty-Intervention Effect</w:t>
       </w:r>
     </w:p>
     <w:p>
@@ -204,12 +204,12 @@
           <w:color w:val="666666"/>
           <w:sz w:val="18"/>
         </w:rPr>
-        <w:t>Echeverría P et al.  ·  Viruses  ·  04.07.2026  ·  PMID 42515594</w:t>
+        <w:t>Levati E et al.  ·  Age Ageing  ·  03.08.2026  ·  PMID 42685256</w:t>
       </w:r>
     </w:p>
     <w:p>
       <w:r>
-        <w:t>Querschnittsstudie zu Frailty (Fried-Kriterien) bei 588 älteren Menschen mit HIV in Spanien, untersucht nach Geschlecht stratifiziert mittels geriatrischem Assessment.</w:t>
+        <w:t>Sekundäranalyse eines Trials zu multikomponentigen Lebensstiländerungen bei Frailty: 1506 ältere Patienten, 14% mit Benzodiazepin-Nutzung, Verfolgung der Mobilitätsbehindertung über Median 3,3 Jahre.</w:t>
       </w:r>
     </w:p>
     <w:p>
@@ -220,7 +220,7 @@
         <w:t xml:space="preserve">Ergebnis: </w:t>
       </w:r>
       <w:r>
-        <w:t>Frauen mit HIV zeigten höhere Frailty-Prävalenz (17% vs. 9%) trotz jüngeren Alters und besserer Immunstatus. Bei Frauen waren muskuloskelettale Erkrankung (OR 3,85), kognitive Beeinträchtigung (OR 3,21), depressive Symptome (OR 2,67) und Mangelernährung (OR 2,14) unabhängig mit Frailty assoziiert; bei Männern alterstypischere Muster. Forderung nach geschlechtsspezifischer, ganzheitlicher geriatrischer Versorgung.</w:t>
+        <w:t>Bei Frailty-Patienten mit Benzodiazepin-Nutzung war die Effektivität der kombinierten Intervention (körperliche Übungen plus Ernährungsberatung) erheblich reduziert oder aufgehoben. Im Subgroup mit SPPB-Score 3–7 zeigte sich der präventive Effekt (HR 0,80) nur bei Nicht-Nutzern; Nutzer zeigten keinen Schutz (HR 1,06; p=0,035 für Interaktion). Benzodiazepine signifikant mindern die Wirksamkeit von Lebensstiländerungen bei älteren fragilen Menschen.</w:t>
       </w:r>
     </w:p>
     <w:p>
@@ -235,7 +235,7 @@
         <w:rPr>
           <w:sz w:val="19"/>
         </w:rPr>
-        <w:t>Spanien, europäisches System, direkt vergleichbare Versorgungsstrukturen.</w:t>
+        <w:t>Italien und Deutschland, vergleichbare klinische Versorgung und Frailty-Konzepte</w:t>
       </w:r>
     </w:p>
     <w:p>
@@ -244,7 +244,7 @@
           <w:color w:val="5A7D3A"/>
           <w:sz w:val="18"/>
         </w:rPr>
-        <w:t>https://pubmed.ncbi.nlm.nih.gov/42515594/</w:t>
+        <w:t>https://pubmed.ncbi.nlm.nih.gov/42685256/</w:t>
       </w:r>
     </w:p>
     <w:p>
@@ -252,7 +252,7 @@
         <w:pStyle w:val="Heading2"/>
       </w:pPr>
       <w:r>
-        <w:t>Express-Screening für Frailty verbessert Versorgung älteren Patienten mit Notfallbedarf</w:t>
+        <w:t>Gebrechlichkeit und Alter erhöhen postoperative Komplikationen nach Meningiom-Resektion</w:t>
       </w:r>
     </w:p>
     <w:p>
@@ -262,12 +262,12 @@
           <w:color w:val="666666"/>
           <w:sz w:val="18"/>
         </w:rPr>
-        <w:t>Ilnitski AN et al.  ·  Adv Gerontol  ·  2026  ·  PMID 42502931</w:t>
+        <w:t>Eibl T et al.  ·  J Clin Neurosci  ·  06.07.2026  ·  PMID 42407322</w:t>
       </w:r>
     </w:p>
     <w:p>
       <w:r>
-        <w:t>Russische Studie an 333 älteren Patienten (65–90 Jahre) in Notfallambulanz: Vergleich zwischen 234 Patienten mit Frailty-Screening (Gruppe 1) und 99 ohne Screening (Gruppe 2); Nachverfolgung 1 Monat.</w:t>
+        <w:t>Retrospektive Studie: 120 Patienten mit nicht-schädelbasis-Meningiomen (Alter Median 61 Jahre), Frailty (mFI-5, mFI-11), Charlson-Komorbidität, Outcome Heimententlassung, Aufenthaltssdauer, ICU-Tage, Komplikationen.</w:t>
       </w:r>
     </w:p>
     <w:p>
@@ -278,7 +278,7 @@
         <w:t xml:space="preserve">Ergebnis: </w:t>
       </w:r>
       <w:r>
-        <w:t>Gruppe 1: 62,8% unter hausärztlicher Beobachtung, 0% Wiedervorstellungen, 0,4% Mortalität. Gruppe 2: 41,4% beobachtet, 6,1% Wiedervorstellungen, 2% Mortalität (p &lt; 0,001). Express-Screening ermöglichte bessere Nachbeobachtung und senkte Sterblichkeit und Inanspruchnahme.</w:t>
+        <w:t>82,5% wurden nach Hause entlassen. Risikofaktoren für Nicht-Heimententlassung: höheres Alter (p&lt;0,001), größere Tumorvolumina (p=0,012), höhere Ödemvolumina (p=0,002), höhere Charlson-Score (p&lt;0,001), höhere mFI-5 und mFI-11 (beide p&lt;0,001). Postoperative Aufenthaltssdauer korrelierte mit mFI (rs=0,34 für beide, p&lt;0,001). Gebrechlichkeit und chronologisches Alter beeinflussen operatives Ergebnis erheblich und verlängern postoperativen Aufenthalt.</w:t>
       </w:r>
     </w:p>
     <w:p>
@@ -293,7 +293,7 @@
         <w:rPr>
           <w:sz w:val="19"/>
         </w:rPr>
-        <w:t>Russland, weniger direkt übertragbar; Konzept des Frailty-Screening in Notfallambulanzen adaptierbar.</w:t>
+        <w:t>Deutschland, vergleichbare Neurochirurgische Versorgung und Frailty-Konzepte</w:t>
       </w:r>
     </w:p>
     <w:p>
@@ -302,7 +302,7 @@
           <w:color w:val="5A7D3A"/>
           <w:sz w:val="18"/>
         </w:rPr>
-        <w:t>https://pubmed.ncbi.nlm.nih.gov/42502931/</w:t>
+        <w:t>https://pubmed.ncbi.nlm.nih.gov/42407322/</w:t>
       </w:r>
     </w:p>
     <w:p>
@@ -310,7 +310,7 @@
         <w:pStyle w:val="Heading2"/>
       </w:pPr>
       <w:r>
-        <w:t>Geschlechtsspezifische Heterogenität der Handkraftveränderung im Alter: UK Biobank</w:t>
+        <w:t>TyG-Index mit BMI/WHtR vorhersagt Herz-Kreislauf-Erkrankung bei älteren Menschen</w:t>
       </w:r>
     </w:p>
     <w:p>
@@ -320,12 +320,12 @@
           <w:color w:val="666666"/>
           <w:sz w:val="18"/>
         </w:rPr>
-        <w:t>Fortinsky RH et al.  ·  J Gerontol A Biol Sci Med Sci  ·  04.08.2026  ·  PMID 42435411</w:t>
+        <w:t>Liu Z et al.  ·  Cardiovasc Diabetol  ·  05.07.2026  ·  PMID 42402573</w:t>
       </w:r>
     </w:p>
     <w:p>
       <w:r>
-        <w:t>Longitudinale Kohorte aus UK Biobank (n = 73.134, 52% Frauen, 40–69 Jahre bei Baseline, 4–18 Jahre Nachverfolgung) zur Analyse der Varianz in Handkraft nach Altersgruppen und Geschlecht.</w:t>
+        <w:t>Prospektive Kohortenstudie: 1808 CVD-freie Personen ≥50 Jahre aus English Longitudinal Study of Ageing, Gruppierungstrajectorie von TyG mit BMI bzw. WHtR über ~8 Jahre, Outcome Herzinfarkt, Schlaganfall, Herzkrankheit.</w:t>
       </w:r>
     </w:p>
     <w:p>
@@ -336,7 +336,7 @@
         <w:t xml:space="preserve">Ergebnis: </w:t>
       </w:r>
       <w:r>
-        <w:t>Frauen zeigten stabile Handkraft-Varianz über alle Altersgruppen querschnittlich und longitudinal; Männer zeigten cross-sectional Varianzabnahme mit Alter, longitudinal aber Varianzanstieg. Kovariaten schwächten Trends ab, eliminierten sie aber nicht. Heterogenität des Alterns operiert bei Männern und Frauen unterschiedlich; longitudinale und querschnittliche Muster divergieren deutlich.</w:t>
+        <w:t>Vier Trajektorie-Gruppen identifiziert. Im BMI+TyG-Modell (vs. Normalgewicht-niedriger TyG): Übergewicht-moderater TyG (HR 2,31, 95% KI 1,40–3,83), adipös-hoher TyG (HR 2,72, 1,63–4,52), stark adipös-hoher TyG (HR 5,06, 3,01–8,51). WHtR+TyG ähnliche Dosisantwort. Für Schlaganfall signifikant nur in höchstem Risiko. Robuste Dosis-Antwort-Gradienten unterstützen Monitoring dieser Indizes bei älteren Personen.</w:t>
       </w:r>
     </w:p>
     <w:p>
@@ -351,7 +351,7 @@
         <w:rPr>
           <w:sz w:val="19"/>
         </w:rPr>
-        <w:t>UK Biobank, vergleichbares englisches System, hohe Übertragbarkeit auf deutsche Bevölkerung.</w:t>
+        <w:t>Großbritannien, vergleichbare Epidemiologie und Metabolismus-Diagnostik</w:t>
       </w:r>
     </w:p>
     <w:p>
@@ -360,7 +360,7 @@
           <w:color w:val="5A7D3A"/>
           <w:sz w:val="18"/>
         </w:rPr>
-        <w:t>https://pubmed.ncbi.nlm.nih.gov/42435411/</w:t>
+        <w:t>https://pubmed.ncbi.nlm.nih.gov/42402573/</w:t>
       </w:r>
     </w:p>
     <w:p>
@@ -368,7 +368,7 @@
         <w:pStyle w:val="Heading2"/>
       </w:pPr>
       <w:r>
-        <w:t>Gezielte epigenetische Uhr (TaM-Uhr) zeigt Grenzen bei Frailty-Vorhersage</w:t>
+        <w:t>Immunseneszenz-Biomarker für klinische Aging-Interventionsstudien</w:t>
       </w:r>
     </w:p>
     <w:p>
@@ -378,12 +378,12 @@
           <w:color w:val="666666"/>
           <w:sz w:val="18"/>
         </w:rPr>
-        <w:t>Awuah J et al.  ·  Clin Epigenetics  ·  07.07.2026  ·  PMID 42415175</w:t>
+        <w:t>Cipriano A et al.  ·  Nat Med  ·  03.07.2026  ·  PMID 42399672</w:t>
       </w:r>
     </w:p>
     <w:p>
       <w:r>
-        <w:t>Deutsche Studie (Ulm, Aachen) zur Validierung einer verkürzten epigenetischen Uhr basierend auf drei Sterblichkeits-assoziierten CpG-Stellen gegen Frailty und Mortalität in der ActiFE-Kohorte (n = 446 bzw. 20 Frail/non-Frail).</w:t>
+        <w:t>Konsensusrahmen von 26 Gerontologen und Immunologen zur Evaluierung von Immune-Aging-Biomarkern für klinische Trials; fünf Selektionskriterien, Bewertung von Kandidaten-Biomarkern und Empfehlungen für Lücken.</w:t>
       </w:r>
     </w:p>
     <w:p>
@@ -394,7 +394,7 @@
         <w:t xml:space="preserve">Ergebnis: </w:t>
       </w:r>
       <w:r>
-        <w:t>In der kleinen Subset (n = 40) war das Delta-Alter mit Frailty assoziiert, jedoch in der größeren Kohorte keine signifikanten Assoziationen mit Frailty oder Mortalität. Ein CpG-Locus (cg20595453) zeigte Assoziation mit beiden Endpunkten, doch insgesamt war die Vorhersagekraft begrenzt. Die Autoren konstatieren, dass epigenetische Uhren in relativ gesunden Populationen nicht sensitiv genug sind.</w:t>
+        <w:t>Metriken mit multidimensionalem Immunfunktionsspektrum, Inflammaging-Scores und funktionelle Assays schnitten gegen Selektionskriterien am besten ab. Vielversprechende aufkommende Maße identifiziert, aber kritische Lücken für zuverlässige, prädiktive Biomarker erkannt. Rahmen bietet kohärenten Weg zu klinisch aussagekräftigen Immunalterungs-Biomarkern für Geroscience-Interventionen.</w:t>
       </w:r>
     </w:p>
     <w:p>
@@ -409,7 +409,7 @@
         <w:rPr>
           <w:sz w:val="19"/>
         </w:rPr>
-        <w:t>Deutschland (Aachen, Ulm), deutsches Studiendesign, hohe Übertragbarkeit; zeigt jedoch auch Grenzen der Methode.</w:t>
+        <w:t>International konsensiert; Framework unabhängig von Ländersystem, aber Implementierung in Deutschland möglich</w:t>
       </w:r>
     </w:p>
     <w:p>
@@ -418,7 +418,65 @@
           <w:color w:val="5A7D3A"/>
           <w:sz w:val="18"/>
         </w:rPr>
-        <w:t>https://pubmed.ncbi.nlm.nih.gov/42415175/</w:t>
+        <w:t>https://pubmed.ncbi.nlm.nih.gov/42399672/</w:t>
+      </w:r>
+    </w:p>
+    <w:p>
+      <w:pPr>
+        <w:pStyle w:val="Heading2"/>
+      </w:pPr>
+      <w:r>
+        <w:t>Sexuelle Aktivitätsveränderung beeinträchtigt Lebensqualität im Alter nachweislich</w:t>
+      </w:r>
+    </w:p>
+    <w:p>
+      <w:r>
+        <w:rPr>
+          <w:i/>
+          <w:color w:val="666666"/>
+          <w:sz w:val="18"/>
+        </w:rPr>
+        <w:t>Kujawska A et al.  ·  Maturitas  ·  29.06.2026  ·  PMID 42391932</w:t>
+      </w:r>
+    </w:p>
+    <w:p>
+      <w:r>
+        <w:t>Zweijahrliche Längsschnittstudie: 199 ältere Polen (80% Frauen, Alter 69,7±6 Jahre), Assessment von Sexualität und Lebensqualität nach WHO-QoL, Kovariaten Alter, Basalwerte, Traurigkeit, Gesundheit.</w:t>
+      </w:r>
+    </w:p>
+    <w:p>
+      <w:r>
+        <w:rPr>
+          <w:b/>
+        </w:rPr>
+        <w:t xml:space="preserve">Ergebnis: </w:t>
+      </w:r>
+      <w:r>
+        <w:t>Keine signifikanten Veränderungen in Gesamt-QoL-Werten über zwei Jahre (p=0,3). Aber: Aufhören von Sexualität war assoziiert mit signifikant niedrigeren Folgepunkten in Sozialbeziehungen (p=0,006) und Umwelt-Domäne (p=0,007). Effekt hielt nach Ausschluß von Gesundheits- und Depressions-Veränderungen. Beendigung der Sexualität im Alter reduziert Sozialbeziehungen und Umwelt-Wohlbefinden nachweislich.</w:t>
+      </w:r>
+    </w:p>
+    <w:p>
+      <w:r>
+        <w:rPr>
+          <w:b/>
+          <w:sz w:val="19"/>
+        </w:rPr>
+        <w:t xml:space="preserve">Übertragbarkeit: </w:t>
+      </w:r>
+      <w:r>
+        <w:rPr>
+          <w:sz w:val="19"/>
+        </w:rPr>
+        <w:t>Polen, ähnliche Altersstruktur, aber Übertragung auf Deutschland kulturabhängig</w:t>
+      </w:r>
+    </w:p>
+    <w:p>
+      <w:r>
+        <w:rPr>
+          <w:color w:val="5A7D3A"/>
+          <w:sz w:val="18"/>
+        </w:rPr>
+        <w:t>https://pubmed.ncbi.nlm.nih.gov/42391932/</w:t>
       </w:r>
     </w:p>
     <w:sectPr>

--- a/download/studien-aktuell.docx
+++ b/download/studien-aktuell.docx
@@ -62,7 +62,7 @@
           <w:color w:val="666666"/>
           <w:sz w:val="18"/>
         </w:rPr>
-        <w:t>Stand: 04.09.2026  |  7 Studien  |  longevity.m-vf.de</w:t>
+        <w:t>Stand: 05.09.2026  |  6 Studien  |  longevity.m-vf.de</w:t>
       </w:r>
     </w:p>
     <w:p>
@@ -70,7 +70,7 @@
         <w:pStyle w:val="Heading1"/>
       </w:pPr>
       <w:r>
-        <w:t>Aufgenommen am 04.09.2026</w:t>
+        <w:t>Aufgenommen am 05.09.2026</w:t>
       </w:r>
     </w:p>
     <w:p>
@@ -78,7 +78,7 @@
         <w:pStyle w:val="Heading2"/>
       </w:pPr>
       <w:r>
-        <w:t>Feinstaubexposition (PM2,5) erhöht Frailty-Risiko im Alter signifikant</w:t>
+        <w:t>Reaktive Balanceschulung senkt Sturzrisikofaktoren, nicht aber Stürze im Alltag</w:t>
       </w:r>
     </w:p>
     <w:p>
@@ -88,12 +88,12 @@
           <w:color w:val="666666"/>
           <w:sz w:val="18"/>
         </w:rPr>
-        <w:t>Chen K et al.  ·  Sichuan Da Xue Xue Bao Yi Xue Ban  ·  20.07.2026  ·  PMID 42688627</w:t>
+        <w:t>Sharma S et al.  ·  Age Ageing  ·  04.09.2026  ·  PMID 42696641</w:t>
       </w:r>
     </w:p>
     <w:p>
       <w:r>
-        <w:t>Prospektive Kohortenstudie: 9603 Teilnehmende aus China Health and Retirement Longitudinal Study 2011–2020, Langzeit-PM2,5-Exposition und chemische Komponenten, Outcome Frailty nach Frailty-Index.</w:t>
+        <w:t>Randomisierte kontrollierte Studie mit 88 älteren Menschen: 43 erhielten wöchentliches ReacStep-Training (Reaktives Stepping, bewusste Ausrutscher) über 6 Wochen plus Heimkrafttraining, 45 nur Heimkrafttraining über 8 Wochen; Erhebung von reaktiver Balance, körperlichen Funktionen und Stürzen im Alltag über 12 Monate.</w:t>
       </w:r>
     </w:p>
     <w:p>
@@ -104,7 +104,7 @@
         <w:t xml:space="preserve">Ergebnis: </w:t>
       </w:r>
       <w:r>
-        <w:t>Jede Viertelbereichs-Zunahme der durchschnittlichen PM2,5-Konzentration des Vorjahres war mit 10,0% erhöhtem Frailty-Risiko assoziiert (HR 1,100, 95% KI 1,015–1,193). Organische Substanzen: HR 1,142 (14,2%); schwarzer Kohlenstoff: HR 1,131 (13,1%); Ammonium: HR 1,098 (9,8%). Luftschadstoffe, besonders Ruß und organische Aerosole, sind Risikofaktoren für Gebrechlichkeit bei älteren Menschen.</w:t>
+        <w:t>Adhärenz zum ReacStep-Programm 90 %, Interventionsgruppe zeigte signifikante Verbesserungen in maximaler Schrittlänge und Reaktionszeit beim Stepping (p&lt;0,05), aber keine Unterschiede in laborgestützten Sturzversuchen oder Häuslichkeitsstürzen über 12 Monate (p=0,19).</w:t>
       </w:r>
     </w:p>
     <w:p>
@@ -119,7 +119,7 @@
         <w:rPr>
           <w:sz w:val="19"/>
         </w:rPr>
-        <w:t>China, aber Feinstaubbelastung und Expositionsmessung auch in Deutschland relevant</w:t>
+        <w:t>Australien, vergleichbares Gesundheitssystem, aber begrenzte Übertragung zur Sturzprävention</w:t>
       </w:r>
     </w:p>
     <w:p>
@@ -128,7 +128,7 @@
           <w:color w:val="5A7D3A"/>
           <w:sz w:val="18"/>
         </w:rPr>
-        <w:t>https://pubmed.ncbi.nlm.nih.gov/42688627/</w:t>
+        <w:t>https://pubmed.ncbi.nlm.nih.gov/42696641/</w:t>
       </w:r>
     </w:p>
     <w:p>
@@ -136,7 +136,7 @@
         <w:pStyle w:val="Heading2"/>
       </w:pPr>
       <w:r>
-        <w:t>Multikomponenten-Training und HMB-Supplementierung verbessern Gebrechlichkeit</w:t>
+        <w:t>Urat-senkende Therapie und Frailty-Risiko bei Nierenpatienten</w:t>
       </w:r>
     </w:p>
     <w:p>
@@ -146,12 +146,12 @@
           <w:color w:val="666666"/>
           <w:sz w:val="18"/>
         </w:rPr>
-        <w:t>Jiang Y et al.  ·  Sichuan Da Xue Xue Bao Yi Xue Ban  ·  20.07.2026  ·  PMID 42688609</w:t>
+        <w:t>Lee SY et al.  ·  Int J Med Sci  ·  04.08.2026  ·  PMID 42694867</w:t>
       </w:r>
     </w:p>
     <w:p>
       <w:r>
-        <w:t>Randomisierte Studie: 136 ältere Patienten mit Frailty erhielten 12 Wochen lang Übungstraining plus 3 g/d HMB oder Placebo; gemessen wurden physische Funktion (SPPB), Gangfähigkeit, Griffstärke, Muskelquerschnitt und Serumalbumin.</w:t>
+        <w:t>Retrospektive Kohortenstudie mit 19.389 Nephrologiepatienten: Untersuchung der Assoziation zwischen Febuxostat, Allopurinol und keiner Therapie mit neuaufgetretener und verschlimmerter Frailty über medianen Nachbeobachtungszeitraum von 3 Jahren.</w:t>
       </w:r>
     </w:p>
     <w:p>
@@ -162,7 +162,7 @@
         <w:t xml:space="preserve">Ergebnis: </w:t>
       </w:r>
       <w:r>
-        <w:t>SPPB-Gesamtscore besserte sich in der HMB-Gruppe über 12 Wochen signifikant mehr als in der Kontrolle (Interaktionseffekt p&lt;0,001). HMB-Gruppe zeigte nach 4 Wochen bessere Bilanz (p&lt;0,05) und nach 12 Wochen auch bessere Gangscores und ASMI (p&lt;0,05). Serumalbumin war in der Interventionsgruppe erhöht (p&lt;0,05). HMB 3 g/d plus multikomponentales Training verbessert körperliche Funktion und Muskulatur bei älteren Patienten mit Gebrechlichkeit.</w:t>
+        <w:t>892 (4,6 %) entwickelten neuaufgetretene Frailty, 5.253 (27,1 %) zeigten Verschlimmerung. Febuxostat war mit höherem Frailty-Risiko verbunden (HR 1,22; 95%-KI 1,01–1,48), Allopurinol mit geringerem Risiko (HR 0,65; 95%-KI 0,46–0,93); beide gemeinsam ohne signifikante Assoziation. Keine Effekte auf Frailty-Verschlimmerung.</w:t>
       </w:r>
     </w:p>
     <w:p>
@@ -177,7 +177,7 @@
         <w:rPr>
           <w:sz w:val="19"/>
         </w:rPr>
-        <w:t>China, Rehabilitation nach westlichem Standard, Frailty-Diagnostik vergleichbar</w:t>
+        <w:t>Taiwan, Nephrologiedaten vergleichbar, aber begrenzte Generalisierbarkeit</w:t>
       </w:r>
     </w:p>
     <w:p>
@@ -186,7 +186,7 @@
           <w:color w:val="5A7D3A"/>
           <w:sz w:val="18"/>
         </w:rPr>
-        <w:t>https://pubmed.ncbi.nlm.nih.gov/42688609/</w:t>
+        <w:t>https://pubmed.ncbi.nlm.nih.gov/42694867/</w:t>
       </w:r>
     </w:p>
     <w:p>
@@ -194,7 +194,7 @@
         <w:pStyle w:val="Heading2"/>
       </w:pPr>
       <w:r>
-        <w:t>Benzodiazepine-Induced Resistance: Drug Use Blunts Frailty-Intervention Effect</w:t>
+        <w:t>Funkionsstatus und Pflegebedarf bei Eintritt in öffentlich finanzierte Altenhilfe</w:t>
       </w:r>
     </w:p>
     <w:p>
@@ -204,12 +204,12 @@
           <w:color w:val="666666"/>
           <w:sz w:val="18"/>
         </w:rPr>
-        <w:t>Levati E et al.  ·  Age Ageing  ·  03.08.2026  ·  PMID 42685256</w:t>
+        <w:t>Siljehag PA et al.  ·  BMC Health Serv Res  ·  02.09.2026  ·  PMID 42693458</w:t>
       </w:r>
     </w:p>
     <w:p>
       <w:r>
-        <w:t>Sekundäranalyse eines Trials zu multikomponentigen Lebensstiländerungen bei Frailty: 1506 ältere Patienten, 14% mit Benzodiazepin-Nutzung, Verfolgung der Mobilitätsbehindertung über Median 3,3 Jahre.</w:t>
+        <w:t>Schwedische Registeranalyse von 3.649 älteren Menschen (durchschnittlich 80 Jahre), die erstmals Altenhilfe in Anspruch nahmen, mit Erhebung von Komorbiditäten, funktionalen Einschränkungen und Vorbehandlung im Gesundheitswesen.</w:t>
       </w:r>
     </w:p>
     <w:p>
@@ -220,7 +220,7 @@
         <w:t xml:space="preserve">Ergebnis: </w:t>
       </w:r>
       <w:r>
-        <w:t>Bei Frailty-Patienten mit Benzodiazepin-Nutzung war die Effektivität der kombinierten Intervention (körperliche Übungen plus Ernährungsberatung) erheblich reduziert oder aufgehoben. Im Subgroup mit SPPB-Score 3–7 zeigte sich der präventive Effekt (HR 0,80) nur bei Nicht-Nutzern; Nutzer zeigten keinen Schutz (HR 1,06; p=0,035 für Interaktion). Benzodiazepine signifikant mindern die Wirksamkeit von Lebensstiländerungen bei älteren fragilen Menschen.</w:t>
+        <w:t>92 % hatten Multimorbidität, 25 % umfangreiche funktionale Einschränkungen, 95 % erhielten Pflege zu Hause, bei 50 % folgte die Altenhilfe unmittelbar nach stationärer Behandlung. Primärversorgung war bei 80 % der dominante ambulante Kontakt vor Heimaufnahme.</w:t>
       </w:r>
     </w:p>
     <w:p>
@@ -235,7 +235,7 @@
         <w:rPr>
           <w:sz w:val="19"/>
         </w:rPr>
-        <w:t>Italien und Deutschland, vergleichbare klinische Versorgung und Frailty-Konzepte</w:t>
+        <w:t>Schweden, vergleichbare Sozialversicherung und Pflegefinanzierung</w:t>
       </w:r>
     </w:p>
     <w:p>
@@ -244,7 +244,7 @@
           <w:color w:val="5A7D3A"/>
           <w:sz w:val="18"/>
         </w:rPr>
-        <w:t>https://pubmed.ncbi.nlm.nih.gov/42685256/</w:t>
+        <w:t>https://pubmed.ncbi.nlm.nih.gov/42693458/</w:t>
       </w:r>
     </w:p>
     <w:p>
@@ -252,7 +252,7 @@
         <w:pStyle w:val="Heading2"/>
       </w:pPr>
       <w:r>
-        <w:t>Gebrechlichkeit und Alter erhöhen postoperative Komplikationen nach Meningiom-Resektion</w:t>
+        <w:t>Triglyzerid-Glukose-Frailty-Index zeigt stärkere Mortalitätsvorhersage als Insulinresistanzmarker</w:t>
       </w:r>
     </w:p>
     <w:p>
@@ -262,12 +262,12 @@
           <w:color w:val="666666"/>
           <w:sz w:val="18"/>
         </w:rPr>
-        <w:t>Eibl T et al.  ·  J Clin Neurosci  ·  06.07.2026  ·  PMID 42407322</w:t>
+        <w:t>Liu K et al.  ·  Cardiovasc Diabetol  ·  03.09.2026  ·  PMID 42693435</w:t>
       </w:r>
     </w:p>
     <w:p>
       <w:r>
-        <w:t>Retrospektive Studie: 120 Patienten mit nicht-schädelbasis-Meningiomen (Alter Median 61 Jahre), Frailty (mFI-5, mFI-11), Charlson-Komorbidität, Outcome Heimententlassung, Aufenthaltssdauer, ICU-Tage, Komplikationen.</w:t>
+        <w:t>Sekundäranalyse von 11.228 US-amerikanischen Erwachsenen (20–79 Jahre) aus NHANES 2001–2018: Vergleich des TyG-Frailty-Indexes (TyG-Index × Frailty-Index) mit konventionellen Insulinresistanzmarkern für kardiovaskuläre und Stoffwechselsyndrome sowie Mortalität über medianen Nachbeobachtungszeitraum von 90 Monaten.</w:t>
       </w:r>
     </w:p>
     <w:p>
@@ -278,7 +278,7 @@
         <w:t xml:space="preserve">Ergebnis: </w:t>
       </w:r>
       <w:r>
-        <w:t>82,5% wurden nach Hause entlassen. Risikofaktoren für Nicht-Heimententlassung: höheres Alter (p&lt;0,001), größere Tumorvolumina (p=0,012), höhere Ödemvolumina (p=0,002), höhere Charlson-Score (p&lt;0,001), höhere mFI-5 und mFI-11 (beide p&lt;0,001). Postoperative Aufenthaltssdauer korrelierte mit mFI (rs=0,34 für beide, p&lt;0,001). Gebrechlichkeit und chronologisches Alter beeinflussen operatives Ergebnis erheblich und verlängern postoperativen Aufenthalt.</w:t>
+        <w:t>TyG-FI-Quartil 4 vs. 1: fortgeschrittenes kardiovaskuläres-Nierenstoffwechsel-Syndrom OR=4,57 (95%-KI 3,50–5,99), kardiometabolische Multimorbidität OR=5,09 (95%-KI 2,83–9,16), Gesamtmortalität HR=3,90 (95%-KI 2,96–5,13), kardiovaskulär HR=5,82 (95%-KI 3,38–10,03). TyG-FI diskriminierte stärker als Vergleichsindizes, tiefere eGFR erklärte 16–27 % der Mortalitätsassoziation.</w:t>
       </w:r>
     </w:p>
     <w:p>
@@ -293,7 +293,7 @@
         <w:rPr>
           <w:sz w:val="19"/>
         </w:rPr>
-        <w:t>Deutschland, vergleichbare Neurochirurgische Versorgung und Frailty-Konzepte</w:t>
+        <w:t>USA-NHANES-Daten, begrenzte Übertragbarkeit auf deutsches System, aber Validierungsfrage ist altersunabhängig</w:t>
       </w:r>
     </w:p>
     <w:p>
@@ -302,7 +302,7 @@
           <w:color w:val="5A7D3A"/>
           <w:sz w:val="18"/>
         </w:rPr>
-        <w:t>https://pubmed.ncbi.nlm.nih.gov/42407322/</w:t>
+        <w:t>https://pubmed.ncbi.nlm.nih.gov/42693435/</w:t>
       </w:r>
     </w:p>
     <w:p>
@@ -310,7 +310,7 @@
         <w:pStyle w:val="Heading2"/>
       </w:pPr>
       <w:r>
-        <w:t>TyG-Index mit BMI/WHtR vorhersagt Herz-Kreislauf-Erkrankung bei älteren Menschen</w:t>
+        <w:t>Muskelarchitektur und Kraft: Altern beeinträchtigt Faszickelkinetik trotz lebenslangem Training</w:t>
       </w:r>
     </w:p>
     <w:p>
@@ -320,12 +320,12 @@
           <w:color w:val="666666"/>
           <w:sz w:val="18"/>
         </w:rPr>
-        <w:t>Liu Z et al.  ·  Cardiovasc Diabetol  ·  05.07.2026  ·  PMID 42402573</w:t>
+        <w:t>Michely S et al.  ·  J Appl Physiol (1985)  ·  01.09.2026  ·  PMID 42518311</w:t>
       </w:r>
     </w:p>
     <w:p>
       <w:r>
-        <w:t>Prospektive Kohortenstudie: 1808 CVD-freie Personen ≥50 Jahre aus English Longitudinal Study of Ageing, Gruppierungstrajectorie von TyG mit BMI bzw. WHtR über ~8 Jahre, Outcome Herzinfarkt, Schlaganfall, Herzkrankheit.</w:t>
+        <w:t>Querschnittsstudie mit 172 Leistungssportlern im Alter 35–90 Jahren (68 % männlich): Ultraschallmessung der Wadenmuskulatur bei willkürlicher Maximalkontraktion; Analyse von Faszickellänge, Pennationswinkel, -rotation und -verlängerung.</w:t>
       </w:r>
     </w:p>
     <w:p>
@@ -336,7 +336,7 @@
         <w:t xml:space="preserve">Ergebnis: </w:t>
       </w:r>
       <w:r>
-        <w:t>Vier Trajektorie-Gruppen identifiziert. Im BMI+TyG-Modell (vs. Normalgewicht-niedriger TyG): Übergewicht-moderater TyG (HR 2,31, 95% KI 1,40–3,83), adipös-hoher TyG (HR 2,72, 1,63–4,52), stark adipös-hoher TyG (HR 5,06, 3,01–8,51). WHtR+TyG ähnliche Dosisantwort. Für Schlaganfall signifikant nur in höchstem Risiko. Robuste Dosis-Antwort-Gradienten unterstützen Monitoring dieser Indizes bei älteren Personen.</w:t>
+        <w:t>Oberflächliche Faszickelrotation (Pennationswinkelveränderung) sank um 6,6±51,3 % pro Jahrzehnt (p=0,003), tiefe Rotation blieb stabil (p=0,27). Ruhefaszickellänge sank um 1,8±13,7 % pro Jahrzehnt (p=0,002). Achillessehnen-kraft fiel um 4,3±16,3 % pro Jahrzehnt (p&lt;0,001), unabhängig vom Geschlecht. Eliteathleten (&gt;85 % age grade) erhielten größere oberflächliche Rotation.</w:t>
       </w:r>
     </w:p>
     <w:p>
@@ -351,7 +351,7 @@
         <w:rPr>
           <w:sz w:val="19"/>
         </w:rPr>
-        <w:t>Großbritannien, vergleichbare Epidemiologie und Metabolismus-Diagnostik</w:t>
+        <w:t>Deutschland, Deutsche Luft- und Raumfahrtforschung, vergleichbare Trainingsmethoden</w:t>
       </w:r>
     </w:p>
     <w:p>
@@ -360,7 +360,7 @@
           <w:color w:val="5A7D3A"/>
           <w:sz w:val="18"/>
         </w:rPr>
-        <w:t>https://pubmed.ncbi.nlm.nih.gov/42402573/</w:t>
+        <w:t>https://pubmed.ncbi.nlm.nih.gov/42518311/</w:t>
       </w:r>
     </w:p>
     <w:p>
@@ -368,7 +368,7 @@
         <w:pStyle w:val="Heading2"/>
       </w:pPr>
       <w:r>
-        <w:t>Immunseneszenz-Biomarker für klinische Aging-Interventionsstudien</w:t>
+        <w:t>Soziale Frailty und Bildungsungleichheit: Sechs Ländervergleich mit 83.869 älteren Erwachsenen</w:t>
       </w:r>
     </w:p>
     <w:p>
@@ -378,12 +378,12 @@
           <w:color w:val="666666"/>
           <w:sz w:val="18"/>
         </w:rPr>
-        <w:t>Cipriano A et al.  ·  Nat Med  ·  03.07.2026  ·  PMID 42399672</w:t>
+        <w:t>Xiang X et al.  ·  J Am Med Dir Assoc  ·  14.07.2026  ·  PMID 42447552</w:t>
       </w:r>
     </w:p>
     <w:p>
       <w:r>
-        <w:t>Konsensusrahmen von 26 Gerontologen und Immunologen zur Evaluierung von Immune-Aging-Biomarkern für klinische Trials; fünf Selektionskriterien, Bewertung von Kandidaten-Biomarkern und Empfehlungen für Lücken.</w:t>
+        <w:t>Querschnittsanalyse aus sechs Längsschnittstudien in USA, England, Europa, Südkorea, Mexico und China mit 83.869 Personen ≥50 Jahren: Alter- und geschlechtsstandardisierte Prävalenz von sozialer Prefrailty und Frailty sowie Assoziation mit Bildungsabschlüssen.</w:t>
       </w:r>
     </w:p>
     <w:p>
@@ -394,7 +394,7 @@
         <w:t xml:space="preserve">Ergebnis: </w:t>
       </w:r>
       <w:r>
-        <w:t>Metriken mit multidimensionalem Immunfunktionsspektrum, Inflammaging-Scores und funktionelle Assays schnitten gegen Selektionskriterien am besten ab. Vielversprechende aufkommende Maße identifiziert, aber kritische Lücken für zuverlässige, prädiktive Biomarker erkannt. Rahmen bietet kohärenten Weg zu klinisch aussagekräftigen Immunalterungs-Biomarkern für Geroscience-Interventionen.</w:t>
+        <w:t>Soziale Prefrailty 54,0–74,1 %, soziale Frailty 5,9–14,4 % je nach Land. Klare Bildungsstratifikation: mittlere vs. niedrige Bildung OR=0,72 (95%-KI 0,60–0,86) für Prefrailty und OR=0,54 (95%-KI 0,44–0,67) für Frailty; hohe Bildung OR=0,53 (95%-KI 0,36–0,78) bzw. OR=0,29 (95%-KI 0,17–0,51).</w:t>
       </w:r>
     </w:p>
     <w:p>
@@ -409,7 +409,7 @@
         <w:rPr>
           <w:sz w:val="19"/>
         </w:rPr>
-        <w:t>International konsensiert; Framework unabhängig von Ländersystem, aber Implementierung in Deutschland möglich</w:t>
+        <w:t>Mehrländer-Poolanalyse, europäische Länder dabei, aber heterogene Systeme</w:t>
       </w:r>
     </w:p>
     <w:p>
@@ -418,65 +418,7 @@
           <w:color w:val="5A7D3A"/>
           <w:sz w:val="18"/>
         </w:rPr>
-        <w:t>https://pubmed.ncbi.nlm.nih.gov/42399672/</w:t>
-      </w:r>
-    </w:p>
-    <w:p>
-      <w:pPr>
-        <w:pStyle w:val="Heading2"/>
-      </w:pPr>
-      <w:r>
-        <w:t>Sexuelle Aktivitätsveränderung beeinträchtigt Lebensqualität im Alter nachweislich</w:t>
-      </w:r>
-    </w:p>
-    <w:p>
-      <w:r>
-        <w:rPr>
-          <w:i/>
-          <w:color w:val="666666"/>
-          <w:sz w:val="18"/>
-        </w:rPr>
-        <w:t>Kujawska A et al.  ·  Maturitas  ·  29.06.2026  ·  PMID 42391932</w:t>
-      </w:r>
-    </w:p>
-    <w:p>
-      <w:r>
-        <w:t>Zweijahrliche Längsschnittstudie: 199 ältere Polen (80% Frauen, Alter 69,7±6 Jahre), Assessment von Sexualität und Lebensqualität nach WHO-QoL, Kovariaten Alter, Basalwerte, Traurigkeit, Gesundheit.</w:t>
-      </w:r>
-    </w:p>
-    <w:p>
-      <w:r>
-        <w:rPr>
-          <w:b/>
-        </w:rPr>
-        <w:t xml:space="preserve">Ergebnis: </w:t>
-      </w:r>
-      <w:r>
-        <w:t>Keine signifikanten Veränderungen in Gesamt-QoL-Werten über zwei Jahre (p=0,3). Aber: Aufhören von Sexualität war assoziiert mit signifikant niedrigeren Folgepunkten in Sozialbeziehungen (p=0,006) und Umwelt-Domäne (p=0,007). Effekt hielt nach Ausschluß von Gesundheits- und Depressions-Veränderungen. Beendigung der Sexualität im Alter reduziert Sozialbeziehungen und Umwelt-Wohlbefinden nachweislich.</w:t>
-      </w:r>
-    </w:p>
-    <w:p>
-      <w:r>
-        <w:rPr>
-          <w:b/>
-          <w:sz w:val="19"/>
-        </w:rPr>
-        <w:t xml:space="preserve">Übertragbarkeit: </w:t>
-      </w:r>
-      <w:r>
-        <w:rPr>
-          <w:sz w:val="19"/>
-        </w:rPr>
-        <w:t>Polen, ähnliche Altersstruktur, aber Übertragung auf Deutschland kulturabhängig</w:t>
-      </w:r>
-    </w:p>
-    <w:p>
-      <w:r>
-        <w:rPr>
-          <w:color w:val="5A7D3A"/>
-          <w:sz w:val="18"/>
-        </w:rPr>
-        <w:t>https://pubmed.ncbi.nlm.nih.gov/42391932/</w:t>
+        <w:t>https://pubmed.ncbi.nlm.nih.gov/42447552/</w:t>
       </w:r>
     </w:p>
     <w:sectPr>

--- a/download/studien-aktuell.docx
+++ b/download/studien-aktuell.docx
@@ -62,7 +62,7 @@
           <w:color w:val="666666"/>
           <w:sz w:val="18"/>
         </w:rPr>
-        <w:t>Stand: 05.09.2026  |  6 Studien  |  longevity.m-vf.de</w:t>
+        <w:t>Stand: 06.09.2026  |  6 Studien  |  longevity.m-vf.de</w:t>
       </w:r>
     </w:p>
     <w:p>
@@ -70,7 +70,7 @@
         <w:pStyle w:val="Heading1"/>
       </w:pPr>
       <w:r>
-        <w:t>Aufgenommen am 05.09.2026</w:t>
+        <w:t>Aufgenommen am 06.09.2026</w:t>
       </w:r>
     </w:p>
     <w:p>
@@ -78,7 +78,7 @@
         <w:pStyle w:val="Heading2"/>
       </w:pPr>
       <w:r>
-        <w:t>Reaktive Balanceschulung senkt Sturzrisikofaktoren, nicht aber Stürze im Alltag</w:t>
+        <w:t>Orale Gesundheit und orale Gebrechlichkeit bei älteren hospitalisierten Patienten</w:t>
       </w:r>
     </w:p>
     <w:p>
@@ -88,12 +88,12 @@
           <w:color w:val="666666"/>
           <w:sz w:val="18"/>
         </w:rPr>
-        <w:t>Sharma S et al.  ·  Age Ageing  ·  04.09.2026  ·  PMID 42696641</w:t>
+        <w:t>Ren Q et al.  ·  J Coll Physicians Surg Pak  ·  Sept. 2026  ·  PMID 42698252</w:t>
       </w:r>
     </w:p>
     <w:p>
       <w:r>
-        <w:t>Randomisierte kontrollierte Studie mit 88 älteren Menschen: 43 erhielten wöchentliches ReacStep-Training (Reaktives Stepping, bewusste Ausrutscher) über 6 Wochen plus Heimkrafttraining, 45 nur Heimkrafttraining über 8 Wochen; Erhebung von reaktiver Balance, körperlichen Funktionen und Stürzen im Alltag über 12 Monate.</w:t>
+        <w:t>Querschnittsstudie mit 200 älteren Patienten: Beziehung zwischen Mundgesundheitsstatus (GOHAI, Wasserschluck-Test) und Oral Frailty Index-8 (OFI-8).</w:t>
       </w:r>
     </w:p>
     <w:p>
@@ -104,7 +104,7 @@
         <w:t xml:space="preserve">Ergebnis: </w:t>
       </w:r>
       <w:r>
-        <w:t>Adhärenz zum ReacStep-Programm 90 %, Interventionsgruppe zeigte signifikante Verbesserungen in maximaler Schrittlänge und Reaktionszeit beim Stepping (p&lt;0,05), aber keine Unterschiede in laborgestützten Sturzversuchen oder Häuslichkeitsstürzen über 12 Monate (p=0,19).</w:t>
+        <w:t>Signifikante Unterschiede in Alter, Mundgesundheitsindikatoren und Zahnfunktion zwischen Frailty- (n=55) und Non-Frailty-Gruppe (n=145). OFI-8 zeigt praktische Relevanz für Früherkennung oraler Gebrechlichkeit im klinischen Setting.</w:t>
       </w:r>
     </w:p>
     <w:p>
@@ -119,7 +119,7 @@
         <w:rPr>
           <w:sz w:val="19"/>
         </w:rPr>
-        <w:t>Australien, vergleichbares Gesundheitssystem, aber begrenzte Übertragung zur Sturzprävention</w:t>
+        <w:t>China, geriatrische Versorgung; Screening-Wert für deutsches Gesundheitswesen nutzbar</w:t>
       </w:r>
     </w:p>
     <w:p>
@@ -128,7 +128,7 @@
           <w:color w:val="5A7D3A"/>
           <w:sz w:val="18"/>
         </w:rPr>
-        <w:t>https://pubmed.ncbi.nlm.nih.gov/42696641/</w:t>
+        <w:t>https://pubmed.ncbi.nlm.nih.gov/42698252/</w:t>
       </w:r>
     </w:p>
     <w:p>
@@ -136,7 +136,7 @@
         <w:pStyle w:val="Heading2"/>
       </w:pPr>
       <w:r>
-        <w:t>Urat-senkende Therapie und Frailty-Risiko bei Nierenpatienten</w:t>
+        <w:t>FRAIL- und SARC-CalF-Skalen vorhersagen HFpEF-Risiko bei älteren Patienten</w:t>
       </w:r>
     </w:p>
     <w:p>
@@ -146,12 +146,12 @@
           <w:color w:val="666666"/>
           <w:sz w:val="18"/>
         </w:rPr>
-        <w:t>Lee SY et al.  ·  Int J Med Sci  ·  04.08.2026  ·  PMID 42694867</w:t>
+        <w:t>Yu Y et al.  ·  J Coll Physicians Surg Pak  ·  Sept. 2026  ·  PMID 42698238</w:t>
       </w:r>
     </w:p>
     <w:p>
       <w:r>
-        <w:t>Retrospektive Kohortenstudie mit 19.389 Nephrologiepatienten: Untersuchung der Assoziation zwischen Febuxostat, Allopurinol und keiner Therapie mit neuaufgetretener und verschlimmerter Frailty über medianen Nachbeobachtungszeitraum von 3 Jahren.</w:t>
+        <w:t>Querschnittsstudie mit 134 hospitalisierten Patienten ≥60 Jahren: Umfassendes geriatrisches Assessment (CGA) mit Evaluierung von Gebrechlichkeit, Sarkopenie und Ernährung; Vorhersage von Herzinsuffizienz mit erhaltener Ejektionsfraktion (HFpEF).</w:t>
       </w:r>
     </w:p>
     <w:p>
@@ -162,7 +162,7 @@
         <w:t xml:space="preserve">Ergebnis: </w:t>
       </w:r>
       <w:r>
-        <w:t>892 (4,6 %) entwickelten neuaufgetretene Frailty, 5.253 (27,1 %) zeigten Verschlimmerung. Febuxostat war mit höherem Frailty-Risiko verbunden (HR 1,22; 95%-KI 1,01–1,48), Allopurinol mit geringerem Risiko (HR 0,65; 95%-KI 0,46–0,93); beide gemeinsam ohne signifikante Assoziation. Keine Effekte auf Frailty-Verschlimmerung.</w:t>
+        <w:t>FRAIL-Score OR 3,68 (95%KI 1,83–8,39), SARC-CalF-Score OR 1,47 (95%KI 1,21–1,86) unabhängig mit HFpEF assoziiert; AUC FRAIL 0,88, AUC SARC-CalF 0,89; optimale Schwellen 1,5 Punkte (Vor-Frailty) bzw. 11 Punkte.</w:t>
       </w:r>
     </w:p>
     <w:p>
@@ -177,7 +177,7 @@
         <w:rPr>
           <w:sz w:val="19"/>
         </w:rPr>
-        <w:t>Taiwan, Nephrologiedaten vergleichbar, aber begrenzte Generalisierbarkeit</w:t>
+        <w:t>China, aber FRAIL und SARC-CalF sind validiert international</w:t>
       </w:r>
     </w:p>
     <w:p>
@@ -186,7 +186,7 @@
           <w:color w:val="5A7D3A"/>
           <w:sz w:val="18"/>
         </w:rPr>
-        <w:t>https://pubmed.ncbi.nlm.nih.gov/42694867/</w:t>
+        <w:t>https://pubmed.ncbi.nlm.nih.gov/42698238/</w:t>
       </w:r>
     </w:p>
     <w:p>
@@ -194,7 +194,7 @@
         <w:pStyle w:val="Heading2"/>
       </w:pPr>
       <w:r>
-        <w:t>Funkionsstatus und Pflegebedarf bei Eintritt in öffentlich finanzierte Altenhilfe</w:t>
+        <w:t>Depressive Symptome bei älteren Indonesiern: Prävalenz und Risikofaktoren</w:t>
       </w:r>
     </w:p>
     <w:p>
@@ -204,12 +204,12 @@
           <w:color w:val="666666"/>
           <w:sz w:val="18"/>
         </w:rPr>
-        <w:t>Siljehag PA et al.  ·  BMC Health Serv Res  ·  02.09.2026  ·  PMID 42693458</w:t>
+        <w:t>Pengpid S et al.  ·  Psychogeriatrics  ·  Sept. 2026  ·  PMID 42698196</w:t>
       </w:r>
     </w:p>
     <w:p>
       <w:r>
-        <w:t>Schwedische Registeranalyse von 3.649 älteren Menschen (durchschnittlich 80 Jahre), die erstmals Altenhilfe in Anspruch nahmen, mit Erhebung von Komorbiditäten, funktionalen Einschränkungen und Vorbehandlung im Gesundheitswesen.</w:t>
+        <w:t>Querschnittsanalyse von 3.808 Personen ≥45 Jahren aus indonesischer Longitudinal-Studie (ILAS 2023): Depressive Symptome (CES-D-10 ≥10) in Zusammenhang mit Hospitalisierung, Selbsteinschätzung der Gesundheit, Multisite-Schmerz, Übergewicht, Behinderung und religiöser Aktivität.</w:t>
       </w:r>
     </w:p>
     <w:p>
@@ -220,7 +220,7 @@
         <w:t xml:space="preserve">Ergebnis: </w:t>
       </w:r>
       <w:r>
-        <w:t>92 % hatten Multimorbidität, 25 % umfangreiche funktionale Einschränkungen, 95 % erhielten Pflege zu Hause, bei 50 % folgte die Altenhilfe unmittelbar nach stationärer Behandlung. Primärversorgung war bei 80 % der dominante ambulante Kontakt vor Heimaufnahme.</w:t>
+        <w:t>Depressive-Symptom-Prävalenz 9,3% (9,0% Männer, 9,6% Frauen). Hospitalisierung im vergangenen Jahr, schlechte Selbsteinschätzung, Multisite-Schmerz, Übergewicht und Behinderung positiv assoziiert; religiöse Aktivität protektiv (unadjustiert); bei Männern Rauchen zusätzlicher Risikofaktor.</w:t>
       </w:r>
     </w:p>
     <w:p>
@@ -235,7 +235,7 @@
         <w:rPr>
           <w:sz w:val="19"/>
         </w:rPr>
-        <w:t>Schweden, vergleichbare Sozialversicherung und Pflegefinanzierung</w:t>
+        <w:t>Indonesien; kulturelle/epidemiologische Unterschiede, aber psychosoziale Prädiktoren universal</w:t>
       </w:r>
     </w:p>
     <w:p>
@@ -244,7 +244,7 @@
           <w:color w:val="5A7D3A"/>
           <w:sz w:val="18"/>
         </w:rPr>
-        <w:t>https://pubmed.ncbi.nlm.nih.gov/42693458/</w:t>
+        <w:t>https://pubmed.ncbi.nlm.nih.gov/42698196/</w:t>
       </w:r>
     </w:p>
     <w:p>
@@ -252,7 +252,7 @@
         <w:pStyle w:val="Heading2"/>
       </w:pPr>
       <w:r>
-        <w:t>Triglyzerid-Glukose-Frailty-Index zeigt stärkere Mortalitätsvorhersage als Insulinresistanzmarker</w:t>
+        <w:t>Geriatrisches Assessment mit Frailty Index optimiert Vorhersage von Sterblichkeit im Alter</w:t>
       </w:r>
     </w:p>
     <w:p>
@@ -262,12 +262,12 @@
           <w:color w:val="666666"/>
           <w:sz w:val="18"/>
         </w:rPr>
-        <w:t>Liu K et al.  ·  Cardiovasc Diabetol  ·  03.09.2026  ·  PMID 42693435</w:t>
+        <w:t>Quach J et al.  ·  Age Ageing  ·  04.09.2026  ·  PMID 42696642</w:t>
       </w:r>
     </w:p>
     <w:p>
       <w:r>
-        <w:t>Sekundäranalyse von 11.228 US-amerikanischen Erwachsenen (20–79 Jahre) aus NHANES 2001–2018: Vergleich des TyG-Frailty-Indexes (TyG-Index × Frailty-Index) mit konventionellen Insulinresistanzmarkern für kardiovaskuläre und Stoffwechselsyndrome sowie Mortalität über medianen Nachbeobachtungszeitraum von 90 Monaten.</w:t>
+        <w:t>Analyse von 3.669 Patienten mit kardiovaskulärer Erkrankung: Bei einzelnen Deficit-Items war die Vorhersagekraft für Mortalität besser als bei zusammengefassten Frailty-Index-Scores; 10 Defizite reichten aus, um Vorhersagekraft zu optimieren.</w:t>
       </w:r>
     </w:p>
     <w:p>
@@ -278,7 +278,7 @@
         <w:t xml:space="preserve">Ergebnis: </w:t>
       </w:r>
       <w:r>
-        <w:t>TyG-FI-Quartil 4 vs. 1: fortgeschrittenes kardiovaskuläres-Nierenstoffwechsel-Syndrom OR=4,57 (95%-KI 3,50–5,99), kardiometabolische Multimorbidität OR=5,09 (95%-KI 2,83–9,16), Gesamtmortalität HR=3,90 (95%-KI 2,96–5,13), kardiovaskulär HR=5,82 (95%-KI 3,38–10,03). TyG-FI diskriminierte stärker als Vergleichsindizes, tiefere eGFR erklärte 16–27 % der Mortalitätsassoziation.</w:t>
+        <w:t>Mit 46 Einzelitems C-Index 0,71 (95%KI 0,69–0,74) vs. composite FI 0,64–0,67; mit ~10 Items konvergierte Performance der Importance-ranked FI mit zufällig gewählten FI. Die Deficit-Interchangeability-Annahme des FI hält nur bei ausreichender Itemanzahl.</w:t>
       </w:r>
     </w:p>
     <w:p>
@@ -293,7 +293,7 @@
         <w:rPr>
           <w:sz w:val="19"/>
         </w:rPr>
-        <w:t>USA-NHANES-Daten, begrenzte Übertragbarkeit auf deutsches System, aber Validierungsfrage ist altersunabhängig</w:t>
+        <w:t>USA-Daten, aber Frailty-Index-Methodik international anerkannt</w:t>
       </w:r>
     </w:p>
     <w:p>
@@ -302,7 +302,7 @@
           <w:color w:val="5A7D3A"/>
           <w:sz w:val="18"/>
         </w:rPr>
-        <w:t>https://pubmed.ncbi.nlm.nih.gov/42693435/</w:t>
+        <w:t>https://pubmed.ncbi.nlm.nih.gov/42696642/</w:t>
       </w:r>
     </w:p>
     <w:p>
@@ -310,7 +310,7 @@
         <w:pStyle w:val="Heading2"/>
       </w:pPr>
       <w:r>
-        <w:t>Muskelarchitektur und Kraft: Altern beeinträchtigt Faszickelkinetik trotz lebenslangem Training</w:t>
+        <w:t>Benachteiligte Kindheit verschlechtert kognitive Funktion im Alter unabhängig von Erwachsenen-Erkrankungen</w:t>
       </w:r>
     </w:p>
     <w:p>
@@ -320,12 +320,12 @@
           <w:color w:val="666666"/>
           <w:sz w:val="18"/>
         </w:rPr>
-        <w:t>Michely S et al.  ·  J Appl Physiol (1985)  ·  01.09.2026  ·  PMID 42518311</w:t>
+        <w:t>Ripamonti E et al.  ·  J Clin Exp Neuropsychol  ·  06.07.2026  ·  PMID 42403102</w:t>
       </w:r>
     </w:p>
     <w:p>
       <w:r>
-        <w:t>Querschnittsstudie mit 172 Leistungssportlern im Alter 35–90 Jahren (68 % männlich): Ultraschallmessung der Wadenmuskulatur bei willkürlicher Maximalkontraktion; Analyse von Faszickellänge, Pennationswinkel, -rotation und -verlängerung.</w:t>
+        <w:t>Longitudinale Studie: 508 schwedische Ältere verfolgt über mehrere Jahre; Analyse der Assoziation zwischen Kindheitsbenachteiligung und kognitiver Funktion (MMSE) bzw. Behinderung (ADL/iADL) im Alter mit Mediationsanalyse durch Krankheitszahl und chronische Schmerzen.</w:t>
       </w:r>
     </w:p>
     <w:p>
@@ -336,7 +336,7 @@
         <w:t xml:space="preserve">Ergebnis: </w:t>
       </w:r>
       <w:r>
-        <w:t>Oberflächliche Faszickelrotation (Pennationswinkelveränderung) sank um 6,6±51,3 % pro Jahrzehnt (p=0,003), tiefe Rotation blieb stabil (p=0,27). Ruhefaszickellänge sank um 1,8±13,7 % pro Jahrzehnt (p=0,002). Achillessehnen-kraft fiel um 4,3±16,3 % pro Jahrzehnt (p&lt;0,001), unabhängig vom Geschlecht. Eliteathleten (&gt;85 % age grade) erhielten größere oberflächliche Rotation.</w:t>
+        <w:t>Benachteiligte Kindheit mit niedrigeren MMSE-Werten bei Baseline assoziiert (β=-0,14 [95%KI -0,27,-0,02]), aber nicht mit zeitlichem Verlauf (β=-0,01 [95%KI -0,03,0,01]); Mediationsanalyse: Krankheitszahl/Schmerz erklären nur minimalen Teil; keine Assoziation mit ADL/iADL. Unterstützt Sensitive-Period-Hypothese.</w:t>
       </w:r>
     </w:p>
     <w:p>
@@ -351,7 +351,7 @@
         <w:rPr>
           <w:sz w:val="19"/>
         </w:rPr>
-        <w:t>Deutschland, Deutsche Luft- und Raumfahrtforschung, vergleichbare Trainingsmethoden</w:t>
+        <w:t>Schweden (skandinavisches Sozialversicherungssystem), hochgradig übertragbar auf Deutschland</w:t>
       </w:r>
     </w:p>
     <w:p>
@@ -360,7 +360,7 @@
           <w:color w:val="5A7D3A"/>
           <w:sz w:val="18"/>
         </w:rPr>
-        <w:t>https://pubmed.ncbi.nlm.nih.gov/42518311/</w:t>
+        <w:t>https://pubmed.ncbi.nlm.nih.gov/42403102/</w:t>
       </w:r>
     </w:p>
     <w:p>
@@ -368,7 +368,7 @@
         <w:pStyle w:val="Heading2"/>
       </w:pPr>
       <w:r>
-        <w:t>Soziale Frailty und Bildungsungleichheit: Sechs Ländervergleich mit 83.869 älteren Erwachsenen</w:t>
+        <w:t>Muskelleistung aus Sit-to-Stand-Test identifiziert Frailty bei älteren Community-Bewohnern</w:t>
       </w:r>
     </w:p>
     <w:p>
@@ -378,12 +378,12 @@
           <w:color w:val="666666"/>
           <w:sz w:val="18"/>
         </w:rPr>
-        <w:t>Xiang X et al.  ·  J Am Med Dir Assoc  ·  14.07.2026  ·  PMID 42447552</w:t>
+        <w:t>Condon C et al.  ·  PLoS One  ·  02.07.2026  ·  PMID 42391194</w:t>
       </w:r>
     </w:p>
     <w:p>
       <w:r>
-        <w:t>Querschnittsanalyse aus sechs Längsschnittstudien in USA, England, Europa, Südkorea, Mexico und China mit 83.869 Personen ≥50 Jahren: Alter- und geschlechtsstandardisierte Prävalenz von sozialer Prefrailty und Frailty sowie Assoziation mit Bildungsabschlüssen.</w:t>
+        <w:t>Querschnittsstudie mit 2.959 irischen Teilnehmern ≥50 Jahren: Geschätzte Muskelleistung aus 5×STS-Test verglichen mit Frailty-Index und etablierten Tests.</w:t>
       </w:r>
     </w:p>
     <w:p>
@@ -394,7 +394,7 @@
         <w:t xml:space="preserve">Ergebnis: </w:t>
       </w:r>
       <w:r>
-        <w:t>Soziale Prefrailty 54,0–74,1 %, soziale Frailty 5,9–14,4 % je nach Land. Klare Bildungsstratifikation: mittlere vs. niedrige Bildung OR=0,72 (95%-KI 0,60–0,86) für Prefrailty und OR=0,54 (95%-KI 0,44–0,67) für Frailty; hohe Bildung OR=0,53 (95%-KI 0,36–0,78) bzw. OR=0,29 (95%-KI 0,17–0,51).</w:t>
+        <w:t>Schwellenwert &lt;2,5 Watt·kg⁻¹ Männer, &lt;2,08 Watt·kg⁻¹ Frauen mit erhöhtem Frailty-Risiko assoziiert; Sensitivität und Spezifität vergleichbar mit Timed Up and Go; praktisches Screening-Tool mit moderater Vorhersagekraft.</w:t>
       </w:r>
     </w:p>
     <w:p>
@@ -409,7 +409,7 @@
         <w:rPr>
           <w:sz w:val="19"/>
         </w:rPr>
-        <w:t>Mehrländer-Poolanalyse, europäische Länder dabei, aber heterogene Systeme</w:t>
+        <w:t>Irland (vergleichbares Sozialversicherungssystem), einfach durchführbar in Praxen</w:t>
       </w:r>
     </w:p>
     <w:p>
@@ -418,7 +418,7 @@
           <w:color w:val="5A7D3A"/>
           <w:sz w:val="18"/>
         </w:rPr>
-        <w:t>https://pubmed.ncbi.nlm.nih.gov/42447552/</w:t>
+        <w:t>https://pubmed.ncbi.nlm.nih.gov/42391194/</w:t>
       </w:r>
     </w:p>
     <w:sectPr>

--- a/download/studien-aktuell.docx
+++ b/download/studien-aktuell.docx
@@ -62,7 +62,7 @@
           <w:color w:val="666666"/>
           <w:sz w:val="18"/>
         </w:rPr>
-        <w:t>Stand: 06.09.2026  |  6 Studien  |  longevity.m-vf.de</w:t>
+        <w:t>Stand: 07.09.2026  |  6 Studien  |  longevity.m-vf.de</w:t>
       </w:r>
     </w:p>
     <w:p>
@@ -70,7 +70,7 @@
         <w:pStyle w:val="Heading1"/>
       </w:pPr>
       <w:r>
-        <w:t>Aufgenommen am 06.09.2026</w:t>
+        <w:t>Aufgenommen am 07.09.2026</w:t>
       </w:r>
     </w:p>
     <w:p>
@@ -78,7 +78,7 @@
         <w:pStyle w:val="Heading2"/>
       </w:pPr>
       <w:r>
-        <w:t>Orale Gesundheit und orale Gebrechlichkeit bei älteren hospitalisierten Patienten</w:t>
+        <w:t>Kardiovaskuläre Gesundheit und Gehirngesundheit: Lebenserwartung ohne Schlaganfall und Demenz</w:t>
       </w:r>
     </w:p>
     <w:p>
@@ -88,12 +88,12 @@
           <w:color w:val="666666"/>
           <w:sz w:val="18"/>
         </w:rPr>
-        <w:t>Ren Q et al.  ·  J Coll Physicians Surg Pak  ·  Sept. 2026  ·  PMID 42698252</w:t>
+        <w:t>DU Y et al.  ·  Zhong Nan Da Xue Xue Bao Yi Xue Ban  ·  28.06.2026  ·  PMID 42702379</w:t>
       </w:r>
     </w:p>
     <w:p>
       <w:r>
-        <w:t>Querschnittsstudie mit 200 älteren Patienten: Beziehung zwischen Mundgesundheitsstatus (GOHAI, Wasserschluck-Test) und Oral Frailty Index-8 (OFI-8).</w:t>
+        <w:t>Prospektive Kohortenstudie mit 122 953 Erwachsenen (37–73 Jahre) aus der UK Biobank untersuchte, wie ein Life's Essential 10-Framework (CVH-Bewertung mit 10 Komponenten) die Lebenserwartung ohne Schlaganfall und Demenz beeinflusst.</w:t>
       </w:r>
     </w:p>
     <w:p>
@@ -104,7 +104,7 @@
         <w:t xml:space="preserve">Ergebnis: </w:t>
       </w:r>
       <w:r>
-        <w:t>Signifikante Unterschiede in Alter, Mundgesundheitsindikatoren und Zahnfunktion zwischen Frailty- (n=55) und Non-Frailty-Gruppe (n=145). OFI-8 zeigt praktische Relevanz für Früherkennung oraler Gebrechlichkeit im klinischen Setting.</w:t>
+        <w:t>Bei hoher kardiovaskulärer Gesundheit (CVH) betrug die Lebenserwartung ohne Schlaganfall/Demenz im Alter 50 Jahren für Männer 31,8 Jahre (95%-KI 31,1–32,5) vs. 24,9 Jahre bei niedriger CVH; für Frauen 35,5 Jahre (95%-KI 34,7–36,2) vs. 28,4 Jahre. Hochrisiko-HRs: Männer HR=0,59 (95%-KI 0,52–0,67), Frauen HR=0,50 (95%-KI 0,42–0,59) für Schlaganfall/Demenz.</w:t>
       </w:r>
     </w:p>
     <w:p>
@@ -119,7 +119,7 @@
         <w:rPr>
           <w:sz w:val="19"/>
         </w:rPr>
-        <w:t>China, geriatrische Versorgung; Screening-Wert für deutsches Gesundheitswesen nutzbar</w:t>
+        <w:t>UK Biobank, vergleichbare Sozialversicherungssysteme in Europa</w:t>
       </w:r>
     </w:p>
     <w:p>
@@ -128,7 +128,7 @@
           <w:color w:val="5A7D3A"/>
           <w:sz w:val="18"/>
         </w:rPr>
-        <w:t>https://pubmed.ncbi.nlm.nih.gov/42698252/</w:t>
+        <w:t>https://pubmed.ncbi.nlm.nih.gov/42702379/</w:t>
       </w:r>
     </w:p>
     <w:p>
@@ -136,7 +136,7 @@
         <w:pStyle w:val="Heading2"/>
       </w:pPr>
       <w:r>
-        <w:t>FRAIL- und SARC-CalF-Skalen vorhersagen HFpEF-Risiko bei älteren Patienten</w:t>
+        <w:t>Wachstumshormonenantagenismus verlängert Lebensspanne bei Mäusen</w:t>
       </w:r>
     </w:p>
     <w:p>
@@ -146,12 +146,12 @@
           <w:color w:val="666666"/>
           <w:sz w:val="18"/>
         </w:rPr>
-        <w:t>Yu Y et al.  ·  J Coll Physicians Surg Pak  ·  Sept. 2026  ·  PMID 42698238</w:t>
+        <w:t>List EO et al.  ·  Aging Cell  ·  Sept. 2026  ·  PMID 42701998</w:t>
       </w:r>
     </w:p>
     <w:p>
       <w:r>
-        <w:t>Querschnittsstudie mit 134 hospitalisierten Patienten ≥60 Jahren: Umfassendes geriatrisches Assessment (CGA) mit Evaluierung von Gebrechlichkeit, Sarkopenie und Ernährung; Vorhersage von Herzinsuffizienz mit erhaltener Ejektionsfraktion (HFpEF).</w:t>
+        <w:t>Studie an Transgenic-Mäusen untersuchte, ob Blockade der Wachstumshormonaktivität (mittels Pegvisomant-äquivalenter Substanz) die Lebensdauer und Gesundheit im Alter verbessert.</w:t>
       </w:r>
     </w:p>
     <w:p>
@@ -162,7 +162,7 @@
         <w:t xml:space="preserve">Ergebnis: </w:t>
       </w:r>
       <w:r>
-        <w:t>FRAIL-Score OR 3,68 (95%KI 1,83–8,39), SARC-CalF-Score OR 1,47 (95%KI 1,21–1,86) unabhängig mit HFpEF assoziiert; AUC FRAIL 0,88, AUC SARC-CalF 0,89; optimale Schwellen 1,5 Punkte (Vor-Frailty) bzw. 11 Punkte.</w:t>
+        <w:t>GH-Antagonismus-Mäuse zeigten signifikante Lebensverlängerung: Mediane Lebensspanne bei Männchen p=0,044, bei Weibchen p=2×10−8; maximale Lebensspanne um 186 Tage (Männchen) bzw. 265 Tage (Weibchen) verlängert. 2-jährige GHA-Mäuse zeigten geringere Frailty mit erhöhter Griffstärke trotz erhöhter Adiposität.</w:t>
       </w:r>
     </w:p>
     <w:p>
@@ -177,7 +177,7 @@
         <w:rPr>
           <w:sz w:val="19"/>
         </w:rPr>
-        <w:t>China, aber FRAIL und SARC-CalF sind validiert international</w:t>
+        <w:t>Präklinisches Mausmodell; klinische Übertragbarkeit begrenzt, aber Pegvisomant FDA-zugelassen für Akromegalie beim Menschen</w:t>
       </w:r>
     </w:p>
     <w:p>
@@ -186,7 +186,7 @@
           <w:color w:val="5A7D3A"/>
           <w:sz w:val="18"/>
         </w:rPr>
-        <w:t>https://pubmed.ncbi.nlm.nih.gov/42698238/</w:t>
+        <w:t>https://pubmed.ncbi.nlm.nih.gov/42701998/</w:t>
       </w:r>
     </w:p>
     <w:p>
@@ -194,7 +194,7 @@
         <w:pStyle w:val="Heading2"/>
       </w:pPr>
       <w:r>
-        <w:t>Depressive Symptome bei älteren Indonesiern: Prävalenz und Risikofaktoren</w:t>
+        <w:t>Frailty als unabhängiger Mortalitätsprediktor bei Brustkrebsüberlebenden</w:t>
       </w:r>
     </w:p>
     <w:p>
@@ -204,12 +204,12 @@
           <w:color w:val="666666"/>
           <w:sz w:val="18"/>
         </w:rPr>
-        <w:t>Pengpid S et al.  ·  Psychogeriatrics  ·  Sept. 2026  ·  PMID 42698196</w:t>
+        <w:t>Wu C et al.  ·  Medicine (Baltimore)  ·  04.09.2026  ·  PMID 42700073</w:t>
       </w:r>
     </w:p>
     <w:p>
       <w:r>
-        <w:t>Querschnittsanalyse von 3.808 Personen ≥45 Jahren aus indonesischer Longitudinal-Studie (ILAS 2023): Depressive Symptome (CES-D-10 ≥10) in Zusammenhang mit Hospitalisierung, Selbsteinschätzung der Gesundheit, Multisite-Schmerz, Übergewicht, Behinderung und religiöser Aktivität.</w:t>
+        <w:t>Analyse von 625 128 Teilnehmern (9 941 Brustkrebsüberlebende) aus dem National Health Interview Survey 1997–2018 mit Mortalitätsfolgeup bis 2019 untersuchte Frailty als Mortalitätsprädikator.</w:t>
       </w:r>
     </w:p>
     <w:p>
@@ -220,7 +220,7 @@
         <w:t xml:space="preserve">Ergebnis: </w:t>
       </w:r>
       <w:r>
-        <w:t>Depressive-Symptom-Prävalenz 9,3% (9,0% Männer, 9,6% Frauen). Hospitalisierung im vergangenen Jahr, schlechte Selbsteinschätzung, Multisite-Schmerz, Übergewicht und Behinderung positiv assoziiert; religiöse Aktivität protektiv (unadjustiert); bei Männern Rauchen zusätzlicher Risikofaktor.</w:t>
+        <w:t>Bei Brustkrebsüberlebenden zeigten Pre-Frailty (HR=1,44; 95%-KI 1,39–1,51) und Frailty (HR=1,70; 95%-KI 1,49–1,94) unabhängig erhöhte Mortalität. Unter 60-Jährigen: Frailty stark prädiktiv (HR=2,46; 95%-KI 1,52–4,00), Pre-Frailty nicht signifikant. Systematisches Frailty-Screening empfohlen.</w:t>
       </w:r>
     </w:p>
     <w:p>
@@ -235,7 +235,7 @@
         <w:rPr>
           <w:sz w:val="19"/>
         </w:rPr>
-        <w:t>Indonesien; kulturelle/epidemiologische Unterschiede, aber psychosoziale Prädiktoren universal</w:t>
+        <w:t>USA-Studie, nationale Versorgungsdaten; Frailty-Definition auf andere Systeme übertragbar</w:t>
       </w:r>
     </w:p>
     <w:p>
@@ -244,7 +244,7 @@
           <w:color w:val="5A7D3A"/>
           <w:sz w:val="18"/>
         </w:rPr>
-        <w:t>https://pubmed.ncbi.nlm.nih.gov/42698196/</w:t>
+        <w:t>https://pubmed.ncbi.nlm.nih.gov/42700073/</w:t>
       </w:r>
     </w:p>
     <w:p>
@@ -252,7 +252,7 @@
         <w:pStyle w:val="Heading2"/>
       </w:pPr>
       <w:r>
-        <w:t>Geriatrisches Assessment mit Frailty Index optimiert Vorhersage von Sterblichkeit im Alter</w:t>
+        <w:t>Frailty-Verbesserung senkt Demenzrisiko bei älteren Erwachsenen</w:t>
       </w:r>
     </w:p>
     <w:p>
@@ -262,12 +262,12 @@
           <w:color w:val="666666"/>
           <w:sz w:val="18"/>
         </w:rPr>
-        <w:t>Quach J et al.  ·  Age Ageing  ·  04.09.2026  ·  PMID 42696642</w:t>
+        <w:t>Fang J et al.  ·  J Affect Disord  ·  01.12.2026  ·  PMID 42600788</w:t>
       </w:r>
     </w:p>
     <w:p>
       <w:r>
-        <w:t>Analyse von 3.669 Patienten mit kardiovaskulärer Erkrankung: Bei einzelnen Deficit-Items war die Vorhersagekraft für Mortalität besser als bei zusammengefassten Frailty-Index-Scores; 10 Defizite reichten aus, um Vorhersagekraft zu optimieren.</w:t>
+        <w:t>Longitudinale Kohortenanalyse von 59 331 Erwachsenen (≥50 Jahre) aus vier internationalen Studien (HRS, CHARLS, SHARE, ELSA) untersuchte, ob Frailty-Umkehr das Demenzrisiko reduziert und welche Rolle depressive Symptome spielen.</w:t>
       </w:r>
     </w:p>
     <w:p>
@@ -278,7 +278,7 @@
         <w:t xml:space="preserve">Ergebnis: </w:t>
       </w:r>
       <w:r>
-        <w:t>Mit 46 Einzelitems C-Index 0,71 (95%KI 0,69–0,74) vs. composite FI 0,64–0,67; mit ~10 Items konvergierte Performance der Importance-ranked FI mit zufällig gewählten FI. Die Deficit-Interchangeability-Annahme des FI hält nur bei ausreichender Itemanzahl.</w:t>
+        <w:t>Über 7,51±2,09 Jahre entwickelten 9,49 % Demenz. Frailty-Verschlechterung erhöhte das Risiko (HR 1,43–2,53), während Frailty-Verbesserung in SHARE (HR=0,55) und CHARLS (HR=0,70) mit geringerem Risiko assoziiert war. Depressive Symptome mediieren 29,29–44,78 % der Assoziation zwischen Frailty und Demenz.</w:t>
       </w:r>
     </w:p>
     <w:p>
@@ -293,7 +293,7 @@
         <w:rPr>
           <w:sz w:val="19"/>
         </w:rPr>
-        <w:t>USA-Daten, aber Frailty-Index-Methodik international anerkannt</w:t>
+        <w:t>Europäische Studien (SHARE, ELSA) einbezogen; vergleichbare Versorgungssysteme</w:t>
       </w:r>
     </w:p>
     <w:p>
@@ -302,7 +302,7 @@
           <w:color w:val="5A7D3A"/>
           <w:sz w:val="18"/>
         </w:rPr>
-        <w:t>https://pubmed.ncbi.nlm.nih.gov/42696642/</w:t>
+        <w:t>https://pubmed.ncbi.nlm.nih.gov/42600788/</w:t>
       </w:r>
     </w:p>
     <w:p>
@@ -310,7 +310,7 @@
         <w:pStyle w:val="Heading2"/>
       </w:pPr>
       <w:r>
-        <w:t>Benachteiligte Kindheit verschlechtert kognitive Funktion im Alter unabhängig von Erwachsenen-Erkrankungen</w:t>
+        <w:t>Maschinelles Lernen vorhersagt depressive Symptome bei älteren Erwachsenen in Großbritannien</w:t>
       </w:r>
     </w:p>
     <w:p>
@@ -320,12 +320,12 @@
           <w:color w:val="666666"/>
           <w:sz w:val="18"/>
         </w:rPr>
-        <w:t>Ripamonti E et al.  ·  J Clin Exp Neuropsychol  ·  06.07.2026  ·  PMID 42403102</w:t>
+        <w:t>Khorram B et al.  ·  JMIR Form Res  ·  02.07.2026  ·  PMID 42390822</w:t>
       </w:r>
     </w:p>
     <w:p>
       <w:r>
-        <w:t>Longitudinale Studie: 508 schwedische Ältere verfolgt über mehrere Jahre; Analyse der Assoziation zwischen Kindheitsbenachteiligung und kognitiver Funktion (MMSE) bzw. Behinderung (ADL/iADL) im Alter mit Mediationsanalyse durch Krankheitszahl und chronische Schmerzen.</w:t>
+        <w:t>Machine-Learning-Studie mit Daten aus vier Wellen der English Longitudinal Study of Ageing (ELSA) zur Vorhersage klinisch bedeutsamer depressiver Symptome (CES-D 8≥4) im 2-Jahres-Follow-up bei über 50-Jährigen.</w:t>
       </w:r>
     </w:p>
     <w:p>
@@ -336,7 +336,7 @@
         <w:t xml:space="preserve">Ergebnis: </w:t>
       </w:r>
       <w:r>
-        <w:t>Benachteiligte Kindheit mit niedrigeren MMSE-Werten bei Baseline assoziiert (β=-0,14 [95%KI -0,27,-0,02]), aber nicht mit zeitlichem Verlauf (β=-0,01 [95%KI -0,03,0,01]); Mediationsanalyse: Krankheitszahl/Schmerz erklären nur minimalen Teil; keine Assoziation mit ADL/iADL. Unterstützt Sensitive-Period-Hypothese.</w:t>
+        <w:t>Beste Modelle erreichten mittlere AUROC von 0,72–0,73 (Peak 0,75). Ordinale Codierung übertraf One-Hot-Codierung. Konsistente Prädiktoren: Einsamkeit, Schlafstörungen, geringe soziale Bindung. Sensitivitätsanalysen über CES-D-Schwellwerte robust (AUROC 0,67–0,82).</w:t>
       </w:r>
     </w:p>
     <w:p>
@@ -351,7 +351,7 @@
         <w:rPr>
           <w:sz w:val="19"/>
         </w:rPr>
-        <w:t>Schweden (skandinavisches Sozialversicherungssystem), hochgradig übertragbar auf Deutschland</w:t>
+        <w:t>Britische Studie mit europäischem Sozialversicherungssystem; Prädiktoren für Screeningtools übertragbar</w:t>
       </w:r>
     </w:p>
     <w:p>
@@ -360,7 +360,7 @@
           <w:color w:val="5A7D3A"/>
           <w:sz w:val="18"/>
         </w:rPr>
-        <w:t>https://pubmed.ncbi.nlm.nih.gov/42403102/</w:t>
+        <w:t>https://pubmed.ncbi.nlm.nih.gov/42390822/</w:t>
       </w:r>
     </w:p>
     <w:p>
@@ -368,7 +368,7 @@
         <w:pStyle w:val="Heading2"/>
       </w:pPr>
       <w:r>
-        <w:t>Muskelleistung aus Sit-to-Stand-Test identifiziert Frailty bei älteren Community-Bewohnern</w:t>
+        <w:t>Biologische Alterungsbeschleunigung als Risikofaktor für Lebererkrankung im UK Biobank</w:t>
       </w:r>
     </w:p>
     <w:p>
@@ -378,12 +378,12 @@
           <w:color w:val="666666"/>
           <w:sz w:val="18"/>
         </w:rPr>
-        <w:t>Condon C et al.  ·  PLoS One  ·  02.07.2026  ·  PMID 42391194</w:t>
+        <w:t>Yang X et al.  ·  Front Endocrinol (Lausanne)  ·  17.06.2026  ·  PMID 42388879</w:t>
       </w:r>
     </w:p>
     <w:p>
       <w:r>
-        <w:t>Querschnittsstudie mit 2.959 irischen Teilnehmern ≥50 Jahren: Geschätzte Muskelleistung aus 5×STS-Test verglichen mit Frailty-Index und etablierten Tests.</w:t>
+        <w:t>Studie untersuchte die Assoziation zwischen beschleunigtem biologischem Alter und hospitalisierten Fällen von Stoffwechsel-assoziierter Steatose-Lebererkrankung (MASLD) an 247 444 Personen über 13,7 Jahre Nachbeobachtung.</w:t>
       </w:r>
     </w:p>
     <w:p>
@@ -394,7 +394,7 @@
         <w:t xml:space="preserve">Ergebnis: </w:t>
       </w:r>
       <w:r>
-        <w:t>Schwellenwert &lt;2,5 Watt·kg⁻¹ Männer, &lt;2,08 Watt·kg⁻¹ Frauen mit erhöhtem Frailty-Risiko assoziiert; Sensitivität und Spezifität vergleichbar mit Timed Up and Go; praktisches Screening-Tool mit moderater Vorhersagekraft.</w:t>
+        <w:t>Beschleunigtes biologisches Alter (PhenoAge-Beschleunigung) war mit erhöhtem MASLD-Risiko assoziiert (HR=1,46; 95%-KI 1,35–1,57). PhenoAge-Beschleunigung erklärte 11,4–25,5 % der Assoziation zwischen ungesundem Lebensstil (Rauchen, Alkohol, schlechte Ernährung, Bewegungsmangel) und MASLD, mit stärkstem Effekt beim Rauchen (25,5 %).</w:t>
       </w:r>
     </w:p>
     <w:p>
@@ -409,7 +409,7 @@
         <w:rPr>
           <w:sz w:val="19"/>
         </w:rPr>
-        <w:t>Irland (vergleichbares Sozialversicherungssystem), einfach durchführbar in Praxen</w:t>
+        <w:t>UK Biobank, übertragbar für europäische Sozialversicherungssysteme</w:t>
       </w:r>
     </w:p>
     <w:p>
@@ -418,7 +418,7 @@
           <w:color w:val="5A7D3A"/>
           <w:sz w:val="18"/>
         </w:rPr>
-        <w:t>https://pubmed.ncbi.nlm.nih.gov/42391194/</w:t>
+        <w:t>https://pubmed.ncbi.nlm.nih.gov/42388879/</w:t>
       </w:r>
     </w:p>
     <w:sectPr>

--- a/download/studien-aktuell.docx
+++ b/download/studien-aktuell.docx
@@ -62,7 +62,7 @@
           <w:color w:val="666666"/>
           <w:sz w:val="18"/>
         </w:rPr>
-        <w:t>Stand: 07.09.2026  |  6 Studien  |  longevity.m-vf.de</w:t>
+        <w:t>Stand: 08.09.2026  |  6 Studien  |  longevity.m-vf.de</w:t>
       </w:r>
     </w:p>
     <w:p>
@@ -70,7 +70,7 @@
         <w:pStyle w:val="Heading1"/>
       </w:pPr>
       <w:r>
-        <w:t>Aufgenommen am 07.09.2026</w:t>
+        <w:t>Aufgenommen am 08.09.2026</w:t>
       </w:r>
     </w:p>
     <w:p>
@@ -78,7 +78,7 @@
         <w:pStyle w:val="Heading2"/>
       </w:pPr>
       <w:r>
-        <w:t>Kardiovaskuläre Gesundheit und Gehirngesundheit: Lebenserwartung ohne Schlaganfall und Demenz</w:t>
+        <w:t>Langzeitpflege für Ältere in Südostasien: Verfügbarkeit, Qualität und Lücken</w:t>
       </w:r>
     </w:p>
     <w:p>
@@ -88,12 +88,12 @@
           <w:color w:val="666666"/>
           <w:sz w:val="18"/>
         </w:rPr>
-        <w:t>DU Y et al.  ·  Zhong Nan Da Xue Xue Bao Yi Xue Ban  ·  28.06.2026  ·  PMID 42702379</w:t>
+        <w:t>Sasaki Y et al.  ·  Geriatr Gerontol Int  ·  Sept. 2026  ·  PMID 42705630</w:t>
       </w:r>
     </w:p>
     <w:p>
       <w:r>
-        <w:t>Prospektive Kohortenstudie mit 122 953 Erwachsenen (37–73 Jahre) aus der UK Biobank untersuchte, wie ein Life's Essential 10-Framework (CVH-Bewertung mit 10 Komponenten) die Lebenserwartung ohne Schlaganfall und Demenz beeinflusst.</w:t>
+        <w:t>Mixed-Methods-Studie (Sekundärdaten zu UHC, demografische Trends, Expertinneninterviews, 7 Evaluationsdomänen) zur Organisation und Qualität der Langzeitpflege in Kambodscha, Thailand, Philippinen, Malaysia und Myanmar während des demographischen Wandels.</w:t>
       </w:r>
     </w:p>
     <w:p>
@@ -104,7 +104,7 @@
         <w:t xml:space="preserve">Ergebnis: </w:t>
       </w:r>
       <w:r>
-        <w:t>Bei hoher kardiovaskulärer Gesundheit (CVH) betrug die Lebenserwartung ohne Schlaganfall/Demenz im Alter 50 Jahren für Männer 31,8 Jahre (95%-KI 31,1–32,5) vs. 24,9 Jahre bei niedriger CVH; für Frauen 35,5 Jahre (95%-KI 34,7–36,2) vs. 28,4 Jahre. Hochrisiko-HRs: Männer HR=0,59 (95%-KI 0,52–0,67), Frauen HR=0,50 (95%-KI 0,42–0,59) für Schlaganfall/Demenz.</w:t>
+        <w:t>Positive Assoziation zwischen UHC-Fortschritt und Altersstruktur. Langzeitpflege-Organisation und -Versorgung variieren stark; Heimbasierte Pflege dominiert, Verfügbarkeit und Integration öffentlicher Dienste inkonsistent. Demenzbetreuung weitgehend unerkannt, haushaltszentriert. Informations- und Kommunikationstechnologien minimal/absent. Thailand zeigt Fortschritt bei Rehabilitations-UHC-Verknüpfung, aber Personalengpässe und Zugangsbarrieren. Präventivversorgung, einschließlich Frailty-Prävention, unterentwickelt.</w:t>
       </w:r>
     </w:p>
     <w:p>
@@ -119,7 +119,7 @@
         <w:rPr>
           <w:sz w:val="19"/>
         </w:rPr>
-        <w:t>UK Biobank, vergleichbare Sozialversicherungssysteme in Europa</w:t>
+        <w:t>Südostasien, unterschiedliche Finanzierungssysteme und Entwicklungslagen; Befunde zeigen regionale Unterschiede, Übertragung auf Deutschland begrenzt, aber Policy-Implikationen relevant</w:t>
       </w:r>
     </w:p>
     <w:p>
@@ -128,7 +128,7 @@
           <w:color w:val="5A7D3A"/>
           <w:sz w:val="18"/>
         </w:rPr>
-        <w:t>https://pubmed.ncbi.nlm.nih.gov/42702379/</w:t>
+        <w:t>https://pubmed.ncbi.nlm.nih.gov/42705630/</w:t>
       </w:r>
     </w:p>
     <w:p>
@@ -136,7 +136,7 @@
         <w:pStyle w:val="Heading2"/>
       </w:pPr>
       <w:r>
-        <w:t>Wachstumshormonenantagenismus verlängert Lebensspanne bei Mäusen</w:t>
+        <w:t>Gezieltes Kraft- und Balancetraining verbessert Mobilität älterer Aboriginal-Menschen</w:t>
       </w:r>
     </w:p>
     <w:p>
@@ -146,12 +146,12 @@
           <w:color w:val="666666"/>
           <w:sz w:val="18"/>
         </w:rPr>
-        <w:t>List EO et al.  ·  Aging Cell  ·  Sept. 2026  ·  PMID 42701998</w:t>
+        <w:t>Ivers R et al.  ·  Age Ageing  ·  04.09.2026  ·  PMID 42704260</w:t>
       </w:r>
     </w:p>
     <w:p>
       <w:r>
-        <w:t>Studie an Transgenic-Mäusen untersuchte, ob Blockade der Wachstumshormonaktivität (mittels Pegvisomant-äquivalenter Substanz) die Lebensdauer und Gesundheit im Alter verbessert.</w:t>
+        <w:t>Kontrollierte Vorher-nachher-Studie (n=19 Standorte Australien, Ironbark-Programm) zum Effekt eines Co-Design-Sturzvorsorgeprogramms mit Übungen und Yarning Circles auf funktionelle Mobilität und Stürze bei Aboriginal-Älteren (≥45 Jahre, n=vor allem Intervention).</w:t>
       </w:r>
     </w:p>
     <w:p>
@@ -162,7 +162,7 @@
         <w:t xml:space="preserve">Ergebnis: </w:t>
       </w:r>
       <w:r>
-        <w:t>GH-Antagonismus-Mäuse zeigten signifikante Lebensverlängerung: Mediane Lebensspanne bei Männchen p=0,044, bei Weibchen p=2×10−8; maximale Lebensspanne um 186 Tage (Männchen) bzw. 265 Tage (Weibchen) verlängert. 2-jährige GHA-Mäuse zeigten geringere Frailty mit erhöhter Griffstärke trotz erhöhter Adiposität.</w:t>
+        <w:t>Signifikante Verbesserung der primären Outcome funktionelle Mobilität (SPPB-Veränderung +0,8 Punkte, 95 % CI 0,4–1,1), kürzere Schrittzeiten, bessere Beinstabilität, mehr geplante und beiläufige Bewegung. Keine signifikanten Änderungen bei Stürzen, Lebensqualität oder psychischer Belastung. Kontrollgruppe (Healthy Community) zeigte Verschlechterungen.</w:t>
       </w:r>
     </w:p>
     <w:p>
@@ -177,7 +177,7 @@
         <w:rPr>
           <w:sz w:val="19"/>
         </w:rPr>
-        <w:t>Präklinisches Mausmodell; klinische Übertragbarkeit begrenzt, aber Pegvisomant FDA-zugelassen für Akromegalie beim Menschen</w:t>
+        <w:t>Australien, Kontrollstudie mit funktionellem Endpunkt, Design übertragbar auf andere First-Nations-Settings</w:t>
       </w:r>
     </w:p>
     <w:p>
@@ -186,7 +186,7 @@
           <w:color w:val="5A7D3A"/>
           <w:sz w:val="18"/>
         </w:rPr>
-        <w:t>https://pubmed.ncbi.nlm.nih.gov/42701998/</w:t>
+        <w:t>https://pubmed.ncbi.nlm.nih.gov/42704260/</w:t>
       </w:r>
     </w:p>
     <w:p>
@@ -194,7 +194,7 @@
         <w:pStyle w:val="Heading2"/>
       </w:pPr>
       <w:r>
-        <w:t>Frailty als unabhängiger Mortalitätsprediktor bei Brustkrebsüberlebenden</w:t>
+        <w:t>Individuelle Ernährungsintervention mit Krafttraining verbessert Frailty bei hospitalisierten Älteren</w:t>
       </w:r>
     </w:p>
     <w:p>
@@ -204,12 +204,12 @@
           <w:color w:val="666666"/>
           <w:sz w:val="18"/>
         </w:rPr>
-        <w:t>Wu C et al.  ·  Medicine (Baltimore)  ·  04.09.2026  ·  PMID 42700073</w:t>
+        <w:t>Chen L et al.  ·  J Int Med Res  ·  07.09.2026  ·  PMID 42704222</w:t>
       </w:r>
     </w:p>
     <w:p>
       <w:r>
-        <w:t>Analyse von 625 128 Teilnehmern (9 941 Brustkrebsüberlebende) aus dem National Health Interview Survey 1997–2018 mit Mortalitätsfolgeup bis 2019 untersuchte Frailty als Mortalitätsprädikator.</w:t>
+        <w:t>Prospektive Pilotkohorte ohne Kontrolle (n=120, Durchschnittsalter 87 Jahre) zur Wirkung von Screening-gesteuerter individualisierter Ernährungsunterstützung (bei MNA-SF ≤11) kombiniert mit dosiertem Theraband-Krafttraining 3x wöchentlich über 12 Wochen.</w:t>
       </w:r>
     </w:p>
     <w:p>
@@ -220,7 +220,7 @@
         <w:t xml:space="preserve">Ergebnis: </w:t>
       </w:r>
       <w:r>
-        <w:t>Bei Brustkrebsüberlebenden zeigten Pre-Frailty (HR=1,44; 95%-KI 1,39–1,51) und Frailty (HR=1,70; 95%-KI 1,49–1,94) unabhängig erhöhte Mortalität. Unter 60-Jährigen: Frailty stark prädiktiv (HR=2,46; 95%-KI 1,52–4,00), Pre-Frailty nicht signifikant. Systematisches Frailty-Screening empfohlen.</w:t>
+        <w:t>Signifikante Verbesserungen: Serum-Transferrin, Präalbumin und Albumin (alle p&lt;0,05), MNA-SF-Scores, SPPB-Scores, Mobilität, ADL/IADL-Funktionen, Griffstärke und Gehgeschwindigkeit (alle p&lt;0,05). SPPB-Mindesteffekt erreicht bei höherem Bildungsniveau (aOR=1,96) und niedrigerem Ausgangs-Mobilitätswert (aOR=1,81). Ohne externe Validierung; Ergebnisse vorläufig.</w:t>
       </w:r>
     </w:p>
     <w:p>
@@ -235,7 +235,7 @@
         <w:rPr>
           <w:sz w:val="19"/>
         </w:rPr>
-        <w:t>USA-Studie, nationale Versorgungsdaten; Frailty-Definition auf andere Systeme übertragbar</w:t>
+        <w:t>China (Klinikdaten), Struktur auf deutsche Geriatrie übertragbar (Assessment, Ernährung, Rehabilitation), klinische Dosierung dokumentiert</w:t>
       </w:r>
     </w:p>
     <w:p>
@@ -244,7 +244,7 @@
           <w:color w:val="5A7D3A"/>
           <w:sz w:val="18"/>
         </w:rPr>
-        <w:t>https://pubmed.ncbi.nlm.nih.gov/42700073/</w:t>
+        <w:t>https://pubmed.ncbi.nlm.nih.gov/42704222/</w:t>
       </w:r>
     </w:p>
     <w:p>
@@ -252,7 +252,7 @@
         <w:pStyle w:val="Heading2"/>
       </w:pPr>
       <w:r>
-        <w:t>Frailty-Verbesserung senkt Demenzrisiko bei älteren Erwachsenen</w:t>
+        <w:t>Gestaffelte Auswahl von Frailty-Assessment-Instrumenten für die klinische Praxis</w:t>
       </w:r>
     </w:p>
     <w:p>
@@ -262,12 +262,12 @@
           <w:color w:val="666666"/>
           <w:sz w:val="18"/>
         </w:rPr>
-        <w:t>Fang J et al.  ·  J Affect Disord  ·  01.12.2026  ·  PMID 42600788</w:t>
+        <w:t>Sládeček S et al.  ·  Clin Interv Aging  ·  02.09.2026  ·  PMID 42703386</w:t>
       </w:r>
     </w:p>
     <w:p>
       <w:r>
-        <w:t>Longitudinale Kohortenanalyse von 59 331 Erwachsenen (≥50 Jahre) aus vier internationalen Studien (HRS, CHARLS, SHARE, ELSA) untersuchte, ob Frailty-Umkehr das Demenzrisiko reduziert und welche Rolle depressive Symptome spielen.</w:t>
+        <w:t>Narrative Übersicht über zehn validierte Frailty-Assessments (FRAIL, SOF, CFS, PRISMA-7, VES-13, Fried phenotype, TFI, GFI, EFS, FI-CGA) mit Analyse ihrer konzeptionellen Grundlagen, Einsatzdomänen und praktischen Anforderungen.</w:t>
       </w:r>
     </w:p>
     <w:p>
@@ -278,7 +278,7 @@
         <w:t xml:space="preserve">Ergebnis: </w:t>
       </w:r>
       <w:r>
-        <w:t>Über 7,51±2,09 Jahre entwickelten 9,49 % Demenz. Frailty-Verschlechterung erhöhte das Risiko (HR 1,43–2,53), während Frailty-Verbesserung in SHARE (HR=0,55) und CHARLS (HR=0,70) mit geringerem Risiko assoziiert war. Depressive Symptome mediieren 29,29–44,78 % der Assoziation zwischen Frailty und Demenz.</w:t>
+        <w:t>Gegenüberstellung zeigt: Kurze Screening-Tools (PRISMA-7, FRAIL) für erste Kontakte in Ambulanz/Gemeinde; CFS für schnelle klinische Stratifizierung in Akutaufnahme/Notfall; mehrdimensionale Instrumente (EFS) wenn breiterer Überblick nötig, aber keine vollständige geriatrische Diagnostik; CGA+FI-CGA für spezialisierte geriatrische Versorgung. Instrumentwahl hängt von Versorgungskontext, Zweck und Kapazität ab – keine Austauschbarkeit.</w:t>
       </w:r>
     </w:p>
     <w:p>
@@ -293,7 +293,7 @@
         <w:rPr>
           <w:sz w:val="19"/>
         </w:rPr>
-        <w:t>Europäische Studien (SHARE, ELSA) einbezogen; vergleichbare Versorgungssysteme</w:t>
+        <w:t>Mehrsprachig validiert (europäischer und nordamerikanischer Raum), klinische Empfehlungen universell anwendbar, deutschsprachige Literatur einbezogen</w:t>
       </w:r>
     </w:p>
     <w:p>
@@ -302,7 +302,7 @@
           <w:color w:val="5A7D3A"/>
           <w:sz w:val="18"/>
         </w:rPr>
-        <w:t>https://pubmed.ncbi.nlm.nih.gov/42600788/</w:t>
+        <w:t>https://pubmed.ncbi.nlm.nih.gov/42703386/</w:t>
       </w:r>
     </w:p>
     <w:p>
@@ -310,7 +310,7 @@
         <w:pStyle w:val="Heading2"/>
       </w:pPr>
       <w:r>
-        <w:t>Maschinelles Lernen vorhersagt depressive Symptome bei älteren Erwachsenen in Großbritannien</w:t>
+        <w:t>Digitale Technologien für aktives Altern: Bibliometrie und Forschungslandkarte</w:t>
       </w:r>
     </w:p>
     <w:p>
@@ -320,12 +320,12 @@
           <w:color w:val="666666"/>
           <w:sz w:val="18"/>
         </w:rPr>
-        <w:t>Khorram B et al.  ·  JMIR Form Res  ·  02.07.2026  ·  PMID 42390822</w:t>
+        <w:t>Wang Y et al.  ·  Inquiry  ·  04.09.2026  ·  PMID 42695810</w:t>
       </w:r>
     </w:p>
     <w:p>
       <w:r>
-        <w:t>Machine-Learning-Studie mit Daten aus vier Wellen der English Longitudinal Study of Ageing (ELSA) zur Vorhersage klinisch bedeutsamer depressiver Symptome (CES-D 8≥4) im 2-Jahres-Follow-up bei über 50-Jährigen.</w:t>
+        <w:t>Bibliometrische Analyse (n=837 Publikationen 2006–2025, Web of Science) zur Kartierung der Forschungslandschaft digitaler Technologien für aktives Altern, Identifikation von Clustern, Trends und thematischen Strukturen.</w:t>
       </w:r>
     </w:p>
     <w:p>
@@ -336,7 +336,7 @@
         <w:t xml:space="preserve">Ergebnis: </w:t>
       </w:r>
       <w:r>
-        <w:t>Beste Modelle erreichten mittlere AUROC von 0,72–0,73 (Peak 0,75). Ordinale Codierung übertraf One-Hot-Codierung. Konsistente Prädiktoren: Einsamkeit, Schlafstörungen, geringe soziale Bindung. Sensitivitätsanalysen über CES-D-Schwellwerte robust (AUROC 0,67–0,82).</w:t>
+        <w:t>Publikationen steigen ab 2018 deutlich an. Fünf Forschungscluster: Technologieakzeptanz und Befähigung, digitale Lifestyle-Interventionen, digitale Partizipation und Smart Environments, eHealth-gestützte Verhaltensänderung, Machine-Learning-basierte Altersassessments. Schlüsselthemen: digitale Inklusion, körperliche Aktivität, Gesundheitsrisiko-Analytik, Lebensqualität. Verschiebung hin zu Funktionsfähigkeit und personalisierter Unterstützung; KI-basierte Assessments noch früh, sollten vorsichtig interpretiert werden.</w:t>
       </w:r>
     </w:p>
     <w:p>
@@ -351,7 +351,7 @@
         <w:rPr>
           <w:sz w:val="19"/>
         </w:rPr>
-        <w:t>Britische Studie mit europäischem Sozialversicherungssystem; Prädiktoren für Screeningtools übertragbar</w:t>
+        <w:t>Globale Analyse, beschreibend (keine Wirksamkeitsdaten), Anwendbarkeit hängt von lokalen Systemen ab</w:t>
       </w:r>
     </w:p>
     <w:p>
@@ -360,7 +360,7 @@
           <w:color w:val="5A7D3A"/>
           <w:sz w:val="18"/>
         </w:rPr>
-        <w:t>https://pubmed.ncbi.nlm.nih.gov/42390822/</w:t>
+        <w:t>https://pubmed.ncbi.nlm.nih.gov/42695810/</w:t>
       </w:r>
     </w:p>
     <w:p>
@@ -368,7 +368,7 @@
         <w:pStyle w:val="Heading2"/>
       </w:pPr>
       <w:r>
-        <w:t>Biologische Alterungsbeschleunigung als Risikofaktor für Lebererkrankung im UK Biobank</w:t>
+        <w:t>Körperliche Aktivität mindert Frailty-Risiko trotz belastender Kindheitserfahrungen</w:t>
       </w:r>
     </w:p>
     <w:p>
@@ -378,12 +378,12 @@
           <w:color w:val="666666"/>
           <w:sz w:val="18"/>
         </w:rPr>
-        <w:t>Yang X et al.  ·  Front Endocrinol (Lausanne)  ·  17.06.2026  ·  PMID 42388879</w:t>
+        <w:t>Dong X et al.  ·  Gen Hosp Psychiatry  ·  15.08.2026  ·  PMID 42660041</w:t>
       </w:r>
     </w:p>
     <w:p>
       <w:r>
-        <w:t>Studie untersuchte die Assoziation zwischen beschleunigtem biologischem Alter und hospitalisierten Fällen von Stoffwechsel-assoziierter Steatose-Lebererkrankung (MASLD) an 247 444 Personen über 13,7 Jahre Nachbeobachtung.</w:t>
+        <w:t>Prospektive Kohortenstudie (SHARE-Daten, n=23.385) zur Frage, ob ausreichende körperliche Aktivität die negativen Auswirkungen ungünstiger Kindheitserfahrungen (Adverse Childhood Experiences) auf kognitives Frailty im mittleren und höheren Alter abpuffert.</w:t>
       </w:r>
     </w:p>
     <w:p>
@@ -394,7 +394,7 @@
         <w:t xml:space="preserve">Ergebnis: </w:t>
       </w:r>
       <w:r>
-        <w:t>Beschleunigtes biologisches Alter (PhenoAge-Beschleunigung) war mit erhöhtem MASLD-Risiko assoziiert (HR=1,46; 95%-KI 1,35–1,57). PhenoAge-Beschleunigung erklärte 11,4–25,5 % der Assoziation zwischen ungesundem Lebensstil (Rauchen, Alkohol, schlechte Ernährung, Bewegungsmangel) und MASLD, mit stärkstem Effekt beim Rauchen (25,5 %).</w:t>
+        <w:t>Jede zusätzliche ungünstige Kindheitserfahrung erhöhte das Frailty-Risiko um 9 % (HR=1,09). Ein Jahr ausreichende körperliche Aktivität senkte das Risiko um 25 % (HR=0,75). Langfristige Aufrechterhaltung (≥6 Jahre) reduzierte das Frailty-Risiko bei ungünstigen Erfahrungen um 54 % (HR=0,46); die Assoziation wurde zu 23 % durch erhaltene körperliche Aktivität vermittelt. Effekt war stärksten bei schlechtem Kindheitseinkommen (HR=0,59) und schlechter Nachbarschaftsqualität (HR=0,45).</w:t>
       </w:r>
     </w:p>
     <w:p>
@@ -409,7 +409,7 @@
         <w:rPr>
           <w:sz w:val="19"/>
         </w:rPr>
-        <w:t>UK Biobank, übertragbar für europäische Sozialversicherungssysteme</w:t>
+        <w:t>Europa (SHARE-Daten, deutschsprachige Länder einbezogen), sozialversicherungsbasierte Systeme vergleichbar</w:t>
       </w:r>
     </w:p>
     <w:p>
@@ -418,7 +418,7 @@
           <w:color w:val="5A7D3A"/>
           <w:sz w:val="18"/>
         </w:rPr>
-        <w:t>https://pubmed.ncbi.nlm.nih.gov/42388879/</w:t>
+        <w:t>https://pubmed.ncbi.nlm.nih.gov/42660041/</w:t>
       </w:r>
     </w:p>
     <w:sectPr>

--- a/download/studien-aktuell.docx
+++ b/download/studien-aktuell.docx
@@ -62,7 +62,7 @@
           <w:color w:val="666666"/>
           <w:sz w:val="18"/>
         </w:rPr>
-        <w:t>Stand: 08.09.2026  |  6 Studien  |  longevity.m-vf.de</w:t>
+        <w:t>Stand: 09.09.2026  |  7 Studien  |  longevity.m-vf.de</w:t>
       </w:r>
     </w:p>
     <w:p>
@@ -70,7 +70,7 @@
         <w:pStyle w:val="Heading1"/>
       </w:pPr>
       <w:r>
-        <w:t>Aufgenommen am 08.09.2026</w:t>
+        <w:t>Aufgenommen am 09.09.2026</w:t>
       </w:r>
     </w:p>
     <w:p>
@@ -78,7 +78,7 @@
         <w:pStyle w:val="Heading2"/>
       </w:pPr>
       <w:r>
-        <w:t>Langzeitpflege für Ältere in Südostasien: Verfügbarkeit, Qualität und Lücken</w:t>
+        <w:t>Sozioökonomische Ungleichheiten in der Lebenserwartung nach Diagnose: Dänemark 64 Erkrankungen</w:t>
       </w:r>
     </w:p>
     <w:p>
@@ -88,12 +88,12 @@
           <w:color w:val="666666"/>
           <w:sz w:val="18"/>
         </w:rPr>
-        <w:t>Sasaki Y et al.  ·  Geriatr Gerontol Int  ·  Sept. 2026  ·  PMID 42705630</w:t>
+        <w:t>Pallesen AVJ et al.  ·  Eur J Public Health  ·  04.08.2026  ·  PMID 42709676</w:t>
       </w:r>
     </w:p>
     <w:p>
       <w:r>
-        <w:t>Mixed-Methods-Studie (Sekundärdaten zu UHC, demografische Trends, Expertinneninterviews, 7 Evaluationsdomänen) zur Organisation und Qualität der Langzeitpflege in Kambodscha, Thailand, Philippinen, Malaysia und Myanmar während des demographischen Wandels.</w:t>
+        <w:t>Bevölkerungsregister-Studie (4,4 Mio. Dänen) mit Multistate-Modellen zur Abbildung von Bildungs- und Einkommensungleichheiten in der Lebenserwartung nach Diagnose von 64 nichtübertragbaren Erkrankungen.</w:t>
       </w:r>
     </w:p>
     <w:p>
@@ -104,7 +104,7 @@
         <w:t xml:space="preserve">Ergebnis: </w:t>
       </w:r>
       <w:r>
-        <w:t>Positive Assoziation zwischen UHC-Fortschritt und Altersstruktur. Langzeitpflege-Organisation und -Versorgung variieren stark; Heimbasierte Pflege dominiert, Verfügbarkeit und Integration öffentlicher Dienste inkonsistent. Demenzbetreuung weitgehend unerkannt, haushaltszentriert. Informations- und Kommunikationstechnologien minimal/absent. Thailand zeigt Fortschritt bei Rehabilitations-UHC-Verknüpfung, aber Personalengpässe und Zugangsbarrieren. Präventivversorgung, einschließlich Frailty-Prävention, unterentwickelt.</w:t>
+        <w:t>Bildungs- und Einkommensungleichheiten in der Lebenserwartung nach Diagnosestellung waren konsistent über alle 64 Erkrankungen hinweg vorhanden. Beispiel Leberzirrhose: Hochgebildete 50-Jährige mit Diagnose lebten 17 Jahre (Frauen) bzw. 13 Jahre (Männer) länger als Niedriggebildete (14 bzw. 10 Jahre). Befund zeigt universelles Muster: Sozioökonomische Position beeinflusst Krankheitsverlauf und Mortalität unabhängig von der Erkrankung.</w:t>
       </w:r>
     </w:p>
     <w:p>
@@ -119,7 +119,7 @@
         <w:rPr>
           <w:sz w:val="19"/>
         </w:rPr>
-        <w:t>Südostasien, unterschiedliche Finanzierungssysteme und Entwicklungslagen; Befunde zeigen regionale Unterschiede, Übertragung auf Deutschland begrenzt, aber Policy-Implikationen relevant</w:t>
+        <w:t>Dänische Vollpopulationsdaten, Sozialversicherungssystem vergleichbar mit Deutschland.</w:t>
       </w:r>
     </w:p>
     <w:p>
@@ -128,7 +128,7 @@
           <w:color w:val="5A7D3A"/>
           <w:sz w:val="18"/>
         </w:rPr>
-        <w:t>https://pubmed.ncbi.nlm.nih.gov/42705630/</w:t>
+        <w:t>https://pubmed.ncbi.nlm.nih.gov/42709676/</w:t>
       </w:r>
     </w:p>
     <w:p>
@@ -136,7 +136,7 @@
         <w:pStyle w:val="Heading2"/>
       </w:pPr>
       <w:r>
-        <w:t>Gezieltes Kraft- und Balancetraining verbessert Mobilität älterer Aboriginal-Menschen</w:t>
+        <w:t>Allostatic Load vorhersagt Frailty-Entwicklung: 12-Jahres-Längsschnittstudie</w:t>
       </w:r>
     </w:p>
     <w:p>
@@ -146,12 +146,12 @@
           <w:color w:val="666666"/>
           <w:sz w:val="18"/>
         </w:rPr>
-        <w:t>Ivers R et al.  ·  Age Ageing  ·  04.09.2026  ·  PMID 42704260</w:t>
+        <w:t>Arkesteijn M et al.  ·  Stress Health  ·  Okt. 2026  ·  PMID 42708507</w:t>
       </w:r>
     </w:p>
     <w:p>
       <w:r>
-        <w:t>Kontrollierte Vorher-nachher-Studie (n=19 Standorte Australien, Ironbark-Programm) zum Effekt eines Co-Design-Sturzvorsorgeprogramms mit Übungen und Yarning Circles auf funktionelle Mobilität und Stürze bei Aboriginal-Älteren (≥45 Jahre, n=vor allem Intervention).</w:t>
+        <w:t>English Longitudinal Survey on Ageing (ELSA): 3248 Personen 50–89 Jahre über 12 Jahre; Analyse, ob Allostatic Load (Multimarkerbiomarker chronischen Stresses) die Neuonset von Prä-Frailty oder Frailty vorhersagt.</w:t>
       </w:r>
     </w:p>
     <w:p>
@@ -162,7 +162,7 @@
         <w:t xml:space="preserve">Ergebnis: </w:t>
       </w:r>
       <w:r>
-        <w:t>Signifikante Verbesserung der primären Outcome funktionelle Mobilität (SPPB-Veränderung +0,8 Punkte, 95 % CI 0,4–1,1), kürzere Schrittzeiten, bessere Beinstabilität, mehr geplante und beiläufige Bewegung. Keine signifikanten Änderungen bei Stürzen, Lebensqualität oder psychischer Belastung. Kontrollgruppe (Healthy Community) zeigte Verschlechterungen.</w:t>
+        <w:t>Erhöhte Allostatic Load war signifikanter Prädiktor für Onset von Prä-Frailty und Frailty (Hazard Ratio nicht in Abstract beziffert). Soziale Unterstützung modifizierte diesen Effekt modifizierbar. Alter und Geschlecht interagierten nicht mit Allostatic Load und Frailty-Vorhersage. Allostatic Load könnte als Screening-Instrument für Frailty-Risiko bei aktuell nicht-frailem Individuen dienen.</w:t>
       </w:r>
     </w:p>
     <w:p>
@@ -177,7 +177,7 @@
         <w:rPr>
           <w:sz w:val="19"/>
         </w:rPr>
-        <w:t>Australien, Kontrollstudie mit funktionellem Endpunkt, Design übertragbar auf andere First-Nations-Settings</w:t>
+        <w:t>Großbritannien, NHS-System, nationale Surveydaten vergleichbar mit deutschem Setting.</w:t>
       </w:r>
     </w:p>
     <w:p>
@@ -186,7 +186,7 @@
           <w:color w:val="5A7D3A"/>
           <w:sz w:val="18"/>
         </w:rPr>
-        <w:t>https://pubmed.ncbi.nlm.nih.gov/42704260/</w:t>
+        <w:t>https://pubmed.ncbi.nlm.nih.gov/42708507/</w:t>
       </w:r>
     </w:p>
     <w:p>
@@ -194,7 +194,7 @@
         <w:pStyle w:val="Heading2"/>
       </w:pPr>
       <w:r>
-        <w:t>Individuelle Ernährungsintervention mit Krafttraining verbessert Frailty bei hospitalisierten Älteren</w:t>
+        <w:t>Zivilgesellschaftliche Beteiligung älterer Menschen und wahrgenommene Gesundheit</w:t>
       </w:r>
     </w:p>
     <w:p>
@@ -204,12 +204,12 @@
           <w:color w:val="666666"/>
           <w:sz w:val="18"/>
         </w:rPr>
-        <w:t>Chen L et al.  ·  J Int Med Res  ·  07.09.2026  ·  PMID 42704222</w:t>
+        <w:t>Cantore M et al.  ·  Front Public Health  ·  24.08.2026  ·  PMID 42707366</w:t>
       </w:r>
     </w:p>
     <w:p>
       <w:r>
-        <w:t>Prospektive Pilotkohorte ohne Kontrolle (n=120, Durchschnittsalter 87 Jahre) zur Wirkung von Screening-gesteuerter individualisierter Ernährungsunterstützung (bei MNA-SF ≤11) kombiniert mit dosiertem Theraband-Krafttraining 3x wöchentlich über 12 Wochen.</w:t>
+        <w:t>Qualitative Studie (Italien, 2025): 12 ältere Erwachsene (≥70 Jahre) zu Erfahrungen mit zivilgesellschaftlicher und politischer Partizipation und deren Auswirkungen auf Gesundheit und Wohlbefinden.</w:t>
       </w:r>
     </w:p>
     <w:p>
@@ -220,7 +220,7 @@
         <w:t xml:space="preserve">Ergebnis: </w:t>
       </w:r>
       <w:r>
-        <w:t>Signifikante Verbesserungen: Serum-Transferrin, Präalbumin und Albumin (alle p&lt;0,05), MNA-SF-Scores, SPPB-Scores, Mobilität, ADL/IADL-Funktionen, Griffstärke und Gehgeschwindigkeit (alle p&lt;0,05). SPPB-Mindesteffekt erreicht bei höherem Bildungsniveau (aOR=1,96) und niedrigerem Ausgangs-Mobilitätswert (aOR=1,81). Ohne externe Validierung; Ergebnisse vorläufig.</w:t>
+        <w:t>Freiwilliges Engagement fördert körperliche Mobilität, Handlungsfähigkeit und Selbstwirksamkeit. Politische Partizipation wirkt kognitiv stimulierend, führt aber häufig zu emotionaler Erschöpfung, Entfremdung und Frustration. Intergenerationale Lernprozesse und Dialog gelten als zentral für nachhaltiges Engagement. Befund belegt, dass emotionale Belastung durch politische Enttäuschung zu beachten ist.</w:t>
       </w:r>
     </w:p>
     <w:p>
@@ -235,7 +235,7 @@
         <w:rPr>
           <w:sz w:val="19"/>
         </w:rPr>
-        <w:t>China (Klinikdaten), Struktur auf deutsche Geriatrie übertragbar (Assessment, Ernährung, Rehabilitation), klinische Dosierung dokumentiert</w:t>
+        <w:t>Italien, Südeuropa; Gesundheitssystem und zivilgesellschaftliche Strukturen unterscheiden sich von Deutschland.</w:t>
       </w:r>
     </w:p>
     <w:p>
@@ -244,7 +244,7 @@
           <w:color w:val="5A7D3A"/>
           <w:sz w:val="18"/>
         </w:rPr>
-        <w:t>https://pubmed.ncbi.nlm.nih.gov/42704222/</w:t>
+        <w:t>https://pubmed.ncbi.nlm.nih.gov/42707366/</w:t>
       </w:r>
     </w:p>
     <w:p>
@@ -252,7 +252,7 @@
         <w:pStyle w:val="Heading2"/>
       </w:pPr>
       <w:r>
-        <w:t>Gestaffelte Auswahl von Frailty-Assessment-Instrumenten für die klinische Praxis</w:t>
+        <w:t>Altern ohne Verwandte: Transnigration, Sehnsucht und Desillusionierung</w:t>
       </w:r>
     </w:p>
     <w:p>
@@ -262,12 +262,12 @@
           <w:color w:val="666666"/>
           <w:sz w:val="18"/>
         </w:rPr>
-        <w:t>Sládeček S et al.  ·  Clin Interv Aging  ·  02.09.2026  ·  PMID 42703386</w:t>
+        <w:t>Mishra J et al.  ·  J Aging Stud  ·  26.06.2026  ·  PMID 42705826</w:t>
       </w:r>
     </w:p>
     <w:p>
       <w:r>
-        <w:t>Narrative Übersicht über zehn validierte Frailty-Assessments (FRAIL, SOF, CFS, PRISMA-7, VES-13, Fried phenotype, TFI, GFI, EFS, FI-CGA) mit Analyse ihrer konzeptionellen Grundlagen, Einsatzdomänen und praktischen Anforderungen.</w:t>
+        <w:t>Ethnografische Studie in Patiala (Nordindien) mit älteren Erwachsenen: Erfahrungen mit transnationaler Migration ihrer Familienangehörigen und deren Auswirkungen auf Wahrnehmung von Sorge, Zugehörigkeit und Familienrekonfiguration im Alter.</w:t>
       </w:r>
     </w:p>
     <w:p>
@@ -278,7 +278,7 @@
         <w:t xml:space="preserve">Ergebnis: </w:t>
       </w:r>
       <w:r>
-        <w:t>Gegenüberstellung zeigt: Kurze Screening-Tools (PRISMA-7, FRAIL) für erste Kontakte in Ambulanz/Gemeinde; CFS für schnelle klinische Stratifizierung in Akutaufnahme/Notfall; mehrdimensionale Instrumente (EFS) wenn breiterer Überblick nötig, aber keine vollständige geriatrische Diagnostik; CGA+FI-CGA für spezialisierte geriatrische Versorgung. Instrumentwahl hängt von Versorgungskontext, Zweck und Kapazität ab – keine Austauschbarkeit.</w:t>
+        <w:t>Ältere Ermöglichen Emigration ihrer Kinder durch Ressourcen-Pooling; erleben aber Abwesenheit emigrierter Kinder in paradoxer Liminalität. Zunehmende Desillusionierung mit Staat (Arbeitslosigkeit, Agrarkrise, Korruption), komplexe Beziehungen zu internen Migranten aus anderen Bundesstaaten. Migration produziert mehrschichtige affektive, soziale und politische Verflechtungen, die Alterserfahrung prägen.</w:t>
       </w:r>
     </w:p>
     <w:p>
@@ -293,7 +293,7 @@
         <w:rPr>
           <w:sz w:val="19"/>
         </w:rPr>
-        <w:t>Mehrsprachig validiert (europäischer und nordamerikanischer Raum), klinische Empfehlungen universell anwendbar, deutschsprachige Literatur einbezogen</w:t>
+        <w:t>Indien, nicht übertragbar; dokumentiert Mechanismen familiärer und sozialer Strukturen beim Altern unter Migrationsdruck.</w:t>
       </w:r>
     </w:p>
     <w:p>
@@ -302,7 +302,7 @@
           <w:color w:val="5A7D3A"/>
           <w:sz w:val="18"/>
         </w:rPr>
-        <w:t>https://pubmed.ncbi.nlm.nih.gov/42703386/</w:t>
+        <w:t>https://pubmed.ncbi.nlm.nih.gov/42705826/</w:t>
       </w:r>
     </w:p>
     <w:p>
@@ -310,7 +310,7 @@
         <w:pStyle w:val="Heading2"/>
       </w:pPr>
       <w:r>
-        <w:t>Digitale Technologien für aktives Altern: Bibliometrie und Forschungslandkarte</w:t>
+        <w:t>Kognitives Frailty bei hospitalisierten älteren Patienten mit Herzinsuffizienz</w:t>
       </w:r>
     </w:p>
     <w:p>
@@ -320,12 +320,12 @@
           <w:color w:val="666666"/>
           <w:sz w:val="18"/>
         </w:rPr>
-        <w:t>Wang Y et al.  ·  Inquiry  ·  04.09.2026  ·  PMID 42695810</w:t>
+        <w:t>Mou Y et al.  ·  Front Public Health  ·  21.08.2026  ·  PMID 42698449</w:t>
       </w:r>
     </w:p>
     <w:p>
       <w:r>
-        <w:t>Bibliometrische Analyse (n=837 Publikationen 2006–2025, Web of Science) zur Kartierung der Forschungslandschaft digitaler Technologien für aktives Altern, Identifikation von Clustern, Trends und thematischen Strukturen.</w:t>
+        <w:t>Systematischer Review (8 Querschnittsstudien, 20 Modelle zur Identifikation von kognitiver Frailty bei hospitalisierten älteren Patienten mit chronischer Herzinsuffizienz in China).</w:t>
       </w:r>
     </w:p>
     <w:p>
@@ -336,7 +336,7 @@
         <w:t xml:space="preserve">Ergebnis: </w:t>
       </w:r>
       <w:r>
-        <w:t>Publikationen steigen ab 2018 deutlich an. Fünf Forschungscluster: Technologieakzeptanz und Befähigung, digitale Lifestyle-Interventionen, digitale Partizipation und Smart Environments, eHealth-gestützte Verhaltensänderung, Machine-Learning-basierte Altersassessments. Schlüsselthemen: digitale Inklusion, körperliche Aktivität, Gesundheitsrisiko-Analytik, Lebensqualität. Verschiebung hin zu Funktionsfähigkeit und personalisierter Unterstützung; KI-basierte Assessments noch früh, sollten vorsichtig interpretiert werden.</w:t>
+        <w:t>Alle Modelle waren Screening-/Diagnosemodelle für prävalentes kognitives Frailty (nicht prognostisch). Externe Validierung zeigte AUC 0,770–0,852. Häufigste Prädiktoren: Alter, NYHA-Klassifikation, Depression, Ernährungsstatus und Schlaf-Faktoren. Alle Studien mit hohem Bias-Risiko; Modelle nicht reif für klinische Routineentscheidungen. Prospektive Modellentwicklung, Multicenter-Validierung und klinische Effektivitätsanalysen erforderlich.</w:t>
       </w:r>
     </w:p>
     <w:p>
@@ -351,7 +351,7 @@
         <w:rPr>
           <w:sz w:val="19"/>
         </w:rPr>
-        <w:t>Globale Analyse, beschreibend (keine Wirksamkeitsdaten), Anwendbarkeit hängt von lokalen Systemen ab</w:t>
+        <w:t>China, andere Strukturen; Befund zeigt, welche Faktoren kognitives Frailty bestimmen – relevant für deutsches geriatrisches Assessment.</w:t>
       </w:r>
     </w:p>
     <w:p>
@@ -360,7 +360,7 @@
           <w:color w:val="5A7D3A"/>
           <w:sz w:val="18"/>
         </w:rPr>
-        <w:t>https://pubmed.ncbi.nlm.nih.gov/42695810/</w:t>
+        <w:t>https://pubmed.ncbi.nlm.nih.gov/42698449/</w:t>
       </w:r>
     </w:p>
     <w:p>
@@ -368,7 +368,7 @@
         <w:pStyle w:val="Heading2"/>
       </w:pPr>
       <w:r>
-        <w:t>Körperliche Aktivität mindert Frailty-Risiko trotz belastender Kindheitserfahrungen</w:t>
+        <w:t>SFRP2 und FSTL1 regulieren DHT-induzierte Seneszenz in Haarfollikeln</w:t>
       </w:r>
     </w:p>
     <w:p>
@@ -378,12 +378,12 @@
           <w:color w:val="666666"/>
           <w:sz w:val="18"/>
         </w:rPr>
-        <w:t>Dong X et al.  ·  Gen Hosp Psychiatry  ·  15.08.2026  ·  PMID 42660041</w:t>
+        <w:t>Huang Y et al.  ·  Aging Cell  ·  Sept. 2026  ·  PMID 42698274</w:t>
       </w:r>
     </w:p>
     <w:p>
       <w:r>
-        <w:t>Prospektive Kohortenstudie (SHARE-Daten, n=23.385) zur Frage, ob ausreichende körperliche Aktivität die negativen Auswirkungen ungünstiger Kindheitserfahrungen (Adverse Childhood Experiences) auf kognitives Frailty im mittleren und höheren Alter abpuffert.</w:t>
+        <w:t>Mechanistische Studie zu androgenetischer Alopezie (AGA): Knock-down-Experimente und Mausmodell zur Rolle der SFRP2-FSTL1-Achse bei DHT-induzierten mitochondrialen Dysfunktionen und Seneszenz von Dermalapilla-Zellen.</w:t>
       </w:r>
     </w:p>
     <w:p>
@@ -394,7 +394,7 @@
         <w:t xml:space="preserve">Ergebnis: </w:t>
       </w:r>
       <w:r>
-        <w:t>Jede zusätzliche ungünstige Kindheitserfahrung erhöhte das Frailty-Risiko um 9 % (HR=1,09). Ein Jahr ausreichende körperliche Aktivität senkte das Risiko um 25 % (HR=0,75). Langfristige Aufrechterhaltung (≥6 Jahre) reduzierte das Frailty-Risiko bei ungünstigen Erfahrungen um 54 % (HR=0,46); die Assoziation wurde zu 23 % durch erhaltene körperliche Aktivität vermittelt. Effekt war stärksten bei schlechtem Kindheitseinkommen (HR=0,59) und schlechter Nachbarschaftsqualität (HR=0,45).</w:t>
+        <w:t>SFRP2 hochexprimiert in AGA-Dermalapilla-Zellen. SFRP2-Knockdown verbesserte Haaregeneration und Follikel-Morphologie in vivo, förderte DPC-Proliferation/Migration in vitro. SFRP2 beeinflusst FSTL1-Proteinstabilität. Knockdown von FSTL1 hob negative Effekte von SFRP2-Überexpression auf. SFRP2-FSTL1-Achse als neuer therapeutischer Ansatzpunkt für AGA-Verlangsamung identifiziert.</w:t>
       </w:r>
     </w:p>
     <w:p>
@@ -409,7 +409,7 @@
         <w:rPr>
           <w:sz w:val="19"/>
         </w:rPr>
-        <w:t>Europa (SHARE-Daten, deutschsprachige Länder einbezogen), sozialversicherungsbasierte Systeme vergleichbar</w:t>
+        <w:t>Grundlagenforschung mit klinischem Ansatz (AGA-Behandlung); zelluläre Seneszenz-Mechanismen relevant für Aging-Verständnis.</w:t>
       </w:r>
     </w:p>
     <w:p>
@@ -418,7 +418,65 @@
           <w:color w:val="5A7D3A"/>
           <w:sz w:val="18"/>
         </w:rPr>
-        <w:t>https://pubmed.ncbi.nlm.nih.gov/42660041/</w:t>
+        <w:t>https://pubmed.ncbi.nlm.nih.gov/42698274/</w:t>
+      </w:r>
+    </w:p>
+    <w:p>
+      <w:pPr>
+        <w:pStyle w:val="Heading2"/>
+      </w:pPr>
+      <w:r>
+        <w:t>Körperliche Aktivität moderiert psychische Belastung im Alter unterschiedlich</w:t>
+      </w:r>
+    </w:p>
+    <w:p>
+      <w:r>
+        <w:rPr>
+          <w:i/>
+          <w:color w:val="666666"/>
+          <w:sz w:val="18"/>
+        </w:rPr>
+        <w:t>Järvensivu L et al.  ·  J Psychiatr Res  ·  07.08.2026  ·  PMID 42585821</w:t>
+      </w:r>
+    </w:p>
+    <w:p>
+      <w:r>
+        <w:t>Finnische Kohortenstudie (Helsinki Health Study 2017–2022): Zwei Altersgruppen (19–39 Jahre und 55–75 Jahre) zur Assoziation zwischen Intensität der Freizeit-Bewegungsaktivität und psychischer Belastung nach 5 Jahren.</w:t>
+      </w:r>
+    </w:p>
+    <w:p>
+      <w:r>
+        <w:rPr>
+          <w:b/>
+        </w:rPr>
+        <w:t xml:space="preserve">Ergebnis: </w:t>
+      </w:r>
+      <w:r>
+        <w:t>Höhere moderate Aktivität assoziiert mit weniger psychischer Belastung nur in der älteren Kohorte (β = −0,163; p &lt; 0,001). Vigorous Activity zeigte altersunabhängig protektive Wirkung (β = −0,053 für beide; p &lt; 0,001). Effekt blieb nach Anpassung für Soziodemografika und Gesundheitsfaktoren signifikant.</w:t>
+      </w:r>
+    </w:p>
+    <w:p>
+      <w:r>
+        <w:rPr>
+          <w:b/>
+          <w:sz w:val="19"/>
+        </w:rPr>
+        <w:t xml:space="preserve">Übertragbarkeit: </w:t>
+      </w:r>
+      <w:r>
+        <w:rPr>
+          <w:sz w:val="19"/>
+        </w:rPr>
+        <w:t>Finnland, skandinavisches Versicherungssystem, vergleichbare Erfassungsstandards.</w:t>
+      </w:r>
+    </w:p>
+    <w:p>
+      <w:r>
+        <w:rPr>
+          <w:color w:val="5A7D3A"/>
+          <w:sz w:val="18"/>
+        </w:rPr>
+        <w:t>https://pubmed.ncbi.nlm.nih.gov/42585821/</w:t>
       </w:r>
     </w:p>
     <w:sectPr>

--- a/download/studien-aktuell.docx
+++ b/download/studien-aktuell.docx
@@ -62,7 +62,7 @@
           <w:color w:val="666666"/>
           <w:sz w:val="18"/>
         </w:rPr>
-        <w:t>Stand: 09.09.2026  |  7 Studien  |  longevity.m-vf.de</w:t>
+        <w:t>Stand: 10.09.2026  |  6 Studien  |  longevity.m-vf.de</w:t>
       </w:r>
     </w:p>
     <w:p>
@@ -70,7 +70,7 @@
         <w:pStyle w:val="Heading1"/>
       </w:pPr>
       <w:r>
-        <w:t>Aufgenommen am 09.09.2026</w:t>
+        <w:t>Aufgenommen am 10.09.2026</w:t>
       </w:r>
     </w:p>
     <w:p>
@@ -78,7 +78,7 @@
         <w:pStyle w:val="Heading2"/>
       </w:pPr>
       <w:r>
-        <w:t>Sozioökonomische Ungleichheiten in der Lebenserwartung nach Diagnose: Dänemark 64 Erkrankungen</w:t>
+        <w:t>Altersgerechte Umgebungen reduzieren Motoric-Cognitive-Risk-Syndrom</w:t>
       </w:r>
     </w:p>
     <w:p>
@@ -88,12 +88,12 @@
           <w:color w:val="666666"/>
           <w:sz w:val="18"/>
         </w:rPr>
-        <w:t>Pallesen AVJ et al.  ·  Eur J Public Health  ·  04.08.2026  ·  PMID 42709676</w:t>
+        <w:t>Zhang H et al.  ·  Alzheimers Dement  ·  Sept. 2026  ·  PMID 42712112</w:t>
       </w:r>
     </w:p>
     <w:p>
       <w:r>
-        <w:t>Bevölkerungsregister-Studie (4,4 Mio. Dänen) mit Multistate-Modellen zur Abbildung von Bildungs- und Einkommensungleichheiten in der Lebenserwartung nach Diagnose von 64 nichtübertragbaren Erkrankungen.</w:t>
+        <w:t>Prospektive Kohortenstudie aus den USA, die den Zusammenhang zwischen altersgerechten Lebensumgebungen und Inzidenz des Motoric Cognitive Risk Syndrome (Prädemenzsyndrom) untersucht.</w:t>
       </w:r>
     </w:p>
     <w:p>
@@ -104,7 +104,7 @@
         <w:t xml:space="preserve">Ergebnis: </w:t>
       </w:r>
       <w:r>
-        <w:t>Bildungs- und Einkommensungleichheiten in der Lebenserwartung nach Diagnosestellung waren konsistent über alle 64 Erkrankungen hinweg vorhanden. Beispiel Leberzirrhose: Hochgebildete 50-Jährige mit Diagnose lebten 17 Jahre (Frauen) bzw. 13 Jahre (Männer) länger als Niedriggebildete (14 bzw. 10 Jahre). Befund zeigt universelles Muster: Sozioökonomische Position beeinflusst Krankheitsverlauf und Mortalität unabhängig von der Erkrankung.</w:t>
+        <w:t>Über 4 Jahre Nachbeobachtung: 801 Neuerkrankungen bei 7.608 älteren Erwachsenen (Durchschnittsalter 76,8 Jahre). Mit höherem altersgerechten Umgebungsscore geringeres MCR-Risiko (Q3: HR 0,75; 95%-KI 0,61–0,91; Q4: HR 0,62; 95%-KI 0,50–0,78); Dosis-Wirkungs-Beziehung nachgewiesen (HR 0,96 pro Punkt; p&lt;0,01).</w:t>
       </w:r>
     </w:p>
     <w:p>
@@ -119,7 +119,7 @@
         <w:rPr>
           <w:sz w:val="19"/>
         </w:rPr>
-        <w:t>Dänische Vollpopulationsdaten, Sozialversicherungssystem vergleichbar mit Deutschland.</w:t>
+        <w:t>USA-Daten – Umweltgestaltung ist länderübergreifend adaptierbar, Outcome-Messung jedoch populationsspezifisch.</w:t>
       </w:r>
     </w:p>
     <w:p>
@@ -128,7 +128,7 @@
           <w:color w:val="5A7D3A"/>
           <w:sz w:val="18"/>
         </w:rPr>
-        <w:t>https://pubmed.ncbi.nlm.nih.gov/42709676/</w:t>
+        <w:t>https://pubmed.ncbi.nlm.nih.gov/42712112/</w:t>
       </w:r>
     </w:p>
     <w:p>
@@ -136,7 +136,7 @@
         <w:pStyle w:val="Heading2"/>
       </w:pPr>
       <w:r>
-        <w:t>Allostatic Load vorhersagt Frailty-Entwicklung: 12-Jahres-Längsschnittstudie</w:t>
+        <w:t>Mundgesundheit und Gebrechlichkeit bei Krebspatienten: Metaanalyse</w:t>
       </w:r>
     </w:p>
     <w:p>
@@ -146,12 +146,12 @@
           <w:color w:val="666666"/>
           <w:sz w:val="18"/>
         </w:rPr>
-        <w:t>Arkesteijn M et al.  ·  Stress Health  ·  Okt. 2026  ·  PMID 42708507</w:t>
+        <w:t>Liu W et al.  ·  Front Public Health  ·  24.08.2026  ·  PMID 42707137</w:t>
       </w:r>
     </w:p>
     <w:p>
       <w:r>
-        <w:t>English Longitudinal Survey on Ageing (ELSA): 3248 Personen 50–89 Jahre über 12 Jahre; Analyse, ob Allostatic Load (Multimarkerbiomarker chronischen Stresses) die Neuonset von Prä-Frailty oder Frailty vorhersagt.</w:t>
+        <w:t>Systematische Übersicht und Metaanalyse von 13 Studien (n=3.524) zur Prävalenz und Einflussfaktoren von Mundgebrechlichkeit (oral frailty) bei Krebspatienten.</w:t>
       </w:r>
     </w:p>
     <w:p>
@@ -162,7 +162,7 @@
         <w:t xml:space="preserve">Ergebnis: </w:t>
       </w:r>
       <w:r>
-        <w:t>Erhöhte Allostatic Load war signifikanter Prädiktor für Onset von Prä-Frailty und Frailty (Hazard Ratio nicht in Abstract beziffert). Soziale Unterstützung modifizierte diesen Effekt modifizierbar. Alter und Geschlecht interagierten nicht mit Allostatic Load und Frailty-Vorhersage. Allostatic Load könnte als Screening-Instrument für Frailty-Risiko bei aktuell nicht-frailem Individuen dienen.</w:t>
+        <w:t>Mundgebrechlichkeit-Prävalenz 52 % (95%-KI: 46–59 %). Signifikante Assoziationen mit: Zahnersatz (OR 15,09; KI 6,78–33,58), schlechter Mundgesundheit (OR 4,70; KI 2,13–10,39), körperlicher Frailty (OR 3,63; KI 2,40–5,50), Rauchen (OR 3,53; KI 2,34–5,31), Mangelernährung (OR 3,40; KI 2,01–5,75), Xerostomie (OR 3,46; KI 2,11–5,68) und Radiotherapie (OR 2,62; KI 1,67–4,11).</w:t>
       </w:r>
     </w:p>
     <w:p>
@@ -177,7 +177,7 @@
         <w:rPr>
           <w:sz w:val="19"/>
         </w:rPr>
-        <w:t>Großbritannien, NHS-System, nationale Surveydaten vergleichbar mit deutschem Setting.</w:t>
+        <w:t>Internationale Metaanalyse – risikofaktoren geriatrierelevant, aber Mundhygiene-Standards regional unterschiedlich.</w:t>
       </w:r>
     </w:p>
     <w:p>
@@ -186,7 +186,7 @@
           <w:color w:val="5A7D3A"/>
           <w:sz w:val="18"/>
         </w:rPr>
-        <w:t>https://pubmed.ncbi.nlm.nih.gov/42708507/</w:t>
+        <w:t>https://pubmed.ncbi.nlm.nih.gov/42707137/</w:t>
       </w:r>
     </w:p>
     <w:p>
@@ -194,7 +194,7 @@
         <w:pStyle w:val="Heading2"/>
       </w:pPr>
       <w:r>
-        <w:t>Zivilgesellschaftliche Beteiligung älterer Menschen und wahrgenommene Gesundheit</w:t>
+        <w:t>Demenzkonversion bei milder kognitiver Beeinträchtigung: Inzidenzraten in Brasilien</w:t>
       </w:r>
     </w:p>
     <w:p>
@@ -204,12 +204,12 @@
           <w:color w:val="666666"/>
           <w:sz w:val="18"/>
         </w:rPr>
-        <w:t>Cantore M et al.  ·  Front Public Health  ·  24.08.2026  ·  PMID 42707366</w:t>
+        <w:t>Engelmann GTO et al.  ·  Alzheimers Dement  ·  Sept. 2026  ·  PMID 42706593</w:t>
       </w:r>
     </w:p>
     <w:p>
       <w:r>
-        <w:t>Qualitative Studie (Italien, 2025): 12 ältere Erwachsene (≥70 Jahre) zu Erfahrungen mit zivilgesellschaftlicher und politischer Partizipation und deren Auswirkungen auf Gesundheit und Wohlbefinden.</w:t>
+        <w:t>15-Jahres-Kohortenstudie der kognitiven Entwicklung brasilianischer Älterer, die Übergangsraten von milder kognitiver Beeinträchtigung zu Demenz vom Alzheimer-Typ quantifiziert.</w:t>
       </w:r>
     </w:p>
     <w:p>
@@ -220,7 +220,7 @@
         <w:t xml:space="preserve">Ergebnis: </w:t>
       </w:r>
       <w:r>
-        <w:t>Freiwilliges Engagement fördert körperliche Mobilität, Handlungsfähigkeit und Selbstwirksamkeit. Politische Partizipation wirkt kognitiv stimulierend, führt aber häufig zu emotionaler Erschöpfung, Entfremdung und Frustration. Intergenerationale Lernprozesse und Dialog gelten als zentral für nachhaltiges Engagement. Befund belegt, dass emotionale Belastung durch politische Enttäuschung zu beachten ist.</w:t>
+        <w:t>Jährliche Demenzkonversionsrate in der MCI-Gruppe 10,72 pro 100 Personenjahre (95%-KI: 8,54–13,29 %); kumulative Inzidenz nach 3 Jahren 29,85 % (95%-KI: 22,74–36,96 %), unter Berücksichtigung von Sterblichkeit als konkurrierende Ereignis. Die Studie belegt rasche Progression in Ländern mit mittlerem und niedrigem Einkommen.</w:t>
       </w:r>
     </w:p>
     <w:p>
@@ -235,7 +235,7 @@
         <w:rPr>
           <w:sz w:val="19"/>
         </w:rPr>
-        <w:t>Italien, Südeuropa; Gesundheitssystem und zivilgesellschaftliche Strukturen unterscheiden sich von Deutschland.</w:t>
+        <w:t>Brasilien - Daten für Länder mit niedrigerer Lebenserwartung; Übertragbarkeit auf Deutschland begrenzt.</w:t>
       </w:r>
     </w:p>
     <w:p>
@@ -244,7 +244,7 @@
           <w:color w:val="5A7D3A"/>
           <w:sz w:val="18"/>
         </w:rPr>
-        <w:t>https://pubmed.ncbi.nlm.nih.gov/42707366/</w:t>
+        <w:t>https://pubmed.ncbi.nlm.nih.gov/42706593/</w:t>
       </w:r>
     </w:p>
     <w:p>
@@ -252,7 +252,7 @@
         <w:pStyle w:val="Heading2"/>
       </w:pPr>
       <w:r>
-        <w:t>Altern ohne Verwandte: Transnigration, Sehnsucht und Desillusionierung</w:t>
+        <w:t>Lifestyle und Telomerlänge bei psychischen Erkrankungen</w:t>
       </w:r>
     </w:p>
     <w:p>
@@ -262,12 +262,12 @@
           <w:color w:val="666666"/>
           <w:sz w:val="18"/>
         </w:rPr>
-        <w:t>Mishra J et al.  ·  J Aging Stud  ·  26.06.2026  ·  PMID 42705826</w:t>
+        <w:t>Mlakar V et al.  ·  Transl Psychiatry  ·  02.09.2026  ·  PMID 42706234</w:t>
       </w:r>
     </w:p>
     <w:p>
       <w:r>
-        <w:t>Ethnografische Studie in Patiala (Nordindien) mit älteren Erwachsenen: Erfahrungen mit transnationaler Migration ihrer Familienangehörigen und deren Auswirkungen auf Wahrnehmung von Sorge, Zugehörigkeit und Familienrekonfiguration im Alter.</w:t>
+        <w:t>Querschnittstudie, die den Zusammenhang zwischen Lebensstilfaktoren und biologischem Alterungsmarker (Telomerlänge) bei 410 Personen mit schweren psychischen Störungen untersucht.</w:t>
       </w:r>
     </w:p>
     <w:p>
@@ -278,7 +278,7 @@
         <w:t xml:space="preserve">Ergebnis: </w:t>
       </w:r>
       <w:r>
-        <w:t>Ältere Ermöglichen Emigration ihrer Kinder durch Ressourcen-Pooling; erleben aber Abwesenheit emigrierter Kinder in paradoxer Liminalität. Zunehmende Desillusionierung mit Staat (Arbeitslosigkeit, Agrarkrise, Korruption), komplexe Beziehungen zu internen Migranten aus anderen Bundesstaaten. Migration produziert mehrschichtige affektive, soziale und politische Verflechtungen, die Alterserfahrung prägen.</w:t>
+        <w:t>Personen mit ungesundem Lebensstil hatten kürzere Telomere als solche mit gesundem Lebensstil (Cohens d = 0,58, F = 8,62, p = 0,004). Mit zunehmender Anzahl ungesunder Verhaltensweisen kürzere Telomere (F = 2,69, p = 0,02, adjustiert für Alter, Geschlecht, Ethnizität, Trauma, Medikation, Bildung, Diagnose). Gesunder Lebensstil assoziiert mit etwa 6 Jahren niedrigerem biologischem Alter.</w:t>
       </w:r>
     </w:p>
     <w:p>
@@ -293,7 +293,7 @@
         <w:rPr>
           <w:sz w:val="19"/>
         </w:rPr>
-        <w:t>Indien, nicht übertragbar; dokumentiert Mechanismen familiärer und sozialer Strukturen beim Altern unter Migrationsdruck.</w:t>
+        <w:t>Norwegen-England – psychische Grundpopulation, methodisch solid; Übertragbarkeit auf deutsches Versorgungssystem moderat.</w:t>
       </w:r>
     </w:p>
     <w:p>
@@ -302,7 +302,7 @@
           <w:color w:val="5A7D3A"/>
           <w:sz w:val="18"/>
         </w:rPr>
-        <w:t>https://pubmed.ncbi.nlm.nih.gov/42705826/</w:t>
+        <w:t>https://pubmed.ncbi.nlm.nih.gov/42706234/</w:t>
       </w:r>
     </w:p>
     <w:p>
@@ -310,7 +310,7 @@
         <w:pStyle w:val="Heading2"/>
       </w:pPr>
       <w:r>
-        <w:t>Kognitives Frailty bei hospitalisierten älteren Patienten mit Herzinsuffizienz</w:t>
+        <w:t>Perspektivenübernahme reduziert Altersstereotypen bei Onlineinterventionen</w:t>
       </w:r>
     </w:p>
     <w:p>
@@ -320,12 +320,12 @@
           <w:color w:val="666666"/>
           <w:sz w:val="18"/>
         </w:rPr>
-        <w:t>Mou Y et al.  ·  Front Public Health  ·  21.08.2026  ·  PMID 42698449</w:t>
+        <w:t>Stecker L et al.  ·  J Aging Stud  ·  08.08.2026  ·  PMID 42705830</w:t>
       </w:r>
     </w:p>
     <w:p>
       <w:r>
-        <w:t>Systematischer Review (8 Querschnittsstudien, 20 Modelle zur Identifikation von kognitiver Frailty bei hospitalisierten älteren Patienten mit chronischer Herzinsuffizienz in China).</w:t>
+        <w:t>Experimentelle Studie, welche von drei Kurzzeitinterventionen gegen Altersdiskriminierung und Hassrede im Internet die Wirksamkeit vergleicht.</w:t>
       </w:r>
     </w:p>
     <w:p>
@@ -336,7 +336,7 @@
         <w:t xml:space="preserve">Ergebnis: </w:t>
       </w:r>
       <w:r>
-        <w:t>Alle Modelle waren Screening-/Diagnosemodelle für prävalentes kognitives Frailty (nicht prognostisch). Externe Validierung zeigte AUC 0,770–0,852. Häufigste Prädiktoren: Alter, NYHA-Klassifikation, Depression, Ernährungsstatus und Schlaf-Faktoren. Alle Studien mit hohem Bias-Risiko; Modelle nicht reif für klinische Routineentscheidungen. Prospektive Modellentwicklung, Multicenter-Validierung und klinische Effektivitätsanalysen erforderlich.</w:t>
+        <w:t>Perspektivenübernahme war die einzige Intervention, die explizite Stereotype signifikant reduzierte (zwischen den Gruppen gemessen mit IAT und Likert-Skalen); implizite Ageism-Verzerrung wurde durch keine der drei kurzen Interventionen verschoben. Altersangst moderierte die Effektivität nicht, sagte aber explizite Altersdiskriminierung voraus.</w:t>
       </w:r>
     </w:p>
     <w:p>
@@ -351,7 +351,7 @@
         <w:rPr>
           <w:sz w:val="19"/>
         </w:rPr>
-        <w:t>China, andere Strukturen; Befund zeigt, welche Faktoren kognitives Frailty bestimmen – relevant für deutsches geriatrisches Assessment.</w:t>
+        <w:t>Deutschland - universitäre Stichprobe, aber Onlineformat länderübergreifend einsetzbar.</w:t>
       </w:r>
     </w:p>
     <w:p>
@@ -360,7 +360,7 @@
           <w:color w:val="5A7D3A"/>
           <w:sz w:val="18"/>
         </w:rPr>
-        <w:t>https://pubmed.ncbi.nlm.nih.gov/42698449/</w:t>
+        <w:t>https://pubmed.ncbi.nlm.nih.gov/42705830/</w:t>
       </w:r>
     </w:p>
     <w:p>
@@ -368,7 +368,7 @@
         <w:pStyle w:val="Heading2"/>
       </w:pPr>
       <w:r>
-        <w:t>SFRP2 und FSTL1 regulieren DHT-induzierte Seneszenz in Haarfollikeln</w:t>
+        <w:t>Schichtarbeit, biologische Altersbeschleunigung und Sterblichkeit</w:t>
       </w:r>
     </w:p>
     <w:p>
@@ -378,12 +378,12 @@
           <w:color w:val="666666"/>
           <w:sz w:val="18"/>
         </w:rPr>
-        <w:t>Huang Y et al.  ·  Aging Cell  ·  Sept. 2026  ·  PMID 42698274</w:t>
+        <w:t>Wang R et al.  ·  Int Arch Occup Environ Health  ·  06.09.2026  ·  PMID 42701914</w:t>
       </w:r>
     </w:p>
     <w:p>
       <w:r>
-        <w:t>Mechanistische Studie zu androgenetischer Alopezie (AGA): Knock-down-Experimente und Mausmodell zur Rolle der SFRP2-FSTL1-Achse bei DHT-induzierten mitochondrialen Dysfunktionen und Seneszenz von Dermalapilla-Zellen.</w:t>
+        <w:t>Prospektive Kohortenstudie von 7.548 US-Erwachsenen mit Mortality-Follow-up, die Assoziationen zwischen Schichtarbeit und All-cause-Mortalität sowie die Rolle biologischer Altersbeschleunigung untersucht.</w:t>
       </w:r>
     </w:p>
     <w:p>
@@ -394,7 +394,7 @@
         <w:t xml:space="preserve">Ergebnis: </w:t>
       </w:r>
       <w:r>
-        <w:t>SFRP2 hochexprimiert in AGA-Dermalapilla-Zellen. SFRP2-Knockdown verbesserte Haaregeneration und Follikel-Morphologie in vivo, förderte DPC-Proliferation/Migration in vitro. SFRP2 beeinflusst FSTL1-Proteinstabilität. Knockdown von FSTL1 hob negative Effekte von SFRP2-Überexpression auf. SFRP2-FSTL1-Achse als neuer therapeutischer Ansatzpunkt für AGA-Verlangsamung identifiziert.</w:t>
+        <w:t>Schichtarbeit assoziiert mit erhöhter Gesamtsterblichkeit (HR 1,52; 95%-KI 1,09–2,13). Schichtarbeiter zeigten stärkere PhenoAge-Beschleunigung (β = 0,39 Jahre). PhenoAge-Beschleunigung statistisch verantwortlich für 6,18 % der Assoziation zwischen Schichtarbeit und Sterblichkeit (kausale Mediation nicht inferierbar).</w:t>
       </w:r>
     </w:p>
     <w:p>
@@ -409,7 +409,7 @@
         <w:rPr>
           <w:sz w:val="19"/>
         </w:rPr>
-        <w:t>Grundlagenforschung mit klinischem Ansatz (AGA-Behandlung); zelluläre Seneszenz-Mechanismen relevant für Aging-Verständnis.</w:t>
+        <w:t>USA-NHANES-Daten – Schichtarbeit-Definition international vergleichbar, aber Arbeitsmarkt und Sozialversicherung unterscheiden sich erheblich.</w:t>
       </w:r>
     </w:p>
     <w:p>
@@ -418,65 +418,7 @@
           <w:color w:val="5A7D3A"/>
           <w:sz w:val="18"/>
         </w:rPr>
-        <w:t>https://pubmed.ncbi.nlm.nih.gov/42698274/</w:t>
-      </w:r>
-    </w:p>
-    <w:p>
-      <w:pPr>
-        <w:pStyle w:val="Heading2"/>
-      </w:pPr>
-      <w:r>
-        <w:t>Körperliche Aktivität moderiert psychische Belastung im Alter unterschiedlich</w:t>
-      </w:r>
-    </w:p>
-    <w:p>
-      <w:r>
-        <w:rPr>
-          <w:i/>
-          <w:color w:val="666666"/>
-          <w:sz w:val="18"/>
-        </w:rPr>
-        <w:t>Järvensivu L et al.  ·  J Psychiatr Res  ·  07.08.2026  ·  PMID 42585821</w:t>
-      </w:r>
-    </w:p>
-    <w:p>
-      <w:r>
-        <w:t>Finnische Kohortenstudie (Helsinki Health Study 2017–2022): Zwei Altersgruppen (19–39 Jahre und 55–75 Jahre) zur Assoziation zwischen Intensität der Freizeit-Bewegungsaktivität und psychischer Belastung nach 5 Jahren.</w:t>
-      </w:r>
-    </w:p>
-    <w:p>
-      <w:r>
-        <w:rPr>
-          <w:b/>
-        </w:rPr>
-        <w:t xml:space="preserve">Ergebnis: </w:t>
-      </w:r>
-      <w:r>
-        <w:t>Höhere moderate Aktivität assoziiert mit weniger psychischer Belastung nur in der älteren Kohorte (β = −0,163; p &lt; 0,001). Vigorous Activity zeigte altersunabhängig protektive Wirkung (β = −0,053 für beide; p &lt; 0,001). Effekt blieb nach Anpassung für Soziodemografika und Gesundheitsfaktoren signifikant.</w:t>
-      </w:r>
-    </w:p>
-    <w:p>
-      <w:r>
-        <w:rPr>
-          <w:b/>
-          <w:sz w:val="19"/>
-        </w:rPr>
-        <w:t xml:space="preserve">Übertragbarkeit: </w:t>
-      </w:r>
-      <w:r>
-        <w:rPr>
-          <w:sz w:val="19"/>
-        </w:rPr>
-        <w:t>Finnland, skandinavisches Versicherungssystem, vergleichbare Erfassungsstandards.</w:t>
-      </w:r>
-    </w:p>
-    <w:p>
-      <w:r>
-        <w:rPr>
-          <w:color w:val="5A7D3A"/>
-          <w:sz w:val="18"/>
-        </w:rPr>
-        <w:t>https://pubmed.ncbi.nlm.nih.gov/42585821/</w:t>
+        <w:t>https://pubmed.ncbi.nlm.nih.gov/42701914/</w:t>
       </w:r>
     </w:p>
     <w:sectPr>

--- a/download/studien-aktuell.docx
+++ b/download/studien-aktuell.docx
@@ -62,7 +62,7 @@
           <w:color w:val="666666"/>
           <w:sz w:val="18"/>
         </w:rPr>
-        <w:t>Stand: 10.09.2026  |  6 Studien  |  longevity.m-vf.de</w:t>
+        <w:t>Stand: 11.09.2026  |  6 Studien  |  longevity.m-vf.de</w:t>
       </w:r>
     </w:p>
     <w:p>
@@ -70,7 +70,7 @@
         <w:pStyle w:val="Heading1"/>
       </w:pPr>
       <w:r>
-        <w:t>Aufgenommen am 10.09.2026</w:t>
+        <w:t>Aufgenommen am 11.09.2026</w:t>
       </w:r>
     </w:p>
     <w:p>
@@ -78,7 +78,7 @@
         <w:pStyle w:val="Heading2"/>
       </w:pPr>
       <w:r>
-        <w:t>Altersgerechte Umgebungen reduzieren Motoric-Cognitive-Risk-Syndrom</w:t>
+        <w:t>Gesunde Arbeitsjahre: Länder- und individuelle Faktoren in multinationaler Kohorte</w:t>
       </w:r>
     </w:p>
     <w:p>
@@ -88,12 +88,12 @@
           <w:color w:val="666666"/>
           <w:sz w:val="18"/>
         </w:rPr>
-        <w:t>Zhang H et al.  ·  Alzheimers Dement  ·  Sept. 2026  ·  PMID 42712112</w:t>
+        <w:t>Zhu J et al.  ·  PLoS Med  ·  10.09.2026  ·  PMID 42721193</w:t>
       </w:r>
     </w:p>
     <w:p>
       <w:r>
-        <w:t>Prospektive Kohortenstudie aus den USA, die den Zusammenhang zwischen altersgerechten Lebensumgebungen und Inzidenz des Motoric Cognitive Risk Syndrome (Prädemenzsyndrom) untersucht.</w:t>
+        <w:t>Multinational prospektive Kohortenstudie mit 79.833 Männern und 95.485 Frauen ≥50 Jahren aus 28 Ländern zu Einflussfaktoren auf die Anzahl gesunder, berufstätiger Lebensjahre.</w:t>
       </w:r>
     </w:p>
     <w:p>
@@ -104,7 +104,7 @@
         <w:t xml:space="preserve">Ergebnis: </w:t>
       </w:r>
       <w:r>
-        <w:t>Über 4 Jahre Nachbeobachtung: 801 Neuerkrankungen bei 7.608 älteren Erwachsenen (Durchschnittsalter 76,8 Jahre). Mit höherem altersgerechten Umgebungsscore geringeres MCR-Risiko (Q3: HR 0,75; 95%-KI 0,61–0,91; Q4: HR 0,62; 95%-KI 0,50–0,78); Dosis-Wirkungs-Beziehung nachgewiesen (HR 0,96 pro Punkt; p&lt;0,01).</w:t>
+        <w:t>Mit 50 Jahren: durchschnittliche Gesamtlebenserwartung 33,59 Jahre, davon 10,98 Jahre in Gesundheit und Erwerbstätigkeit (HWLE). Frauen: 9,82 Jahre HWLE, Männer: 12,36 Jahre. Verheiratung, höhere Bildung, gesunde Lebensstile verlängern HWLE. Schlaganfall reduziert HWLE um 5,49 Jahre. Länderebene: höhere Gesundheitsausgaben, höheres BIP pro Kopf, bessere Governance und flexible Arbeitsbedingungen assoziiert mit längerer HWLE. Höhere Ungleichheit (Gini-Index) und politische Instabilität reduzieren HWLE.</w:t>
       </w:r>
     </w:p>
     <w:p>
@@ -119,7 +119,7 @@
         <w:rPr>
           <w:sz w:val="19"/>
         </w:rPr>
-        <w:t>USA-Daten – Umweltgestaltung ist länderübergreifend adaptierbar, Outcome-Messung jedoch populationsspezifisch.</w:t>
+        <w:t>Länderübergreifend, einzelne europäische Länder eingeschlossen, zeigt Wirksamkeit von Prävention und Arbeitsbedingungen</w:t>
       </w:r>
     </w:p>
     <w:p>
@@ -128,7 +128,7 @@
           <w:color w:val="5A7D3A"/>
           <w:sz w:val="18"/>
         </w:rPr>
-        <w:t>https://pubmed.ncbi.nlm.nih.gov/42712112/</w:t>
+        <w:t>https://pubmed.ncbi.nlm.nih.gov/42721193/</w:t>
       </w:r>
     </w:p>
     <w:p>
@@ -136,7 +136,7 @@
         <w:pStyle w:val="Heading2"/>
       </w:pPr>
       <w:r>
-        <w:t>Mundgesundheit und Gebrechlichkeit bei Krebspatienten: Metaanalyse</w:t>
+        <w:t>Biologisches Altern und Osteoarthritis-Risiko: Kohortenstudie UK Biobank</w:t>
       </w:r>
     </w:p>
     <w:p>
@@ -146,12 +146,12 @@
           <w:color w:val="666666"/>
           <w:sz w:val="18"/>
         </w:rPr>
-        <w:t>Liu W et al.  ·  Front Public Health  ·  24.08.2026  ·  PMID 42707137</w:t>
+        <w:t>Liu S et al.  ·  Int J Rheum Dis  ·  Sept. 2026  ·  PMID 42687813</w:t>
       </w:r>
     </w:p>
     <w:p>
       <w:r>
-        <w:t>Systematische Übersicht und Metaanalyse von 13 Studien (n=3.524) zur Prävalenz und Einflussfaktoren von Mundgebrechlichkeit (oral frailty) bei Krebspatienten.</w:t>
+        <w:t>Querschnitts- und Längsschnittanalyse an 332.261 UK-Biobank-Teilnehmern zu Assoziation zwischen biologischem Altern (gemessen durch PhenoAge und KDMAge) und Osteoarthritis-Inzidenz.</w:t>
       </w:r>
     </w:p>
     <w:p>
@@ -162,7 +162,7 @@
         <w:t xml:space="preserve">Ergebnis: </w:t>
       </w:r>
       <w:r>
-        <w:t>Mundgebrechlichkeit-Prävalenz 52 % (95%-KI: 46–59 %). Signifikante Assoziationen mit: Zahnersatz (OR 15,09; KI 6,78–33,58), schlechter Mundgesundheit (OR 4,70; KI 2,13–10,39), körperlicher Frailty (OR 3,63; KI 2,40–5,50), Rauchen (OR 3,53; KI 2,34–5,31), Mangelernährung (OR 3,40; KI 2,01–5,75), Xerostomie (OR 3,46; KI 2,11–5,68) und Radiotherapie (OR 2,62; KI 1,67–4,11).</w:t>
+        <w:t>55,4 % der Kohorte zeigten jüngeres biologisches Alter (PhenoAge Acceleration). Im Querschnitt: höhere Odds für OA bei beschleunigtem biologischen Altern (OR 1,12 für PhenoAge, 95 % CI 1,09–1,14; OR 1,05 für KDMAge, 95 % CI 1,03–1,08). Längsschnittlich (Follow-up): PhenoAge-Beschleunigung erhöhte OA-Risiko (HR 1,12, 95 % CI 1,10–1,15). KDMAge zeigte keine signifikante Längsassoziaton. Effekt stärker bei &gt;60 Jahren. Biologische Altersbeschleunigung ist vom OA-Polygenic-Risk-Score unabhängig.</w:t>
       </w:r>
     </w:p>
     <w:p>
@@ -177,7 +177,7 @@
         <w:rPr>
           <w:sz w:val="19"/>
         </w:rPr>
-        <w:t>Internationale Metaanalyse – risikofaktoren geriatrierelevant, aber Mundhygiene-Standards regional unterschiedlich.</w:t>
+        <w:t>UK Biobank, vergleichbares englisches Sozialversicherungssystem, biomarkergestützte Risikovorhersage</w:t>
       </w:r>
     </w:p>
     <w:p>
@@ -186,7 +186,7 @@
           <w:color w:val="5A7D3A"/>
           <w:sz w:val="18"/>
         </w:rPr>
-        <w:t>https://pubmed.ncbi.nlm.nih.gov/42707137/</w:t>
+        <w:t>https://pubmed.ncbi.nlm.nih.gov/42687813/</w:t>
       </w:r>
     </w:p>
     <w:p>
@@ -194,7 +194,7 @@
         <w:pStyle w:val="Heading2"/>
       </w:pPr>
       <w:r>
-        <w:t>Demenzkonversion bei milder kognitiver Beeinträchtigung: Inzidenzraten in Brasilien</w:t>
+        <w:t>Hochaltrige in Deutschland: Demografie, regionale Ungleichheiten und Gesundheit</w:t>
       </w:r>
     </w:p>
     <w:p>
@@ -204,12 +204,12 @@
           <w:color w:val="666666"/>
           <w:sz w:val="18"/>
         </w:rPr>
-        <w:t>Engelmann GTO et al.  ·  Alzheimers Dement  ·  Sept. 2026  ·  PMID 42706593</w:t>
+        <w:t>Wolter B et al.  ·  Bundesgesundheitsblatt Gesundheitsforschung Gesundheitsschutz  ·  18.08.2026  ·  PMID 42611051</w:t>
       </w:r>
     </w:p>
     <w:p>
       <w:r>
-        <w:t>15-Jahres-Kohortenstudie der kognitiven Entwicklung brasilianischer Älterer, die Übergangsraten von milder kognitiver Beeinträchtigung zu Demenz vom Alzheimer-Typ quantifiziert.</w:t>
+        <w:t>Deutschlandweite Beschreibung der Demografie, Lebenslage und Gesundheit von über 80-Jährigen auf Basis der repräsentativen Studien Gesundheit 65+ und D80+.</w:t>
       </w:r>
     </w:p>
     <w:p>
@@ -220,7 +220,7 @@
         <w:t xml:space="preserve">Ergebnis: </w:t>
       </w:r>
       <w:r>
-        <w:t>Jährliche Demenzkonversionsrate in der MCI-Gruppe 10,72 pro 100 Personenjahre (95%-KI: 8,54–13,29 %); kumulative Inzidenz nach 3 Jahren 29,85 % (95%-KI: 22,74–36,96 %), unter Berücksichtigung von Sterblichkeit als konkurrierende Ereignis. Die Studie belegt rasche Progression in Ländern mit mittlerem und niedrigem Einkommen.</w:t>
+        <w:t>Etwa ein Viertel der Hochaltrigen hat starke funktionale Einschränkungen (beide Datensätze konsistent). Männer zeigen bessere Alltagsfunktionalität als Frauen. Ein Drittel ist beim Gehen &gt;1 km, ein Sechstel beim Treppensteigen stark beeinträchtigt. Schwere Sehverluste bei 10 %, Hörverluste bei 27 %. Harninkontinenz betrifft 40 % (Frauen häufiger). 43 % sind pre-frail, 8,6 % frail. Funktionale Einschränkungen sind besonders bei Frauen und Niedrigeinkommen ausgeprägt.</w:t>
       </w:r>
     </w:p>
     <w:p>
@@ -235,7 +235,7 @@
         <w:rPr>
           <w:sz w:val="19"/>
         </w:rPr>
-        <w:t>Brasilien - Daten für Länder mit niedrigerer Lebenserwartung; Übertragbarkeit auf Deutschland begrenzt.</w:t>
+        <w:t>Deutsche Daten aus RKI und ceres, direkt anwendbar</w:t>
       </w:r>
     </w:p>
     <w:p>
@@ -244,7 +244,7 @@
           <w:color w:val="5A7D3A"/>
           <w:sz w:val="18"/>
         </w:rPr>
-        <w:t>https://pubmed.ncbi.nlm.nih.gov/42706593/</w:t>
+        <w:t>https://pubmed.ncbi.nlm.nih.gov/42611051/</w:t>
       </w:r>
     </w:p>
     <w:p>
@@ -252,7 +252,7 @@
         <w:pStyle w:val="Heading2"/>
       </w:pPr>
       <w:r>
-        <w:t>Lifestyle und Telomerlänge bei psychischen Erkrankungen</w:t>
+        <w:t>Präventive Hausbesuche zur Gesundheitsförderung älterer Menschen</w:t>
       </w:r>
     </w:p>
     <w:p>
@@ -262,12 +262,12 @@
           <w:color w:val="666666"/>
           <w:sz w:val="18"/>
         </w:rPr>
-        <w:t>Mlakar V et al.  ·  Transl Psychiatry  ·  02.09.2026  ·  PMID 42706234</w:t>
+        <w:t>Blotenberg B et al.  ·  Bundesgesundheitsblatt Gesundheitsforschung Gesundheitsschutz  ·  13.08.2026  ·  PMID 42593520</w:t>
       </w:r>
     </w:p>
     <w:p>
       <w:r>
-        <w:t>Querschnittstudie, die den Zusammenhang zwischen Lebensstilfaktoren und biologischem Alterungsmarker (Telomerlänge) bei 410 Personen mit schweren psychischen Störungen untersucht.</w:t>
+        <w:t>Diskussionsbeitrag zu Konzeption, Effektivität und Finanzierungserfordernissen präventiver Hausbesuche als niedrigschwellige Versorgungsform in Deutschland.</w:t>
       </w:r>
     </w:p>
     <w:p>
@@ -278,7 +278,7 @@
         <w:t xml:space="preserve">Ergebnis: </w:t>
       </w:r>
       <w:r>
-        <w:t>Personen mit ungesundem Lebensstil hatten kürzere Telomere als solche mit gesundem Lebensstil (Cohens d = 0,58, F = 8,62, p = 0,004). Mit zunehmender Anzahl ungesunder Verhaltensweisen kürzere Telomere (F = 2,69, p = 0,02, adjustiert für Alter, Geschlecht, Ethnizität, Trauma, Medikation, Bildung, Diagnose). Gesunder Lebensstil assoziiert mit etwa 6 Jahren niedrigerem biologischem Alter.</w:t>
+        <w:t>In Deutschland wachsende Zahl von Projekten mit unterschiedlichen Konzepten. PHB können Sturzrisiken, soziale Isolation und Ernährungsmängel früh erkennen und Versorgungskompetenz stärken. Zentrale Herausforderung: Langzeitfinanzierung und Verstetigung bislang projektförmig organisierter Angebote. Forderung: Bessere Verankerung in gesetzlicher Kranken- und Pflegeversicherung.</w:t>
       </w:r>
     </w:p>
     <w:p>
@@ -293,7 +293,7 @@
         <w:rPr>
           <w:sz w:val="19"/>
         </w:rPr>
-        <w:t>Norwegen-England – psychische Grundpopulation, methodisch solid; Übertragbarkeit auf deutsches Versorgungssystem moderat.</w:t>
+        <w:t>Deutsche Gesundheitslandschaft, unmittelbar relevant für Finanzierungsdiskurs</w:t>
       </w:r>
     </w:p>
     <w:p>
@@ -302,7 +302,7 @@
           <w:color w:val="5A7D3A"/>
           <w:sz w:val="18"/>
         </w:rPr>
-        <w:t>https://pubmed.ncbi.nlm.nih.gov/42706234/</w:t>
+        <w:t>https://pubmed.ncbi.nlm.nih.gov/42593520/</w:t>
       </w:r>
     </w:p>
     <w:p>
@@ -310,7 +310,7 @@
         <w:pStyle w:val="Heading2"/>
       </w:pPr>
       <w:r>
-        <w:t>Perspektivenübernahme reduziert Altersstereotypen bei Onlineinterventionen</w:t>
+        <w:t>Körperliche Funktionsfähigkeit und Frailty im sehr hohen Alter</w:t>
       </w:r>
     </w:p>
     <w:p>
@@ -320,12 +320,12 @@
           <w:color w:val="666666"/>
           <w:sz w:val="18"/>
         </w:rPr>
-        <w:t>Stecker L et al.  ·  J Aging Stud  ·  08.08.2026  ·  PMID 42705830</w:t>
+        <w:t>Nowossadeck S et al.  ·  Bundesgesundheitsblatt Gesundheitsforschung Gesundheitsschutz  ·  11.08.2026  ·  PMID 42579141</w:t>
       </w:r>
     </w:p>
     <w:p>
       <w:r>
-        <w:t>Experimentelle Studie, welche von drei Kurzzeitinterventionen gegen Altersdiskriminierung und Hassrede im Internet die Wirksamkeit vergleicht.</w:t>
+        <w:t>Analyse von Funktionsfähigkeit und Frailty bei über 80-Jährigen in deutschen Privathaushalten mit GALI und spezifischen Funktionsindikatoren.</w:t>
       </w:r>
     </w:p>
     <w:p>
@@ -336,7 +336,7 @@
         <w:t xml:space="preserve">Ergebnis: </w:t>
       </w:r>
       <w:r>
-        <w:t>Perspektivenübernahme war die einzige Intervention, die explizite Stereotype signifikant reduzierte (zwischen den Gruppen gemessen mit IAT und Likert-Skalen); implizite Ageism-Verzerrung wurde durch keine der drei kurzen Interventionen verschoben. Altersangst moderierte die Effektivität nicht, sagte aber explizite Altersdiskriminierung voraus.</w:t>
+        <w:t>Ein Viertel hat schwere funktionale Einschränkungen (GALI). Mobilität: 33 % bei &gt;1 km Gehstrecke, 17 % beim Treppensteigen stark begrenzt. Sensorische Defizite: 10 % Sehstörungen, 27 % Hörstörungen. Harninkontinenz 40 %. Robustheit 49 %, Pre-Frailty 43 %, Frailty 8,6 %. Geschlechts- und teilweise einkommensspezifische Unterschiede vorhanden.</w:t>
       </w:r>
     </w:p>
     <w:p>
@@ -351,7 +351,7 @@
         <w:rPr>
           <w:sz w:val="19"/>
         </w:rPr>
-        <w:t>Deutschland - universitäre Stichprobe, aber Onlineformat länderübergreifend einsetzbar.</w:t>
+        <w:t>Deutsche Alternssurvey (DEAS) und Gesundheit 65+, direkt auf deutsches System übertragbar</w:t>
       </w:r>
     </w:p>
     <w:p>
@@ -360,7 +360,7 @@
           <w:color w:val="5A7D3A"/>
           <w:sz w:val="18"/>
         </w:rPr>
-        <w:t>https://pubmed.ncbi.nlm.nih.gov/42705830/</w:t>
+        <w:t>https://pubmed.ncbi.nlm.nih.gov/42579141/</w:t>
       </w:r>
     </w:p>
     <w:p>
@@ -368,7 +368,7 @@
         <w:pStyle w:val="Heading2"/>
       </w:pPr>
       <w:r>
-        <w:t>Schichtarbeit, biologische Altersbeschleunigung und Sterblichkeit</w:t>
+        <w:t>Genexpression in Mikroglia über die Lebensspanne: nichtlineare Muster und AD-Implikationen</w:t>
       </w:r>
     </w:p>
     <w:p>
@@ -378,12 +378,12 @@
           <w:color w:val="666666"/>
           <w:sz w:val="18"/>
         </w:rPr>
-        <w:t>Wang R et al.  ·  Int Arch Occup Environ Health  ·  06.09.2026  ·  PMID 42701914</w:t>
+        <w:t>Muedano-Sosa A et al.  ·  Exp Gerontol  ·  01.10.2026  ·  PMID 42551772</w:t>
       </w:r>
     </w:p>
     <w:p>
       <w:r>
-        <w:t>Prospektive Kohortenstudie von 7.548 US-Erwachsenen mit Mortality-Follow-up, die Assoziationen zwischen Schichtarbeit und All-cause-Mortalität sowie die Rolle biologischer Altersbeschleunigung untersucht.</w:t>
+        <w:t>In-silico-Transkriptomanalyse öffentlicher Datensätze zur Charakterisierung von Genexpressions-Trajektorien während physiologischen und pathologischen Alterns von Mikroglia.</w:t>
       </w:r>
     </w:p>
     <w:p>
@@ -394,7 +394,7 @@
         <w:t xml:space="preserve">Ergebnis: </w:t>
       </w:r>
       <w:r>
-        <w:t>Schichtarbeit assoziiert mit erhöhter Gesamtsterblichkeit (HR 1,52; 95%-KI 1,09–2,13). Schichtarbeiter zeigten stärkere PhenoAge-Beschleunigung (β = 0,39 Jahre). PhenoAge-Beschleunigung statistisch verantwortlich für 6,18 % der Assoziation zwischen Schichtarbeit und Sterblichkeit (kausale Mediation nicht inferierbar).</w:t>
+        <w:t>Physiologisches Alter der Mikroglia zeigt nichtlineare, spiegelsymmetrische Expressionsmuster bei Genen der Mitochondrienfunktion, lysosomalen Degradation und Immunantwort. Dieses Muster ist in humanen Daten konserviert. Bei pathologischem Altern (APP/PS1 transgene Mäuse) wird dieses adaptive Muster gestört – anhaltende Entzündungs- und Mitochondriendysfunktion. Mittleres Alter könnte kritischer Übergangspunkt sein, bevor Neuroinflammation einsetzt. Gene, die in transgenen Mäusen dysreguliert sind, zeigen ähnliche Trends in AD-Patienten.</w:t>
       </w:r>
     </w:p>
     <w:p>
@@ -409,7 +409,7 @@
         <w:rPr>
           <w:sz w:val="19"/>
         </w:rPr>
-        <w:t>USA-NHANES-Daten – Schichtarbeit-Definition international vergleichbar, aber Arbeitsmarkt und Sozialversicherung unterscheiden sich erheblich.</w:t>
+        <w:t>Mausmodelle und humane Daten, grundlagenwissenschaftlich; translational zu AD</w:t>
       </w:r>
     </w:p>
     <w:p>
@@ -418,7 +418,7 @@
           <w:color w:val="5A7D3A"/>
           <w:sz w:val="18"/>
         </w:rPr>
-        <w:t>https://pubmed.ncbi.nlm.nih.gov/42701914/</w:t>
+        <w:t>https://pubmed.ncbi.nlm.nih.gov/42551772/</w:t>
       </w:r>
     </w:p>
     <w:sectPr>

--- a/download/studien-aktuell.docx
+++ b/download/studien-aktuell.docx
@@ -62,7 +62,7 @@
           <w:color w:val="666666"/>
           <w:sz w:val="18"/>
         </w:rPr>
-        <w:t>Stand: 11.09.2026  |  6 Studien  |  longevity.m-vf.de</w:t>
+        <w:t>Stand: 12.09.2026  |  6 Studien  |  longevity.m-vf.de</w:t>
       </w:r>
     </w:p>
     <w:p>
@@ -70,7 +70,7 @@
         <w:pStyle w:val="Heading1"/>
       </w:pPr>
       <w:r>
-        <w:t>Aufgenommen am 11.09.2026</w:t>
+        <w:t>Aufgenommen am 12.09.2026</w:t>
       </w:r>
     </w:p>
     <w:p>
@@ -78,7 +78,7 @@
         <w:pStyle w:val="Heading2"/>
       </w:pPr>
       <w:r>
-        <w:t>Gesunde Arbeitsjahre: Länder- und individuelle Faktoren in multinationaler Kohorte</w:t>
+        <w:t>Multimorbidität im hohen Alter: Krankheitsansammlung verlangsamt sich, Komplexität nimmt zu</w:t>
       </w:r>
     </w:p>
     <w:p>
@@ -88,12 +88,12 @@
           <w:color w:val="666666"/>
           <w:sz w:val="18"/>
         </w:rPr>
-        <w:t>Zhu J et al.  ·  PLoS Med  ·  10.09.2026  ·  PMID 42721193</w:t>
+        <w:t>Zhang Y et al.  ·  Age Ageing  ·  04.09.2026  ·  PMID 42726903</w:t>
       </w:r>
     </w:p>
     <w:p>
       <w:r>
-        <w:t>Multinational prospektive Kohortenstudie mit 79.833 Männern und 95.485 Frauen ≥50 Jahren aus 28 Ländern zu Einflussfaktoren auf die Anzahl gesunder, berufstätiger Lebensjahre.</w:t>
+        <w:t>Schwedische Registeranalyse der Krankheitsansammlung bei 1920–1922 geborenen Personen von Alter 70 bis 100 Jahren.</w:t>
       </w:r>
     </w:p>
     <w:p>
@@ -104,7 +104,7 @@
         <w:t xml:space="preserve">Ergebnis: </w:t>
       </w:r>
       <w:r>
-        <w:t>Mit 50 Jahren: durchschnittliche Gesamtlebenserwartung 33,59 Jahre, davon 10,98 Jahre in Gesundheit und Erwerbstätigkeit (HWLE). Frauen: 9,82 Jahre HWLE, Männer: 12,36 Jahre. Verheiratung, höhere Bildung, gesunde Lebensstile verlängern HWLE. Schlaganfall reduziert HWLE um 5,49 Jahre. Länderebene: höhere Gesundheitsausgaben, höheres BIP pro Kopf, bessere Governance und flexible Arbeitsbedingungen assoziiert mit längerer HWLE. Höhere Ungleichheit (Gini-Index) und politische Instabilität reduzieren HWLE.</w:t>
+        <w:t>Mit 90 Jahren durchschnittlich 3,9 Erkrankungen bei Männern und 3,5 bei Frauen; über die Hälfte der ≥95-Jährigen hatte ≥5 Erkrankungen. Krankheitsansammlung beschleunigte sich bis 80, stabilisierte sich 80–90, verlangsamte sich danach, aber Komplexität und Krankheitslast stiegen bis ins extreme Alter weiter. Kardiovaskuläre Erkrankungen dominierten durchgehend, Muskel- und Sinneserkrankungen wurden im hohen Alter wichtiger.</w:t>
       </w:r>
     </w:p>
     <w:p>
@@ -119,7 +119,7 @@
         <w:rPr>
           <w:sz w:val="19"/>
         </w:rPr>
-        <w:t>Länderübergreifend, einzelne europäische Länder eingeschlossen, zeigt Wirksamkeit von Prävention und Arbeitsbedingungen</w:t>
+        <w:t>Schweden, vergleichbare Lebenserwartung und Versorgungsstruktur</w:t>
       </w:r>
     </w:p>
     <w:p>
@@ -128,7 +128,7 @@
           <w:color w:val="5A7D3A"/>
           <w:sz w:val="18"/>
         </w:rPr>
-        <w:t>https://pubmed.ncbi.nlm.nih.gov/42721193/</w:t>
+        <w:t>https://pubmed.ncbi.nlm.nih.gov/42726903/</w:t>
       </w:r>
     </w:p>
     <w:p>
@@ -136,7 +136,7 @@
         <w:pStyle w:val="Heading2"/>
       </w:pPr>
       <w:r>
-        <w:t>Biologisches Altern und Osteoarthritis-Risiko: Kohortenstudie UK Biobank</w:t>
+        <w:t>Gebrechlichkeit bei Multimorbidität: Prävalenz und Risikofaktoren in der Gemeinde</w:t>
       </w:r>
     </w:p>
     <w:p>
@@ -146,12 +146,12 @@
           <w:color w:val="666666"/>
           <w:sz w:val="18"/>
         </w:rPr>
-        <w:t>Liu S et al.  ·  Int J Rheum Dis  ·  Sept. 2026  ·  PMID 42687813</w:t>
+        <w:t>Feng S et al.  ·  Front Public Health  ·  27.08.2026  ·  PMID 42725090</w:t>
       </w:r>
     </w:p>
     <w:p>
       <w:r>
-        <w:t>Querschnitts- und Längsschnittanalyse an 332.261 UK-Biobank-Teilnehmern zu Assoziation zwischen biologischem Altern (gemessen durch PhenoAge und KDMAge) und Osteoarthritis-Inzidenz.</w:t>
+        <w:t>Querschnittsstudie bei 346 multimorbiden älteren Erwachsenen (≥60 Jahre) in fünf Gemeinden Chinas zur Prävalenz und unabhängigen Risikofaktoren für Gebrechlichkeit (Frailty).</w:t>
       </w:r>
     </w:p>
     <w:p>
@@ -162,7 +162,7 @@
         <w:t xml:space="preserve">Ergebnis: </w:t>
       </w:r>
       <w:r>
-        <w:t>55,4 % der Kohorte zeigten jüngeres biologisches Alter (PhenoAge Acceleration). Im Querschnitt: höhere Odds für OA bei beschleunigtem biologischen Altern (OR 1,12 für PhenoAge, 95 % CI 1,09–1,14; OR 1,05 für KDMAge, 95 % CI 1,03–1,08). Längsschnittlich (Follow-up): PhenoAge-Beschleunigung erhöhte OA-Risiko (HR 1,12, 95 % CI 1,10–1,15). KDMAge zeigte keine signifikante Längsassoziaton. Effekt stärker bei &gt;60 Jahren. Biologische Altersbeschleunigung ist vom OA-Polygenic-Risk-Score unabhängig.</w:t>
+        <w:t>52,9% (183/346) waren gebrechlich. Unabhängige Faktoren: Alter 70–80 Jahre (OR 2,64, 95%-KI 1,03–6,79), ≥80 Jahre (OR 4,92, 1,87–12,96); Krankenhausaufnahme wegen akuter Ereignisse im vergangenen Jahr (OR 1,84, 1,04–3,27); Landbewohner vs. städtisch (OR 0,34, 0,19–0,60). Normale Ernährung (OR 0,23, 0,16–0,50) und volle Aktivitätsunabhängigkeit (OR 0,21, 0,06–0,79) waren protektiv. Familienbetreuung vs. Selbstpflege (OR 0,39, 0,16–0,95) reduzierte Frailty-Risiko.</w:t>
       </w:r>
     </w:p>
     <w:p>
@@ -177,7 +177,7 @@
         <w:rPr>
           <w:sz w:val="19"/>
         </w:rPr>
-        <w:t>UK Biobank, vergleichbares englisches Sozialversicherungssystem, biomarkergestützte Risikovorhersage</w:t>
+        <w:t>China, andere Gesundheitsinfrastruktur; Screening-Muster teilweise übertragbar</w:t>
       </w:r>
     </w:p>
     <w:p>
@@ -186,7 +186,7 @@
           <w:color w:val="5A7D3A"/>
           <w:sz w:val="18"/>
         </w:rPr>
-        <w:t>https://pubmed.ncbi.nlm.nih.gov/42687813/</w:t>
+        <w:t>https://pubmed.ncbi.nlm.nih.gov/42725090/</w:t>
       </w:r>
     </w:p>
     <w:p>
@@ -194,7 +194,7 @@
         <w:pStyle w:val="Heading2"/>
       </w:pPr>
       <w:r>
-        <w:t>Hochaltrige in Deutschland: Demografie, regionale Ungleichheiten und Gesundheit</w:t>
+        <w:t>Präoperative Gebrechlichkeit und postoperative Komplikationen bei Hüftfrakturchirurgie</w:t>
       </w:r>
     </w:p>
     <w:p>
@@ -204,12 +204,12 @@
           <w:color w:val="666666"/>
           <w:sz w:val="18"/>
         </w:rPr>
-        <w:t>Wolter B et al.  ·  Bundesgesundheitsblatt Gesundheitsforschung Gesundheitsschutz  ·  18.08.2026  ·  PMID 42611051</w:t>
+        <w:t>Yonekura H et al.  ·  Geriatr Gerontol Int  ·  Sept. 2026  ·  PMID 42723340</w:t>
       </w:r>
     </w:p>
     <w:p>
       <w:r>
-        <w:t>Deutschlandweite Beschreibung der Demografie, Lebenslage und Gesundheit von über 80-Jährigen auf Basis der repräsentativen Studien Gesundheit 65+ und D80+.</w:t>
+        <w:t>Analyse von 29.684 älteren Patienten (≥65 Jahre) in Japan mit Hüftfrakturoperationen (2005–2021) zu Assoziationen zwischen präoperativem Frailty-Risiko-Score und postoperativen Komplikationen mittels Krankenhausregister.</w:t>
       </w:r>
     </w:p>
     <w:p>
@@ -220,7 +220,7 @@
         <w:t xml:space="preserve">Ergebnis: </w:t>
       </w:r>
       <w:r>
-        <w:t>Etwa ein Viertel der Hochaltrigen hat starke funktionale Einschränkungen (beide Datensätze konsistent). Männer zeigen bessere Alltagsfunktionalität als Frauen. Ein Drittel ist beim Gehen &gt;1 km, ein Sechstel beim Treppensteigen stark beeinträchtigt. Schwere Sehverluste bei 10 %, Hörverluste bei 27 %. Harninkontinenz betrifft 40 % (Frauen häufiger). 43 % sind pre-frail, 8,6 % frail. Funktionale Einschränkungen sind besonders bei Frauen und Niedrigeinkommen ausgeprägt.</w:t>
+        <w:t>59,5% (17.656) waren gebrechlich (Hospital Frailty Risk Score ≥5). Präoperative Gebrechlichkeit nicht mit akutem Nierenversagen assoziiert (OR 0,97, KI 0,83–1,14; p=0,72) oder Major Adverse Kidney Events (OR 1,07, 0,80–1,44; p=0,65), aber signifikant mit Lungenkomplikationen (OR 1,68, 1,39–2,02; p&lt;0,001), postoperativem Delir (OR 1,35, 1,13–1,62; p&lt;0,001), höherer Transfusionsrate und längerer Krankenhausdauer assoziiert.</w:t>
       </w:r>
     </w:p>
     <w:p>
@@ -235,7 +235,7 @@
         <w:rPr>
           <w:sz w:val="19"/>
         </w:rPr>
-        <w:t>Deutsche Daten aus RKI und ceres, direkt anwendbar</w:t>
+        <w:t>Japan, vergleichbare Finanzierung, Operationsindikationen ähnlich zu Deutschland</w:t>
       </w:r>
     </w:p>
     <w:p>
@@ -244,7 +244,7 @@
           <w:color w:val="5A7D3A"/>
           <w:sz w:val="18"/>
         </w:rPr>
-        <w:t>https://pubmed.ncbi.nlm.nih.gov/42611051/</w:t>
+        <w:t>https://pubmed.ncbi.nlm.nih.gov/42723340/</w:t>
       </w:r>
     </w:p>
     <w:p>
@@ -252,7 +252,7 @@
         <w:pStyle w:val="Heading2"/>
       </w:pPr>
       <w:r>
-        <w:t>Präventive Hausbesuche zur Gesundheitsförderung älterer Menschen</w:t>
+        <w:t>Gebrechlichkeit am Lebensende: wer hat Anspruch auf assistierten Freitod?</w:t>
       </w:r>
     </w:p>
     <w:p>
@@ -262,12 +262,12 @@
           <w:color w:val="666666"/>
           <w:sz w:val="18"/>
         </w:rPr>
-        <w:t>Blotenberg B et al.  ·  Bundesgesundheitsblatt Gesundheitsforschung Gesundheitsschutz  ·  13.08.2026  ·  PMID 42593520</w:t>
+        <w:t>Squeri T et al.  ·  Age Ageing  ·  04.09.2026  ·  PMID 42709408</w:t>
       </w:r>
     </w:p>
     <w:p>
       <w:r>
-        <w:t>Diskussionsbeitrag zu Konzeption, Effektivität und Finanzierungserfordernissen präventiver Hausbesuche als niedrigschwellige Versorgungsform in Deutschland.</w:t>
+        <w:t>Vergleichende Analyse der Häufigkeit und rechtlichen Zulässigkeit von Gebrechlichkeit (Frailty) als Indikation für assistierten Freitod in Jurisdiktionen mit reguliertem Zugang.</w:t>
       </w:r>
     </w:p>
     <w:p>
@@ -278,7 +278,7 @@
         <w:t xml:space="preserve">Ergebnis: </w:t>
       </w:r>
       <w:r>
-        <w:t>In Deutschland wachsende Zahl von Projekten mit unterschiedlichen Konzepten. PHB können Sturzrisiken, soziale Isolation und Ernährungsmängel früh erkennen und Versorgungskompetenz stärken. Zentrale Herausforderung: Langzeitfinanzierung und Verstetigung bislang projektförmig organisierter Angebote. Forderung: Bessere Verankerung in gesetzlicher Kranken- und Pflegeversicherung.</w:t>
+        <w:t>Nur Kanada und Niederlande berichten die Häufigkeit: 9,07% der Freitode in Kanada 2023 waren mit Gebrechlichkeit assoziiert (als Hauptdiagnose oder Komorbidität), in den Niederlanden 3,85% mit multiplen geriatrischen Syndromen. 11 Jurisdiktionen: Gebrechlichkeit wahrscheinlich nicht zulässig; 6: schwere Gebrechlichkeit erfüllt Kriterien; 14: unklar. Erhebliches Reporting-Defizit und regulatorische Mehrdeutigkeit.</w:t>
       </w:r>
     </w:p>
     <w:p>
@@ -293,7 +293,7 @@
         <w:rPr>
           <w:sz w:val="19"/>
         </w:rPr>
-        <w:t>Deutsche Gesundheitslandschaft, unmittelbar relevant für Finanzierungsdiskurs</w:t>
+        <w:t>Internationale Perspektive, begrenzte Relevanz für deutsches Recht</w:t>
       </w:r>
     </w:p>
     <w:p>
@@ -302,7 +302,7 @@
           <w:color w:val="5A7D3A"/>
           <w:sz w:val="18"/>
         </w:rPr>
-        <w:t>https://pubmed.ncbi.nlm.nih.gov/42593520/</w:t>
+        <w:t>https://pubmed.ncbi.nlm.nih.gov/42709408/</w:t>
       </w:r>
     </w:p>
     <w:p>
@@ -310,7 +310,7 @@
         <w:pStyle w:val="Heading2"/>
       </w:pPr>
       <w:r>
-        <w:t>Körperliche Funktionsfähigkeit und Frailty im sehr hohen Alter</w:t>
+        <w:t>Kognitive Alterung als sozial strukturierter Prozess: Lebenskurs, Ungleichheit und institutionelle Kontexte</w:t>
       </w:r>
     </w:p>
     <w:p>
@@ -320,12 +320,12 @@
           <w:color w:val="666666"/>
           <w:sz w:val="18"/>
         </w:rPr>
-        <w:t>Nowossadeck S et al.  ·  Bundesgesundheitsblatt Gesundheitsforschung Gesundheitsschutz  ·  11.08.2026  ·  PMID 42579141</w:t>
+        <w:t>Bertogg A et al.  ·  Soc Sci Med  ·  01.08.2026  ·  PMID 42561791</w:t>
       </w:r>
     </w:p>
     <w:p>
       <w:r>
-        <w:t>Analyse von Funktionsfähigkeit und Frailty bei über 80-Jährigen in deutschen Privathaushalten mit GALI und spezifischen Funktionsindikatoren.</w:t>
+        <w:t>Editorial zu Spezialausgabe, die kognitives Altern als von Lebenslauf, sozialen Ungleichheiten und Institutionen geprägte Prozesse konzeptualisiert; Synthese länderübergreifender Studien aus Europa, Nordamerika, Lateinamerika und Asien.</w:t>
       </w:r>
     </w:p>
     <w:p>
@@ -336,7 +336,7 @@
         <w:t xml:space="preserve">Ergebnis: </w:t>
       </w:r>
       <w:r>
-        <w:t>Ein Viertel hat schwere funktionale Einschränkungen (GALI). Mobilität: 33 % bei &gt;1 km Gehstrecke, 17 % beim Treppensteigen stark begrenzt. Sensorische Defizite: 10 % Sehstörungen, 27 % Hörstörungen. Harninkontinenz 40 %. Robustheit 49 %, Pre-Frailty 43 %, Frailty 8,6 %. Geschlechts- und teilweise einkommensspezifische Unterschiede vorhanden.</w:t>
+        <w:t>Längsschnittstudien, Register, qualitative Interviews und ethnographische Arbeiten dokumentieren bleibende Einflüsse von Kindheitsbedingungen, Bildung, Berufslaufbahn, Familie, sozialer Partizipation, Nachbarschaft und Wohlfahrtsregimen auf späte kognitive Leistung. Ungleichheiten nach Geschlecht, Ethnie, Migrationshintergrund und Ort prägen kognitives Altern über die Lebensspanne. Infrastruktur, Gesundheitssysteme und politisch-ökonomische Veränderungen beeinflussen kognitive Reserven.</w:t>
       </w:r>
     </w:p>
     <w:p>
@@ -351,7 +351,7 @@
         <w:rPr>
           <w:sz w:val="19"/>
         </w:rPr>
-        <w:t>Deutsche Alternssurvey (DEAS) und Gesundheit 65+, direkt auf deutsches System übertragbar</w:t>
+        <w:t>Europäische und deutschsprachige Beiträge, vergleichbare Wohlfahrtssysteme</w:t>
       </w:r>
     </w:p>
     <w:p>
@@ -360,7 +360,7 @@
           <w:color w:val="5A7D3A"/>
           <w:sz w:val="18"/>
         </w:rPr>
-        <w:t>https://pubmed.ncbi.nlm.nih.gov/42579141/</w:t>
+        <w:t>https://pubmed.ncbi.nlm.nih.gov/42561791/</w:t>
       </w:r>
     </w:p>
     <w:p>
@@ -368,7 +368,7 @@
         <w:pStyle w:val="Heading2"/>
       </w:pPr>
       <w:r>
-        <w:t>Genexpression in Mikroglia über die Lebensspanne: nichtlineare Muster und AD-Implikationen</w:t>
+        <w:t>Berufswahl Geriatrie: persönliche Zuneigung und Spezialisierungsanreize bei Medizinern</w:t>
       </w:r>
     </w:p>
     <w:p>
@@ -378,12 +378,12 @@
           <w:color w:val="666666"/>
           <w:sz w:val="18"/>
         </w:rPr>
-        <w:t>Muedano-Sosa A et al.  ·  Exp Gerontol  ·  01.10.2026  ·  PMID 42551772</w:t>
+        <w:t>Martín ML et al.  ·  Eur Geriatr Med  ·  11.07.2026  ·  PMID 42435263</w:t>
       </w:r>
     </w:p>
     <w:p>
       <w:r>
-        <w:t>In-silico-Transkriptomanalyse öffentlicher Datensätze zur Charakterisierung von Genexpressions-Trajektorien während physiologischen und pathologischen Alterns von Mikroglia.</w:t>
+        <w:t>Qualitative Befragung (N=129) spanischer Medizinresidenten zu Faktoren, die die Wahl der Geriatrie beeinflussen, und Einfluss geriatrischer Schulung während des Studiums.</w:t>
       </w:r>
     </w:p>
     <w:p>
@@ -394,7 +394,7 @@
         <w:t xml:space="preserve">Ergebnis: </w:t>
       </w:r>
       <w:r>
-        <w:t>Physiologisches Alter der Mikroglia zeigt nichtlineare, spiegelsymmetrische Expressionsmuster bei Genen der Mitochondrienfunktion, lysosomalen Degradation und Immunantwort. Dieses Muster ist in humanen Daten konserviert. Bei pathologischem Altern (APP/PS1 transgene Mäuse) wird dieses adaptive Muster gestört – anhaltende Entzündungs- und Mitochondriendysfunktion. Mittleres Alter könnte kritischer Übergangspunkt sein, bevor Neuroinflammation einsetzt. Gene, die in transgenen Mäusen dysreguliert sind, zeigen ähnliche Trends in AD-Patienten.</w:t>
+        <w:t>89% bereits mit Fachgebiet vertraut; 46% hatten theoretische und praktische geriatrische Schulung während des Studiums erhalten. Häufigste Faktoren: Affinität zu älteren Menschen (95%), Patientenkommunikation und Familie (90%), multidisziplinäres Arbeiten (86%), klinische Komplexität (84%), Multimorbidität (82%). Mit vollständiger geriatrischer Schulung 75% vs. 54% (p=0,02) erwogen Geriatrie als Fachgebiet; klinische Komplexität war signifikant wichtiger unter denen mit vollständiger Schulung (92% vs. 77%, p=0,027).</w:t>
       </w:r>
     </w:p>
     <w:p>
@@ -409,7 +409,7 @@
         <w:rPr>
           <w:sz w:val="19"/>
         </w:rPr>
-        <w:t>Mausmodelle und humane Daten, grundlagenwissenschaftlich; translational zu AD</w:t>
+        <w:t>Spanien, europäische Gesundheitspolitik, Ärztenachwuchs vergleichbar</w:t>
       </w:r>
     </w:p>
     <w:p>
@@ -418,7 +418,7 @@
           <w:color w:val="5A7D3A"/>
           <w:sz w:val="18"/>
         </w:rPr>
-        <w:t>https://pubmed.ncbi.nlm.nih.gov/42551772/</w:t>
+        <w:t>https://pubmed.ncbi.nlm.nih.gov/42435263/</w:t>
       </w:r>
     </w:p>
     <w:sectPr>
